--- a/docs/rapport/rapport.docx
+++ b/docs/rapport/rapport.docx
@@ -11,7 +11,7 @@
         <w:drawing>
           <wp:inline>
             <wp:extent cx="756000" cy="756000"/>
-            <wp:docPr id="71" name="Picture 71"/>
+            <wp:docPr id="125" name="Picture 125"/>
             <wp:cNvGraphicFramePr>
               <a:graphicFrameLocks noChangeAspect="1"/>
             </wp:cNvGraphicFramePr>
@@ -1507,7 +1507,7 @@
     </w:p>
     <w:bookmarkEnd w:id="36"/>
     <w:bookmarkEnd w:id="37"/>
-    <w:bookmarkStart w:id="73" w:name="mise-en-œuvre"/>
+    <w:bookmarkStart w:id="127" w:name="mise-en-œuvre"/>
     <w:p>
       <w:pPr>
         <w:pStyle w:val="Heading1"/>
@@ -1542,7 +1542,10 @@
         <w:t xml:space="preserve">create-dagster</w:t>
       </w:r>
       <w:r>
-        <w:t xml:space="preserve">, puis les dépendances ont été ajoutées avec</w:t>
+        <w:t xml:space="preserve"> </w:t>
+      </w:r>
+      <w:r>
+        <w:t xml:space="preserve">(figures 3.1 et 3.2), puis les dépendances ont été ajoutées avec</w:t>
       </w:r>
       <w:r>
         <w:t xml:space="preserve"> </w:t>
@@ -1569,7 +1572,10 @@
         <w:t xml:space="preserve">dg scaffold defs dagster_dlt.DltLoadCollectionComponent mssql_ingestion</w:t>
       </w:r>
       <w:r>
-        <w:t xml:space="preserve">, et le projet dbt est placé dans</w:t>
+        <w:t xml:space="preserve"> </w:t>
+      </w:r>
+      <w:r>
+        <w:t xml:space="preserve">(figure 3.3), et le projet dbt est placé dans</w:t>
       </w:r>
       <w:r>
         <w:t xml:space="preserve"> </w:t>
@@ -1581,734 +1587,7 @@
         <w:t xml:space="preserve">defs/transform</w:t>
       </w:r>
       <w:r>
-        <w:t xml:space="preserve">.</w:t>
-      </w:r>
-    </w:p>
-    <w:bookmarkStart w:id="42" w:name="ingestion-avec-dlt"/>
-    <w:p>
-      <w:pPr>
-        <w:pStyle w:val="Heading2"/>
-      </w:pPr>
-      <w:r>
-        <w:rPr>
-          <w:rStyle w:val="SectionNumber"/>
-        </w:rPr>
-        <w:t xml:space="preserve">3.1</w:t>
-      </w:r>
-      <w:r>
-        <w:tab/>
-      </w:r>
-      <w:r>
-        <w:t xml:space="preserve">Ingestion avec DLT</w:t>
-      </w:r>
-    </w:p>
-    <w:p>
-      <w:pPr>
-        <w:pStyle w:val="FirstParagraph"/>
-      </w:pPr>
-      <w:r>
-        <w:t xml:space="preserve">Chaque table est déclarée dans</w:t>
-      </w:r>
-      <w:r>
-        <w:t xml:space="preserve"> </w:t>
-      </w:r>
-      <w:r>
-        <w:rPr>
-          <w:rStyle w:val="VerbatimChar"/>
-        </w:rPr>
-        <w:t xml:space="preserve">loads.py</w:t>
-      </w:r>
-      <w:r>
-        <w:t xml:space="preserve"> </w:t>
-      </w:r>
-      <w:r>
-        <w:t xml:space="preserve">comme une ressource de la source</w:t>
-      </w:r>
-      <w:r>
-        <w:t xml:space="preserve"> </w:t>
-      </w:r>
-      <w:r>
-        <w:rPr>
-          <w:rStyle w:val="VerbatimChar"/>
-        </w:rPr>
-        <w:t xml:space="preserve">wwi</w:t>
-      </w:r>
-      <w:r>
-        <w:t xml:space="preserve">. Voici les deux premières, les autres suivent le même modèle :</w:t>
-      </w:r>
-    </w:p>
-    <w:p>
-      <w:pPr>
-        <w:pStyle w:val="BodyText"/>
-      </w:pPr>
-      <w:r>
-        <w:rPr>
-          <w:bCs/>
-          <w:b/>
-        </w:rPr>
-        <w:t xml:space="preserve">Code 3.1</w:t>
-      </w:r>
-      <w:r>
-        <w:t xml:space="preserve"> – Source DLT (defs/mssql_ingestion/loads.py)</w:t>
-      </w:r>
-    </w:p>
-    <w:bookmarkStart w:id="38" w:name="code:dlt"/>
-    <w:p>
-      <w:pPr>
-        <w:pStyle w:val="SourceCode"/>
-      </w:pPr>
-      <w:r>
-        <w:rPr>
-          <w:rStyle w:val="NormalTok"/>
-        </w:rPr>
-        <w:t xml:space="preserve"> </w:t>
-      </w:r>
-      <w:r>
-        <w:rPr>
-          <w:rStyle w:val="DecValTok"/>
-        </w:rPr>
-        <w:t xml:space="preserve">1</w:t>
-      </w:r>
-      <w:r>
-        <w:rPr>
-          <w:rStyle w:val="NormalTok"/>
-        </w:rPr>
-        <w:t xml:space="preserve">  </w:t>
-      </w:r>
-      <w:r>
-        <w:rPr>
-          <w:rStyle w:val="OperatorTok"/>
-        </w:rPr>
-        <w:t xml:space="preserve">@</w:t>
-      </w:r>
-      <w:r>
-        <w:rPr>
-          <w:rStyle w:val="NormalTok"/>
-        </w:rPr>
-        <w:t xml:space="preserve">dlt.source(name</w:t>
-      </w:r>
-      <w:r>
-        <w:rPr>
-          <w:rStyle w:val="OperatorTok"/>
-        </w:rPr>
-        <w:t xml:space="preserve">=</w:t>
-      </w:r>
-      <w:r>
-        <w:rPr>
-          <w:rStyle w:val="StringTok"/>
-        </w:rPr>
-        <w:t xml:space="preserve">"wwi"</w:t>
-      </w:r>
-      <w:r>
-        <w:rPr>
-          <w:rStyle w:val="NormalTok"/>
-        </w:rPr>
-        <w:t xml:space="preserve">)</w:t>
-      </w:r>
-      <w:r>
-        <w:br/>
-      </w:r>
-      <w:r>
-        <w:rPr>
-          <w:rStyle w:val="NormalTok"/>
-        </w:rPr>
-        <w:t xml:space="preserve"> </w:t>
-      </w:r>
-      <w:r>
-        <w:rPr>
-          <w:rStyle w:val="DecValTok"/>
-        </w:rPr>
-        <w:t xml:space="preserve">2</w:t>
-      </w:r>
-      <w:r>
-        <w:rPr>
-          <w:rStyle w:val="NormalTok"/>
-        </w:rPr>
-        <w:t xml:space="preserve">  </w:t>
-      </w:r>
-      <w:r>
-        <w:rPr>
-          <w:rStyle w:val="KeywordTok"/>
-        </w:rPr>
-        <w:t xml:space="preserve">def</w:t>
-      </w:r>
-      <w:r>
-        <w:rPr>
-          <w:rStyle w:val="NormalTok"/>
-        </w:rPr>
-        <w:t xml:space="preserve"> wwi_source():</w:t>
-      </w:r>
-      <w:r>
-        <w:br/>
-      </w:r>
-      <w:r>
-        <w:rPr>
-          <w:rStyle w:val="NormalTok"/>
-        </w:rPr>
-        <w:t xml:space="preserve"> </w:t>
-      </w:r>
-      <w:r>
-        <w:rPr>
-          <w:rStyle w:val="DecValTok"/>
-        </w:rPr>
-        <w:t xml:space="preserve">3</w:t>
-      </w:r>
-      <w:r>
-        <w:rPr>
-          <w:rStyle w:val="NormalTok"/>
-        </w:rPr>
-        <w:t xml:space="preserve">      </w:t>
-      </w:r>
-      <w:r>
-        <w:rPr>
-          <w:rStyle w:val="ControlFlowTok"/>
-        </w:rPr>
-        <w:t xml:space="preserve">yield</w:t>
-      </w:r>
-      <w:r>
-        <w:rPr>
-          <w:rStyle w:val="NormalTok"/>
-        </w:rPr>
-        <w:t xml:space="preserve"> sql_table(</w:t>
-      </w:r>
-      <w:r>
-        <w:br/>
-      </w:r>
-      <w:r>
-        <w:rPr>
-          <w:rStyle w:val="NormalTok"/>
-        </w:rPr>
-        <w:t xml:space="preserve"> </w:t>
-      </w:r>
-      <w:r>
-        <w:rPr>
-          <w:rStyle w:val="DecValTok"/>
-        </w:rPr>
-        <w:t xml:space="preserve">4</w:t>
-      </w:r>
-      <w:r>
-        <w:rPr>
-          <w:rStyle w:val="NormalTok"/>
-        </w:rPr>
-        <w:t xml:space="preserve">          credentials</w:t>
-      </w:r>
-      <w:r>
-        <w:rPr>
-          <w:rStyle w:val="OperatorTok"/>
-        </w:rPr>
-        <w:t xml:space="preserve">=</w:t>
-      </w:r>
-      <w:r>
-        <w:rPr>
-          <w:rStyle w:val="NormalTok"/>
-        </w:rPr>
-        <w:t xml:space="preserve">credentials, schema</w:t>
-      </w:r>
-      <w:r>
-        <w:rPr>
-          <w:rStyle w:val="OperatorTok"/>
-        </w:rPr>
-        <w:t xml:space="preserve">=</w:t>
-      </w:r>
-      <w:r>
-        <w:rPr>
-          <w:rStyle w:val="StringTok"/>
-        </w:rPr>
-        <w:t xml:space="preserve">"Sales"</w:t>
-      </w:r>
-      <w:r>
-        <w:rPr>
-          <w:rStyle w:val="NormalTok"/>
-        </w:rPr>
-        <w:t xml:space="preserve">, table</w:t>
-      </w:r>
-      <w:r>
-        <w:rPr>
-          <w:rStyle w:val="OperatorTok"/>
-        </w:rPr>
-        <w:t xml:space="preserve">=</w:t>
-      </w:r>
-      <w:r>
-        <w:rPr>
-          <w:rStyle w:val="StringTok"/>
-        </w:rPr>
-        <w:t xml:space="preserve">"Customers"</w:t>
-      </w:r>
-      <w:r>
-        <w:rPr>
-          <w:rStyle w:val="NormalTok"/>
-        </w:rPr>
-        <w:t xml:space="preserve">,</w:t>
-      </w:r>
-      <w:r>
-        <w:br/>
-      </w:r>
-      <w:r>
-        <w:rPr>
-          <w:rStyle w:val="NormalTok"/>
-        </w:rPr>
-        <w:t xml:space="preserve"> </w:t>
-      </w:r>
-      <w:r>
-        <w:rPr>
-          <w:rStyle w:val="DecValTok"/>
-        </w:rPr>
-        <w:t xml:space="preserve">5</w:t>
-      </w:r>
-      <w:r>
-        <w:rPr>
-          <w:rStyle w:val="NormalTok"/>
-        </w:rPr>
-        <w:t xml:space="preserve">          write_disposition</w:t>
-      </w:r>
-      <w:r>
-        <w:rPr>
-          <w:rStyle w:val="OperatorTok"/>
-        </w:rPr>
-        <w:t xml:space="preserve">=</w:t>
-      </w:r>
-      <w:r>
-        <w:rPr>
-          <w:rStyle w:val="StringTok"/>
-        </w:rPr>
-        <w:t xml:space="preserve">"replace"</w:t>
-      </w:r>
-      <w:r>
-        <w:rPr>
-          <w:rStyle w:val="NormalTok"/>
-        </w:rPr>
-        <w:t xml:space="preserve">,</w:t>
-      </w:r>
-      <w:r>
-        <w:br/>
-      </w:r>
-      <w:r>
-        <w:rPr>
-          <w:rStyle w:val="NormalTok"/>
-        </w:rPr>
-        <w:t xml:space="preserve"> </w:t>
-      </w:r>
-      <w:r>
-        <w:rPr>
-          <w:rStyle w:val="DecValTok"/>
-        </w:rPr>
-        <w:t xml:space="preserve">6</w:t>
-      </w:r>
-      <w:r>
-        <w:rPr>
-          <w:rStyle w:val="NormalTok"/>
-        </w:rPr>
-        <w:t xml:space="preserve">          excluded_columns</w:t>
-      </w:r>
-      <w:r>
-        <w:rPr>
-          <w:rStyle w:val="OperatorTok"/>
-        </w:rPr>
-        <w:t xml:space="preserve">=</w:t>
-      </w:r>
-      <w:r>
-        <w:rPr>
-          <w:rStyle w:val="NormalTok"/>
-        </w:rPr>
-        <w:t xml:space="preserve">[</w:t>
-      </w:r>
-      <w:r>
-        <w:rPr>
-          <w:rStyle w:val="StringTok"/>
-        </w:rPr>
-        <w:t xml:space="preserve">"DeliveryLocation"</w:t>
-      </w:r>
-      <w:r>
-        <w:rPr>
-          <w:rStyle w:val="NormalTok"/>
-        </w:rPr>
-        <w:t xml:space="preserve">],</w:t>
-      </w:r>
-      <w:r>
-        <w:br/>
-      </w:r>
-      <w:r>
-        <w:rPr>
-          <w:rStyle w:val="NormalTok"/>
-        </w:rPr>
-        <w:t xml:space="preserve"> </w:t>
-      </w:r>
-      <w:r>
-        <w:rPr>
-          <w:rStyle w:val="DecValTok"/>
-        </w:rPr>
-        <w:t xml:space="preserve">7</w:t>
-      </w:r>
-      <w:r>
-        <w:rPr>
-          <w:rStyle w:val="NormalTok"/>
-        </w:rPr>
-        <w:t xml:space="preserve">      )</w:t>
-      </w:r>
-      <w:r>
-        <w:br/>
-      </w:r>
-      <w:r>
-        <w:rPr>
-          <w:rStyle w:val="NormalTok"/>
-        </w:rPr>
-        <w:t xml:space="preserve"> </w:t>
-      </w:r>
-      <w:r>
-        <w:rPr>
-          <w:rStyle w:val="DecValTok"/>
-        </w:rPr>
-        <w:t xml:space="preserve">8</w:t>
-      </w:r>
-      <w:r>
-        <w:rPr>
-          <w:rStyle w:val="NormalTok"/>
-        </w:rPr>
-        <w:t xml:space="preserve">      </w:t>
-      </w:r>
-      <w:r>
-        <w:rPr>
-          <w:rStyle w:val="ControlFlowTok"/>
-        </w:rPr>
-        <w:t xml:space="preserve">yield</w:t>
-      </w:r>
-      <w:r>
-        <w:rPr>
-          <w:rStyle w:val="NormalTok"/>
-        </w:rPr>
-        <w:t xml:space="preserve"> sql_table(</w:t>
-      </w:r>
-      <w:r>
-        <w:br/>
-      </w:r>
-      <w:r>
-        <w:rPr>
-          <w:rStyle w:val="NormalTok"/>
-        </w:rPr>
-        <w:t xml:space="preserve"> </w:t>
-      </w:r>
-      <w:r>
-        <w:rPr>
-          <w:rStyle w:val="DecValTok"/>
-        </w:rPr>
-        <w:t xml:space="preserve">9</w:t>
-      </w:r>
-      <w:r>
-        <w:rPr>
-          <w:rStyle w:val="NormalTok"/>
-        </w:rPr>
-        <w:t xml:space="preserve">          credentials</w:t>
-      </w:r>
-      <w:r>
-        <w:rPr>
-          <w:rStyle w:val="OperatorTok"/>
-        </w:rPr>
-        <w:t xml:space="preserve">=</w:t>
-      </w:r>
-      <w:r>
-        <w:rPr>
-          <w:rStyle w:val="NormalTok"/>
-        </w:rPr>
-        <w:t xml:space="preserve">credentials, schema</w:t>
-      </w:r>
-      <w:r>
-        <w:rPr>
-          <w:rStyle w:val="OperatorTok"/>
-        </w:rPr>
-        <w:t xml:space="preserve">=</w:t>
-      </w:r>
-      <w:r>
-        <w:rPr>
-          <w:rStyle w:val="StringTok"/>
-        </w:rPr>
-        <w:t xml:space="preserve">"Sales"</w:t>
-      </w:r>
-      <w:r>
-        <w:rPr>
-          <w:rStyle w:val="NormalTok"/>
-        </w:rPr>
-        <w:t xml:space="preserve">, table</w:t>
-      </w:r>
-      <w:r>
-        <w:rPr>
-          <w:rStyle w:val="OperatorTok"/>
-        </w:rPr>
-        <w:t xml:space="preserve">=</w:t>
-      </w:r>
-      <w:r>
-        <w:rPr>
-          <w:rStyle w:val="StringTok"/>
-        </w:rPr>
-        <w:t xml:space="preserve">"Orders"</w:t>
-      </w:r>
-      <w:r>
-        <w:rPr>
-          <w:rStyle w:val="NormalTok"/>
-        </w:rPr>
-        <w:t xml:space="preserve">,</w:t>
-      </w:r>
-      <w:r>
-        <w:br/>
-      </w:r>
-      <w:r>
-        <w:rPr>
-          <w:rStyle w:val="DecValTok"/>
-        </w:rPr>
-        <w:t xml:space="preserve">10</w:t>
-      </w:r>
-      <w:r>
-        <w:rPr>
-          <w:rStyle w:val="NormalTok"/>
-        </w:rPr>
-        <w:t xml:space="preserve">          write_disposition</w:t>
-      </w:r>
-      <w:r>
-        <w:rPr>
-          <w:rStyle w:val="OperatorTok"/>
-        </w:rPr>
-        <w:t xml:space="preserve">=</w:t>
-      </w:r>
-      <w:r>
-        <w:rPr>
-          <w:rStyle w:val="StringTok"/>
-        </w:rPr>
-        <w:t xml:space="preserve">"merge"</w:t>
-      </w:r>
-      <w:r>
-        <w:rPr>
-          <w:rStyle w:val="NormalTok"/>
-        </w:rPr>
-        <w:t xml:space="preserve">, primary_key</w:t>
-      </w:r>
-      <w:r>
-        <w:rPr>
-          <w:rStyle w:val="OperatorTok"/>
-        </w:rPr>
-        <w:t xml:space="preserve">=</w:t>
-      </w:r>
-      <w:r>
-        <w:rPr>
-          <w:rStyle w:val="StringTok"/>
-        </w:rPr>
-        <w:t xml:space="preserve">"OrderID"</w:t>
-      </w:r>
-      <w:r>
-        <w:rPr>
-          <w:rStyle w:val="NormalTok"/>
-        </w:rPr>
-        <w:t xml:space="preserve">,</w:t>
-      </w:r>
-      <w:r>
-        <w:br/>
-      </w:r>
-      <w:r>
-        <w:rPr>
-          <w:rStyle w:val="DecValTok"/>
-        </w:rPr>
-        <w:t xml:space="preserve">11</w:t>
-      </w:r>
-      <w:r>
-        <w:rPr>
-          <w:rStyle w:val="NormalTok"/>
-        </w:rPr>
-        <w:t xml:space="preserve">          incremental</w:t>
-      </w:r>
-      <w:r>
-        <w:rPr>
-          <w:rStyle w:val="OperatorTok"/>
-        </w:rPr>
-        <w:t xml:space="preserve">=</w:t>
-      </w:r>
-      <w:r>
-        <w:rPr>
-          <w:rStyle w:val="NormalTok"/>
-        </w:rPr>
-        <w:t xml:space="preserve">dlt.sources.incremental(</w:t>
-      </w:r>
-      <w:r>
-        <w:rPr>
-          <w:rStyle w:val="StringTok"/>
-        </w:rPr>
-        <w:t xml:space="preserve">"LastEditedWhen"</w:t>
-      </w:r>
-      <w:r>
-        <w:rPr>
-          <w:rStyle w:val="NormalTok"/>
-        </w:rPr>
-        <w:t xml:space="preserve">),</w:t>
-      </w:r>
-      <w:r>
-        <w:br/>
-      </w:r>
-      <w:r>
-        <w:rPr>
-          <w:rStyle w:val="DecValTok"/>
-        </w:rPr>
-        <w:t xml:space="preserve">12</w:t>
-      </w:r>
-      <w:r>
-        <w:rPr>
-          <w:rStyle w:val="NormalTok"/>
-        </w:rPr>
-        <w:t xml:space="preserve">      )</w:t>
-      </w:r>
-    </w:p>
-    <w:bookmarkEnd w:id="38"/>
-    <w:p>
-      <w:pPr>
-        <w:pStyle w:val="FirstParagraph"/>
-      </w:pPr>
-      <w:r>
-        <w:t xml:space="preserve">Les petites tables de référence sont rechargées entièrement (</w:t>
-      </w:r>
-      <w:r>
-        <w:rPr>
-          <w:rStyle w:val="VerbatimChar"/>
-        </w:rPr>
-        <w:t xml:space="preserve">replace</w:t>
-      </w:r>
-      <w:r>
-        <w:t xml:space="preserve">). Pour les commandes, les factures et leurs lignes, le chargement est incrémental : DLT retient la dernière valeur de</w:t>
-      </w:r>
-      <w:r>
-        <w:t xml:space="preserve"> </w:t>
-      </w:r>
-      <w:r>
-        <w:rPr>
-          <w:rStyle w:val="VerbatimChar"/>
-        </w:rPr>
-        <w:t xml:space="preserve">LastEditedWhen</w:t>
-      </w:r>
-      <w:r>
-        <w:t xml:space="preserve"> </w:t>
-      </w:r>
-      <w:r>
-        <w:t xml:space="preserve">et ne relit ensuite que les lignes modifiées, et</w:t>
-      </w:r>
-      <w:r>
-        <w:t xml:space="preserve"> </w:t>
-      </w:r>
-      <w:r>
-        <w:rPr>
-          <w:rStyle w:val="VerbatimChar"/>
-        </w:rPr>
-        <w:t xml:space="preserve">merge</w:t>
-      </w:r>
-      <w:r>
-        <w:t xml:space="preserve"> </w:t>
-      </w:r>
-      <w:r>
-        <w:t xml:space="preserve">évite les doublons grâce à la clé primaire. Les colonnes de type</w:t>
-      </w:r>
-      <w:r>
-        <w:t xml:space="preserve"> </w:t>
-      </w:r>
-      <w:r>
-        <w:rPr>
-          <w:rStyle w:val="VerbatimChar"/>
-        </w:rPr>
-        <w:t xml:space="preserve">geography</w:t>
-      </w:r>
-      <w:r>
-        <w:t xml:space="preserve"> </w:t>
-      </w:r>
-      <w:r>
-        <w:t xml:space="preserve">(comme</w:t>
-      </w:r>
-      <w:r>
-        <w:t xml:space="preserve"> </w:t>
-      </w:r>
-      <w:r>
-        <w:rPr>
-          <w:rStyle w:val="VerbatimChar"/>
-        </w:rPr>
-        <w:t xml:space="preserve">DeliveryLocation</w:t>
-      </w:r>
-      <w:r>
-        <w:t xml:space="preserve">) sont exclues parce que DLT ne sait pas les convertir ; au début elles provoquaient des avertissements à chaque chargement. Les identifiants SQL Server sont dans</w:t>
-      </w:r>
-      <w:r>
-        <w:t xml:space="preserve"> </w:t>
-      </w:r>
-      <w:r>
-        <w:rPr>
-          <w:rStyle w:val="VerbatimChar"/>
-        </w:rPr>
-        <w:t xml:space="preserve">.dlt/secrets.toml</w:t>
-      </w:r>
-      <w:r>
-        <w:t xml:space="preserve">, qui n’est pas versionné.</w:t>
-      </w:r>
-    </w:p>
-    <w:p>
-      <w:pPr>
-        <w:pStyle w:val="BodyText"/>
-      </w:pPr>
-      <w:r>
-        <w:t xml:space="preserve">Un point qui nous a fait perdre du temps : DLT renomme les tables et les colonnes en snake_case (</w:t>
-      </w:r>
-      <w:r>
-        <w:rPr>
-          <w:rStyle w:val="VerbatimChar"/>
-        </w:rPr>
-        <w:t xml:space="preserve">OrderLines</w:t>
-      </w:r>
-      <w:r>
-        <w:t xml:space="preserve"> </w:t>
-      </w:r>
-      <w:r>
-        <w:t xml:space="preserve">devient</w:t>
-      </w:r>
-      <w:r>
-        <w:t xml:space="preserve"> </w:t>
-      </w:r>
-      <w:r>
-        <w:rPr>
-          <w:rStyle w:val="VerbatimChar"/>
-        </w:rPr>
-        <w:t xml:space="preserve">order_lines</w:t>
-      </w:r>
-      <w:r>
-        <w:t xml:space="preserve">,</w:t>
-      </w:r>
-      <w:r>
-        <w:t xml:space="preserve"> </w:t>
-      </w:r>
-      <w:r>
-        <w:rPr>
-          <w:rStyle w:val="VerbatimChar"/>
-        </w:rPr>
-        <w:t xml:space="preserve">CustomerID</w:t>
-      </w:r>
-      <w:r>
-        <w:t xml:space="preserve"> </w:t>
-      </w:r>
-      <w:r>
-        <w:t xml:space="preserve">devient</w:t>
-      </w:r>
-      <w:r>
-        <w:t xml:space="preserve"> </w:t>
-      </w:r>
-      <w:r>
-        <w:rPr>
-          <w:rStyle w:val="VerbatimChar"/>
-        </w:rPr>
-        <w:t xml:space="preserve">customer_id</w:t>
-      </w:r>
-      <w:r>
-        <w:t xml:space="preserve">). Nos premiers modèles dbt utilisaient les noms d’origine et ne trouvaient pas les tables. Dans les sources dbt, nous avons donc gardé le nom SQL Server comme nom logique et ajouté le vrai nom avec</w:t>
-      </w:r>
-      <w:r>
-        <w:t xml:space="preserve"> </w:t>
-      </w:r>
-      <w:r>
-        <w:rPr>
-          <w:rStyle w:val="VerbatimChar"/>
-        </w:rPr>
-        <w:t xml:space="preserve">identifier</w:t>
-      </w:r>
-      <w:r>
-        <w:t xml:space="preserve">. Cela permet aussi à Dagster de relier automatiquement les actifs DLT aux modèles dbt.</w:t>
+        <w:t xml:space="preserve">. La figure 3.4 montre l’arborescence obtenue.</w:t>
       </w:r>
     </w:p>
     <w:p>
@@ -2318,20 +1597,20 @@
       <w:r>
         <w:drawing>
           <wp:inline>
-            <wp:extent cx="5753100" cy="3421248"/>
+            <wp:extent cx="4314825" cy="1550997"/>
             <wp:effectExtent b="0" l="0" r="0" t="0"/>
-            <wp:docPr descr="Étape DLT dans Dagster lors du run sur Snowflake (4 min 33 s)" title="" id="40" name="Picture"/>
+            <wp:docPr descr="Lancement de create-dagster" title="" id="39" name="Picture"/>
             <a:graphic>
               <a:graphicData uri="http://schemas.openxmlformats.org/drawingml/2006/picture">
                 <pic:pic>
                   <pic:nvPicPr>
-                    <pic:cNvPr descr="../../captures/Capture14.png" id="41" name="Picture"/>
+                    <pic:cNvPr descr="../../captures/Capture1.png" id="40" name="Picture"/>
                     <pic:cNvPicPr>
                       <a:picLocks noChangeArrowheads="1" noChangeAspect="1"/>
                     </pic:cNvPicPr>
                   </pic:nvPicPr>
                   <pic:blipFill>
-                    <a:blip r:embed="rId39"/>
+                    <a:blip r:embed="rId38"/>
                     <a:stretch>
                       <a:fillRect/>
                     </a:stretch>
@@ -2339,7 +1618,7 @@
                   <pic:spPr bwMode="auto">
                     <a:xfrm>
                       <a:off x="0" y="0"/>
-                      <a:ext cx="5753100" cy="3421248"/>
+                      <a:ext cx="4314825" cy="1550997"/>
                     </a:xfrm>
                     <a:prstGeom prst="rect">
                       <a:avLst/>
@@ -2370,1020 +1649,16 @@
         <w:t xml:space="preserve">Figure 3.1</w:t>
       </w:r>
       <w:r>
-        <w:t xml:space="preserve"> – Étape DLT dans Dagster lors du run sur Snowflake (4 min 33 s)</w:t>
-      </w:r>
-    </w:p>
-    <w:bookmarkEnd w:id="42"/>
-    <w:bookmarkStart w:id="48" w:name="transformations-avec-dbt"/>
-    <w:p>
-      <w:pPr>
-        <w:pStyle w:val="Heading2"/>
-      </w:pPr>
-      <w:r>
-        <w:rPr>
-          <w:rStyle w:val="SectionNumber"/>
-        </w:rPr>
-        <w:t xml:space="preserve">3.2</w:t>
-      </w:r>
-      <w:r>
-        <w:tab/>
-      </w:r>
-      <w:r>
-        <w:t xml:space="preserve">Transformations avec dbt</w:t>
-      </w:r>
-    </w:p>
-    <w:p>
-      <w:pPr>
-        <w:pStyle w:val="FirstParagraph"/>
-      </w:pPr>
-      <w:r>
-        <w:t xml:space="preserve">La couche Silver contient sept vues</w:t>
-      </w:r>
-      <w:r>
-        <w:t xml:space="preserve"> </w:t>
-      </w:r>
-      <w:r>
-        <w:rPr>
-          <w:rStyle w:val="VerbatimChar"/>
-        </w:rPr>
-        <w:t xml:space="preserve">stg_*</w:t>
-      </w:r>
-      <w:r>
-        <w:t xml:space="preserve"> </w:t>
-      </w:r>
-      <w:r>
-        <w:t xml:space="preserve">qui renomment et typent les colonnes. Par exemple,</w:t>
-      </w:r>
-      <w:r>
-        <w:t xml:space="preserve"> </w:t>
-      </w:r>
-      <w:r>
-        <w:rPr>
-          <w:rStyle w:val="VerbatimChar"/>
-        </w:rPr>
-        <w:t xml:space="preserve">stg_invoice_lines</w:t>
-      </w:r>
-      <w:r>
-        <w:t xml:space="preserve"> </w:t>
-      </w:r>
-      <w:r>
-        <w:t xml:space="preserve">joint les lignes de facture à leur en-tête pour récupérer la date et le client. La couche Gold contient les quatre dimensions et les deux tables de faits. Les dossiers</w:t>
-      </w:r>
-      <w:r>
-        <w:t xml:space="preserve"> </w:t>
-      </w:r>
-      <w:r>
-        <w:rPr>
-          <w:rStyle w:val="VerbatimChar"/>
-        </w:rPr>
-        <w:t xml:space="preserve">staging</w:t>
-      </w:r>
-      <w:r>
-        <w:t xml:space="preserve"> </w:t>
-      </w:r>
-      <w:r>
-        <w:t xml:space="preserve">et</w:t>
-      </w:r>
-      <w:r>
-        <w:t xml:space="preserve"> </w:t>
-      </w:r>
-      <w:r>
-        <w:rPr>
-          <w:rStyle w:val="VerbatimChar"/>
-        </w:rPr>
-        <w:t xml:space="preserve">marts</w:t>
-      </w:r>
-      <w:r>
-        <w:t xml:space="preserve"> </w:t>
-      </w:r>
-      <w:r>
-        <w:t xml:space="preserve">sont envoyés dans les schémas</w:t>
-      </w:r>
-      <w:r>
-        <w:t xml:space="preserve"> </w:t>
-      </w:r>
-      <w:r>
-        <w:rPr>
-          <w:rStyle w:val="VerbatimChar"/>
-        </w:rPr>
-        <w:t xml:space="preserve">silver</w:t>
-      </w:r>
-      <w:r>
-        <w:t xml:space="preserve"> </w:t>
-      </w:r>
-      <w:r>
-        <w:t xml:space="preserve">et</w:t>
-      </w:r>
-      <w:r>
-        <w:t xml:space="preserve"> </w:t>
-      </w:r>
-      <w:r>
-        <w:rPr>
-          <w:rStyle w:val="VerbatimChar"/>
-        </w:rPr>
-        <w:t xml:space="preserve">gold</w:t>
-      </w:r>
-      <w:r>
-        <w:t xml:space="preserve"> </w:t>
-      </w:r>
-      <w:r>
-        <w:t xml:space="preserve">; il a fallu surcharger la macro</w:t>
-      </w:r>
-      <w:r>
-        <w:t xml:space="preserve"> </w:t>
-      </w:r>
-      <w:r>
-        <w:rPr>
-          <w:rStyle w:val="VerbatimChar"/>
-        </w:rPr>
-        <w:t xml:space="preserve">generate_schema_name</w:t>
-      </w:r>
-      <w:r>
-        <w:t xml:space="preserve">, sinon dbt crée des schémas nommés</w:t>
-      </w:r>
-      <w:r>
-        <w:t xml:space="preserve"> </w:t>
-      </w:r>
-      <w:r>
-        <w:rPr>
-          <w:rStyle w:val="VerbatimChar"/>
-        </w:rPr>
-        <w:t xml:space="preserve">SILVER_SILVER</w:t>
-      </w:r>
-      <w:r>
-        <w:t xml:space="preserve"> </w:t>
-      </w:r>
-      <w:r>
-        <w:t xml:space="preserve">et</w:t>
-      </w:r>
-      <w:r>
-        <w:t xml:space="preserve"> </w:t>
-      </w:r>
-      <w:r>
-        <w:rPr>
-          <w:rStyle w:val="VerbatimChar"/>
-        </w:rPr>
-        <w:t xml:space="preserve">SILVER_GOLD</w:t>
-      </w:r>
-      <w:r>
-        <w:t xml:space="preserve">.</w:t>
-      </w:r>
-    </w:p>
-    <w:p>
-      <w:pPr>
-        <w:pStyle w:val="BodyText"/>
-      </w:pPr>
-      <w:r>
-        <w:rPr>
-          <w:bCs/>
-          <w:b/>
-        </w:rPr>
-        <w:t xml:space="preserve">Code 3.2</w:t>
-      </w:r>
-      <w:r>
-        <w:t xml:space="preserve"> – Table de faits des ventes (models/marts/fct_sales.sql)</w:t>
-      </w:r>
-    </w:p>
-    <w:bookmarkStart w:id="43" w:name="code:fct"/>
-    <w:p>
-      <w:pPr>
-        <w:pStyle w:val="SourceCode"/>
-      </w:pPr>
-      <w:r>
-        <w:rPr>
-          <w:rStyle w:val="NormalTok"/>
-        </w:rPr>
-        <w:t xml:space="preserve"> </w:t>
-      </w:r>
-      <w:r>
-        <w:rPr>
-          <w:rStyle w:val="DecValTok"/>
-        </w:rPr>
-        <w:t xml:space="preserve">1</w:t>
-      </w:r>
-      <w:r>
-        <w:rPr>
-          <w:rStyle w:val="NormalTok"/>
-        </w:rPr>
-        <w:t xml:space="preserve">  </w:t>
-      </w:r>
-      <w:r>
-        <w:rPr>
-          <w:rStyle w:val="KeywordTok"/>
-        </w:rPr>
-        <w:t xml:space="preserve">select</w:t>
-      </w:r>
-      <w:r>
-        <w:br/>
-      </w:r>
-      <w:r>
-        <w:rPr>
-          <w:rStyle w:val="NormalTok"/>
-        </w:rPr>
-        <w:t xml:space="preserve"> </w:t>
-      </w:r>
-      <w:r>
-        <w:rPr>
-          <w:rStyle w:val="DecValTok"/>
-        </w:rPr>
-        <w:t xml:space="preserve">2</w:t>
-      </w:r>
-      <w:r>
-        <w:rPr>
-          <w:rStyle w:val="NormalTok"/>
-        </w:rPr>
-        <w:t xml:space="preserve">      ol.order_line_id,</w:t>
-      </w:r>
-      <w:r>
-        <w:br/>
-      </w:r>
-      <w:r>
-        <w:rPr>
-          <w:rStyle w:val="NormalTok"/>
-        </w:rPr>
-        <w:t xml:space="preserve"> </w:t>
-      </w:r>
-      <w:r>
-        <w:rPr>
-          <w:rStyle w:val="DecValTok"/>
-        </w:rPr>
-        <w:t xml:space="preserve">3</w:t>
-      </w:r>
-      <w:r>
-        <w:rPr>
-          <w:rStyle w:val="NormalTok"/>
-        </w:rPr>
-        <w:t xml:space="preserve">      o.order_id,</w:t>
-      </w:r>
-      <w:r>
-        <w:br/>
-      </w:r>
-      <w:r>
-        <w:rPr>
-          <w:rStyle w:val="NormalTok"/>
-        </w:rPr>
-        <w:t xml:space="preserve"> </w:t>
-      </w:r>
-      <w:r>
-        <w:rPr>
-          <w:rStyle w:val="DecValTok"/>
-        </w:rPr>
-        <w:t xml:space="preserve">4</w:t>
-      </w:r>
-      <w:r>
-        <w:rPr>
-          <w:rStyle w:val="NormalTok"/>
-        </w:rPr>
-        <w:t xml:space="preserve">      o.order_date,</w:t>
-      </w:r>
-      <w:r>
-        <w:br/>
-      </w:r>
-      <w:r>
-        <w:rPr>
-          <w:rStyle w:val="NormalTok"/>
-        </w:rPr>
-        <w:t xml:space="preserve"> </w:t>
-      </w:r>
-      <w:r>
-        <w:rPr>
-          <w:rStyle w:val="DecValTok"/>
-        </w:rPr>
-        <w:t xml:space="preserve">5</w:t>
-      </w:r>
-      <w:r>
-        <w:rPr>
-          <w:rStyle w:val="NormalTok"/>
-        </w:rPr>
-        <w:t xml:space="preserve">      o.customer_id,</w:t>
-      </w:r>
-      <w:r>
-        <w:br/>
-      </w:r>
-      <w:r>
-        <w:rPr>
-          <w:rStyle w:val="NormalTok"/>
-        </w:rPr>
-        <w:t xml:space="preserve"> </w:t>
-      </w:r>
-      <w:r>
-        <w:rPr>
-          <w:rStyle w:val="DecValTok"/>
-        </w:rPr>
-        <w:t xml:space="preserve">6</w:t>
-      </w:r>
-      <w:r>
-        <w:rPr>
-          <w:rStyle w:val="NormalTok"/>
-        </w:rPr>
-        <w:t xml:space="preserve">      o.salesperson_person_id     </w:t>
-      </w:r>
-      <w:r>
-        <w:rPr>
-          <w:rStyle w:val="KeywordTok"/>
-        </w:rPr>
-        <w:t xml:space="preserve">as</w:t>
-      </w:r>
-      <w:r>
-        <w:rPr>
-          <w:rStyle w:val="NormalTok"/>
-        </w:rPr>
-        <w:t xml:space="preserve"> salesperson_id,</w:t>
-      </w:r>
-      <w:r>
-        <w:br/>
-      </w:r>
-      <w:r>
-        <w:rPr>
-          <w:rStyle w:val="NormalTok"/>
-        </w:rPr>
-        <w:t xml:space="preserve"> </w:t>
-      </w:r>
-      <w:r>
-        <w:rPr>
-          <w:rStyle w:val="DecValTok"/>
-        </w:rPr>
-        <w:t xml:space="preserve">7</w:t>
-      </w:r>
-      <w:r>
-        <w:rPr>
-          <w:rStyle w:val="NormalTok"/>
-        </w:rPr>
-        <w:t xml:space="preserve">      ol.stock_item_id            </w:t>
-      </w:r>
-      <w:r>
-        <w:rPr>
-          <w:rStyle w:val="KeywordTok"/>
-        </w:rPr>
-        <w:t xml:space="preserve">as</w:t>
-      </w:r>
-      <w:r>
-        <w:rPr>
-          <w:rStyle w:val="NormalTok"/>
-        </w:rPr>
-        <w:t xml:space="preserve"> product_id,</w:t>
-      </w:r>
-      <w:r>
-        <w:br/>
-      </w:r>
-      <w:r>
-        <w:rPr>
-          <w:rStyle w:val="NormalTok"/>
-        </w:rPr>
-        <w:t xml:space="preserve"> </w:t>
-      </w:r>
-      <w:r>
-        <w:rPr>
-          <w:rStyle w:val="DecValTok"/>
-        </w:rPr>
-        <w:t xml:space="preserve">8</w:t>
-      </w:r>
-      <w:r>
-        <w:rPr>
-          <w:rStyle w:val="NormalTok"/>
-        </w:rPr>
-        <w:t xml:space="preserve">      ol.quantity,</w:t>
-      </w:r>
-      <w:r>
-        <w:br/>
-      </w:r>
-      <w:r>
-        <w:rPr>
-          <w:rStyle w:val="NormalTok"/>
-        </w:rPr>
-        <w:t xml:space="preserve"> </w:t>
-      </w:r>
-      <w:r>
-        <w:rPr>
-          <w:rStyle w:val="DecValTok"/>
-        </w:rPr>
-        <w:t xml:space="preserve">9</w:t>
-      </w:r>
-      <w:r>
-        <w:rPr>
-          <w:rStyle w:val="NormalTok"/>
-        </w:rPr>
-        <w:t xml:space="preserve">      ol.unit_price,</w:t>
-      </w:r>
-      <w:r>
-        <w:br/>
-      </w:r>
-      <w:r>
-        <w:rPr>
-          <w:rStyle w:val="DecValTok"/>
-        </w:rPr>
-        <w:t xml:space="preserve">10</w:t>
-      </w:r>
-      <w:r>
-        <w:rPr>
-          <w:rStyle w:val="NormalTok"/>
-        </w:rPr>
-        <w:t xml:space="preserve">      ol.quantity </w:t>
-      </w:r>
-      <w:r>
-        <w:rPr>
-          <w:rStyle w:val="OperatorTok"/>
-        </w:rPr>
-        <w:t xml:space="preserve">*</w:t>
-      </w:r>
-      <w:r>
-        <w:rPr>
-          <w:rStyle w:val="NormalTok"/>
-        </w:rPr>
-        <w:t xml:space="preserve"> ol.unit_price </w:t>
-      </w:r>
-      <w:r>
-        <w:rPr>
-          <w:rStyle w:val="KeywordTok"/>
-        </w:rPr>
-        <w:t xml:space="preserve">as</w:t>
-      </w:r>
-      <w:r>
-        <w:rPr>
-          <w:rStyle w:val="NormalTok"/>
-        </w:rPr>
-        <w:t xml:space="preserve"> sales_amount_excl_tax,</w:t>
-      </w:r>
-      <w:r>
-        <w:br/>
-      </w:r>
-      <w:r>
-        <w:rPr>
-          <w:rStyle w:val="DecValTok"/>
-        </w:rPr>
-        <w:t xml:space="preserve">11</w:t>
-      </w:r>
-      <w:r>
-        <w:rPr>
-          <w:rStyle w:val="NormalTok"/>
-        </w:rPr>
-        <w:t xml:space="preserve">      ol.quantity </w:t>
-      </w:r>
-      <w:r>
-        <w:rPr>
-          <w:rStyle w:val="OperatorTok"/>
-        </w:rPr>
-        <w:t xml:space="preserve">*</w:t>
-      </w:r>
-      <w:r>
-        <w:rPr>
-          <w:rStyle w:val="NormalTok"/>
-        </w:rPr>
-        <w:t xml:space="preserve"> ol.unit_price </w:t>
-      </w:r>
-      <w:r>
-        <w:rPr>
-          <w:rStyle w:val="OperatorTok"/>
-        </w:rPr>
-        <w:t xml:space="preserve">*</w:t>
-      </w:r>
-      <w:r>
-        <w:rPr>
-          <w:rStyle w:val="NormalTok"/>
-        </w:rPr>
-        <w:t xml:space="preserve"> (</w:t>
-      </w:r>
-      <w:r>
-        <w:rPr>
-          <w:rStyle w:val="DecValTok"/>
-        </w:rPr>
-        <w:t xml:space="preserve">1</w:t>
-      </w:r>
-      <w:r>
-        <w:rPr>
-          <w:rStyle w:val="NormalTok"/>
-        </w:rPr>
-        <w:t xml:space="preserve"> </w:t>
-      </w:r>
-      <w:r>
-        <w:rPr>
-          <w:rStyle w:val="OperatorTok"/>
-        </w:rPr>
-        <w:t xml:space="preserve">+</w:t>
-      </w:r>
-      <w:r>
-        <w:rPr>
-          <w:rStyle w:val="NormalTok"/>
-        </w:rPr>
-        <w:t xml:space="preserve"> ol.tax_rate </w:t>
-      </w:r>
-      <w:r>
-        <w:rPr>
-          <w:rStyle w:val="OperatorTok"/>
-        </w:rPr>
-        <w:t xml:space="preserve">/</w:t>
-      </w:r>
-      <w:r>
-        <w:rPr>
-          <w:rStyle w:val="NormalTok"/>
-        </w:rPr>
-        <w:t xml:space="preserve"> </w:t>
-      </w:r>
-      <w:r>
-        <w:rPr>
-          <w:rStyle w:val="DecValTok"/>
-        </w:rPr>
-        <w:t xml:space="preserve">100</w:t>
-      </w:r>
-      <w:r>
-        <w:rPr>
-          <w:rStyle w:val="NormalTok"/>
-        </w:rPr>
-        <w:t xml:space="preserve">) </w:t>
-      </w:r>
-      <w:r>
-        <w:rPr>
-          <w:rStyle w:val="KeywordTok"/>
-        </w:rPr>
-        <w:t xml:space="preserve">as</w:t>
-      </w:r>
-      <w:r>
-        <w:rPr>
-          <w:rStyle w:val="NormalTok"/>
-        </w:rPr>
-        <w:t xml:space="preserve"> sales_amount_incl_tax</w:t>
-      </w:r>
-      <w:r>
-        <w:br/>
-      </w:r>
-      <w:r>
-        <w:rPr>
-          <w:rStyle w:val="DecValTok"/>
-        </w:rPr>
-        <w:t xml:space="preserve">12</w:t>
-      </w:r>
-      <w:r>
-        <w:rPr>
-          <w:rStyle w:val="NormalTok"/>
-        </w:rPr>
-        <w:t xml:space="preserve">  </w:t>
-      </w:r>
-      <w:r>
-        <w:rPr>
-          <w:rStyle w:val="KeywordTok"/>
-        </w:rPr>
-        <w:t xml:space="preserve">from</w:t>
-      </w:r>
-      <w:r>
-        <w:rPr>
-          <w:rStyle w:val="NormalTok"/>
-        </w:rPr>
-        <w:t xml:space="preserve"> {{ </w:t>
-      </w:r>
-      <w:r>
-        <w:rPr>
-          <w:rStyle w:val="FunctionTok"/>
-        </w:rPr>
-        <w:t xml:space="preserve">ref</w:t>
-      </w:r>
-      <w:r>
-        <w:rPr>
-          <w:rStyle w:val="NormalTok"/>
-        </w:rPr>
-        <w:t xml:space="preserve">(</w:t>
-      </w:r>
-      <w:r>
-        <w:rPr>
-          <w:rStyle w:val="StringTok"/>
-        </w:rPr>
-        <w:t xml:space="preserve">'stg_order_lines'</w:t>
-      </w:r>
-      <w:r>
-        <w:rPr>
-          <w:rStyle w:val="NormalTok"/>
-        </w:rPr>
-        <w:t xml:space="preserve">) }} ol</w:t>
-      </w:r>
-      <w:r>
-        <w:br/>
-      </w:r>
-      <w:r>
-        <w:rPr>
-          <w:rStyle w:val="DecValTok"/>
-        </w:rPr>
-        <w:t xml:space="preserve">13</w:t>
-      </w:r>
-      <w:r>
-        <w:rPr>
-          <w:rStyle w:val="NormalTok"/>
-        </w:rPr>
-        <w:t xml:space="preserve">  </w:t>
-      </w:r>
-      <w:r>
-        <w:rPr>
-          <w:rStyle w:val="KeywordTok"/>
-        </w:rPr>
-        <w:t xml:space="preserve">join</w:t>
-      </w:r>
-      <w:r>
-        <w:rPr>
-          <w:rStyle w:val="NormalTok"/>
-        </w:rPr>
-        <w:t xml:space="preserve"> {{ </w:t>
-      </w:r>
-      <w:r>
-        <w:rPr>
-          <w:rStyle w:val="FunctionTok"/>
-        </w:rPr>
-        <w:t xml:space="preserve">ref</w:t>
-      </w:r>
-      <w:r>
-        <w:rPr>
-          <w:rStyle w:val="NormalTok"/>
-        </w:rPr>
-        <w:t xml:space="preserve">(</w:t>
-      </w:r>
-      <w:r>
-        <w:rPr>
-          <w:rStyle w:val="StringTok"/>
-        </w:rPr>
-        <w:t xml:space="preserve">'stg_orders'</w:t>
-      </w:r>
-      <w:r>
-        <w:rPr>
-          <w:rStyle w:val="NormalTok"/>
-        </w:rPr>
-        <w:t xml:space="preserve">) }} o </w:t>
-      </w:r>
-      <w:r>
-        <w:rPr>
-          <w:rStyle w:val="KeywordTok"/>
-        </w:rPr>
-        <w:t xml:space="preserve">on</w:t>
-      </w:r>
-      <w:r>
-        <w:rPr>
-          <w:rStyle w:val="NormalTok"/>
-        </w:rPr>
-        <w:t xml:space="preserve"> ol.order_id </w:t>
-      </w:r>
-      <w:r>
-        <w:rPr>
-          <w:rStyle w:val="OperatorTok"/>
-        </w:rPr>
-        <w:t xml:space="preserve">=</w:t>
-      </w:r>
-      <w:r>
-        <w:rPr>
-          <w:rStyle w:val="NormalTok"/>
-        </w:rPr>
-        <w:t xml:space="preserve"> o.order_id</w:t>
-      </w:r>
-    </w:p>
-    <w:bookmarkEnd w:id="43"/>
-    <w:p>
-      <w:pPr>
-        <w:pStyle w:val="FirstParagraph"/>
-      </w:pPr>
-      <w:r>
-        <w:t xml:space="preserve">Le chiffre d’affaires HT et TTC est calculé une seule fois ici (lignes 10 et 11), donc aucune requête de l’application n’a à le recalculer. Les clés sont renommées (</w:t>
-      </w:r>
-      <w:r>
-        <w:rPr>
-          <w:rStyle w:val="VerbatimChar"/>
-        </w:rPr>
-        <w:t xml:space="preserve">product_id</w:t>
-      </w:r>
-      <w:r>
-        <w:t xml:space="preserve">,</w:t>
-      </w:r>
-      <w:r>
-        <w:t xml:space="preserve"> </w:t>
-      </w:r>
-      <w:r>
-        <w:rPr>
-          <w:rStyle w:val="VerbatimChar"/>
-        </w:rPr>
-        <w:t xml:space="preserve">salesperson_id</w:t>
-      </w:r>
-      <w:r>
-        <w:t xml:space="preserve">) pour avoir le même nom que dans les dimensions, ce qui simplifie les jointures que le modèle de langage doit écrire.</w:t>
-      </w:r>
-    </w:p>
-    <w:p>
-      <w:pPr>
-        <w:pStyle w:val="BodyText"/>
-      </w:pPr>
-      <w:r>
-        <w:t xml:space="preserve">Les tests sont déclarés dans les fichiers YAML de documentation :</w:t>
-      </w:r>
-    </w:p>
-    <w:p>
-      <w:pPr>
-        <w:pStyle w:val="BodyText"/>
-      </w:pPr>
-      <w:r>
-        <w:rPr>
-          <w:bCs/>
-          <w:b/>
-        </w:rPr>
-        <w:t xml:space="preserve">Code 3.3</w:t>
-      </w:r>
-      <w:r>
-        <w:t xml:space="preserve"> – Extrait des tests de fct_sales (models/marts/_marts.yml)</w:t>
-      </w:r>
-    </w:p>
-    <w:bookmarkStart w:id="44" w:name="code:tests"/>
-    <w:p>
-      <w:pPr>
-        <w:pStyle w:val="SourceCode"/>
-      </w:pPr>
-      <w:r>
-        <w:rPr>
-          <w:rStyle w:val="FunctionTok"/>
-        </w:rPr>
-        <w:t xml:space="preserve">1    - name</w:t>
-      </w:r>
-      <w:r>
-        <w:rPr>
-          <w:rStyle w:val="KeywordTok"/>
-        </w:rPr>
-        <w:t xml:space="preserve">:</w:t>
-      </w:r>
-      <w:r>
-        <w:rPr>
-          <w:rStyle w:val="AttributeTok"/>
-        </w:rPr>
-        <w:t xml:space="preserve"> fct_sales</w:t>
-      </w:r>
-      <w:r>
-        <w:br/>
-      </w:r>
-      <w:r>
-        <w:rPr>
-          <w:rStyle w:val="FunctionTok"/>
-        </w:rPr>
-        <w:t xml:space="preserve">2      columns</w:t>
-      </w:r>
-      <w:r>
-        <w:rPr>
-          <w:rStyle w:val="KeywordTok"/>
-        </w:rPr>
-        <w:t xml:space="preserve">:</w:t>
-      </w:r>
-      <w:r>
-        <w:br/>
-      </w:r>
-      <w:r>
-        <w:rPr>
-          <w:rStyle w:val="FunctionTok"/>
-        </w:rPr>
-        <w:t xml:space="preserve">3        - name</w:t>
-      </w:r>
-      <w:r>
-        <w:rPr>
-          <w:rStyle w:val="KeywordTok"/>
-        </w:rPr>
-        <w:t xml:space="preserve">:</w:t>
-      </w:r>
-      <w:r>
-        <w:rPr>
-          <w:rStyle w:val="AttributeTok"/>
-        </w:rPr>
-        <w:t xml:space="preserve"> order_line_id</w:t>
-      </w:r>
-      <w:r>
-        <w:br/>
-      </w:r>
-      <w:r>
-        <w:rPr>
-          <w:rStyle w:val="FunctionTok"/>
-        </w:rPr>
-        <w:t xml:space="preserve">4          data_tests</w:t>
-      </w:r>
-      <w:r>
-        <w:rPr>
-          <w:rStyle w:val="KeywordTok"/>
-        </w:rPr>
-        <w:t xml:space="preserve">:</w:t>
-      </w:r>
-      <w:r>
-        <w:rPr>
-          <w:rStyle w:val="AttributeTok"/>
-        </w:rPr>
-        <w:t xml:space="preserve"> </w:t>
-      </w:r>
-      <w:r>
-        <w:rPr>
-          <w:rStyle w:val="KeywordTok"/>
-        </w:rPr>
-        <w:t xml:space="preserve">[</w:t>
-      </w:r>
-      <w:r>
-        <w:rPr>
-          <w:rStyle w:val="AttributeTok"/>
-        </w:rPr>
-        <w:t xml:space="preserve">unique</w:t>
-      </w:r>
-      <w:r>
-        <w:rPr>
-          <w:rStyle w:val="KeywordTok"/>
-        </w:rPr>
-        <w:t xml:space="preserve">,</w:t>
-      </w:r>
-      <w:r>
-        <w:rPr>
-          <w:rStyle w:val="AttributeTok"/>
-        </w:rPr>
-        <w:t xml:space="preserve"> not_</w:t>
-      </w:r>
-      <w:r>
-        <w:rPr>
-          <w:rStyle w:val="CharTok"/>
-        </w:rPr>
-        <w:t xml:space="preserve">null</w:t>
-      </w:r>
-      <w:r>
-        <w:rPr>
-          <w:rStyle w:val="KeywordTok"/>
-        </w:rPr>
-        <w:t xml:space="preserve">]</w:t>
-      </w:r>
-      <w:r>
-        <w:br/>
-      </w:r>
-      <w:r>
-        <w:rPr>
-          <w:rStyle w:val="FunctionTok"/>
-        </w:rPr>
-        <w:t xml:space="preserve">5        - name</w:t>
-      </w:r>
-      <w:r>
-        <w:rPr>
-          <w:rStyle w:val="KeywordTok"/>
-        </w:rPr>
-        <w:t xml:space="preserve">:</w:t>
-      </w:r>
-      <w:r>
-        <w:rPr>
-          <w:rStyle w:val="AttributeTok"/>
-        </w:rPr>
-        <w:t xml:space="preserve"> product_id</w:t>
-      </w:r>
-      <w:r>
-        <w:br/>
-      </w:r>
-      <w:r>
-        <w:rPr>
-          <w:rStyle w:val="FunctionTok"/>
-        </w:rPr>
-        <w:t xml:space="preserve">6          data_tests</w:t>
-      </w:r>
-      <w:r>
-        <w:rPr>
-          <w:rStyle w:val="KeywordTok"/>
-        </w:rPr>
-        <w:t xml:space="preserve">:</w:t>
-      </w:r>
-      <w:r>
-        <w:br/>
-      </w:r>
-      <w:r>
-        <w:rPr>
-          <w:rStyle w:val="FunctionTok"/>
-        </w:rPr>
-        <w:t xml:space="preserve">7            - relationships</w:t>
-      </w:r>
-      <w:r>
-        <w:rPr>
-          <w:rStyle w:val="KeywordTok"/>
-        </w:rPr>
-        <w:t xml:space="preserve">:</w:t>
-      </w:r>
-      <w:r>
-        <w:br/>
-      </w:r>
-      <w:r>
-        <w:rPr>
-          <w:rStyle w:val="FunctionTok"/>
-        </w:rPr>
-        <w:t xml:space="preserve">8                arguments</w:t>
-      </w:r>
-      <w:r>
-        <w:rPr>
-          <w:rStyle w:val="KeywordTok"/>
-        </w:rPr>
-        <w:t xml:space="preserve">:</w:t>
-      </w:r>
-      <w:r>
-        <w:rPr>
-          <w:rStyle w:val="AttributeTok"/>
-        </w:rPr>
-        <w:t xml:space="preserve"> </w:t>
-      </w:r>
-      <w:r>
-        <w:rPr>
-          <w:rStyle w:val="KeywordTok"/>
-        </w:rPr>
-        <w:t xml:space="preserve">{</w:t>
-      </w:r>
-      <w:r>
-        <w:rPr>
-          <w:rStyle w:val="FunctionTok"/>
-        </w:rPr>
-        <w:t xml:space="preserve">to</w:t>
-      </w:r>
-      <w:r>
-        <w:rPr>
-          <w:rStyle w:val="KeywordTok"/>
-        </w:rPr>
-        <w:t xml:space="preserve">:</w:t>
-      </w:r>
-      <w:r>
-        <w:rPr>
-          <w:rStyle w:val="AttributeTok"/>
-        </w:rPr>
-        <w:t xml:space="preserve"> ref('dim_products')</w:t>
-      </w:r>
-      <w:r>
-        <w:rPr>
-          <w:rStyle w:val="KeywordTok"/>
-        </w:rPr>
-        <w:t xml:space="preserve">,</w:t>
-      </w:r>
-      <w:r>
-        <w:rPr>
-          <w:rStyle w:val="AttributeTok"/>
-        </w:rPr>
-        <w:t xml:space="preserve"> </w:t>
-      </w:r>
-      <w:r>
-        <w:rPr>
-          <w:rStyle w:val="FunctionTok"/>
-        </w:rPr>
-        <w:t xml:space="preserve">field</w:t>
-      </w:r>
-      <w:r>
-        <w:rPr>
-          <w:rStyle w:val="KeywordTok"/>
-        </w:rPr>
-        <w:t xml:space="preserve">:</w:t>
-      </w:r>
-      <w:r>
-        <w:rPr>
-          <w:rStyle w:val="AttributeTok"/>
-        </w:rPr>
-        <w:t xml:space="preserve"> product_id</w:t>
-      </w:r>
-      <w:r>
-        <w:rPr>
-          <w:rStyle w:val="KeywordTok"/>
-        </w:rPr>
-        <w:t xml:space="preserve">}</w:t>
-      </w:r>
-    </w:p>
-    <w:bookmarkEnd w:id="44"/>
-    <w:p>
-      <w:pPr>
-        <w:pStyle w:val="FirstParagraph"/>
-      </w:pPr>
-      <w:r>
-        <w:t xml:space="preserve">Le test</w:t>
-      </w:r>
-      <w:r>
-        <w:t xml:space="preserve"> </w:t>
-      </w:r>
-      <w:r>
-        <w:rPr>
-          <w:rStyle w:val="VerbatimChar"/>
-        </w:rPr>
-        <w:t xml:space="preserve">unique</w:t>
-      </w:r>
-      <w:r>
-        <w:t xml:space="preserve"> </w:t>
-      </w:r>
-      <w:r>
-        <w:t xml:space="preserve">sur la clé vérifie qu’aucune jointure n’a dupliqué de lignes, et</w:t>
-      </w:r>
-      <w:r>
-        <w:t xml:space="preserve"> </w:t>
-      </w:r>
-      <w:r>
-        <w:rPr>
-          <w:rStyle w:val="VerbatimChar"/>
-        </w:rPr>
-        <w:t xml:space="preserve">relationships</w:t>
-      </w:r>
-      <w:r>
-        <w:t xml:space="preserve"> </w:t>
-      </w:r>
-      <w:r>
-        <w:t xml:space="preserve">vérifie que chaque vente pointe vers un produit qui existe. Il y a dix-huit tests au total.</w:t>
-      </w:r>
-      <w:r>
-        <w:t xml:space="preserve"> </w:t>
-      </w:r>
-      <w:r>
-        <w:rPr>
-          <w:rStyle w:val="VerbatimChar"/>
-        </w:rPr>
-        <w:t xml:space="preserve">dbt build</w:t>
-      </w:r>
-      <w:r>
-        <w:t xml:space="preserve"> </w:t>
-      </w:r>
-      <w:r>
-        <w:t xml:space="preserve">exécute les 13 modèles et les tests dans l’ordre (31 nœuds).</w:t>
+        <w:t xml:space="preserve"> – Lancement de</w:t>
+      </w:r>
+      <w:r>
+        <w:t xml:space="preserve"> </w:t>
+      </w:r>
+      <w:r>
+        <w:rPr>
+          <w:rStyle w:val="VerbatimChar"/>
+        </w:rPr>
+        <w:t xml:space="preserve">create-dagster</w:t>
       </w:r>
     </w:p>
     <w:p>
@@ -3393,20 +1668,20 @@
       <w:r>
         <w:drawing>
           <wp:inline>
-            <wp:extent cx="5753100" cy="3595687"/>
+            <wp:extent cx="4027170" cy="2381885"/>
             <wp:effectExtent b="0" l="0" r="0" t="0"/>
-            <wp:docPr descr="Lignage dbt, des sources Bronze aux tables Gold" title="" id="46" name="Picture"/>
+            <wp:docPr descr="Projet Dagster créé" title="" id="42" name="Picture"/>
             <a:graphic>
               <a:graphicData uri="http://schemas.openxmlformats.org/drawingml/2006/picture">
                 <pic:pic>
                   <pic:nvPicPr>
-                    <pic:cNvPr descr="figures/dbt_lineage.png" id="47" name="Picture"/>
+                    <pic:cNvPr descr="../../captures/Capture2.png" id="43" name="Picture"/>
                     <pic:cNvPicPr>
                       <a:picLocks noChangeArrowheads="1" noChangeAspect="1"/>
                     </pic:cNvPicPr>
                   </pic:nvPicPr>
                   <pic:blipFill>
-                    <a:blip r:embed="rId45"/>
+                    <a:blip r:embed="rId41"/>
                     <a:stretch>
                       <a:fillRect/>
                     </a:stretch>
@@ -3414,7 +1689,7 @@
                   <pic:spPr bwMode="auto">
                     <a:xfrm>
                       <a:off x="0" y="0"/>
-                      <a:ext cx="5753100" cy="3595687"/>
+                      <a:ext cx="4027170" cy="2381885"/>
                     </a:xfrm>
                     <a:prstGeom prst="rect">
                       <a:avLst/>
@@ -3445,328 +1720,7 @@
         <w:t xml:space="preserve">Figure 3.2</w:t>
       </w:r>
       <w:r>
-        <w:t xml:space="preserve"> – Lignage dbt, des sources Bronze aux tables Gold</w:t>
-      </w:r>
-    </w:p>
-    <w:bookmarkEnd w:id="48"/>
-    <w:bookmarkStart w:id="53" w:name="orchestration-avec-dagster"/>
-    <w:p>
-      <w:pPr>
-        <w:pStyle w:val="Heading2"/>
-      </w:pPr>
-      <w:r>
-        <w:rPr>
-          <w:rStyle w:val="SectionNumber"/>
-        </w:rPr>
-        <w:t xml:space="preserve">3.3</w:t>
-      </w:r>
-      <w:r>
-        <w:tab/>
-      </w:r>
-      <w:r>
-        <w:t xml:space="preserve">Orchestration avec Dagster</w:t>
-      </w:r>
-    </w:p>
-    <w:p>
-      <w:pPr>
-        <w:pStyle w:val="FirstParagraph"/>
-      </w:pPr>
-      <w:r>
-        <w:t xml:space="preserve">Les deux composants sont déclarés dans des fichiers</w:t>
-      </w:r>
-      <w:r>
-        <w:t xml:space="preserve"> </w:t>
-      </w:r>
-      <w:r>
-        <w:rPr>
-          <w:rStyle w:val="VerbatimChar"/>
-        </w:rPr>
-        <w:t xml:space="preserve">defs.yaml</w:t>
-      </w:r>
-      <w:r>
-        <w:t xml:space="preserve">. Pour dbt, il suffit d’indiquer le dossier du projet et la commande</w:t>
-      </w:r>
-      <w:r>
-        <w:t xml:space="preserve"> </w:t>
-      </w:r>
-      <w:r>
-        <w:rPr>
-          <w:rStyle w:val="VerbatimChar"/>
-        </w:rPr>
-        <w:t xml:space="preserve">build</w:t>
-      </w:r>
-      <w:r>
-        <w:t xml:space="preserve">. Au début, notre fichier s’appelait</w:t>
-      </w:r>
-      <w:r>
-        <w:t xml:space="preserve"> </w:t>
-      </w:r>
-      <w:r>
-        <w:rPr>
-          <w:rStyle w:val="VerbatimChar"/>
-        </w:rPr>
-        <w:t xml:space="preserve">defs.yml</w:t>
-      </w:r>
-      <w:r>
-        <w:t xml:space="preserve"> </w:t>
-      </w:r>
-      <w:r>
-        <w:t xml:space="preserve">: Dagster l’ignorait sans afficher d’erreur et l’étape dbt n’apparaissait pas. C’est</w:t>
-      </w:r>
-      <w:r>
-        <w:t xml:space="preserve"> </w:t>
-      </w:r>
-      <w:r>
-        <w:rPr>
-          <w:rStyle w:val="VerbatimChar"/>
-        </w:rPr>
-        <w:t xml:space="preserve">dg list defs</w:t>
-      </w:r>
-      <w:r>
-        <w:t xml:space="preserve"> </w:t>
-      </w:r>
-      <w:r>
-        <w:t xml:space="preserve">qui nous a permis de voir ce qui était vraiment chargé.</w:t>
-      </w:r>
-    </w:p>
-    <w:p>
-      <w:pPr>
-        <w:pStyle w:val="BodyText"/>
-      </w:pPr>
-      <w:r>
-        <w:rPr>
-          <w:bCs/>
-          <w:b/>
-        </w:rPr>
-        <w:t xml:space="preserve">Code 3.4</w:t>
-      </w:r>
-      <w:r>
-        <w:t xml:space="preserve"> – Job et planification (defs/schedules.py)</w:t>
-      </w:r>
-    </w:p>
-    <w:bookmarkStart w:id="49" w:name="code:schedule"/>
-    <w:p>
-      <w:pPr>
-        <w:pStyle w:val="SourceCode"/>
-      </w:pPr>
-      <w:r>
-        <w:rPr>
-          <w:rStyle w:val="DecValTok"/>
-        </w:rPr>
-        <w:t xml:space="preserve">1</w:t>
-      </w:r>
-      <w:r>
-        <w:rPr>
-          <w:rStyle w:val="NormalTok"/>
-        </w:rPr>
-        <w:t xml:space="preserve">  pipeline_complet </w:t>
-      </w:r>
-      <w:r>
-        <w:rPr>
-          <w:rStyle w:val="OperatorTok"/>
-        </w:rPr>
-        <w:t xml:space="preserve">=</w:t>
-      </w:r>
-      <w:r>
-        <w:rPr>
-          <w:rStyle w:val="NormalTok"/>
-        </w:rPr>
-        <w:t xml:space="preserve"> dg.define_asset_job(name</w:t>
-      </w:r>
-      <w:r>
-        <w:rPr>
-          <w:rStyle w:val="OperatorTok"/>
-        </w:rPr>
-        <w:t xml:space="preserve">=</w:t>
-      </w:r>
-      <w:r>
-        <w:rPr>
-          <w:rStyle w:val="StringTok"/>
-        </w:rPr>
-        <w:t xml:space="preserve">"pipeline_complet"</w:t>
-      </w:r>
-      <w:r>
-        <w:rPr>
-          <w:rStyle w:val="NormalTok"/>
-        </w:rPr>
-        <w:t xml:space="preserve">, selection</w:t>
-      </w:r>
-      <w:r>
-        <w:rPr>
-          <w:rStyle w:val="OperatorTok"/>
-        </w:rPr>
-        <w:t xml:space="preserve">=</w:t>
-      </w:r>
-      <w:r>
-        <w:rPr>
-          <w:rStyle w:val="StringTok"/>
-        </w:rPr>
-        <w:t xml:space="preserve">"*"</w:t>
-      </w:r>
-      <w:r>
-        <w:rPr>
-          <w:rStyle w:val="NormalTok"/>
-        </w:rPr>
-        <w:t xml:space="preserve">)</w:t>
-      </w:r>
-      <w:r>
-        <w:br/>
-      </w:r>
-      <w:r>
-        <w:rPr>
-          <w:rStyle w:val="DecValTok"/>
-        </w:rPr>
-        <w:t xml:space="preserve">2</w:t>
-      </w:r>
-      <w:r>
-        <w:rPr>
-          <w:rStyle w:val="NormalTok"/>
-        </w:rPr>
-        <w:t xml:space="preserve">  </w:t>
-      </w:r>
-      <w:r>
-        <w:br/>
-      </w:r>
-      <w:r>
-        <w:rPr>
-          <w:rStyle w:val="DecValTok"/>
-        </w:rPr>
-        <w:t xml:space="preserve">3</w:t>
-      </w:r>
-      <w:r>
-        <w:rPr>
-          <w:rStyle w:val="NormalTok"/>
-        </w:rPr>
-        <w:t xml:space="preserve">  schedule_quotidien </w:t>
-      </w:r>
-      <w:r>
-        <w:rPr>
-          <w:rStyle w:val="OperatorTok"/>
-        </w:rPr>
-        <w:t xml:space="preserve">=</w:t>
-      </w:r>
-      <w:r>
-        <w:rPr>
-          <w:rStyle w:val="NormalTok"/>
-        </w:rPr>
-        <w:t xml:space="preserve"> dg.ScheduleDefinition(</w:t>
-      </w:r>
-      <w:r>
-        <w:br/>
-      </w:r>
-      <w:r>
-        <w:rPr>
-          <w:rStyle w:val="DecValTok"/>
-        </w:rPr>
-        <w:t xml:space="preserve">4</w:t>
-      </w:r>
-      <w:r>
-        <w:rPr>
-          <w:rStyle w:val="NormalTok"/>
-        </w:rPr>
-        <w:t xml:space="preserve">      job</w:t>
-      </w:r>
-      <w:r>
-        <w:rPr>
-          <w:rStyle w:val="OperatorTok"/>
-        </w:rPr>
-        <w:t xml:space="preserve">=</w:t>
-      </w:r>
-      <w:r>
-        <w:rPr>
-          <w:rStyle w:val="NormalTok"/>
-        </w:rPr>
-        <w:t xml:space="preserve">pipeline_complet,</w:t>
-      </w:r>
-      <w:r>
-        <w:br/>
-      </w:r>
-      <w:r>
-        <w:rPr>
-          <w:rStyle w:val="DecValTok"/>
-        </w:rPr>
-        <w:t xml:space="preserve">5</w:t>
-      </w:r>
-      <w:r>
-        <w:rPr>
-          <w:rStyle w:val="NormalTok"/>
-        </w:rPr>
-        <w:t xml:space="preserve">      cron_schedule</w:t>
-      </w:r>
-      <w:r>
-        <w:rPr>
-          <w:rStyle w:val="OperatorTok"/>
-        </w:rPr>
-        <w:t xml:space="preserve">=</w:t>
-      </w:r>
-      <w:r>
-        <w:rPr>
-          <w:rStyle w:val="StringTok"/>
-        </w:rPr>
-        <w:t xml:space="preserve">"0 2 * * *"</w:t>
-      </w:r>
-      <w:r>
-        <w:rPr>
-          <w:rStyle w:val="NormalTok"/>
-        </w:rPr>
-        <w:t xml:space="preserve">,</w:t>
-      </w:r>
-      <w:r>
-        <w:br/>
-      </w:r>
-      <w:r>
-        <w:rPr>
-          <w:rStyle w:val="DecValTok"/>
-        </w:rPr>
-        <w:t xml:space="preserve">6</w:t>
-      </w:r>
-      <w:r>
-        <w:rPr>
-          <w:rStyle w:val="NormalTok"/>
-        </w:rPr>
-        <w:t xml:space="preserve">      execution_timezone</w:t>
-      </w:r>
-      <w:r>
-        <w:rPr>
-          <w:rStyle w:val="OperatorTok"/>
-        </w:rPr>
-        <w:t xml:space="preserve">=</w:t>
-      </w:r>
-      <w:r>
-        <w:rPr>
-          <w:rStyle w:val="StringTok"/>
-        </w:rPr>
-        <w:t xml:space="preserve">"Africa/Dakar"</w:t>
-      </w:r>
-      <w:r>
-        <w:rPr>
-          <w:rStyle w:val="NormalTok"/>
-        </w:rPr>
-        <w:t xml:space="preserve">,</w:t>
-      </w:r>
-      <w:r>
-        <w:br/>
-      </w:r>
-      <w:r>
-        <w:rPr>
-          <w:rStyle w:val="DecValTok"/>
-        </w:rPr>
-        <w:t xml:space="preserve">7</w:t>
-      </w:r>
-      <w:r>
-        <w:rPr>
-          <w:rStyle w:val="NormalTok"/>
-        </w:rPr>
-        <w:t xml:space="preserve">  )</w:t>
-      </w:r>
-    </w:p>
-    <w:bookmarkEnd w:id="49"/>
-    <w:p>
-      <w:pPr>
-        <w:pStyle w:val="FirstParagraph"/>
-      </w:pPr>
-      <w:r>
-        <w:t xml:space="preserve">Le job sélectionne tous les actifs, et Dagster les lance dans l’ordre du lignage : DLT d’abord, puis dbt. Il est planifié tous les jours à 2 h, heure de Dakar. Le run complet sur Snowflake a duré 7 min 28 s, dont 4 min 33 s pour DLT et 23 s pour dbt (figure 3.3).</w:t>
+        <w:t xml:space="preserve"> – Projet Dagster créé</w:t>
       </w:r>
     </w:p>
     <w:p>
@@ -3776,20 +1730,20 @@
       <w:r>
         <w:drawing>
           <wp:inline>
-            <wp:extent cx="5753100" cy="3406243"/>
+            <wp:extent cx="4314825" cy="1721781"/>
             <wp:effectExtent b="0" l="0" r="0" t="0"/>
-            <wp:docPr descr="Run complet du job pipeline_complet sur Snowflake" title="" id="51" name="Picture"/>
+            <wp:docPr descr="Ajout des dépendances et génération du composant DLT" title="" id="45" name="Picture"/>
             <a:graphic>
               <a:graphicData uri="http://schemas.openxmlformats.org/drawingml/2006/picture">
                 <pic:pic>
                   <pic:nvPicPr>
-                    <pic:cNvPr descr="../../captures/Capture16.png" id="52" name="Picture"/>
+                    <pic:cNvPr descr="../../captures/Capture3.png" id="46" name="Picture"/>
                     <pic:cNvPicPr>
                       <a:picLocks noChangeArrowheads="1" noChangeAspect="1"/>
                     </pic:cNvPicPr>
                   </pic:nvPicPr>
                   <pic:blipFill>
-                    <a:blip r:embed="rId50"/>
+                    <a:blip r:embed="rId44"/>
                     <a:stretch>
                       <a:fillRect/>
                     </a:stretch>
@@ -3797,7 +1751,7 @@
                   <pic:spPr bwMode="auto">
                     <a:xfrm>
                       <a:off x="0" y="0"/>
-                      <a:ext cx="5753100" cy="3406243"/>
+                      <a:ext cx="4314825" cy="1721781"/>
                     </a:xfrm>
                     <a:prstGeom prst="rect">
                       <a:avLst/>
@@ -3828,193 +1782,7 @@
         <w:t xml:space="preserve">Figure 3.3</w:t>
       </w:r>
       <w:r>
-        <w:t xml:space="preserve"> – Run complet du job</w:t>
-      </w:r>
-      <w:r>
-        <w:t xml:space="preserve"> </w:t>
-      </w:r>
-      <w:r>
-        <w:rPr>
-          <w:rStyle w:val="VerbatimChar"/>
-        </w:rPr>
-        <w:t xml:space="preserve">pipeline_complet</w:t>
-      </w:r>
-      <w:r>
-        <w:t xml:space="preserve"> </w:t>
-      </w:r>
-      <w:r>
-        <w:t xml:space="preserve">sur Snowflake</w:t>
-      </w:r>
-    </w:p>
-    <w:bookmarkEnd w:id="53"/>
-    <w:bookmarkStart w:id="57" w:name="passage-à-snowflake"/>
-    <w:p>
-      <w:pPr>
-        <w:pStyle w:val="Heading2"/>
-      </w:pPr>
-      <w:r>
-        <w:rPr>
-          <w:rStyle w:val="SectionNumber"/>
-        </w:rPr>
-        <w:t xml:space="preserve">3.4</w:t>
-      </w:r>
-      <w:r>
-        <w:tab/>
-      </w:r>
-      <w:r>
-        <w:t xml:space="preserve">Passage à Snowflake</w:t>
-      </w:r>
-    </w:p>
-    <w:p>
-      <w:pPr>
-        <w:pStyle w:val="FirstParagraph"/>
-      </w:pPr>
-      <w:r>
-        <w:t xml:space="preserve">Côté code, il a suffi de changer</w:t>
-      </w:r>
-      <w:r>
-        <w:t xml:space="preserve"> </w:t>
-      </w:r>
-      <w:r>
-        <w:rPr>
-          <w:rStyle w:val="VerbatimChar"/>
-        </w:rPr>
-        <w:t xml:space="preserve">DLT_DESTINATION</w:t>
-      </w:r>
-      <w:r>
-        <w:t xml:space="preserve"> </w:t>
-      </w:r>
-      <w:r>
-        <w:t xml:space="preserve">et</w:t>
-      </w:r>
-      <w:r>
-        <w:t xml:space="preserve"> </w:t>
-      </w:r>
-      <w:r>
-        <w:rPr>
-          <w:rStyle w:val="VerbatimChar"/>
-        </w:rPr>
-        <w:t xml:space="preserve">DBT_TARGET</w:t>
-      </w:r>
-      <w:r>
-        <w:t xml:space="preserve"> </w:t>
-      </w:r>
-      <w:r>
-        <w:t xml:space="preserve">et de renseigner les identifiants Snowflake dans des variables d’environnement. Nous avons créé un rôle</w:t>
-      </w:r>
-      <w:r>
-        <w:t xml:space="preserve"> </w:t>
-      </w:r>
-      <w:r>
-        <w:rPr>
-          <w:rStyle w:val="VerbatimChar"/>
-        </w:rPr>
-        <w:t xml:space="preserve">PFPB_ROLE</w:t>
-      </w:r>
-      <w:r>
-        <w:t xml:space="preserve"> </w:t>
-      </w:r>
-      <w:r>
-        <w:t xml:space="preserve">avec l’usage de la base</w:t>
-      </w:r>
-      <w:r>
-        <w:t xml:space="preserve"> </w:t>
-      </w:r>
-      <w:r>
-        <w:rPr>
-          <w:rStyle w:val="VerbatimChar"/>
-        </w:rPr>
-        <w:t xml:space="preserve">PROJET_FINAL_PRATIQUE_BI</w:t>
-      </w:r>
-      <w:r>
-        <w:t xml:space="preserve"> </w:t>
-      </w:r>
-      <w:r>
-        <w:t xml:space="preserve">et du warehouse</w:t>
-      </w:r>
-      <w:r>
-        <w:t xml:space="preserve"> </w:t>
-      </w:r>
-      <w:r>
-        <w:rPr>
-          <w:rStyle w:val="VerbatimChar"/>
-        </w:rPr>
-        <w:t xml:space="preserve">COMPUTE_WH</w:t>
-      </w:r>
-      <w:r>
-        <w:t xml:space="preserve"> </w:t>
-      </w:r>
-      <w:r>
-        <w:t xml:space="preserve">(taille XSMALL, suspendu après 60 s d’inactivité).</w:t>
-      </w:r>
-    </w:p>
-    <w:p>
-      <w:pPr>
-        <w:pStyle w:val="BodyText"/>
-      </w:pPr>
-      <w:r>
-        <w:t xml:space="preserve">Le vrai problème a été les droits. Nous avions créé les schémas avec</w:t>
-      </w:r>
-      <w:r>
-        <w:t xml:space="preserve"> </w:t>
-      </w:r>
-      <w:r>
-        <w:rPr>
-          <w:rStyle w:val="VerbatimChar"/>
-        </w:rPr>
-        <w:t xml:space="preserve">ACCOUNTADMIN</w:t>
-      </w:r>
-      <w:r>
-        <w:t xml:space="preserve">, et DLT comme dbt échouaient avec</w:t>
-      </w:r>
-      <w:r>
-        <w:t xml:space="preserve"> </w:t>
-      </w:r>
-      <w:r>
-        <w:rPr>
-          <w:iCs/>
-          <w:i/>
-        </w:rPr>
-        <w:t xml:space="preserve">Insufficient privileges to operate on schema</w:t>
-      </w:r>
-      <w:r>
-        <w:t xml:space="preserve">, même après plusieurs</w:t>
-      </w:r>
-      <w:r>
-        <w:t xml:space="preserve"> </w:t>
-      </w:r>
-      <w:r>
-        <w:rPr>
-          <w:rStyle w:val="VerbatimChar"/>
-        </w:rPr>
-        <w:t xml:space="preserve">GRANT</w:t>
-      </w:r>
-      <w:r>
-        <w:t xml:space="preserve">. Dans Snowflake, c’est le propriétaire du schéma qui peut y créer et remplacer des tables. La solution a été de transférer la propriété des schémas à</w:t>
-      </w:r>
-      <w:r>
-        <w:t xml:space="preserve"> </w:t>
-      </w:r>
-      <w:r>
-        <w:rPr>
-          <w:rStyle w:val="VerbatimChar"/>
-        </w:rPr>
-        <w:t xml:space="preserve">PFPB_ROLE</w:t>
-      </w:r>
-      <w:r>
-        <w:t xml:space="preserve"> </w:t>
-      </w:r>
-      <w:r>
-        <w:t xml:space="preserve">(</w:t>
-      </w:r>
-      <w:r>
-        <w:rPr>
-          <w:rStyle w:val="VerbatimChar"/>
-        </w:rPr>
-        <w:t xml:space="preserve">GRANT OWNERSHIP ON SCHEMA … COPY CURRENT GRANTS</w:t>
-      </w:r>
-      <w:r>
-        <w:t xml:space="preserve">), ou de les recréer avec ce rôle.</w:t>
+        <w:t xml:space="preserve"> – Ajout des dépendances et génération du composant DLT</w:t>
       </w:r>
     </w:p>
     <w:p>
@@ -4024,20 +1792,20 @@
       <w:r>
         <w:drawing>
           <wp:inline>
-            <wp:extent cx="5753100" cy="3094129"/>
+            <wp:extent cx="1265682" cy="3341128"/>
             <wp:effectExtent b="0" l="0" r="0" t="0"/>
-            <wp:docPr descr="Schéma GOLD dans Snowsight, avec PFPB_ROLE comme propriétaire" title="" id="55" name="Picture"/>
+            <wp:docPr descr="Arborescence du projet" title="" id="48" name="Picture"/>
             <a:graphic>
               <a:graphicData uri="http://schemas.openxmlformats.org/drawingml/2006/picture">
                 <pic:pic>
                   <pic:nvPicPr>
-                    <pic:cNvPr descr="../../captures/Capture18.png" id="56" name="Picture"/>
+                    <pic:cNvPr descr="../../captures/Capture4.png" id="49" name="Picture"/>
                     <pic:cNvPicPr>
                       <a:picLocks noChangeArrowheads="1" noChangeAspect="1"/>
                     </pic:cNvPicPr>
                   </pic:nvPicPr>
                   <pic:blipFill>
-                    <a:blip r:embed="rId54"/>
+                    <a:blip r:embed="rId47"/>
                     <a:stretch>
                       <a:fillRect/>
                     </a:stretch>
@@ -4045,7 +1813,7 @@
                   <pic:spPr bwMode="auto">
                     <a:xfrm>
                       <a:off x="0" y="0"/>
-                      <a:ext cx="5753100" cy="3094129"/>
+                      <a:ext cx="1265682" cy="3341128"/>
                     </a:xfrm>
                     <a:prstGeom prst="rect">
                       <a:avLst/>
@@ -4076,41 +1844,10 @@
         <w:t xml:space="preserve">Figure 3.4</w:t>
       </w:r>
       <w:r>
-        <w:t xml:space="preserve"> – Schéma</w:t>
-      </w:r>
-      <w:r>
-        <w:t xml:space="preserve"> </w:t>
-      </w:r>
-      <w:r>
-        <w:rPr>
-          <w:rStyle w:val="VerbatimChar"/>
-        </w:rPr>
-        <w:t xml:space="preserve">GOLD</w:t>
-      </w:r>
-      <w:r>
-        <w:t xml:space="preserve"> </w:t>
-      </w:r>
-      <w:r>
-        <w:t xml:space="preserve">dans Snowsight, avec</w:t>
-      </w:r>
-      <w:r>
-        <w:t xml:space="preserve"> </w:t>
-      </w:r>
-      <w:r>
-        <w:rPr>
-          <w:rStyle w:val="VerbatimChar"/>
-        </w:rPr>
-        <w:t xml:space="preserve">PFPB_ROLE</w:t>
-      </w:r>
-      <w:r>
-        <w:t xml:space="preserve"> </w:t>
-      </w:r>
-      <w:r>
-        <w:t xml:space="preserve">comme propriétaire</w:t>
-      </w:r>
-    </w:p>
-    <w:bookmarkEnd w:id="57"/>
-    <w:bookmarkStart w:id="72" w:name="application-wwi-insight"/>
+        <w:t xml:space="preserve"> – Arborescence du projet</w:t>
+      </w:r>
+    </w:p>
+    <w:bookmarkStart w:id="60" w:name="ingestion-avec-dlt"/>
     <w:p>
       <w:pPr>
         <w:pStyle w:val="Heading2"/>
@@ -4119,13 +1856,13 @@
         <w:rPr>
           <w:rStyle w:val="SectionNumber"/>
         </w:rPr>
-        <w:t xml:space="preserve">3.5</w:t>
+        <w:t xml:space="preserve">3.1</w:t>
       </w:r>
       <w:r>
         <w:tab/>
       </w:r>
       <w:r>
-        <w:t xml:space="preserve">Application WWI Insight</w:t>
+        <w:t xml:space="preserve">Ingestion avec DLT</w:t>
       </w:r>
     </w:p>
     <w:p>
@@ -4133,7 +1870,637 @@
         <w:pStyle w:val="FirstParagraph"/>
       </w:pPr>
       <w:r>
-        <w:t xml:space="preserve">L’application est en Streamlit. Elle a une page d’accueil avec quelques chiffres calculés sur la couche Gold (figure 3.5), une connexion avec inscription, et un espace où l’utilisateur range ses questions dans des dossiers. Les comptes et les analyses sont stockés dans une petite base SQLite, avec des mots de passe hachés en bcrypt. Pour ne pas être déconnecté quand on recharge la page, un jeton de session valable sept jours est gardé dans l’adresse.</w:t>
+        <w:t xml:space="preserve">Chaque table est déclarée dans</w:t>
+      </w:r>
+      <w:r>
+        <w:t xml:space="preserve"> </w:t>
+      </w:r>
+      <w:r>
+        <w:rPr>
+          <w:rStyle w:val="VerbatimChar"/>
+        </w:rPr>
+        <w:t xml:space="preserve">loads.py</w:t>
+      </w:r>
+      <w:r>
+        <w:t xml:space="preserve"> </w:t>
+      </w:r>
+      <w:r>
+        <w:t xml:space="preserve">comme une ressource de la source</w:t>
+      </w:r>
+      <w:r>
+        <w:t xml:space="preserve"> </w:t>
+      </w:r>
+      <w:r>
+        <w:rPr>
+          <w:rStyle w:val="VerbatimChar"/>
+        </w:rPr>
+        <w:t xml:space="preserve">wwi</w:t>
+      </w:r>
+      <w:r>
+        <w:t xml:space="preserve">. Voici les deux premières, les autres suivent le même modèle :</w:t>
+      </w:r>
+    </w:p>
+    <w:p>
+      <w:pPr>
+        <w:pStyle w:val="BodyText"/>
+      </w:pPr>
+      <w:r>
+        <w:rPr>
+          <w:bCs/>
+          <w:b/>
+        </w:rPr>
+        <w:t xml:space="preserve">Code 3.1</w:t>
+      </w:r>
+      <w:r>
+        <w:t xml:space="preserve"> – Source DLT (defs/mssql_ingestion/loads.py)</w:t>
+      </w:r>
+    </w:p>
+    <w:bookmarkStart w:id="50" w:name="code:dlt"/>
+    <w:p>
+      <w:pPr>
+        <w:pStyle w:val="SourceCode"/>
+      </w:pPr>
+      <w:r>
+        <w:rPr>
+          <w:rStyle w:val="NormalTok"/>
+        </w:rPr>
+        <w:t xml:space="preserve"> </w:t>
+      </w:r>
+      <w:r>
+        <w:rPr>
+          <w:rStyle w:val="DecValTok"/>
+        </w:rPr>
+        <w:t xml:space="preserve">1</w:t>
+      </w:r>
+      <w:r>
+        <w:rPr>
+          <w:rStyle w:val="NormalTok"/>
+        </w:rPr>
+        <w:t xml:space="preserve">  </w:t>
+      </w:r>
+      <w:r>
+        <w:rPr>
+          <w:rStyle w:val="OperatorTok"/>
+        </w:rPr>
+        <w:t xml:space="preserve">@</w:t>
+      </w:r>
+      <w:r>
+        <w:rPr>
+          <w:rStyle w:val="NormalTok"/>
+        </w:rPr>
+        <w:t xml:space="preserve">dlt.source(name</w:t>
+      </w:r>
+      <w:r>
+        <w:rPr>
+          <w:rStyle w:val="OperatorTok"/>
+        </w:rPr>
+        <w:t xml:space="preserve">=</w:t>
+      </w:r>
+      <w:r>
+        <w:rPr>
+          <w:rStyle w:val="StringTok"/>
+        </w:rPr>
+        <w:t xml:space="preserve">"wwi"</w:t>
+      </w:r>
+      <w:r>
+        <w:rPr>
+          <w:rStyle w:val="NormalTok"/>
+        </w:rPr>
+        <w:t xml:space="preserve">)</w:t>
+      </w:r>
+      <w:r>
+        <w:br/>
+      </w:r>
+      <w:r>
+        <w:rPr>
+          <w:rStyle w:val="NormalTok"/>
+        </w:rPr>
+        <w:t xml:space="preserve"> </w:t>
+      </w:r>
+      <w:r>
+        <w:rPr>
+          <w:rStyle w:val="DecValTok"/>
+        </w:rPr>
+        <w:t xml:space="preserve">2</w:t>
+      </w:r>
+      <w:r>
+        <w:rPr>
+          <w:rStyle w:val="NormalTok"/>
+        </w:rPr>
+        <w:t xml:space="preserve">  </w:t>
+      </w:r>
+      <w:r>
+        <w:rPr>
+          <w:rStyle w:val="KeywordTok"/>
+        </w:rPr>
+        <w:t xml:space="preserve">def</w:t>
+      </w:r>
+      <w:r>
+        <w:rPr>
+          <w:rStyle w:val="NormalTok"/>
+        </w:rPr>
+        <w:t xml:space="preserve"> wwi_source():</w:t>
+      </w:r>
+      <w:r>
+        <w:br/>
+      </w:r>
+      <w:r>
+        <w:rPr>
+          <w:rStyle w:val="NormalTok"/>
+        </w:rPr>
+        <w:t xml:space="preserve"> </w:t>
+      </w:r>
+      <w:r>
+        <w:rPr>
+          <w:rStyle w:val="DecValTok"/>
+        </w:rPr>
+        <w:t xml:space="preserve">3</w:t>
+      </w:r>
+      <w:r>
+        <w:rPr>
+          <w:rStyle w:val="NormalTok"/>
+        </w:rPr>
+        <w:t xml:space="preserve">      </w:t>
+      </w:r>
+      <w:r>
+        <w:rPr>
+          <w:rStyle w:val="ControlFlowTok"/>
+        </w:rPr>
+        <w:t xml:space="preserve">yield</w:t>
+      </w:r>
+      <w:r>
+        <w:rPr>
+          <w:rStyle w:val="NormalTok"/>
+        </w:rPr>
+        <w:t xml:space="preserve"> sql_table(</w:t>
+      </w:r>
+      <w:r>
+        <w:br/>
+      </w:r>
+      <w:r>
+        <w:rPr>
+          <w:rStyle w:val="NormalTok"/>
+        </w:rPr>
+        <w:t xml:space="preserve"> </w:t>
+      </w:r>
+      <w:r>
+        <w:rPr>
+          <w:rStyle w:val="DecValTok"/>
+        </w:rPr>
+        <w:t xml:space="preserve">4</w:t>
+      </w:r>
+      <w:r>
+        <w:rPr>
+          <w:rStyle w:val="NormalTok"/>
+        </w:rPr>
+        <w:t xml:space="preserve">          credentials</w:t>
+      </w:r>
+      <w:r>
+        <w:rPr>
+          <w:rStyle w:val="OperatorTok"/>
+        </w:rPr>
+        <w:t xml:space="preserve">=</w:t>
+      </w:r>
+      <w:r>
+        <w:rPr>
+          <w:rStyle w:val="NormalTok"/>
+        </w:rPr>
+        <w:t xml:space="preserve">credentials, schema</w:t>
+      </w:r>
+      <w:r>
+        <w:rPr>
+          <w:rStyle w:val="OperatorTok"/>
+        </w:rPr>
+        <w:t xml:space="preserve">=</w:t>
+      </w:r>
+      <w:r>
+        <w:rPr>
+          <w:rStyle w:val="StringTok"/>
+        </w:rPr>
+        <w:t xml:space="preserve">"Sales"</w:t>
+      </w:r>
+      <w:r>
+        <w:rPr>
+          <w:rStyle w:val="NormalTok"/>
+        </w:rPr>
+        <w:t xml:space="preserve">, table</w:t>
+      </w:r>
+      <w:r>
+        <w:rPr>
+          <w:rStyle w:val="OperatorTok"/>
+        </w:rPr>
+        <w:t xml:space="preserve">=</w:t>
+      </w:r>
+      <w:r>
+        <w:rPr>
+          <w:rStyle w:val="StringTok"/>
+        </w:rPr>
+        <w:t xml:space="preserve">"Customers"</w:t>
+      </w:r>
+      <w:r>
+        <w:rPr>
+          <w:rStyle w:val="NormalTok"/>
+        </w:rPr>
+        <w:t xml:space="preserve">,</w:t>
+      </w:r>
+      <w:r>
+        <w:br/>
+      </w:r>
+      <w:r>
+        <w:rPr>
+          <w:rStyle w:val="NormalTok"/>
+        </w:rPr>
+        <w:t xml:space="preserve"> </w:t>
+      </w:r>
+      <w:r>
+        <w:rPr>
+          <w:rStyle w:val="DecValTok"/>
+        </w:rPr>
+        <w:t xml:space="preserve">5</w:t>
+      </w:r>
+      <w:r>
+        <w:rPr>
+          <w:rStyle w:val="NormalTok"/>
+        </w:rPr>
+        <w:t xml:space="preserve">          write_disposition</w:t>
+      </w:r>
+      <w:r>
+        <w:rPr>
+          <w:rStyle w:val="OperatorTok"/>
+        </w:rPr>
+        <w:t xml:space="preserve">=</w:t>
+      </w:r>
+      <w:r>
+        <w:rPr>
+          <w:rStyle w:val="StringTok"/>
+        </w:rPr>
+        <w:t xml:space="preserve">"replace"</w:t>
+      </w:r>
+      <w:r>
+        <w:rPr>
+          <w:rStyle w:val="NormalTok"/>
+        </w:rPr>
+        <w:t xml:space="preserve">,</w:t>
+      </w:r>
+      <w:r>
+        <w:br/>
+      </w:r>
+      <w:r>
+        <w:rPr>
+          <w:rStyle w:val="NormalTok"/>
+        </w:rPr>
+        <w:t xml:space="preserve"> </w:t>
+      </w:r>
+      <w:r>
+        <w:rPr>
+          <w:rStyle w:val="DecValTok"/>
+        </w:rPr>
+        <w:t xml:space="preserve">6</w:t>
+      </w:r>
+      <w:r>
+        <w:rPr>
+          <w:rStyle w:val="NormalTok"/>
+        </w:rPr>
+        <w:t xml:space="preserve">          excluded_columns</w:t>
+      </w:r>
+      <w:r>
+        <w:rPr>
+          <w:rStyle w:val="OperatorTok"/>
+        </w:rPr>
+        <w:t xml:space="preserve">=</w:t>
+      </w:r>
+      <w:r>
+        <w:rPr>
+          <w:rStyle w:val="NormalTok"/>
+        </w:rPr>
+        <w:t xml:space="preserve">[</w:t>
+      </w:r>
+      <w:r>
+        <w:rPr>
+          <w:rStyle w:val="StringTok"/>
+        </w:rPr>
+        <w:t xml:space="preserve">"DeliveryLocation"</w:t>
+      </w:r>
+      <w:r>
+        <w:rPr>
+          <w:rStyle w:val="NormalTok"/>
+        </w:rPr>
+        <w:t xml:space="preserve">],</w:t>
+      </w:r>
+      <w:r>
+        <w:br/>
+      </w:r>
+      <w:r>
+        <w:rPr>
+          <w:rStyle w:val="NormalTok"/>
+        </w:rPr>
+        <w:t xml:space="preserve"> </w:t>
+      </w:r>
+      <w:r>
+        <w:rPr>
+          <w:rStyle w:val="DecValTok"/>
+        </w:rPr>
+        <w:t xml:space="preserve">7</w:t>
+      </w:r>
+      <w:r>
+        <w:rPr>
+          <w:rStyle w:val="NormalTok"/>
+        </w:rPr>
+        <w:t xml:space="preserve">      )</w:t>
+      </w:r>
+      <w:r>
+        <w:br/>
+      </w:r>
+      <w:r>
+        <w:rPr>
+          <w:rStyle w:val="NormalTok"/>
+        </w:rPr>
+        <w:t xml:space="preserve"> </w:t>
+      </w:r>
+      <w:r>
+        <w:rPr>
+          <w:rStyle w:val="DecValTok"/>
+        </w:rPr>
+        <w:t xml:space="preserve">8</w:t>
+      </w:r>
+      <w:r>
+        <w:rPr>
+          <w:rStyle w:val="NormalTok"/>
+        </w:rPr>
+        <w:t xml:space="preserve">      </w:t>
+      </w:r>
+      <w:r>
+        <w:rPr>
+          <w:rStyle w:val="ControlFlowTok"/>
+        </w:rPr>
+        <w:t xml:space="preserve">yield</w:t>
+      </w:r>
+      <w:r>
+        <w:rPr>
+          <w:rStyle w:val="NormalTok"/>
+        </w:rPr>
+        <w:t xml:space="preserve"> sql_table(</w:t>
+      </w:r>
+      <w:r>
+        <w:br/>
+      </w:r>
+      <w:r>
+        <w:rPr>
+          <w:rStyle w:val="NormalTok"/>
+        </w:rPr>
+        <w:t xml:space="preserve"> </w:t>
+      </w:r>
+      <w:r>
+        <w:rPr>
+          <w:rStyle w:val="DecValTok"/>
+        </w:rPr>
+        <w:t xml:space="preserve">9</w:t>
+      </w:r>
+      <w:r>
+        <w:rPr>
+          <w:rStyle w:val="NormalTok"/>
+        </w:rPr>
+        <w:t xml:space="preserve">          credentials</w:t>
+      </w:r>
+      <w:r>
+        <w:rPr>
+          <w:rStyle w:val="OperatorTok"/>
+        </w:rPr>
+        <w:t xml:space="preserve">=</w:t>
+      </w:r>
+      <w:r>
+        <w:rPr>
+          <w:rStyle w:val="NormalTok"/>
+        </w:rPr>
+        <w:t xml:space="preserve">credentials, schema</w:t>
+      </w:r>
+      <w:r>
+        <w:rPr>
+          <w:rStyle w:val="OperatorTok"/>
+        </w:rPr>
+        <w:t xml:space="preserve">=</w:t>
+      </w:r>
+      <w:r>
+        <w:rPr>
+          <w:rStyle w:val="StringTok"/>
+        </w:rPr>
+        <w:t xml:space="preserve">"Sales"</w:t>
+      </w:r>
+      <w:r>
+        <w:rPr>
+          <w:rStyle w:val="NormalTok"/>
+        </w:rPr>
+        <w:t xml:space="preserve">, table</w:t>
+      </w:r>
+      <w:r>
+        <w:rPr>
+          <w:rStyle w:val="OperatorTok"/>
+        </w:rPr>
+        <w:t xml:space="preserve">=</w:t>
+      </w:r>
+      <w:r>
+        <w:rPr>
+          <w:rStyle w:val="StringTok"/>
+        </w:rPr>
+        <w:t xml:space="preserve">"Orders"</w:t>
+      </w:r>
+      <w:r>
+        <w:rPr>
+          <w:rStyle w:val="NormalTok"/>
+        </w:rPr>
+        <w:t xml:space="preserve">,</w:t>
+      </w:r>
+      <w:r>
+        <w:br/>
+      </w:r>
+      <w:r>
+        <w:rPr>
+          <w:rStyle w:val="DecValTok"/>
+        </w:rPr>
+        <w:t xml:space="preserve">10</w:t>
+      </w:r>
+      <w:r>
+        <w:rPr>
+          <w:rStyle w:val="NormalTok"/>
+        </w:rPr>
+        <w:t xml:space="preserve">          write_disposition</w:t>
+      </w:r>
+      <w:r>
+        <w:rPr>
+          <w:rStyle w:val="OperatorTok"/>
+        </w:rPr>
+        <w:t xml:space="preserve">=</w:t>
+      </w:r>
+      <w:r>
+        <w:rPr>
+          <w:rStyle w:val="StringTok"/>
+        </w:rPr>
+        <w:t xml:space="preserve">"merge"</w:t>
+      </w:r>
+      <w:r>
+        <w:rPr>
+          <w:rStyle w:val="NormalTok"/>
+        </w:rPr>
+        <w:t xml:space="preserve">, primary_key</w:t>
+      </w:r>
+      <w:r>
+        <w:rPr>
+          <w:rStyle w:val="OperatorTok"/>
+        </w:rPr>
+        <w:t xml:space="preserve">=</w:t>
+      </w:r>
+      <w:r>
+        <w:rPr>
+          <w:rStyle w:val="StringTok"/>
+        </w:rPr>
+        <w:t xml:space="preserve">"OrderID"</w:t>
+      </w:r>
+      <w:r>
+        <w:rPr>
+          <w:rStyle w:val="NormalTok"/>
+        </w:rPr>
+        <w:t xml:space="preserve">,</w:t>
+      </w:r>
+      <w:r>
+        <w:br/>
+      </w:r>
+      <w:r>
+        <w:rPr>
+          <w:rStyle w:val="DecValTok"/>
+        </w:rPr>
+        <w:t xml:space="preserve">11</w:t>
+      </w:r>
+      <w:r>
+        <w:rPr>
+          <w:rStyle w:val="NormalTok"/>
+        </w:rPr>
+        <w:t xml:space="preserve">          incremental</w:t>
+      </w:r>
+      <w:r>
+        <w:rPr>
+          <w:rStyle w:val="OperatorTok"/>
+        </w:rPr>
+        <w:t xml:space="preserve">=</w:t>
+      </w:r>
+      <w:r>
+        <w:rPr>
+          <w:rStyle w:val="NormalTok"/>
+        </w:rPr>
+        <w:t xml:space="preserve">dlt.sources.incremental(</w:t>
+      </w:r>
+      <w:r>
+        <w:rPr>
+          <w:rStyle w:val="StringTok"/>
+        </w:rPr>
+        <w:t xml:space="preserve">"LastEditedWhen"</w:t>
+      </w:r>
+      <w:r>
+        <w:rPr>
+          <w:rStyle w:val="NormalTok"/>
+        </w:rPr>
+        <w:t xml:space="preserve">),</w:t>
+      </w:r>
+      <w:r>
+        <w:br/>
+      </w:r>
+      <w:r>
+        <w:rPr>
+          <w:rStyle w:val="DecValTok"/>
+        </w:rPr>
+        <w:t xml:space="preserve">12</w:t>
+      </w:r>
+      <w:r>
+        <w:rPr>
+          <w:rStyle w:val="NormalTok"/>
+        </w:rPr>
+        <w:t xml:space="preserve">      )</w:t>
+      </w:r>
+    </w:p>
+    <w:bookmarkEnd w:id="50"/>
+    <w:p>
+      <w:pPr>
+        <w:pStyle w:val="FirstParagraph"/>
+      </w:pPr>
+      <w:r>
+        <w:t xml:space="preserve">Les petites tables de référence sont rechargées entièrement (</w:t>
+      </w:r>
+      <w:r>
+        <w:rPr>
+          <w:rStyle w:val="VerbatimChar"/>
+        </w:rPr>
+        <w:t xml:space="preserve">replace</w:t>
+      </w:r>
+      <w:r>
+        <w:t xml:space="preserve">). Pour les commandes, les factures et leurs lignes, le chargement est incrémental : DLT retient la dernière valeur de</w:t>
+      </w:r>
+      <w:r>
+        <w:t xml:space="preserve"> </w:t>
+      </w:r>
+      <w:r>
+        <w:rPr>
+          <w:rStyle w:val="VerbatimChar"/>
+        </w:rPr>
+        <w:t xml:space="preserve">LastEditedWhen</w:t>
+      </w:r>
+      <w:r>
+        <w:t xml:space="preserve"> </w:t>
+      </w:r>
+      <w:r>
+        <w:t xml:space="preserve">et ne relit ensuite que les lignes modifiées, et</w:t>
+      </w:r>
+      <w:r>
+        <w:t xml:space="preserve"> </w:t>
+      </w:r>
+      <w:r>
+        <w:rPr>
+          <w:rStyle w:val="VerbatimChar"/>
+        </w:rPr>
+        <w:t xml:space="preserve">merge</w:t>
+      </w:r>
+      <w:r>
+        <w:t xml:space="preserve"> </w:t>
+      </w:r>
+      <w:r>
+        <w:t xml:space="preserve">évite les doublons grâce à la clé primaire. Les colonnes de type</w:t>
+      </w:r>
+      <w:r>
+        <w:t xml:space="preserve"> </w:t>
+      </w:r>
+      <w:r>
+        <w:rPr>
+          <w:rStyle w:val="VerbatimChar"/>
+        </w:rPr>
+        <w:t xml:space="preserve">geography</w:t>
+      </w:r>
+      <w:r>
+        <w:t xml:space="preserve"> </w:t>
+      </w:r>
+      <w:r>
+        <w:t xml:space="preserve">(comme</w:t>
+      </w:r>
+      <w:r>
+        <w:t xml:space="preserve"> </w:t>
+      </w:r>
+      <w:r>
+        <w:rPr>
+          <w:rStyle w:val="VerbatimChar"/>
+        </w:rPr>
+        <w:t xml:space="preserve">DeliveryLocation</w:t>
+      </w:r>
+      <w:r>
+        <w:t xml:space="preserve">) sont exclues parce que DLT ne sait pas les convertir ; au début elles provoquaient des avertissements à chaque chargement. Les identifiants SQL Server sont dans</w:t>
+      </w:r>
+      <w:r>
+        <w:t xml:space="preserve"> </w:t>
+      </w:r>
+      <w:r>
+        <w:rPr>
+          <w:rStyle w:val="VerbatimChar"/>
+        </w:rPr>
+        <w:t xml:space="preserve">.dlt/secrets.toml</w:t>
+      </w:r>
+      <w:r>
+        <w:t xml:space="preserve">, qui n’est pas versionné (figure 3.5). La figure 3.6 montre les avertissements du premier chargement.</w:t>
       </w:r>
     </w:p>
     <w:p>
@@ -4143,20 +2510,20 @@
       <w:r>
         <w:drawing>
           <wp:inline>
-            <wp:extent cx="5177790" cy="3079123"/>
+            <wp:extent cx="3739515" cy="1267015"/>
             <wp:effectExtent b="0" l="0" r="0" t="0"/>
-            <wp:docPr descr="Page d’accueil connectée à Snowflake" title="" id="59" name="Picture"/>
+            <wp:docPr descr="Fichier .dlt/secrets.toml (valeurs masquées)" title="" id="52" name="Picture"/>
             <a:graphic>
               <a:graphicData uri="http://schemas.openxmlformats.org/drawingml/2006/picture">
                 <pic:pic>
                   <pic:nvPicPr>
-                    <pic:cNvPr descr="../../captures/Capture20.png" id="60" name="Picture"/>
+                    <pic:cNvPr descr="../../captures/Capture5.png" id="53" name="Picture"/>
                     <pic:cNvPicPr>
                       <a:picLocks noChangeArrowheads="1" noChangeAspect="1"/>
                     </pic:cNvPicPr>
                   </pic:nvPicPr>
                   <pic:blipFill>
-                    <a:blip r:embed="rId58"/>
+                    <a:blip r:embed="rId51"/>
                     <a:stretch>
                       <a:fillRect/>
                     </a:stretch>
@@ -4164,7 +2531,7 @@
                   <pic:spPr bwMode="auto">
                     <a:xfrm>
                       <a:off x="0" y="0"/>
-                      <a:ext cx="5177790" cy="3079123"/>
+                      <a:ext cx="3739515" cy="1267015"/>
                     </a:xfrm>
                     <a:prstGeom prst="rect">
                       <a:avLst/>
@@ -4195,1174 +2562,22 @@
         <w:t xml:space="preserve">Figure 3.5</w:t>
       </w:r>
       <w:r>
-        <w:t xml:space="preserve"> – Page d’accueil connectée à Snowflake</w:t>
-      </w:r>
-    </w:p>
-    <w:bookmarkStart w:id="62" w:name="génération-du-sql"/>
-    <w:p>
-      <w:pPr>
-        <w:pStyle w:val="Heading3"/>
-      </w:pPr>
-      <w:r>
-        <w:rPr>
-          <w:rStyle w:val="SectionNumber"/>
-        </w:rPr>
-        <w:t xml:space="preserve">3.5.1</w:t>
-      </w:r>
-      <w:r>
-        <w:tab/>
-      </w:r>
-      <w:r>
-        <w:t xml:space="preserve">Génération du SQL</w:t>
-      </w:r>
-    </w:p>
-    <w:p>
-      <w:pPr>
-        <w:pStyle w:val="FirstParagraph"/>
-      </w:pPr>
-      <w:r>
-        <w:t xml:space="preserve">Au démarrage, l’application teste Cortex. Sur notre compte d’essai, l’appel à</w:t>
-      </w:r>
-      <w:r>
-        <w:t xml:space="preserve"> </w:t>
-      </w:r>
-      <w:r>
-        <w:rPr>
-          <w:rStyle w:val="VerbatimChar"/>
-        </w:rPr>
-        <w:t xml:space="preserve">SNOWFLAKE.CORTEX.COMPLETE</w:t>
-      </w:r>
-      <w:r>
-        <w:t xml:space="preserve"> </w:t>
-      </w:r>
-      <w:r>
-        <w:t xml:space="preserve">est refusé, elle passe donc sur Ollama avec le modèle</w:t>
-      </w:r>
-      <w:r>
-        <w:t xml:space="preserve"> </w:t>
-      </w:r>
-      <w:r>
-        <w:rPr>
-          <w:rStyle w:val="VerbatimChar"/>
-        </w:rPr>
-        <w:t xml:space="preserve">qwen2.5-coder:7b</w:t>
-      </w:r>
-      <w:r>
-        <w:t xml:space="preserve">, installé sur la machine. Si aucun des deux ne répond, seules les questions d’exemple restent utilisables. La consigne envoyée au modèle est volontairement courte :</w:t>
-      </w:r>
-    </w:p>
-    <w:p>
-      <w:pPr>
-        <w:pStyle w:val="BodyText"/>
-      </w:pPr>
-      <w:r>
-        <w:rPr>
-          <w:bCs/>
-          <w:b/>
-        </w:rPr>
-        <w:t xml:space="preserve">Code 3.5</w:t>
-      </w:r>
-      <w:r>
-        <w:t xml:space="preserve"> – Consigne envoyée au modèle (presentation_app/warehouse.py)</w:t>
-      </w:r>
-    </w:p>
-    <w:bookmarkStart w:id="61" w:name="code:prompt"/>
-    <w:p>
-      <w:pPr>
-        <w:pStyle w:val="SourceCode"/>
-      </w:pPr>
-      <w:r>
-        <w:rPr>
-          <w:rStyle w:val="NormalTok"/>
-        </w:rPr>
-        <w:t xml:space="preserve"> </w:t>
-      </w:r>
-      <w:r>
-        <w:rPr>
-          <w:rStyle w:val="DecValTok"/>
-        </w:rPr>
-        <w:t xml:space="preserve">1</w:t>
-      </w:r>
-      <w:r>
-        <w:rPr>
-          <w:rStyle w:val="NormalTok"/>
-        </w:rPr>
-        <w:t xml:space="preserve">  PROMPT </w:t>
-      </w:r>
-      <w:r>
-        <w:rPr>
-          <w:rStyle w:val="OperatorTok"/>
-        </w:rPr>
-        <w:t xml:space="preserve">=</w:t>
-      </w:r>
-      <w:r>
-        <w:rPr>
-          <w:rStyle w:val="NormalTok"/>
-        </w:rPr>
-        <w:t xml:space="preserve"> </w:t>
-      </w:r>
-      <w:r>
-        <w:rPr>
-          <w:rStyle w:val="StringTok"/>
-        </w:rPr>
-        <w:t xml:space="preserve">"""Tu es un expert SQL </w:t>
-      </w:r>
-      <w:r>
-        <w:rPr>
-          <w:rStyle w:val="SpecialCharTok"/>
-        </w:rPr>
-        <w:t xml:space="preserve">{dialect}</w:t>
-      </w:r>
-      <w:r>
-        <w:rPr>
-          <w:rStyle w:val="StringTok"/>
-        </w:rPr>
-        <w:t xml:space="preserve">. Tu réponds aux questions sur l'entreprise</w:t>
-      </w:r>
-      <w:r>
-        <w:br/>
-      </w:r>
-      <w:r>
-        <w:rPr>
-          <w:rStyle w:val="StringTok"/>
-        </w:rPr>
-        <w:t xml:space="preserve"> 2  Wide World Importers à partir de ce schéma (couche GOLD) :</w:t>
-      </w:r>
-      <w:r>
-        <w:br/>
-      </w:r>
-      <w:r>
-        <w:rPr>
-          <w:rStyle w:val="StringTok"/>
-        </w:rPr>
-        <w:t xml:space="preserve"> 3  </w:t>
-      </w:r>
-      <w:r>
-        <w:br/>
-      </w:r>
-      <w:r>
-        <w:rPr>
-          <w:rStyle w:val="StringTok"/>
-        </w:rPr>
-        <w:t xml:space="preserve"> 4  </w:t>
-      </w:r>
-      <w:r>
-        <w:rPr>
-          <w:rStyle w:val="SpecialCharTok"/>
-        </w:rPr>
-        <w:t xml:space="preserve">{schema}</w:t>
-      </w:r>
-      <w:r>
-        <w:br/>
-      </w:r>
-      <w:r>
-        <w:rPr>
-          <w:rStyle w:val="StringTok"/>
-        </w:rPr>
-        <w:t xml:space="preserve"> 5  </w:t>
-      </w:r>
-      <w:r>
-        <w:br/>
-      </w:r>
-      <w:r>
-        <w:rPr>
-          <w:rStyle w:val="StringTok"/>
-        </w:rPr>
-        <w:t xml:space="preserve"> 6  Règles :</w:t>
-      </w:r>
-      <w:r>
-        <w:br/>
-      </w:r>
-      <w:r>
-        <w:rPr>
-          <w:rStyle w:val="StringTok"/>
-        </w:rPr>
-        <w:t xml:space="preserve"> 7  - une seule requête SELECT, uniquement sur les tables gold ci-dessus ;</w:t>
-      </w:r>
-      <w:r>
-        <w:br/>
-      </w:r>
-      <w:r>
-        <w:rPr>
-          <w:rStyle w:val="StringTok"/>
-        </w:rPr>
-        <w:t xml:space="preserve"> 8  - chiffre d'affaires = sum(sales_amount_excl_tax) de gold.fct_sales ;</w:t>
-      </w:r>
-      <w:r>
-        <w:br/>
-      </w:r>
-      <w:r>
-        <w:rPr>
-          <w:rStyle w:val="StringTok"/>
-        </w:rPr>
-        <w:t xml:space="preserve"> 9  - bénéfice = sum(line_profit) de gold.fct_invoice_lines ;</w:t>
-      </w:r>
-      <w:r>
-        <w:br/>
-      </w:r>
-      <w:r>
-        <w:rPr>
-          <w:rStyle w:val="StringTok"/>
-        </w:rPr>
-        <w:t xml:space="preserve">10  - noms de colonnes de résultat en français et en snake_case ;</w:t>
-      </w:r>
-      <w:r>
-        <w:br/>
-      </w:r>
-      <w:r>
-        <w:rPr>
-          <w:rStyle w:val="StringTok"/>
-        </w:rPr>
-        <w:t xml:space="preserve">11  - </w:t>
-      </w:r>
-      <w:r>
-        <w:rPr>
-          <w:rStyle w:val="SpecialCharTok"/>
-        </w:rPr>
-        <w:t xml:space="preserve">{max_rows}</w:t>
-      </w:r>
-      <w:r>
-        <w:rPr>
-          <w:rStyle w:val="StringTok"/>
-        </w:rPr>
-        <w:t xml:space="preserve"> lignes maximum.</w:t>
-      </w:r>
-      <w:r>
-        <w:br/>
-      </w:r>
-      <w:r>
-        <w:rPr>
-          <w:rStyle w:val="StringTok"/>
-        </w:rPr>
-        <w:t xml:space="preserve">12  Réponds uniquement avec le SQL, sans explication ni balise.</w:t>
-      </w:r>
-      <w:r>
-        <w:br/>
-      </w:r>
-      <w:r>
-        <w:rPr>
-          <w:rStyle w:val="StringTok"/>
-        </w:rPr>
-        <w:t xml:space="preserve">13  </w:t>
-      </w:r>
-      <w:r>
-        <w:br/>
-      </w:r>
-      <w:r>
-        <w:rPr>
-          <w:rStyle w:val="StringTok"/>
-        </w:rPr>
-        <w:t xml:space="preserve">14  Question : </w:t>
-      </w:r>
-      <w:r>
-        <w:rPr>
-          <w:rStyle w:val="SpecialCharTok"/>
-        </w:rPr>
-        <w:t xml:space="preserve">{question}</w:t>
-      </w:r>
-      <w:r>
-        <w:rPr>
-          <w:rStyle w:val="StringTok"/>
-        </w:rPr>
-        <w:t xml:space="preserve">"""</w:t>
-      </w:r>
-    </w:p>
-    <w:bookmarkEnd w:id="61"/>
-    <w:p>
-      <w:pPr>
-        <w:pStyle w:val="FirstParagraph"/>
-      </w:pPr>
-      <w:r>
-        <w:t xml:space="preserve">Le schéma n’est pas écrit à la main : il est lu dans</w:t>
-      </w:r>
-      <w:r>
-        <w:t xml:space="preserve"> </w:t>
-      </w:r>
-      <w:r>
-        <w:rPr>
-          <w:rStyle w:val="VerbatimChar"/>
-        </w:rPr>
-        <w:t xml:space="preserve">information_schema.columns</w:t>
-      </w:r>
-      <w:r>
-        <w:t xml:space="preserve"> </w:t>
-      </w:r>
-      <w:r>
-        <w:t xml:space="preserve">et réduit à une ligne par table, ce qui raccourcit la consigne pour le modèle local. Les deux règles des lignes 8 et 9 servent à ce que le modèle prenne la bonne table de faits, puisque le bénéfice ne se trouve que dans</w:t>
-      </w:r>
-      <w:r>
-        <w:t xml:space="preserve"> </w:t>
-      </w:r>
-      <w:r>
-        <w:rPr>
-          <w:rStyle w:val="VerbatimChar"/>
-        </w:rPr>
-        <w:t xml:space="preserve">fct_invoice_lines</w:t>
-      </w:r>
-      <w:r>
-        <w:t xml:space="preserve">.</w:t>
-      </w:r>
-    </w:p>
-    <w:bookmarkEnd w:id="62"/>
-    <w:bookmarkStart w:id="64" w:name="contrôle-des-requêtes"/>
-    <w:p>
-      <w:pPr>
-        <w:pStyle w:val="Heading3"/>
-      </w:pPr>
-      <w:r>
-        <w:rPr>
-          <w:rStyle w:val="SectionNumber"/>
-        </w:rPr>
-        <w:t xml:space="preserve">3.5.2</w:t>
-      </w:r>
-      <w:r>
-        <w:tab/>
-      </w:r>
-      <w:r>
-        <w:t xml:space="preserve">Contrôle des requêtes</w:t>
-      </w:r>
-    </w:p>
-    <w:p>
-      <w:pPr>
-        <w:pStyle w:val="FirstParagraph"/>
-      </w:pPr>
-      <w:r>
-        <w:t xml:space="preserve">Avant d’être exécutée, la requête passe par</w:t>
-      </w:r>
-      <w:r>
-        <w:t xml:space="preserve"> </w:t>
-      </w:r>
-      <w:r>
-        <w:rPr>
-          <w:rStyle w:val="VerbatimChar"/>
-        </w:rPr>
-        <w:t xml:space="preserve">clean_sql</w:t>
-      </w:r>
-      <w:r>
-        <w:t xml:space="preserve"> </w:t>
-      </w:r>
-      <w:r>
-        <w:t xml:space="preserve">:</w:t>
-      </w:r>
-    </w:p>
-    <w:p>
-      <w:pPr>
-        <w:pStyle w:val="BodyText"/>
-      </w:pPr>
-      <w:r>
-        <w:rPr>
-          <w:bCs/>
-          <w:b/>
-        </w:rPr>
-        <w:t xml:space="preserve">Code 3.6</w:t>
-      </w:r>
-      <w:r>
-        <w:t xml:space="preserve"> – Contrôle de la requête (presentation_app/warehouse.py)</w:t>
-      </w:r>
-    </w:p>
-    <w:bookmarkStart w:id="63" w:name="code:clean"/>
-    <w:p>
-      <w:pPr>
-        <w:pStyle w:val="SourceCode"/>
-      </w:pPr>
-      <w:r>
-        <w:rPr>
-          <w:rStyle w:val="NormalTok"/>
-        </w:rPr>
-        <w:t xml:space="preserve"> </w:t>
-      </w:r>
-      <w:r>
-        <w:rPr>
-          <w:rStyle w:val="DecValTok"/>
-        </w:rPr>
-        <w:t xml:space="preserve">1</w:t>
-      </w:r>
-      <w:r>
-        <w:rPr>
-          <w:rStyle w:val="NormalTok"/>
-        </w:rPr>
-        <w:t xml:space="preserve">  </w:t>
-      </w:r>
-      <w:r>
-        <w:rPr>
-          <w:rStyle w:val="KeywordTok"/>
-        </w:rPr>
-        <w:t xml:space="preserve">def</w:t>
-      </w:r>
-      <w:r>
-        <w:rPr>
-          <w:rStyle w:val="NormalTok"/>
-        </w:rPr>
-        <w:t xml:space="preserve"> clean_sql(sql: </w:t>
-      </w:r>
-      <w:r>
-        <w:rPr>
-          <w:rStyle w:val="BuiltInTok"/>
-        </w:rPr>
-        <w:t xml:space="preserve">str</w:t>
-      </w:r>
-      <w:r>
-        <w:rPr>
-          <w:rStyle w:val="NormalTok"/>
-        </w:rPr>
-        <w:t xml:space="preserve">) </w:t>
-      </w:r>
-      <w:r>
-        <w:rPr>
-          <w:rStyle w:val="OperatorTok"/>
-        </w:rPr>
-        <w:t xml:space="preserve">-&gt;</w:t>
-      </w:r>
-      <w:r>
-        <w:rPr>
-          <w:rStyle w:val="NormalTok"/>
-        </w:rPr>
-        <w:t xml:space="preserve"> </w:t>
-      </w:r>
-      <w:r>
-        <w:rPr>
-          <w:rStyle w:val="BuiltInTok"/>
-        </w:rPr>
-        <w:t xml:space="preserve">str</w:t>
-      </w:r>
-      <w:r>
-        <w:rPr>
-          <w:rStyle w:val="NormalTok"/>
-        </w:rPr>
-        <w:t xml:space="preserve">:</w:t>
-      </w:r>
-      <w:r>
-        <w:br/>
-      </w:r>
-      <w:r>
-        <w:rPr>
-          <w:rStyle w:val="NormalTok"/>
-        </w:rPr>
-        <w:t xml:space="preserve"> </w:t>
-      </w:r>
-      <w:r>
-        <w:rPr>
-          <w:rStyle w:val="DecValTok"/>
-        </w:rPr>
-        <w:t xml:space="preserve">2</w:t>
-      </w:r>
-      <w:r>
-        <w:rPr>
-          <w:rStyle w:val="NormalTok"/>
-        </w:rPr>
-        <w:t xml:space="preserve">      sql </w:t>
-      </w:r>
-      <w:r>
-        <w:rPr>
-          <w:rStyle w:val="OperatorTok"/>
-        </w:rPr>
-        <w:t xml:space="preserve">=</w:t>
-      </w:r>
-      <w:r>
-        <w:rPr>
-          <w:rStyle w:val="NormalTok"/>
-        </w:rPr>
-        <w:t xml:space="preserve"> re.sub(</w:t>
-      </w:r>
-      <w:r>
-        <w:rPr>
-          <w:rStyle w:val="VerbatimStringTok"/>
-        </w:rPr>
-        <w:t xml:space="preserve">r"```(?:sql)?"</w:t>
-      </w:r>
-      <w:r>
-        <w:rPr>
-          <w:rStyle w:val="NormalTok"/>
-        </w:rPr>
-        <w:t xml:space="preserve">, </w:t>
-      </w:r>
-      <w:r>
-        <w:rPr>
-          <w:rStyle w:val="StringTok"/>
-        </w:rPr>
-        <w:t xml:space="preserve">""</w:t>
-      </w:r>
-      <w:r>
-        <w:rPr>
-          <w:rStyle w:val="NormalTok"/>
-        </w:rPr>
-        <w:t xml:space="preserve">, sql, flags</w:t>
-      </w:r>
-      <w:r>
-        <w:rPr>
-          <w:rStyle w:val="OperatorTok"/>
-        </w:rPr>
-        <w:t xml:space="preserve">=</w:t>
-      </w:r>
-      <w:r>
-        <w:rPr>
-          <w:rStyle w:val="NormalTok"/>
-        </w:rPr>
-        <w:t xml:space="preserve">re.IGNORECASE).strip().rstrip(</w:t>
-      </w:r>
-      <w:r>
-        <w:rPr>
-          <w:rStyle w:val="StringTok"/>
-        </w:rPr>
-        <w:t xml:space="preserve">";"</w:t>
-      </w:r>
-      <w:r>
-        <w:rPr>
-          <w:rStyle w:val="NormalTok"/>
-        </w:rPr>
-        <w:t xml:space="preserve">).strip()</w:t>
-      </w:r>
-      <w:r>
-        <w:br/>
-      </w:r>
-      <w:r>
-        <w:rPr>
-          <w:rStyle w:val="NormalTok"/>
-        </w:rPr>
-        <w:t xml:space="preserve"> </w:t>
-      </w:r>
-      <w:r>
-        <w:rPr>
-          <w:rStyle w:val="DecValTok"/>
-        </w:rPr>
-        <w:t xml:space="preserve">3</w:t>
-      </w:r>
-      <w:r>
-        <w:rPr>
-          <w:rStyle w:val="NormalTok"/>
-        </w:rPr>
-        <w:t xml:space="preserve">      </w:t>
-      </w:r>
-      <w:r>
-        <w:rPr>
-          <w:rStyle w:val="ControlFlowTok"/>
-        </w:rPr>
-        <w:t xml:space="preserve">if</w:t>
-      </w:r>
-      <w:r>
-        <w:rPr>
-          <w:rStyle w:val="NormalTok"/>
-        </w:rPr>
-        <w:t xml:space="preserve"> </w:t>
-      </w:r>
-      <w:r>
-        <w:rPr>
-          <w:rStyle w:val="KeywordTok"/>
-        </w:rPr>
-        <w:t xml:space="preserve">not</w:t>
-      </w:r>
-      <w:r>
-        <w:rPr>
-          <w:rStyle w:val="NormalTok"/>
-        </w:rPr>
-        <w:t xml:space="preserve"> re.match(</w:t>
-      </w:r>
-      <w:r>
-        <w:rPr>
-          <w:rStyle w:val="VerbatimStringTok"/>
-        </w:rPr>
-        <w:t xml:space="preserve">r"^(select|with)\b"</w:t>
-      </w:r>
-      <w:r>
-        <w:rPr>
-          <w:rStyle w:val="NormalTok"/>
-        </w:rPr>
-        <w:t xml:space="preserve">, sql, re.IGNORECASE):</w:t>
-      </w:r>
-      <w:r>
-        <w:br/>
-      </w:r>
-      <w:r>
-        <w:rPr>
-          <w:rStyle w:val="NormalTok"/>
-        </w:rPr>
-        <w:t xml:space="preserve"> </w:t>
-      </w:r>
-      <w:r>
-        <w:rPr>
-          <w:rStyle w:val="DecValTok"/>
-        </w:rPr>
-        <w:t xml:space="preserve">4</w:t>
-      </w:r>
-      <w:r>
-        <w:rPr>
-          <w:rStyle w:val="NormalTok"/>
-        </w:rPr>
-        <w:t xml:space="preserve">          </w:t>
-      </w:r>
-      <w:r>
-        <w:rPr>
-          <w:rStyle w:val="ControlFlowTok"/>
-        </w:rPr>
-        <w:t xml:space="preserve">raise</w:t>
-      </w:r>
-      <w:r>
-        <w:rPr>
-          <w:rStyle w:val="NormalTok"/>
-        </w:rPr>
-        <w:t xml:space="preserve"> QueryError(</w:t>
-      </w:r>
-      <w:r>
-        <w:rPr>
-          <w:rStyle w:val="StringTok"/>
-        </w:rPr>
-        <w:t xml:space="preserve">"Requête refusée : seules les requêtes SELECT sont autorisées."</w:t>
-      </w:r>
-      <w:r>
-        <w:rPr>
-          <w:rStyle w:val="NormalTok"/>
-        </w:rPr>
-        <w:t xml:space="preserve">)</w:t>
-      </w:r>
-      <w:r>
-        <w:br/>
-      </w:r>
-      <w:r>
-        <w:rPr>
-          <w:rStyle w:val="NormalTok"/>
-        </w:rPr>
-        <w:t xml:space="preserve"> </w:t>
-      </w:r>
-      <w:r>
-        <w:rPr>
-          <w:rStyle w:val="DecValTok"/>
-        </w:rPr>
-        <w:t xml:space="preserve">5</w:t>
-      </w:r>
-      <w:r>
-        <w:rPr>
-          <w:rStyle w:val="NormalTok"/>
-        </w:rPr>
-        <w:t xml:space="preserve">      </w:t>
-      </w:r>
-      <w:r>
-        <w:rPr>
-          <w:rStyle w:val="ControlFlowTok"/>
-        </w:rPr>
-        <w:t xml:space="preserve">if</w:t>
-      </w:r>
-      <w:r>
-        <w:rPr>
-          <w:rStyle w:val="NormalTok"/>
-        </w:rPr>
-        <w:t xml:space="preserve"> </w:t>
-      </w:r>
-      <w:r>
-        <w:rPr>
-          <w:rStyle w:val="StringTok"/>
-        </w:rPr>
-        <w:t xml:space="preserve">";"</w:t>
-      </w:r>
-      <w:r>
-        <w:rPr>
-          <w:rStyle w:val="NormalTok"/>
-        </w:rPr>
-        <w:t xml:space="preserve"> </w:t>
-      </w:r>
-      <w:r>
-        <w:rPr>
-          <w:rStyle w:val="KeywordTok"/>
-        </w:rPr>
-        <w:t xml:space="preserve">in</w:t>
-      </w:r>
-      <w:r>
-        <w:rPr>
-          <w:rStyle w:val="NormalTok"/>
-        </w:rPr>
-        <w:t xml:space="preserve"> sql:</w:t>
-      </w:r>
-      <w:r>
-        <w:br/>
-      </w:r>
-      <w:r>
-        <w:rPr>
-          <w:rStyle w:val="NormalTok"/>
-        </w:rPr>
-        <w:t xml:space="preserve"> </w:t>
-      </w:r>
-      <w:r>
-        <w:rPr>
-          <w:rStyle w:val="DecValTok"/>
-        </w:rPr>
-        <w:t xml:space="preserve">6</w:t>
-      </w:r>
-      <w:r>
-        <w:rPr>
-          <w:rStyle w:val="NormalTok"/>
-        </w:rPr>
-        <w:t xml:space="preserve">          </w:t>
-      </w:r>
-      <w:r>
-        <w:rPr>
-          <w:rStyle w:val="ControlFlowTok"/>
-        </w:rPr>
-        <w:t xml:space="preserve">raise</w:t>
-      </w:r>
-      <w:r>
-        <w:rPr>
-          <w:rStyle w:val="NormalTok"/>
-        </w:rPr>
-        <w:t xml:space="preserve"> QueryError(</w:t>
-      </w:r>
-      <w:r>
-        <w:rPr>
-          <w:rStyle w:val="StringTok"/>
-        </w:rPr>
-        <w:t xml:space="preserve">"Requête refusée : une seule instruction est autorisée."</w:t>
-      </w:r>
-      <w:r>
-        <w:rPr>
-          <w:rStyle w:val="NormalTok"/>
-        </w:rPr>
-        <w:t xml:space="preserve">)</w:t>
-      </w:r>
-      <w:r>
-        <w:br/>
-      </w:r>
-      <w:r>
-        <w:rPr>
-          <w:rStyle w:val="NormalTok"/>
-        </w:rPr>
-        <w:t xml:space="preserve"> </w:t>
-      </w:r>
-      <w:r>
-        <w:rPr>
-          <w:rStyle w:val="DecValTok"/>
-        </w:rPr>
-        <w:t xml:space="preserve">7</w:t>
-      </w:r>
-      <w:r>
-        <w:rPr>
-          <w:rStyle w:val="NormalTok"/>
-        </w:rPr>
-        <w:t xml:space="preserve">      </w:t>
-      </w:r>
-      <w:r>
-        <w:rPr>
-          <w:rStyle w:val="ControlFlowTok"/>
-        </w:rPr>
-        <w:t xml:space="preserve">if</w:t>
-      </w:r>
-      <w:r>
-        <w:rPr>
-          <w:rStyle w:val="NormalTok"/>
-        </w:rPr>
-        <w:t xml:space="preserve"> FORBIDDEN.search(re.sub(</w:t>
-      </w:r>
-      <w:r>
-        <w:rPr>
-          <w:rStyle w:val="VerbatimStringTok"/>
-        </w:rPr>
-        <w:t xml:space="preserve">r"'[^']*'"</w:t>
-      </w:r>
-      <w:r>
-        <w:rPr>
-          <w:rStyle w:val="NormalTok"/>
-        </w:rPr>
-        <w:t xml:space="preserve">, </w:t>
-      </w:r>
-      <w:r>
-        <w:rPr>
-          <w:rStyle w:val="StringTok"/>
-        </w:rPr>
-        <w:t xml:space="preserve">"''"</w:t>
-      </w:r>
-      <w:r>
-        <w:rPr>
-          <w:rStyle w:val="NormalTok"/>
-        </w:rPr>
-        <w:t xml:space="preserve">, sql)):</w:t>
-      </w:r>
-      <w:r>
-        <w:br/>
-      </w:r>
-      <w:r>
-        <w:rPr>
-          <w:rStyle w:val="NormalTok"/>
-        </w:rPr>
-        <w:t xml:space="preserve"> </w:t>
-      </w:r>
-      <w:r>
-        <w:rPr>
-          <w:rStyle w:val="DecValTok"/>
-        </w:rPr>
-        <w:t xml:space="preserve">8</w:t>
-      </w:r>
-      <w:r>
-        <w:rPr>
-          <w:rStyle w:val="NormalTok"/>
-        </w:rPr>
-        <w:t xml:space="preserve">          </w:t>
-      </w:r>
-      <w:r>
-        <w:rPr>
-          <w:rStyle w:val="ControlFlowTok"/>
-        </w:rPr>
-        <w:t xml:space="preserve">raise</w:t>
-      </w:r>
-      <w:r>
-        <w:rPr>
-          <w:rStyle w:val="NormalTok"/>
-        </w:rPr>
-        <w:t xml:space="preserve"> QueryError(</w:t>
-      </w:r>
-      <w:r>
-        <w:rPr>
-          <w:rStyle w:val="StringTok"/>
-        </w:rPr>
-        <w:t xml:space="preserve">"Requête refusée : elle contient une instruction d'écriture."</w:t>
-      </w:r>
-      <w:r>
-        <w:rPr>
-          <w:rStyle w:val="NormalTok"/>
-        </w:rPr>
-        <w:t xml:space="preserve">)</w:t>
-      </w:r>
-      <w:r>
-        <w:br/>
-      </w:r>
-      <w:r>
-        <w:rPr>
-          <w:rStyle w:val="NormalTok"/>
-        </w:rPr>
-        <w:t xml:space="preserve"> </w:t>
-      </w:r>
-      <w:r>
-        <w:rPr>
-          <w:rStyle w:val="DecValTok"/>
-        </w:rPr>
-        <w:t xml:space="preserve">9</w:t>
-      </w:r>
-      <w:r>
-        <w:rPr>
-          <w:rStyle w:val="NormalTok"/>
-        </w:rPr>
-        <w:t xml:space="preserve">      </w:t>
-      </w:r>
-      <w:r>
-        <w:rPr>
-          <w:rStyle w:val="ControlFlowTok"/>
-        </w:rPr>
-        <w:t xml:space="preserve">if</w:t>
-      </w:r>
-      <w:r>
-        <w:rPr>
-          <w:rStyle w:val="NormalTok"/>
-        </w:rPr>
-        <w:t xml:space="preserve"> </w:t>
-      </w:r>
-      <w:r>
-        <w:rPr>
-          <w:rStyle w:val="KeywordTok"/>
-        </w:rPr>
-        <w:t xml:space="preserve">not</w:t>
-      </w:r>
-      <w:r>
-        <w:rPr>
-          <w:rStyle w:val="NormalTok"/>
-        </w:rPr>
-        <w:t xml:space="preserve"> re.search(</w:t>
-      </w:r>
-      <w:r>
-        <w:rPr>
-          <w:rStyle w:val="VerbatimStringTok"/>
-        </w:rPr>
-        <w:t xml:space="preserve">r"\blimit\s+\d+\s*$"</w:t>
-      </w:r>
-      <w:r>
-        <w:rPr>
-          <w:rStyle w:val="NormalTok"/>
-        </w:rPr>
-        <w:t xml:space="preserve">, sql, re.IGNORECASE):</w:t>
-      </w:r>
-      <w:r>
-        <w:br/>
-      </w:r>
-      <w:r>
-        <w:rPr>
-          <w:rStyle w:val="DecValTok"/>
-        </w:rPr>
-        <w:t xml:space="preserve">10</w:t>
-      </w:r>
-      <w:r>
-        <w:rPr>
-          <w:rStyle w:val="NormalTok"/>
-        </w:rPr>
-        <w:t xml:space="preserve">          sql </w:t>
-      </w:r>
-      <w:r>
-        <w:rPr>
-          <w:rStyle w:val="OperatorTok"/>
-        </w:rPr>
-        <w:t xml:space="preserve">=</w:t>
-      </w:r>
-      <w:r>
-        <w:rPr>
-          <w:rStyle w:val="NormalTok"/>
-        </w:rPr>
-        <w:t xml:space="preserve"> </w:t>
-      </w:r>
-      <w:r>
-        <w:rPr>
-          <w:rStyle w:val="SpecialStringTok"/>
-        </w:rPr>
-        <w:t xml:space="preserve">f"</w:t>
-      </w:r>
-      <w:r>
-        <w:rPr>
-          <w:rStyle w:val="SpecialCharTok"/>
-        </w:rPr>
-        <w:t xml:space="preserve">{</w:t>
-      </w:r>
-      <w:r>
-        <w:rPr>
-          <w:rStyle w:val="NormalTok"/>
-        </w:rPr>
-        <w:t xml:space="preserve">sql</w:t>
-      </w:r>
-      <w:r>
-        <w:rPr>
-          <w:rStyle w:val="SpecialCharTok"/>
-        </w:rPr>
-        <w:t xml:space="preserve">}</w:t>
-      </w:r>
-      <w:r>
-        <w:rPr>
-          <w:rStyle w:val="CharTok"/>
-        </w:rPr>
-        <w:t xml:space="preserve">\n</w:t>
-      </w:r>
-      <w:r>
-        <w:rPr>
-          <w:rStyle w:val="SpecialStringTok"/>
-        </w:rPr>
-        <w:t xml:space="preserve">limit </w:t>
-      </w:r>
-      <w:r>
-        <w:rPr>
-          <w:rStyle w:val="SpecialCharTok"/>
-        </w:rPr>
-        <w:t xml:space="preserve">{</w:t>
-      </w:r>
-      <w:r>
-        <w:rPr>
-          <w:rStyle w:val="NormalTok"/>
-        </w:rPr>
-        <w:t xml:space="preserve">MAX_ROWS</w:t>
-      </w:r>
-      <w:r>
-        <w:rPr>
-          <w:rStyle w:val="SpecialCharTok"/>
-        </w:rPr>
-        <w:t xml:space="preserve">}</w:t>
-      </w:r>
-      <w:r>
-        <w:rPr>
-          <w:rStyle w:val="SpecialStringTok"/>
-        </w:rPr>
-        <w:t xml:space="preserve">"</w:t>
-      </w:r>
-      <w:r>
-        <w:br/>
-      </w:r>
-      <w:r>
-        <w:rPr>
-          <w:rStyle w:val="DecValTok"/>
-        </w:rPr>
-        <w:t xml:space="preserve">11</w:t>
-      </w:r>
-      <w:r>
-        <w:rPr>
-          <w:rStyle w:val="NormalTok"/>
-        </w:rPr>
-        <w:t xml:space="preserve">      </w:t>
-      </w:r>
-      <w:r>
-        <w:rPr>
-          <w:rStyle w:val="ControlFlowTok"/>
-        </w:rPr>
-        <w:t xml:space="preserve">return</w:t>
-      </w:r>
-      <w:r>
-        <w:rPr>
-          <w:rStyle w:val="NormalTok"/>
-        </w:rPr>
-        <w:t xml:space="preserve"> sql</w:t>
-      </w:r>
-    </w:p>
-    <w:bookmarkEnd w:id="63"/>
-    <w:p>
-      <w:pPr>
-        <w:pStyle w:val="FirstParagraph"/>
-      </w:pPr>
-      <w:r>
-        <w:t xml:space="preserve">On enlève d’abord les balises Markdown que le modèle ajoute parfois. La requête doit ensuite commencer par</w:t>
-      </w:r>
-      <w:r>
-        <w:t xml:space="preserve"> </w:t>
-      </w:r>
-      <w:r>
-        <w:rPr>
-          <w:rStyle w:val="VerbatimChar"/>
-        </w:rPr>
-        <w:t xml:space="preserve">SELECT</w:t>
-      </w:r>
-      <w:r>
-        <w:t xml:space="preserve"> </w:t>
-      </w:r>
-      <w:r>
-        <w:t xml:space="preserve">ou</w:t>
-      </w:r>
-      <w:r>
-        <w:t xml:space="preserve"> </w:t>
-      </w:r>
-      <w:r>
-        <w:rPr>
-          <w:rStyle w:val="VerbatimChar"/>
-        </w:rPr>
-        <w:t xml:space="preserve">WITH</w:t>
-      </w:r>
-      <w:r>
-        <w:t xml:space="preserve">, ne contenir qu’une instruction et aucun mot-clé d’écriture (</w:t>
-      </w:r>
-      <w:r>
-        <w:rPr>
-          <w:rStyle w:val="VerbatimChar"/>
-        </w:rPr>
-        <w:t xml:space="preserve">insert</w:t>
-      </w:r>
-      <w:r>
-        <w:t xml:space="preserve">,</w:t>
-      </w:r>
-      <w:r>
-        <w:t xml:space="preserve"> </w:t>
-      </w:r>
-      <w:r>
-        <w:rPr>
-          <w:rStyle w:val="VerbatimChar"/>
-        </w:rPr>
-        <w:t xml:space="preserve">drop</w:t>
-      </w:r>
-      <w:r>
-        <w:t xml:space="preserve">,</w:t>
-      </w:r>
-      <w:r>
-        <w:t xml:space="preserve"> </w:t>
-      </w:r>
-      <w:r>
-        <w:rPr>
-          <w:rStyle w:val="VerbatimChar"/>
-        </w:rPr>
-        <w:t xml:space="preserve">grant</w:t>
-      </w:r>
-      <w:r>
-        <w:t xml:space="preserve">…). Le contenu des chaînes est vidé avant cette recherche, pour qu’un filtre comme</w:t>
-      </w:r>
-      <w:r>
-        <w:t xml:space="preserve"> </w:t>
-      </w:r>
-      <w:r>
-        <w:rPr>
-          <w:rStyle w:val="VerbatimChar"/>
-        </w:rPr>
-        <w:t xml:space="preserve">'drop shipping'</w:t>
-      </w:r>
-      <w:r>
-        <w:t xml:space="preserve"> </w:t>
-      </w:r>
-      <w:r>
-        <w:t xml:space="preserve">ne soit pas refusé à tort. Enfin, un</w:t>
-      </w:r>
-      <w:r>
-        <w:t xml:space="preserve"> </w:t>
-      </w:r>
-      <w:r>
-        <w:rPr>
-          <w:rStyle w:val="VerbatimChar"/>
-        </w:rPr>
-        <w:t xml:space="preserve">LIMIT 1000</w:t>
-      </w:r>
-      <w:r>
-        <w:t xml:space="preserve"> </w:t>
-      </w:r>
-      <w:r>
-        <w:t xml:space="preserve">est ajouté s’il manque.</w:t>
-      </w:r>
-    </w:p>
-    <w:bookmarkEnd w:id="64"/>
-    <w:bookmarkStart w:id="71" w:name="exemple"/>
-    <w:p>
-      <w:pPr>
-        <w:pStyle w:val="Heading3"/>
-      </w:pPr>
-      <w:r>
-        <w:rPr>
-          <w:rStyle w:val="SectionNumber"/>
-        </w:rPr>
-        <w:t xml:space="preserve">3.5.3</w:t>
-      </w:r>
-      <w:r>
-        <w:tab/>
-      </w:r>
-      <w:r>
-        <w:t xml:space="preserve">Exemple</w:t>
-      </w:r>
-    </w:p>
-    <w:p>
-      <w:pPr>
-        <w:pStyle w:val="FirstParagraph"/>
-      </w:pPr>
-      <w:r>
-        <w:t xml:space="preserve">La figure 3.6 montre une question libre posée sur Snowflake : « Les 10 produits les plus vendus ? ». Ollama a mis 36,5 s pour écrire le SQL. L’onglet SQL (figure 3.7) montre une requête correcte : somme de</w:t>
-      </w:r>
-      <w:r>
-        <w:t xml:space="preserve"> </w:t>
-      </w:r>
-      <w:r>
-        <w:rPr>
-          <w:rStyle w:val="VerbatimChar"/>
-        </w:rPr>
-        <w:t xml:space="preserve">quantity</w:t>
-      </w:r>
-      <w:r>
-        <w:t xml:space="preserve"> </w:t>
-      </w:r>
-      <w:r>
-        <w:t xml:space="preserve">dans</w:t>
-      </w:r>
-      <w:r>
-        <w:t xml:space="preserve"> </w:t>
-      </w:r>
-      <w:r>
-        <w:rPr>
-          <w:rStyle w:val="VerbatimChar"/>
-        </w:rPr>
-        <w:t xml:space="preserve">fct_sales</w:t>
-      </w:r>
-      <w:r>
-        <w:t xml:space="preserve">, jointure avec</w:t>
-      </w:r>
-      <w:r>
-        <w:t xml:space="preserve"> </w:t>
-      </w:r>
-      <w:r>
-        <w:rPr>
-          <w:rStyle w:val="VerbatimChar"/>
-        </w:rPr>
-        <w:t xml:space="preserve">dim_products</w:t>
-      </w:r>
-      <w:r>
-        <w:t xml:space="preserve">, tri décroissant. Le premier produit (</w:t>
-      </w:r>
-      <w:r>
-        <w:rPr>
-          <w:iCs/>
-          <w:i/>
-        </w:rPr>
-        <w:t xml:space="preserve">Black and orange fragile despatch tape 48mmx75m</w:t>
-      </w:r>
-      <w:r>
-        <w:t xml:space="preserve">, 207 324 unités) est le même que celui obtenu avec une requête écrite à la main.</w:t>
+        <w:t xml:space="preserve"> – Fichier</w:t>
+      </w:r>
+      <w:r>
+        <w:t xml:space="preserve"> </w:t>
+      </w:r>
+      <w:r>
+        <w:rPr>
+          <w:rStyle w:val="VerbatimChar"/>
+        </w:rPr>
+        <w:t xml:space="preserve">.dlt/secrets.toml</w:t>
+      </w:r>
+      <w:r>
+        <w:t xml:space="preserve"> </w:t>
+      </w:r>
+      <w:r>
+        <w:t xml:space="preserve">(valeurs masquées)</w:t>
       </w:r>
     </w:p>
     <w:p>
@@ -5372,20 +2587,20 @@
       <w:r>
         <w:drawing>
           <wp:inline>
-            <wp:extent cx="5753100" cy="3406243"/>
+            <wp:extent cx="3739515" cy="1095851"/>
             <wp:effectExtent b="0" l="0" r="0" t="0"/>
-            <wp:docPr descr="Réponse à une question libre, SQL généré par Ollama" title="" id="66" name="Picture"/>
+            <wp:docPr descr="Avertissements DLT sur les colonnes geography" title="" id="55" name="Picture"/>
             <a:graphic>
               <a:graphicData uri="http://schemas.openxmlformats.org/drawingml/2006/picture">
                 <pic:pic>
                   <pic:nvPicPr>
-                    <pic:cNvPr descr="../../captures/capture22.png" id="67" name="Picture"/>
+                    <pic:cNvPr descr="../../captures/Capture6.png" id="56" name="Picture"/>
                     <pic:cNvPicPr>
                       <a:picLocks noChangeArrowheads="1" noChangeAspect="1"/>
                     </pic:cNvPicPr>
                   </pic:nvPicPr>
                   <pic:blipFill>
-                    <a:blip r:embed="rId65"/>
+                    <a:blip r:embed="rId54"/>
                     <a:stretch>
                       <a:fillRect/>
                     </a:stretch>
@@ -5393,7 +2608,7 @@
                   <pic:spPr bwMode="auto">
                     <a:xfrm>
                       <a:off x="0" y="0"/>
-                      <a:ext cx="5753100" cy="3406243"/>
+                      <a:ext cx="3739515" cy="1095851"/>
                     </a:xfrm>
                     <a:prstGeom prst="rect">
                       <a:avLst/>
@@ -5424,7 +2639,87 @@
         <w:t xml:space="preserve">Figure 3.6</w:t>
       </w:r>
       <w:r>
-        <w:t xml:space="preserve"> – Réponse à une question libre, SQL généré par Ollama</w:t>
+        <w:t xml:space="preserve"> – Avertissements DLT sur les colonnes</w:t>
+      </w:r>
+      <w:r>
+        <w:t xml:space="preserve"> </w:t>
+      </w:r>
+      <w:r>
+        <w:rPr>
+          <w:rStyle w:val="VerbatimChar"/>
+        </w:rPr>
+        <w:t xml:space="preserve">geography</w:t>
+      </w:r>
+    </w:p>
+    <w:p>
+      <w:pPr>
+        <w:pStyle w:val="BodyText"/>
+      </w:pPr>
+      <w:r>
+        <w:t xml:space="preserve">Un point qui nous a fait perdre du temps : DLT renomme les tables et les colonnes en snake_case (</w:t>
+      </w:r>
+      <w:r>
+        <w:rPr>
+          <w:rStyle w:val="VerbatimChar"/>
+        </w:rPr>
+        <w:t xml:space="preserve">OrderLines</w:t>
+      </w:r>
+      <w:r>
+        <w:t xml:space="preserve"> </w:t>
+      </w:r>
+      <w:r>
+        <w:t xml:space="preserve">devient</w:t>
+      </w:r>
+      <w:r>
+        <w:t xml:space="preserve"> </w:t>
+      </w:r>
+      <w:r>
+        <w:rPr>
+          <w:rStyle w:val="VerbatimChar"/>
+        </w:rPr>
+        <w:t xml:space="preserve">order_lines</w:t>
+      </w:r>
+      <w:r>
+        <w:t xml:space="preserve">,</w:t>
+      </w:r>
+      <w:r>
+        <w:t xml:space="preserve"> </w:t>
+      </w:r>
+      <w:r>
+        <w:rPr>
+          <w:rStyle w:val="VerbatimChar"/>
+        </w:rPr>
+        <w:t xml:space="preserve">CustomerID</w:t>
+      </w:r>
+      <w:r>
+        <w:t xml:space="preserve"> </w:t>
+      </w:r>
+      <w:r>
+        <w:t xml:space="preserve">devient</w:t>
+      </w:r>
+      <w:r>
+        <w:t xml:space="preserve"> </w:t>
+      </w:r>
+      <w:r>
+        <w:rPr>
+          <w:rStyle w:val="VerbatimChar"/>
+        </w:rPr>
+        <w:t xml:space="preserve">customer_id</w:t>
+      </w:r>
+      <w:r>
+        <w:t xml:space="preserve">). Nos premiers modèles dbt utilisaient les noms d’origine et ne trouvaient pas les tables. Dans les sources dbt, nous avons donc gardé le nom SQL Server comme nom logique et ajouté le vrai nom avec</w:t>
+      </w:r>
+      <w:r>
+        <w:t xml:space="preserve"> </w:t>
+      </w:r>
+      <w:r>
+        <w:rPr>
+          <w:rStyle w:val="VerbatimChar"/>
+        </w:rPr>
+        <w:t xml:space="preserve">identifier</w:t>
+      </w:r>
+      <w:r>
+        <w:t xml:space="preserve">. Cela permet aussi à Dagster de relier automatiquement les actifs DLT aux modèles dbt.</w:t>
       </w:r>
     </w:p>
     <w:p>
@@ -5434,20 +2729,20 @@
       <w:r>
         <w:drawing>
           <wp:inline>
-            <wp:extent cx="5753100" cy="3421248"/>
+            <wp:extent cx="4027170" cy="2394874"/>
             <wp:effectExtent b="0" l="0" r="0" t="0"/>
-            <wp:docPr descr="Requête générée, onglet SQL" title="" id="69" name="Picture"/>
+            <wp:docPr descr="Étape DLT dans Dagster lors du run sur Snowflake (4 min 33 s)" title="" id="58" name="Picture"/>
             <a:graphic>
               <a:graphicData uri="http://schemas.openxmlformats.org/drawingml/2006/picture">
                 <pic:pic>
                   <pic:nvPicPr>
-                    <pic:cNvPr descr="../../captures/Capture23.png" id="70" name="Picture"/>
+                    <pic:cNvPr descr="../../captures/Capture14.png" id="59" name="Picture"/>
                     <pic:cNvPicPr>
                       <a:picLocks noChangeArrowheads="1" noChangeAspect="1"/>
                     </pic:cNvPicPr>
                   </pic:nvPicPr>
                   <pic:blipFill>
-                    <a:blip r:embed="rId68"/>
+                    <a:blip r:embed="rId57"/>
                     <a:stretch>
                       <a:fillRect/>
                     </a:stretch>
@@ -5455,7 +2750,7 @@
                   <pic:spPr bwMode="auto">
                     <a:xfrm>
                       <a:off x="0" y="0"/>
-                      <a:ext cx="5753100" cy="3421248"/>
+                      <a:ext cx="4027170" cy="2394874"/>
                     </a:xfrm>
                     <a:prstGeom prst="rect">
                       <a:avLst/>
@@ -5486,13 +2781,3985 @@
         <w:t xml:space="preserve">Figure 3.7</w:t>
       </w:r>
       <w:r>
+        <w:t xml:space="preserve"> – Étape DLT dans Dagster lors du run sur Snowflake (4 min 33 s)</w:t>
+      </w:r>
+    </w:p>
+    <w:bookmarkEnd w:id="60"/>
+    <w:bookmarkStart w:id="66" w:name="transformations-avec-dbt"/>
+    <w:p>
+      <w:pPr>
+        <w:pStyle w:val="Heading2"/>
+      </w:pPr>
+      <w:r>
+        <w:rPr>
+          <w:rStyle w:val="SectionNumber"/>
+        </w:rPr>
+        <w:t xml:space="preserve">3.2</w:t>
+      </w:r>
+      <w:r>
+        <w:tab/>
+      </w:r>
+      <w:r>
+        <w:t xml:space="preserve">Transformations avec dbt</w:t>
+      </w:r>
+    </w:p>
+    <w:p>
+      <w:pPr>
+        <w:pStyle w:val="FirstParagraph"/>
+      </w:pPr>
+      <w:r>
+        <w:t xml:space="preserve">La couche Silver contient sept vues</w:t>
+      </w:r>
+      <w:r>
+        <w:t xml:space="preserve"> </w:t>
+      </w:r>
+      <w:r>
+        <w:rPr>
+          <w:rStyle w:val="VerbatimChar"/>
+        </w:rPr>
+        <w:t xml:space="preserve">stg_*</w:t>
+      </w:r>
+      <w:r>
+        <w:t xml:space="preserve"> </w:t>
+      </w:r>
+      <w:r>
+        <w:t xml:space="preserve">qui renomment et typent les colonnes. Par exemple,</w:t>
+      </w:r>
+      <w:r>
+        <w:t xml:space="preserve"> </w:t>
+      </w:r>
+      <w:r>
+        <w:rPr>
+          <w:rStyle w:val="VerbatimChar"/>
+        </w:rPr>
+        <w:t xml:space="preserve">stg_invoice_lines</w:t>
+      </w:r>
+      <w:r>
+        <w:t xml:space="preserve"> </w:t>
+      </w:r>
+      <w:r>
+        <w:t xml:space="preserve">joint les lignes de facture à leur en-tête pour récupérer la date et le client. La couche Gold contient les quatre dimensions et les deux tables de faits. Les dossiers</w:t>
+      </w:r>
+      <w:r>
+        <w:t xml:space="preserve"> </w:t>
+      </w:r>
+      <w:r>
+        <w:rPr>
+          <w:rStyle w:val="VerbatimChar"/>
+        </w:rPr>
+        <w:t xml:space="preserve">staging</w:t>
+      </w:r>
+      <w:r>
+        <w:t xml:space="preserve"> </w:t>
+      </w:r>
+      <w:r>
+        <w:t xml:space="preserve">et</w:t>
+      </w:r>
+      <w:r>
+        <w:t xml:space="preserve"> </w:t>
+      </w:r>
+      <w:r>
+        <w:rPr>
+          <w:rStyle w:val="VerbatimChar"/>
+        </w:rPr>
+        <w:t xml:space="preserve">marts</w:t>
+      </w:r>
+      <w:r>
+        <w:t xml:space="preserve"> </w:t>
+      </w:r>
+      <w:r>
+        <w:t xml:space="preserve">sont envoyés dans les schémas</w:t>
+      </w:r>
+      <w:r>
+        <w:t xml:space="preserve"> </w:t>
+      </w:r>
+      <w:r>
+        <w:rPr>
+          <w:rStyle w:val="VerbatimChar"/>
+        </w:rPr>
+        <w:t xml:space="preserve">silver</w:t>
+      </w:r>
+      <w:r>
+        <w:t xml:space="preserve"> </w:t>
+      </w:r>
+      <w:r>
+        <w:t xml:space="preserve">et</w:t>
+      </w:r>
+      <w:r>
+        <w:t xml:space="preserve"> </w:t>
+      </w:r>
+      <w:r>
+        <w:rPr>
+          <w:rStyle w:val="VerbatimChar"/>
+        </w:rPr>
+        <w:t xml:space="preserve">gold</w:t>
+      </w:r>
+      <w:r>
+        <w:t xml:space="preserve"> </w:t>
+      </w:r>
+      <w:r>
+        <w:t xml:space="preserve">; il a fallu surcharger la macro</w:t>
+      </w:r>
+      <w:r>
+        <w:t xml:space="preserve"> </w:t>
+      </w:r>
+      <w:r>
+        <w:rPr>
+          <w:rStyle w:val="VerbatimChar"/>
+        </w:rPr>
+        <w:t xml:space="preserve">generate_schema_name</w:t>
+      </w:r>
+      <w:r>
+        <w:t xml:space="preserve">, sinon dbt crée des schémas nommés</w:t>
+      </w:r>
+      <w:r>
+        <w:t xml:space="preserve"> </w:t>
+      </w:r>
+      <w:r>
+        <w:rPr>
+          <w:rStyle w:val="VerbatimChar"/>
+        </w:rPr>
+        <w:t xml:space="preserve">SILVER_SILVER</w:t>
+      </w:r>
+      <w:r>
+        <w:t xml:space="preserve"> </w:t>
+      </w:r>
+      <w:r>
+        <w:t xml:space="preserve">et</w:t>
+      </w:r>
+      <w:r>
+        <w:t xml:space="preserve"> </w:t>
+      </w:r>
+      <w:r>
+        <w:rPr>
+          <w:rStyle w:val="VerbatimChar"/>
+        </w:rPr>
+        <w:t xml:space="preserve">SILVER_GOLD</w:t>
+      </w:r>
+      <w:r>
+        <w:t xml:space="preserve">.</w:t>
+      </w:r>
+    </w:p>
+    <w:p>
+      <w:pPr>
+        <w:pStyle w:val="BodyText"/>
+      </w:pPr>
+      <w:r>
+        <w:rPr>
+          <w:bCs/>
+          <w:b/>
+        </w:rPr>
+        <w:t xml:space="preserve">Code 3.2</w:t>
+      </w:r>
+      <w:r>
+        <w:t xml:space="preserve"> – Table de faits des ventes (models/marts/fct_sales.sql)</w:t>
+      </w:r>
+    </w:p>
+    <w:bookmarkStart w:id="61" w:name="code:fct"/>
+    <w:p>
+      <w:pPr>
+        <w:pStyle w:val="SourceCode"/>
+      </w:pPr>
+      <w:r>
+        <w:rPr>
+          <w:rStyle w:val="NormalTok"/>
+        </w:rPr>
+        <w:t xml:space="preserve"> </w:t>
+      </w:r>
+      <w:r>
+        <w:rPr>
+          <w:rStyle w:val="DecValTok"/>
+        </w:rPr>
+        <w:t xml:space="preserve">1</w:t>
+      </w:r>
+      <w:r>
+        <w:rPr>
+          <w:rStyle w:val="NormalTok"/>
+        </w:rPr>
+        <w:t xml:space="preserve">  </w:t>
+      </w:r>
+      <w:r>
+        <w:rPr>
+          <w:rStyle w:val="KeywordTok"/>
+        </w:rPr>
+        <w:t xml:space="preserve">select</w:t>
+      </w:r>
+      <w:r>
+        <w:br/>
+      </w:r>
+      <w:r>
+        <w:rPr>
+          <w:rStyle w:val="NormalTok"/>
+        </w:rPr>
+        <w:t xml:space="preserve"> </w:t>
+      </w:r>
+      <w:r>
+        <w:rPr>
+          <w:rStyle w:val="DecValTok"/>
+        </w:rPr>
+        <w:t xml:space="preserve">2</w:t>
+      </w:r>
+      <w:r>
+        <w:rPr>
+          <w:rStyle w:val="NormalTok"/>
+        </w:rPr>
+        <w:t xml:space="preserve">      ol.order_line_id,</w:t>
+      </w:r>
+      <w:r>
+        <w:br/>
+      </w:r>
+      <w:r>
+        <w:rPr>
+          <w:rStyle w:val="NormalTok"/>
+        </w:rPr>
+        <w:t xml:space="preserve"> </w:t>
+      </w:r>
+      <w:r>
+        <w:rPr>
+          <w:rStyle w:val="DecValTok"/>
+        </w:rPr>
+        <w:t xml:space="preserve">3</w:t>
+      </w:r>
+      <w:r>
+        <w:rPr>
+          <w:rStyle w:val="NormalTok"/>
+        </w:rPr>
+        <w:t xml:space="preserve">      o.order_id,</w:t>
+      </w:r>
+      <w:r>
+        <w:br/>
+      </w:r>
+      <w:r>
+        <w:rPr>
+          <w:rStyle w:val="NormalTok"/>
+        </w:rPr>
+        <w:t xml:space="preserve"> </w:t>
+      </w:r>
+      <w:r>
+        <w:rPr>
+          <w:rStyle w:val="DecValTok"/>
+        </w:rPr>
+        <w:t xml:space="preserve">4</w:t>
+      </w:r>
+      <w:r>
+        <w:rPr>
+          <w:rStyle w:val="NormalTok"/>
+        </w:rPr>
+        <w:t xml:space="preserve">      o.order_date,</w:t>
+      </w:r>
+      <w:r>
+        <w:br/>
+      </w:r>
+      <w:r>
+        <w:rPr>
+          <w:rStyle w:val="NormalTok"/>
+        </w:rPr>
+        <w:t xml:space="preserve"> </w:t>
+      </w:r>
+      <w:r>
+        <w:rPr>
+          <w:rStyle w:val="DecValTok"/>
+        </w:rPr>
+        <w:t xml:space="preserve">5</w:t>
+      </w:r>
+      <w:r>
+        <w:rPr>
+          <w:rStyle w:val="NormalTok"/>
+        </w:rPr>
+        <w:t xml:space="preserve">      o.customer_id,</w:t>
+      </w:r>
+      <w:r>
+        <w:br/>
+      </w:r>
+      <w:r>
+        <w:rPr>
+          <w:rStyle w:val="NormalTok"/>
+        </w:rPr>
+        <w:t xml:space="preserve"> </w:t>
+      </w:r>
+      <w:r>
+        <w:rPr>
+          <w:rStyle w:val="DecValTok"/>
+        </w:rPr>
+        <w:t xml:space="preserve">6</w:t>
+      </w:r>
+      <w:r>
+        <w:rPr>
+          <w:rStyle w:val="NormalTok"/>
+        </w:rPr>
+        <w:t xml:space="preserve">      o.salesperson_person_id     </w:t>
+      </w:r>
+      <w:r>
+        <w:rPr>
+          <w:rStyle w:val="KeywordTok"/>
+        </w:rPr>
+        <w:t xml:space="preserve">as</w:t>
+      </w:r>
+      <w:r>
+        <w:rPr>
+          <w:rStyle w:val="NormalTok"/>
+        </w:rPr>
+        <w:t xml:space="preserve"> salesperson_id,</w:t>
+      </w:r>
+      <w:r>
+        <w:br/>
+      </w:r>
+      <w:r>
+        <w:rPr>
+          <w:rStyle w:val="NormalTok"/>
+        </w:rPr>
+        <w:t xml:space="preserve"> </w:t>
+      </w:r>
+      <w:r>
+        <w:rPr>
+          <w:rStyle w:val="DecValTok"/>
+        </w:rPr>
+        <w:t xml:space="preserve">7</w:t>
+      </w:r>
+      <w:r>
+        <w:rPr>
+          <w:rStyle w:val="NormalTok"/>
+        </w:rPr>
+        <w:t xml:space="preserve">      ol.stock_item_id            </w:t>
+      </w:r>
+      <w:r>
+        <w:rPr>
+          <w:rStyle w:val="KeywordTok"/>
+        </w:rPr>
+        <w:t xml:space="preserve">as</w:t>
+      </w:r>
+      <w:r>
+        <w:rPr>
+          <w:rStyle w:val="NormalTok"/>
+        </w:rPr>
+        <w:t xml:space="preserve"> product_id,</w:t>
+      </w:r>
+      <w:r>
+        <w:br/>
+      </w:r>
+      <w:r>
+        <w:rPr>
+          <w:rStyle w:val="NormalTok"/>
+        </w:rPr>
+        <w:t xml:space="preserve"> </w:t>
+      </w:r>
+      <w:r>
+        <w:rPr>
+          <w:rStyle w:val="DecValTok"/>
+        </w:rPr>
+        <w:t xml:space="preserve">8</w:t>
+      </w:r>
+      <w:r>
+        <w:rPr>
+          <w:rStyle w:val="NormalTok"/>
+        </w:rPr>
+        <w:t xml:space="preserve">      ol.quantity,</w:t>
+      </w:r>
+      <w:r>
+        <w:br/>
+      </w:r>
+      <w:r>
+        <w:rPr>
+          <w:rStyle w:val="NormalTok"/>
+        </w:rPr>
+        <w:t xml:space="preserve"> </w:t>
+      </w:r>
+      <w:r>
+        <w:rPr>
+          <w:rStyle w:val="DecValTok"/>
+        </w:rPr>
+        <w:t xml:space="preserve">9</w:t>
+      </w:r>
+      <w:r>
+        <w:rPr>
+          <w:rStyle w:val="NormalTok"/>
+        </w:rPr>
+        <w:t xml:space="preserve">      ol.unit_price,</w:t>
+      </w:r>
+      <w:r>
+        <w:br/>
+      </w:r>
+      <w:r>
+        <w:rPr>
+          <w:rStyle w:val="DecValTok"/>
+        </w:rPr>
+        <w:t xml:space="preserve">10</w:t>
+      </w:r>
+      <w:r>
+        <w:rPr>
+          <w:rStyle w:val="NormalTok"/>
+        </w:rPr>
+        <w:t xml:space="preserve">      ol.quantity </w:t>
+      </w:r>
+      <w:r>
+        <w:rPr>
+          <w:rStyle w:val="OperatorTok"/>
+        </w:rPr>
+        <w:t xml:space="preserve">*</w:t>
+      </w:r>
+      <w:r>
+        <w:rPr>
+          <w:rStyle w:val="NormalTok"/>
+        </w:rPr>
+        <w:t xml:space="preserve"> ol.unit_price </w:t>
+      </w:r>
+      <w:r>
+        <w:rPr>
+          <w:rStyle w:val="KeywordTok"/>
+        </w:rPr>
+        <w:t xml:space="preserve">as</w:t>
+      </w:r>
+      <w:r>
+        <w:rPr>
+          <w:rStyle w:val="NormalTok"/>
+        </w:rPr>
+        <w:t xml:space="preserve"> sales_amount_excl_tax,</w:t>
+      </w:r>
+      <w:r>
+        <w:br/>
+      </w:r>
+      <w:r>
+        <w:rPr>
+          <w:rStyle w:val="DecValTok"/>
+        </w:rPr>
+        <w:t xml:space="preserve">11</w:t>
+      </w:r>
+      <w:r>
+        <w:rPr>
+          <w:rStyle w:val="NormalTok"/>
+        </w:rPr>
+        <w:t xml:space="preserve">      ol.quantity </w:t>
+      </w:r>
+      <w:r>
+        <w:rPr>
+          <w:rStyle w:val="OperatorTok"/>
+        </w:rPr>
+        <w:t xml:space="preserve">*</w:t>
+      </w:r>
+      <w:r>
+        <w:rPr>
+          <w:rStyle w:val="NormalTok"/>
+        </w:rPr>
+        <w:t xml:space="preserve"> ol.unit_price </w:t>
+      </w:r>
+      <w:r>
+        <w:rPr>
+          <w:rStyle w:val="OperatorTok"/>
+        </w:rPr>
+        <w:t xml:space="preserve">*</w:t>
+      </w:r>
+      <w:r>
+        <w:rPr>
+          <w:rStyle w:val="NormalTok"/>
+        </w:rPr>
+        <w:t xml:space="preserve"> (</w:t>
+      </w:r>
+      <w:r>
+        <w:rPr>
+          <w:rStyle w:val="DecValTok"/>
+        </w:rPr>
+        <w:t xml:space="preserve">1</w:t>
+      </w:r>
+      <w:r>
+        <w:rPr>
+          <w:rStyle w:val="NormalTok"/>
+        </w:rPr>
+        <w:t xml:space="preserve"> </w:t>
+      </w:r>
+      <w:r>
+        <w:rPr>
+          <w:rStyle w:val="OperatorTok"/>
+        </w:rPr>
+        <w:t xml:space="preserve">+</w:t>
+      </w:r>
+      <w:r>
+        <w:rPr>
+          <w:rStyle w:val="NormalTok"/>
+        </w:rPr>
+        <w:t xml:space="preserve"> ol.tax_rate </w:t>
+      </w:r>
+      <w:r>
+        <w:rPr>
+          <w:rStyle w:val="OperatorTok"/>
+        </w:rPr>
+        <w:t xml:space="preserve">/</w:t>
+      </w:r>
+      <w:r>
+        <w:rPr>
+          <w:rStyle w:val="NormalTok"/>
+        </w:rPr>
+        <w:t xml:space="preserve"> </w:t>
+      </w:r>
+      <w:r>
+        <w:rPr>
+          <w:rStyle w:val="DecValTok"/>
+        </w:rPr>
+        <w:t xml:space="preserve">100</w:t>
+      </w:r>
+      <w:r>
+        <w:rPr>
+          <w:rStyle w:val="NormalTok"/>
+        </w:rPr>
+        <w:t xml:space="preserve">) </w:t>
+      </w:r>
+      <w:r>
+        <w:rPr>
+          <w:rStyle w:val="KeywordTok"/>
+        </w:rPr>
+        <w:t xml:space="preserve">as</w:t>
+      </w:r>
+      <w:r>
+        <w:rPr>
+          <w:rStyle w:val="NormalTok"/>
+        </w:rPr>
+        <w:t xml:space="preserve"> sales_amount_incl_tax</w:t>
+      </w:r>
+      <w:r>
+        <w:br/>
+      </w:r>
+      <w:r>
+        <w:rPr>
+          <w:rStyle w:val="DecValTok"/>
+        </w:rPr>
+        <w:t xml:space="preserve">12</w:t>
+      </w:r>
+      <w:r>
+        <w:rPr>
+          <w:rStyle w:val="NormalTok"/>
+        </w:rPr>
+        <w:t xml:space="preserve">  </w:t>
+      </w:r>
+      <w:r>
+        <w:rPr>
+          <w:rStyle w:val="KeywordTok"/>
+        </w:rPr>
+        <w:t xml:space="preserve">from</w:t>
+      </w:r>
+      <w:r>
+        <w:rPr>
+          <w:rStyle w:val="NormalTok"/>
+        </w:rPr>
+        <w:t xml:space="preserve"> {{ </w:t>
+      </w:r>
+      <w:r>
+        <w:rPr>
+          <w:rStyle w:val="FunctionTok"/>
+        </w:rPr>
+        <w:t xml:space="preserve">ref</w:t>
+      </w:r>
+      <w:r>
+        <w:rPr>
+          <w:rStyle w:val="NormalTok"/>
+        </w:rPr>
+        <w:t xml:space="preserve">(</w:t>
+      </w:r>
+      <w:r>
+        <w:rPr>
+          <w:rStyle w:val="StringTok"/>
+        </w:rPr>
+        <w:t xml:space="preserve">'stg_order_lines'</w:t>
+      </w:r>
+      <w:r>
+        <w:rPr>
+          <w:rStyle w:val="NormalTok"/>
+        </w:rPr>
+        <w:t xml:space="preserve">) }} ol</w:t>
+      </w:r>
+      <w:r>
+        <w:br/>
+      </w:r>
+      <w:r>
+        <w:rPr>
+          <w:rStyle w:val="DecValTok"/>
+        </w:rPr>
+        <w:t xml:space="preserve">13</w:t>
+      </w:r>
+      <w:r>
+        <w:rPr>
+          <w:rStyle w:val="NormalTok"/>
+        </w:rPr>
+        <w:t xml:space="preserve">  </w:t>
+      </w:r>
+      <w:r>
+        <w:rPr>
+          <w:rStyle w:val="KeywordTok"/>
+        </w:rPr>
+        <w:t xml:space="preserve">join</w:t>
+      </w:r>
+      <w:r>
+        <w:rPr>
+          <w:rStyle w:val="NormalTok"/>
+        </w:rPr>
+        <w:t xml:space="preserve"> {{ </w:t>
+      </w:r>
+      <w:r>
+        <w:rPr>
+          <w:rStyle w:val="FunctionTok"/>
+        </w:rPr>
+        <w:t xml:space="preserve">ref</w:t>
+      </w:r>
+      <w:r>
+        <w:rPr>
+          <w:rStyle w:val="NormalTok"/>
+        </w:rPr>
+        <w:t xml:space="preserve">(</w:t>
+      </w:r>
+      <w:r>
+        <w:rPr>
+          <w:rStyle w:val="StringTok"/>
+        </w:rPr>
+        <w:t xml:space="preserve">'stg_orders'</w:t>
+      </w:r>
+      <w:r>
+        <w:rPr>
+          <w:rStyle w:val="NormalTok"/>
+        </w:rPr>
+        <w:t xml:space="preserve">) }} o </w:t>
+      </w:r>
+      <w:r>
+        <w:rPr>
+          <w:rStyle w:val="KeywordTok"/>
+        </w:rPr>
+        <w:t xml:space="preserve">on</w:t>
+      </w:r>
+      <w:r>
+        <w:rPr>
+          <w:rStyle w:val="NormalTok"/>
+        </w:rPr>
+        <w:t xml:space="preserve"> ol.order_id </w:t>
+      </w:r>
+      <w:r>
+        <w:rPr>
+          <w:rStyle w:val="OperatorTok"/>
+        </w:rPr>
+        <w:t xml:space="preserve">=</w:t>
+      </w:r>
+      <w:r>
+        <w:rPr>
+          <w:rStyle w:val="NormalTok"/>
+        </w:rPr>
+        <w:t xml:space="preserve"> o.order_id</w:t>
+      </w:r>
+    </w:p>
+    <w:bookmarkEnd w:id="61"/>
+    <w:p>
+      <w:pPr>
+        <w:pStyle w:val="FirstParagraph"/>
+      </w:pPr>
+      <w:r>
+        <w:t xml:space="preserve">Le chiffre d’affaires HT et TTC est calculé une seule fois ici (lignes 10 et 11), donc aucune requête de l’application n’a à le recalculer. Les clés sont renommées (</w:t>
+      </w:r>
+      <w:r>
+        <w:rPr>
+          <w:rStyle w:val="VerbatimChar"/>
+        </w:rPr>
+        <w:t xml:space="preserve">product_id</w:t>
+      </w:r>
+      <w:r>
+        <w:t xml:space="preserve">,</w:t>
+      </w:r>
+      <w:r>
+        <w:t xml:space="preserve"> </w:t>
+      </w:r>
+      <w:r>
+        <w:rPr>
+          <w:rStyle w:val="VerbatimChar"/>
+        </w:rPr>
+        <w:t xml:space="preserve">salesperson_id</w:t>
+      </w:r>
+      <w:r>
+        <w:t xml:space="preserve">) pour avoir le même nom que dans les dimensions, ce qui simplifie les jointures que le modèle de langage doit écrire.</w:t>
+      </w:r>
+    </w:p>
+    <w:p>
+      <w:pPr>
+        <w:pStyle w:val="BodyText"/>
+      </w:pPr>
+      <w:r>
+        <w:t xml:space="preserve">Les tests sont déclarés dans les fichiers YAML de documentation :</w:t>
+      </w:r>
+    </w:p>
+    <w:p>
+      <w:pPr>
+        <w:pStyle w:val="BodyText"/>
+      </w:pPr>
+      <w:r>
+        <w:rPr>
+          <w:bCs/>
+          <w:b/>
+        </w:rPr>
+        <w:t xml:space="preserve">Code 3.3</w:t>
+      </w:r>
+      <w:r>
+        <w:t xml:space="preserve"> – Extrait des tests de fct_sales (models/marts/_marts.yml)</w:t>
+      </w:r>
+    </w:p>
+    <w:bookmarkStart w:id="62" w:name="code:tests"/>
+    <w:p>
+      <w:pPr>
+        <w:pStyle w:val="SourceCode"/>
+      </w:pPr>
+      <w:r>
+        <w:rPr>
+          <w:rStyle w:val="FunctionTok"/>
+        </w:rPr>
+        <w:t xml:space="preserve">1    - name</w:t>
+      </w:r>
+      <w:r>
+        <w:rPr>
+          <w:rStyle w:val="KeywordTok"/>
+        </w:rPr>
+        <w:t xml:space="preserve">:</w:t>
+      </w:r>
+      <w:r>
+        <w:rPr>
+          <w:rStyle w:val="AttributeTok"/>
+        </w:rPr>
+        <w:t xml:space="preserve"> fct_sales</w:t>
+      </w:r>
+      <w:r>
+        <w:br/>
+      </w:r>
+      <w:r>
+        <w:rPr>
+          <w:rStyle w:val="FunctionTok"/>
+        </w:rPr>
+        <w:t xml:space="preserve">2      columns</w:t>
+      </w:r>
+      <w:r>
+        <w:rPr>
+          <w:rStyle w:val="KeywordTok"/>
+        </w:rPr>
+        <w:t xml:space="preserve">:</w:t>
+      </w:r>
+      <w:r>
+        <w:br/>
+      </w:r>
+      <w:r>
+        <w:rPr>
+          <w:rStyle w:val="FunctionTok"/>
+        </w:rPr>
+        <w:t xml:space="preserve">3        - name</w:t>
+      </w:r>
+      <w:r>
+        <w:rPr>
+          <w:rStyle w:val="KeywordTok"/>
+        </w:rPr>
+        <w:t xml:space="preserve">:</w:t>
+      </w:r>
+      <w:r>
+        <w:rPr>
+          <w:rStyle w:val="AttributeTok"/>
+        </w:rPr>
+        <w:t xml:space="preserve"> order_line_id</w:t>
+      </w:r>
+      <w:r>
+        <w:br/>
+      </w:r>
+      <w:r>
+        <w:rPr>
+          <w:rStyle w:val="FunctionTok"/>
+        </w:rPr>
+        <w:t xml:space="preserve">4          data_tests</w:t>
+      </w:r>
+      <w:r>
+        <w:rPr>
+          <w:rStyle w:val="KeywordTok"/>
+        </w:rPr>
+        <w:t xml:space="preserve">:</w:t>
+      </w:r>
+      <w:r>
+        <w:rPr>
+          <w:rStyle w:val="AttributeTok"/>
+        </w:rPr>
+        <w:t xml:space="preserve"> </w:t>
+      </w:r>
+      <w:r>
+        <w:rPr>
+          <w:rStyle w:val="KeywordTok"/>
+        </w:rPr>
+        <w:t xml:space="preserve">[</w:t>
+      </w:r>
+      <w:r>
+        <w:rPr>
+          <w:rStyle w:val="AttributeTok"/>
+        </w:rPr>
+        <w:t xml:space="preserve">unique</w:t>
+      </w:r>
+      <w:r>
+        <w:rPr>
+          <w:rStyle w:val="KeywordTok"/>
+        </w:rPr>
+        <w:t xml:space="preserve">,</w:t>
+      </w:r>
+      <w:r>
+        <w:rPr>
+          <w:rStyle w:val="AttributeTok"/>
+        </w:rPr>
+        <w:t xml:space="preserve"> not_</w:t>
+      </w:r>
+      <w:r>
+        <w:rPr>
+          <w:rStyle w:val="CharTok"/>
+        </w:rPr>
+        <w:t xml:space="preserve">null</w:t>
+      </w:r>
+      <w:r>
+        <w:rPr>
+          <w:rStyle w:val="KeywordTok"/>
+        </w:rPr>
+        <w:t xml:space="preserve">]</w:t>
+      </w:r>
+      <w:r>
+        <w:br/>
+      </w:r>
+      <w:r>
+        <w:rPr>
+          <w:rStyle w:val="FunctionTok"/>
+        </w:rPr>
+        <w:t xml:space="preserve">5        - name</w:t>
+      </w:r>
+      <w:r>
+        <w:rPr>
+          <w:rStyle w:val="KeywordTok"/>
+        </w:rPr>
+        <w:t xml:space="preserve">:</w:t>
+      </w:r>
+      <w:r>
+        <w:rPr>
+          <w:rStyle w:val="AttributeTok"/>
+        </w:rPr>
+        <w:t xml:space="preserve"> product_id</w:t>
+      </w:r>
+      <w:r>
+        <w:br/>
+      </w:r>
+      <w:r>
+        <w:rPr>
+          <w:rStyle w:val="FunctionTok"/>
+        </w:rPr>
+        <w:t xml:space="preserve">6          data_tests</w:t>
+      </w:r>
+      <w:r>
+        <w:rPr>
+          <w:rStyle w:val="KeywordTok"/>
+        </w:rPr>
+        <w:t xml:space="preserve">:</w:t>
+      </w:r>
+      <w:r>
+        <w:br/>
+      </w:r>
+      <w:r>
+        <w:rPr>
+          <w:rStyle w:val="FunctionTok"/>
+        </w:rPr>
+        <w:t xml:space="preserve">7            - relationships</w:t>
+      </w:r>
+      <w:r>
+        <w:rPr>
+          <w:rStyle w:val="KeywordTok"/>
+        </w:rPr>
+        <w:t xml:space="preserve">:</w:t>
+      </w:r>
+      <w:r>
+        <w:br/>
+      </w:r>
+      <w:r>
+        <w:rPr>
+          <w:rStyle w:val="FunctionTok"/>
+        </w:rPr>
+        <w:t xml:space="preserve">8                arguments</w:t>
+      </w:r>
+      <w:r>
+        <w:rPr>
+          <w:rStyle w:val="KeywordTok"/>
+        </w:rPr>
+        <w:t xml:space="preserve">:</w:t>
+      </w:r>
+      <w:r>
+        <w:rPr>
+          <w:rStyle w:val="AttributeTok"/>
+        </w:rPr>
+        <w:t xml:space="preserve"> </w:t>
+      </w:r>
+      <w:r>
+        <w:rPr>
+          <w:rStyle w:val="KeywordTok"/>
+        </w:rPr>
+        <w:t xml:space="preserve">{</w:t>
+      </w:r>
+      <w:r>
+        <w:rPr>
+          <w:rStyle w:val="FunctionTok"/>
+        </w:rPr>
+        <w:t xml:space="preserve">to</w:t>
+      </w:r>
+      <w:r>
+        <w:rPr>
+          <w:rStyle w:val="KeywordTok"/>
+        </w:rPr>
+        <w:t xml:space="preserve">:</w:t>
+      </w:r>
+      <w:r>
+        <w:rPr>
+          <w:rStyle w:val="AttributeTok"/>
+        </w:rPr>
+        <w:t xml:space="preserve"> ref('dim_products')</w:t>
+      </w:r>
+      <w:r>
+        <w:rPr>
+          <w:rStyle w:val="KeywordTok"/>
+        </w:rPr>
+        <w:t xml:space="preserve">,</w:t>
+      </w:r>
+      <w:r>
+        <w:rPr>
+          <w:rStyle w:val="AttributeTok"/>
+        </w:rPr>
+        <w:t xml:space="preserve"> </w:t>
+      </w:r>
+      <w:r>
+        <w:rPr>
+          <w:rStyle w:val="FunctionTok"/>
+        </w:rPr>
+        <w:t xml:space="preserve">field</w:t>
+      </w:r>
+      <w:r>
+        <w:rPr>
+          <w:rStyle w:val="KeywordTok"/>
+        </w:rPr>
+        <w:t xml:space="preserve">:</w:t>
+      </w:r>
+      <w:r>
+        <w:rPr>
+          <w:rStyle w:val="AttributeTok"/>
+        </w:rPr>
+        <w:t xml:space="preserve"> product_id</w:t>
+      </w:r>
+      <w:r>
+        <w:rPr>
+          <w:rStyle w:val="KeywordTok"/>
+        </w:rPr>
+        <w:t xml:space="preserve">}</w:t>
+      </w:r>
+    </w:p>
+    <w:bookmarkEnd w:id="62"/>
+    <w:p>
+      <w:pPr>
+        <w:pStyle w:val="FirstParagraph"/>
+      </w:pPr>
+      <w:r>
+        <w:t xml:space="preserve">Le test</w:t>
+      </w:r>
+      <w:r>
+        <w:t xml:space="preserve"> </w:t>
+      </w:r>
+      <w:r>
+        <w:rPr>
+          <w:rStyle w:val="VerbatimChar"/>
+        </w:rPr>
+        <w:t xml:space="preserve">unique</w:t>
+      </w:r>
+      <w:r>
+        <w:t xml:space="preserve"> </w:t>
+      </w:r>
+      <w:r>
+        <w:t xml:space="preserve">sur la clé vérifie qu’aucune jointure n’a dupliqué de lignes, et</w:t>
+      </w:r>
+      <w:r>
+        <w:t xml:space="preserve"> </w:t>
+      </w:r>
+      <w:r>
+        <w:rPr>
+          <w:rStyle w:val="VerbatimChar"/>
+        </w:rPr>
+        <w:t xml:space="preserve">relationships</w:t>
+      </w:r>
+      <w:r>
+        <w:t xml:space="preserve"> </w:t>
+      </w:r>
+      <w:r>
+        <w:t xml:space="preserve">vérifie que chaque vente pointe vers un produit qui existe. Il y a dix-huit tests au total.</w:t>
+      </w:r>
+      <w:r>
+        <w:t xml:space="preserve"> </w:t>
+      </w:r>
+      <w:r>
+        <w:rPr>
+          <w:rStyle w:val="VerbatimChar"/>
+        </w:rPr>
+        <w:t xml:space="preserve">dbt build</w:t>
+      </w:r>
+      <w:r>
+        <w:t xml:space="preserve"> </w:t>
+      </w:r>
+      <w:r>
+        <w:t xml:space="preserve">exécute les 13 modèles et les tests dans l’ordre (31 nœuds).</w:t>
+      </w:r>
+    </w:p>
+    <w:p>
+      <w:pPr>
+        <w:pStyle w:val="CaptionedFigure"/>
+      </w:pPr>
+      <w:r>
+        <w:drawing>
+          <wp:inline>
+            <wp:extent cx="4890135" cy="3056334"/>
+            <wp:effectExtent b="0" l="0" r="0" t="0"/>
+            <wp:docPr descr="Lignage dbt, des sources Bronze aux tables Gold" title="" id="64" name="Picture"/>
+            <a:graphic>
+              <a:graphicData uri="http://schemas.openxmlformats.org/drawingml/2006/picture">
+                <pic:pic>
+                  <pic:nvPicPr>
+                    <pic:cNvPr descr="figures/dbt_lineage.png" id="65" name="Picture"/>
+                    <pic:cNvPicPr>
+                      <a:picLocks noChangeArrowheads="1" noChangeAspect="1"/>
+                    </pic:cNvPicPr>
+                  </pic:nvPicPr>
+                  <pic:blipFill>
+                    <a:blip r:embed="rId63"/>
+                    <a:stretch>
+                      <a:fillRect/>
+                    </a:stretch>
+                  </pic:blipFill>
+                  <pic:spPr bwMode="auto">
+                    <a:xfrm>
+                      <a:off x="0" y="0"/>
+                      <a:ext cx="4890135" cy="3056334"/>
+                    </a:xfrm>
+                    <a:prstGeom prst="rect">
+                      <a:avLst/>
+                    </a:prstGeom>
+                    <a:noFill/>
+                    <a:ln w="9525">
+                      <a:noFill/>
+                      <a:headEnd/>
+                      <a:tailEnd/>
+                    </a:ln>
+                  </pic:spPr>
+                </pic:pic>
+              </a:graphicData>
+            </a:graphic>
+          </wp:inline>
+        </w:drawing>
+      </w:r>
+    </w:p>
+    <w:p>
+      <w:pPr>
+        <w:pStyle w:val="ImageCaption"/>
+      </w:pPr>
+      <w:r>
+        <w:rPr>
+          <w:bCs/>
+          <w:b/>
+        </w:rPr>
+        <w:t xml:space="preserve">Figure 3.8</w:t>
+      </w:r>
+      <w:r>
+        <w:t xml:space="preserve"> – Lignage dbt, des sources Bronze aux tables Gold</w:t>
+      </w:r>
+    </w:p>
+    <w:bookmarkEnd w:id="66"/>
+    <w:bookmarkStart w:id="92" w:name="orchestration-avec-dagster"/>
+    <w:p>
+      <w:pPr>
+        <w:pStyle w:val="Heading2"/>
+      </w:pPr>
+      <w:r>
+        <w:rPr>
+          <w:rStyle w:val="SectionNumber"/>
+        </w:rPr>
+        <w:t xml:space="preserve">3.3</w:t>
+      </w:r>
+      <w:r>
+        <w:tab/>
+      </w:r>
+      <w:r>
+        <w:t xml:space="preserve">Orchestration avec Dagster</w:t>
+      </w:r>
+    </w:p>
+    <w:p>
+      <w:pPr>
+        <w:pStyle w:val="FirstParagraph"/>
+      </w:pPr>
+      <w:r>
+        <w:t xml:space="preserve">Les deux composants sont déclarés dans des fichiers</w:t>
+      </w:r>
+      <w:r>
+        <w:t xml:space="preserve"> </w:t>
+      </w:r>
+      <w:r>
+        <w:rPr>
+          <w:rStyle w:val="VerbatimChar"/>
+        </w:rPr>
+        <w:t xml:space="preserve">defs.yaml</w:t>
+      </w:r>
+      <w:r>
+        <w:t xml:space="preserve">. Pour dbt, il suffit d’indiquer le dossier du projet et la commande</w:t>
+      </w:r>
+      <w:r>
+        <w:t xml:space="preserve"> </w:t>
+      </w:r>
+      <w:r>
+        <w:rPr>
+          <w:rStyle w:val="VerbatimChar"/>
+        </w:rPr>
+        <w:t xml:space="preserve">build</w:t>
+      </w:r>
+      <w:r>
+        <w:t xml:space="preserve">. Au début, notre fichier s’appelait</w:t>
+      </w:r>
+      <w:r>
+        <w:t xml:space="preserve"> </w:t>
+      </w:r>
+      <w:r>
+        <w:rPr>
+          <w:rStyle w:val="VerbatimChar"/>
+        </w:rPr>
+        <w:t xml:space="preserve">defs.yml</w:t>
+      </w:r>
+      <w:r>
+        <w:t xml:space="preserve"> </w:t>
+      </w:r>
+      <w:r>
+        <w:t xml:space="preserve">: Dagster l’ignorait sans afficher d’erreur et l’étape dbt n’apparaissait pas. C’est</w:t>
+      </w:r>
+      <w:r>
+        <w:t xml:space="preserve"> </w:t>
+      </w:r>
+      <w:r>
+        <w:rPr>
+          <w:rStyle w:val="VerbatimChar"/>
+        </w:rPr>
+        <w:t xml:space="preserve">dg list defs</w:t>
+      </w:r>
+      <w:r>
+        <w:t xml:space="preserve"> </w:t>
+      </w:r>
+      <w:r>
+        <w:t xml:space="preserve">qui nous a permis de voir ce qui était vraiment chargé (figure 3.9).</w:t>
+      </w:r>
+    </w:p>
+    <w:p>
+      <w:pPr>
+        <w:pStyle w:val="CaptionedFigure"/>
+      </w:pPr>
+      <w:r>
+        <w:drawing>
+          <wp:inline>
+            <wp:extent cx="3164205" cy="2548723"/>
+            <wp:effectExtent b="0" l="0" r="0" t="0"/>
+            <wp:docPr descr="Définitions chargées, vues avec dg list defs" title="" id="68" name="Picture"/>
+            <a:graphic>
+              <a:graphicData uri="http://schemas.openxmlformats.org/drawingml/2006/picture">
+                <pic:pic>
+                  <pic:nvPicPr>
+                    <pic:cNvPr descr="../../captures/Capture7.png" id="69" name="Picture"/>
+                    <pic:cNvPicPr>
+                      <a:picLocks noChangeArrowheads="1" noChangeAspect="1"/>
+                    </pic:cNvPicPr>
+                  </pic:nvPicPr>
+                  <pic:blipFill>
+                    <a:blip r:embed="rId67"/>
+                    <a:stretch>
+                      <a:fillRect/>
+                    </a:stretch>
+                  </pic:blipFill>
+                  <pic:spPr bwMode="auto">
+                    <a:xfrm>
+                      <a:off x="0" y="0"/>
+                      <a:ext cx="3164205" cy="2548723"/>
+                    </a:xfrm>
+                    <a:prstGeom prst="rect">
+                      <a:avLst/>
+                    </a:prstGeom>
+                    <a:noFill/>
+                    <a:ln w="9525">
+                      <a:noFill/>
+                      <a:headEnd/>
+                      <a:tailEnd/>
+                    </a:ln>
+                  </pic:spPr>
+                </pic:pic>
+              </a:graphicData>
+            </a:graphic>
+          </wp:inline>
+        </w:drawing>
+      </w:r>
+    </w:p>
+    <w:p>
+      <w:pPr>
+        <w:pStyle w:val="ImageCaption"/>
+      </w:pPr>
+      <w:r>
+        <w:rPr>
+          <w:bCs/>
+          <w:b/>
+        </w:rPr>
+        <w:t xml:space="preserve">Figure 3.9</w:t>
+      </w:r>
+      <w:r>
+        <w:t xml:space="preserve"> – Définitions chargées, vues avec</w:t>
+      </w:r>
+      <w:r>
+        <w:t xml:space="preserve"> </w:t>
+      </w:r>
+      <w:r>
+        <w:rPr>
+          <w:rStyle w:val="VerbatimChar"/>
+        </w:rPr>
+        <w:t xml:space="preserve">dg list defs</w:t>
+      </w:r>
+    </w:p>
+    <w:p>
+      <w:pPr>
+        <w:pStyle w:val="BodyText"/>
+      </w:pPr>
+      <w:r>
+        <w:rPr>
+          <w:bCs/>
+          <w:b/>
+        </w:rPr>
+        <w:t xml:space="preserve">Code 3.4</w:t>
+      </w:r>
+      <w:r>
+        <w:t xml:space="preserve"> – Job et planification (defs/schedules.py)</w:t>
+      </w:r>
+    </w:p>
+    <w:bookmarkStart w:id="70" w:name="code:schedule"/>
+    <w:p>
+      <w:pPr>
+        <w:pStyle w:val="SourceCode"/>
+      </w:pPr>
+      <w:r>
+        <w:rPr>
+          <w:rStyle w:val="DecValTok"/>
+        </w:rPr>
+        <w:t xml:space="preserve">1</w:t>
+      </w:r>
+      <w:r>
+        <w:rPr>
+          <w:rStyle w:val="NormalTok"/>
+        </w:rPr>
+        <w:t xml:space="preserve">  pipeline_complet </w:t>
+      </w:r>
+      <w:r>
+        <w:rPr>
+          <w:rStyle w:val="OperatorTok"/>
+        </w:rPr>
+        <w:t xml:space="preserve">=</w:t>
+      </w:r>
+      <w:r>
+        <w:rPr>
+          <w:rStyle w:val="NormalTok"/>
+        </w:rPr>
+        <w:t xml:space="preserve"> dg.define_asset_job(name</w:t>
+      </w:r>
+      <w:r>
+        <w:rPr>
+          <w:rStyle w:val="OperatorTok"/>
+        </w:rPr>
+        <w:t xml:space="preserve">=</w:t>
+      </w:r>
+      <w:r>
+        <w:rPr>
+          <w:rStyle w:val="StringTok"/>
+        </w:rPr>
+        <w:t xml:space="preserve">"pipeline_complet"</w:t>
+      </w:r>
+      <w:r>
+        <w:rPr>
+          <w:rStyle w:val="NormalTok"/>
+        </w:rPr>
+        <w:t xml:space="preserve">, selection</w:t>
+      </w:r>
+      <w:r>
+        <w:rPr>
+          <w:rStyle w:val="OperatorTok"/>
+        </w:rPr>
+        <w:t xml:space="preserve">=</w:t>
+      </w:r>
+      <w:r>
+        <w:rPr>
+          <w:rStyle w:val="StringTok"/>
+        </w:rPr>
+        <w:t xml:space="preserve">"*"</w:t>
+      </w:r>
+      <w:r>
+        <w:rPr>
+          <w:rStyle w:val="NormalTok"/>
+        </w:rPr>
+        <w:t xml:space="preserve">)</w:t>
+      </w:r>
+      <w:r>
+        <w:br/>
+      </w:r>
+      <w:r>
+        <w:rPr>
+          <w:rStyle w:val="DecValTok"/>
+        </w:rPr>
+        <w:t xml:space="preserve">2</w:t>
+      </w:r>
+      <w:r>
+        <w:rPr>
+          <w:rStyle w:val="NormalTok"/>
+        </w:rPr>
+        <w:t xml:space="preserve">  </w:t>
+      </w:r>
+      <w:r>
+        <w:br/>
+      </w:r>
+      <w:r>
+        <w:rPr>
+          <w:rStyle w:val="DecValTok"/>
+        </w:rPr>
+        <w:t xml:space="preserve">3</w:t>
+      </w:r>
+      <w:r>
+        <w:rPr>
+          <w:rStyle w:val="NormalTok"/>
+        </w:rPr>
+        <w:t xml:space="preserve">  schedule_quotidien </w:t>
+      </w:r>
+      <w:r>
+        <w:rPr>
+          <w:rStyle w:val="OperatorTok"/>
+        </w:rPr>
+        <w:t xml:space="preserve">=</w:t>
+      </w:r>
+      <w:r>
+        <w:rPr>
+          <w:rStyle w:val="NormalTok"/>
+        </w:rPr>
+        <w:t xml:space="preserve"> dg.ScheduleDefinition(</w:t>
+      </w:r>
+      <w:r>
+        <w:br/>
+      </w:r>
+      <w:r>
+        <w:rPr>
+          <w:rStyle w:val="DecValTok"/>
+        </w:rPr>
+        <w:t xml:space="preserve">4</w:t>
+      </w:r>
+      <w:r>
+        <w:rPr>
+          <w:rStyle w:val="NormalTok"/>
+        </w:rPr>
+        <w:t xml:space="preserve">      job</w:t>
+      </w:r>
+      <w:r>
+        <w:rPr>
+          <w:rStyle w:val="OperatorTok"/>
+        </w:rPr>
+        <w:t xml:space="preserve">=</w:t>
+      </w:r>
+      <w:r>
+        <w:rPr>
+          <w:rStyle w:val="NormalTok"/>
+        </w:rPr>
+        <w:t xml:space="preserve">pipeline_complet,</w:t>
+      </w:r>
+      <w:r>
+        <w:br/>
+      </w:r>
+      <w:r>
+        <w:rPr>
+          <w:rStyle w:val="DecValTok"/>
+        </w:rPr>
+        <w:t xml:space="preserve">5</w:t>
+      </w:r>
+      <w:r>
+        <w:rPr>
+          <w:rStyle w:val="NormalTok"/>
+        </w:rPr>
+        <w:t xml:space="preserve">      cron_schedule</w:t>
+      </w:r>
+      <w:r>
+        <w:rPr>
+          <w:rStyle w:val="OperatorTok"/>
+        </w:rPr>
+        <w:t xml:space="preserve">=</w:t>
+      </w:r>
+      <w:r>
+        <w:rPr>
+          <w:rStyle w:val="StringTok"/>
+        </w:rPr>
+        <w:t xml:space="preserve">"0 2 * * *"</w:t>
+      </w:r>
+      <w:r>
+        <w:rPr>
+          <w:rStyle w:val="NormalTok"/>
+        </w:rPr>
+        <w:t xml:space="preserve">,</w:t>
+      </w:r>
+      <w:r>
+        <w:br/>
+      </w:r>
+      <w:r>
+        <w:rPr>
+          <w:rStyle w:val="DecValTok"/>
+        </w:rPr>
+        <w:t xml:space="preserve">6</w:t>
+      </w:r>
+      <w:r>
+        <w:rPr>
+          <w:rStyle w:val="NormalTok"/>
+        </w:rPr>
+        <w:t xml:space="preserve">      execution_timezone</w:t>
+      </w:r>
+      <w:r>
+        <w:rPr>
+          <w:rStyle w:val="OperatorTok"/>
+        </w:rPr>
+        <w:t xml:space="preserve">=</w:t>
+      </w:r>
+      <w:r>
+        <w:rPr>
+          <w:rStyle w:val="StringTok"/>
+        </w:rPr>
+        <w:t xml:space="preserve">"Africa/Dakar"</w:t>
+      </w:r>
+      <w:r>
+        <w:rPr>
+          <w:rStyle w:val="NormalTok"/>
+        </w:rPr>
+        <w:t xml:space="preserve">,</w:t>
+      </w:r>
+      <w:r>
+        <w:br/>
+      </w:r>
+      <w:r>
+        <w:rPr>
+          <w:rStyle w:val="DecValTok"/>
+        </w:rPr>
+        <w:t xml:space="preserve">7</w:t>
+      </w:r>
+      <w:r>
+        <w:rPr>
+          <w:rStyle w:val="NormalTok"/>
+        </w:rPr>
+        <w:t xml:space="preserve">  )</w:t>
+      </w:r>
+    </w:p>
+    <w:bookmarkEnd w:id="70"/>
+    <w:p>
+      <w:pPr>
+        <w:pStyle w:val="FirstParagraph"/>
+      </w:pPr>
+      <w:r>
+        <w:t xml:space="preserve">Le job sélectionne tous les actifs, et Dagster les lance dans l’ordre du lignage : DLT d’abord, puis dbt. Il est planifié tous les jours à 2 h, heure de Dakar. Le graphe des actifs (figure 3.10) montre la chaîne complète, des tables DLT jusqu’aux tables Gold. L’interface se lance avec</w:t>
+      </w:r>
+      <w:r>
+        <w:t xml:space="preserve"> </w:t>
+      </w:r>
+      <w:r>
+        <w:rPr>
+          <w:rStyle w:val="VerbatimChar"/>
+        </w:rPr>
+        <w:t xml:space="preserve">dg dev</w:t>
+      </w:r>
+      <w:r>
+        <w:t xml:space="preserve"> </w:t>
+      </w:r>
+      <w:r>
+        <w:t xml:space="preserve">(figure 3.11) et s’ouvre sur la page de suivi des runs (figure 3.12). Le run est ensuite lancé depuis l’interface (figures 3.13 et 3.14). L’étape dbt termine avec tous les contrôles passés (figure 3.15). Le run complet sur Snowflake a duré 7 min 28 s, dont 4 min 33 s pour DLT et 23 s pour dbt (figure 3.16).</w:t>
+      </w:r>
+    </w:p>
+    <w:p>
+      <w:pPr>
+        <w:pStyle w:val="CaptionedFigure"/>
+      </w:pPr>
+      <w:r>
+        <w:drawing>
+          <wp:inline>
+            <wp:extent cx="2301240" cy="4630046"/>
+            <wp:effectExtent b="0" l="0" r="0" t="0"/>
+            <wp:docPr descr="Lignage des actifs dans Dagster" title="" id="72" name="Picture"/>
+            <a:graphic>
+              <a:graphicData uri="http://schemas.openxmlformats.org/drawingml/2006/picture">
+                <pic:pic>
+                  <pic:nvPicPr>
+                    <pic:cNvPr descr="figures/dagster_lineage.png" id="73" name="Picture"/>
+                    <pic:cNvPicPr>
+                      <a:picLocks noChangeArrowheads="1" noChangeAspect="1"/>
+                    </pic:cNvPicPr>
+                  </pic:nvPicPr>
+                  <pic:blipFill>
+                    <a:blip r:embed="rId71"/>
+                    <a:stretch>
+                      <a:fillRect/>
+                    </a:stretch>
+                  </pic:blipFill>
+                  <pic:spPr bwMode="auto">
+                    <a:xfrm>
+                      <a:off x="0" y="0"/>
+                      <a:ext cx="2301240" cy="4630046"/>
+                    </a:xfrm>
+                    <a:prstGeom prst="rect">
+                      <a:avLst/>
+                    </a:prstGeom>
+                    <a:noFill/>
+                    <a:ln w="9525">
+                      <a:noFill/>
+                      <a:headEnd/>
+                      <a:tailEnd/>
+                    </a:ln>
+                  </pic:spPr>
+                </pic:pic>
+              </a:graphicData>
+            </a:graphic>
+          </wp:inline>
+        </w:drawing>
+      </w:r>
+    </w:p>
+    <w:p>
+      <w:pPr>
+        <w:pStyle w:val="ImageCaption"/>
+      </w:pPr>
+      <w:r>
+        <w:rPr>
+          <w:bCs/>
+          <w:b/>
+        </w:rPr>
+        <w:t xml:space="preserve">Figure 3.10</w:t>
+      </w:r>
+      <w:r>
+        <w:t xml:space="preserve"> – Lignage des actifs dans Dagster</w:t>
+      </w:r>
+    </w:p>
+    <w:p>
+      <w:pPr>
+        <w:pStyle w:val="CaptionedFigure"/>
+      </w:pPr>
+      <w:r>
+        <w:drawing>
+          <wp:inline>
+            <wp:extent cx="4027170" cy="2312944"/>
+            <wp:effectExtent b="0" l="0" r="0" t="0"/>
+            <wp:docPr descr="Lancement de l’interface avec dg dev" title="" id="75" name="Picture"/>
+            <a:graphic>
+              <a:graphicData uri="http://schemas.openxmlformats.org/drawingml/2006/picture">
+                <pic:pic>
+                  <pic:nvPicPr>
+                    <pic:cNvPr descr="../../captures/Capture9.png" id="76" name="Picture"/>
+                    <pic:cNvPicPr>
+                      <a:picLocks noChangeArrowheads="1" noChangeAspect="1"/>
+                    </pic:cNvPicPr>
+                  </pic:nvPicPr>
+                  <pic:blipFill>
+                    <a:blip r:embed="rId74"/>
+                    <a:stretch>
+                      <a:fillRect/>
+                    </a:stretch>
+                  </pic:blipFill>
+                  <pic:spPr bwMode="auto">
+                    <a:xfrm>
+                      <a:off x="0" y="0"/>
+                      <a:ext cx="4027170" cy="2312944"/>
+                    </a:xfrm>
+                    <a:prstGeom prst="rect">
+                      <a:avLst/>
+                    </a:prstGeom>
+                    <a:noFill/>
+                    <a:ln w="9525">
+                      <a:noFill/>
+                      <a:headEnd/>
+                      <a:tailEnd/>
+                    </a:ln>
+                  </pic:spPr>
+                </pic:pic>
+              </a:graphicData>
+            </a:graphic>
+          </wp:inline>
+        </w:drawing>
+      </w:r>
+    </w:p>
+    <w:p>
+      <w:pPr>
+        <w:pStyle w:val="ImageCaption"/>
+      </w:pPr>
+      <w:r>
+        <w:rPr>
+          <w:bCs/>
+          <w:b/>
+        </w:rPr>
+        <w:t xml:space="preserve">Figure 3.11</w:t>
+      </w:r>
+      <w:r>
+        <w:t xml:space="preserve"> – Lancement de l’interface avec</w:t>
+      </w:r>
+      <w:r>
+        <w:t xml:space="preserve"> </w:t>
+      </w:r>
+      <w:r>
+        <w:rPr>
+          <w:rStyle w:val="VerbatimChar"/>
+        </w:rPr>
+        <w:t xml:space="preserve">dg dev</w:t>
+      </w:r>
+    </w:p>
+    <w:p>
+      <w:pPr>
+        <w:pStyle w:val="CaptionedFigure"/>
+      </w:pPr>
+      <w:r>
+        <w:drawing>
+          <wp:inline>
+            <wp:extent cx="4027170" cy="2386471"/>
+            <wp:effectExtent b="0" l="0" r="0" t="0"/>
+            <wp:docPr descr="Page de suivi des runs dans Dagster" title="" id="78" name="Picture"/>
+            <a:graphic>
+              <a:graphicData uri="http://schemas.openxmlformats.org/drawingml/2006/picture">
+                <pic:pic>
+                  <pic:nvPicPr>
+                    <pic:cNvPr descr="../../captures/Capture10.png" id="79" name="Picture"/>
+                    <pic:cNvPicPr>
+                      <a:picLocks noChangeArrowheads="1" noChangeAspect="1"/>
+                    </pic:cNvPicPr>
+                  </pic:nvPicPr>
+                  <pic:blipFill>
+                    <a:blip r:embed="rId77"/>
+                    <a:stretch>
+                      <a:fillRect/>
+                    </a:stretch>
+                  </pic:blipFill>
+                  <pic:spPr bwMode="auto">
+                    <a:xfrm>
+                      <a:off x="0" y="0"/>
+                      <a:ext cx="4027170" cy="2386471"/>
+                    </a:xfrm>
+                    <a:prstGeom prst="rect">
+                      <a:avLst/>
+                    </a:prstGeom>
+                    <a:noFill/>
+                    <a:ln w="9525">
+                      <a:noFill/>
+                      <a:headEnd/>
+                      <a:tailEnd/>
+                    </a:ln>
+                  </pic:spPr>
+                </pic:pic>
+              </a:graphicData>
+            </a:graphic>
+          </wp:inline>
+        </w:drawing>
+      </w:r>
+    </w:p>
+    <w:p>
+      <w:pPr>
+        <w:pStyle w:val="ImageCaption"/>
+      </w:pPr>
+      <w:r>
+        <w:rPr>
+          <w:bCs/>
+          <w:b/>
+        </w:rPr>
+        <w:t xml:space="preserve">Figure 3.12</w:t>
+      </w:r>
+      <w:r>
+        <w:t xml:space="preserve"> – Page de suivi des runs dans Dagster</w:t>
+      </w:r>
+    </w:p>
+    <w:p>
+      <w:pPr>
+        <w:pStyle w:val="CaptionedFigure"/>
+      </w:pPr>
+      <w:r>
+        <w:drawing>
+          <wp:inline>
+            <wp:extent cx="4027170" cy="2384370"/>
+            <wp:effectExtent b="0" l="0" r="0" t="0"/>
+            <wp:docPr descr="Démarrage du run" title="" id="81" name="Picture"/>
+            <a:graphic>
+              <a:graphicData uri="http://schemas.openxmlformats.org/drawingml/2006/picture">
+                <pic:pic>
+                  <pic:nvPicPr>
+                    <pic:cNvPr descr="../../captures/Capture12.png" id="82" name="Picture"/>
+                    <pic:cNvPicPr>
+                      <a:picLocks noChangeArrowheads="1" noChangeAspect="1"/>
+                    </pic:cNvPicPr>
+                  </pic:nvPicPr>
+                  <pic:blipFill>
+                    <a:blip r:embed="rId80"/>
+                    <a:stretch>
+                      <a:fillRect/>
+                    </a:stretch>
+                  </pic:blipFill>
+                  <pic:spPr bwMode="auto">
+                    <a:xfrm>
+                      <a:off x="0" y="0"/>
+                      <a:ext cx="4027170" cy="2384370"/>
+                    </a:xfrm>
+                    <a:prstGeom prst="rect">
+                      <a:avLst/>
+                    </a:prstGeom>
+                    <a:noFill/>
+                    <a:ln w="9525">
+                      <a:noFill/>
+                      <a:headEnd/>
+                      <a:tailEnd/>
+                    </a:ln>
+                  </pic:spPr>
+                </pic:pic>
+              </a:graphicData>
+            </a:graphic>
+          </wp:inline>
+        </w:drawing>
+      </w:r>
+    </w:p>
+    <w:p>
+      <w:pPr>
+        <w:pStyle w:val="ImageCaption"/>
+      </w:pPr>
+      <w:r>
+        <w:rPr>
+          <w:bCs/>
+          <w:b/>
+        </w:rPr>
+        <w:t xml:space="preserve">Figure 3.13</w:t>
+      </w:r>
+      <w:r>
+        <w:t xml:space="preserve"> – Démarrage du run</w:t>
+      </w:r>
+    </w:p>
+    <w:p>
+      <w:pPr>
+        <w:pStyle w:val="CaptionedFigure"/>
+      </w:pPr>
+      <w:r>
+        <w:drawing>
+          <wp:inline>
+            <wp:extent cx="4027170" cy="2384370"/>
+            <wp:effectExtent b="0" l="0" r="0" t="0"/>
+            <wp:docPr descr="Étapes du run" title="" id="84" name="Picture"/>
+            <a:graphic>
+              <a:graphicData uri="http://schemas.openxmlformats.org/drawingml/2006/picture">
+                <pic:pic>
+                  <pic:nvPicPr>
+                    <pic:cNvPr descr="../../captures/Capture13.png" id="85" name="Picture"/>
+                    <pic:cNvPicPr>
+                      <a:picLocks noChangeArrowheads="1" noChangeAspect="1"/>
+                    </pic:cNvPicPr>
+                  </pic:nvPicPr>
+                  <pic:blipFill>
+                    <a:blip r:embed="rId83"/>
+                    <a:stretch>
+                      <a:fillRect/>
+                    </a:stretch>
+                  </pic:blipFill>
+                  <pic:spPr bwMode="auto">
+                    <a:xfrm>
+                      <a:off x="0" y="0"/>
+                      <a:ext cx="4027170" cy="2384370"/>
+                    </a:xfrm>
+                    <a:prstGeom prst="rect">
+                      <a:avLst/>
+                    </a:prstGeom>
+                    <a:noFill/>
+                    <a:ln w="9525">
+                      <a:noFill/>
+                      <a:headEnd/>
+                      <a:tailEnd/>
+                    </a:ln>
+                  </pic:spPr>
+                </pic:pic>
+              </a:graphicData>
+            </a:graphic>
+          </wp:inline>
+        </w:drawing>
+      </w:r>
+    </w:p>
+    <w:p>
+      <w:pPr>
+        <w:pStyle w:val="ImageCaption"/>
+      </w:pPr>
+      <w:r>
+        <w:rPr>
+          <w:bCs/>
+          <w:b/>
+        </w:rPr>
+        <w:t xml:space="preserve">Figure 3.14</w:t>
+      </w:r>
+      <w:r>
+        <w:t xml:space="preserve"> – Étapes du run</w:t>
+      </w:r>
+    </w:p>
+    <w:p>
+      <w:pPr>
+        <w:pStyle w:val="CaptionedFigure"/>
+      </w:pPr>
+      <w:r>
+        <w:drawing>
+          <wp:inline>
+            <wp:extent cx="4027170" cy="2386471"/>
+            <wp:effectExtent b="0" l="0" r="0" t="0"/>
+            <wp:docPr descr="Étape dbt terminée, contrôles passés (23,28 s)" title="" id="87" name="Picture"/>
+            <a:graphic>
+              <a:graphicData uri="http://schemas.openxmlformats.org/drawingml/2006/picture">
+                <pic:pic>
+                  <pic:nvPicPr>
+                    <pic:cNvPr descr="../../captures/Capture15.png" id="88" name="Picture"/>
+                    <pic:cNvPicPr>
+                      <a:picLocks noChangeArrowheads="1" noChangeAspect="1"/>
+                    </pic:cNvPicPr>
+                  </pic:nvPicPr>
+                  <pic:blipFill>
+                    <a:blip r:embed="rId86"/>
+                    <a:stretch>
+                      <a:fillRect/>
+                    </a:stretch>
+                  </pic:blipFill>
+                  <pic:spPr bwMode="auto">
+                    <a:xfrm>
+                      <a:off x="0" y="0"/>
+                      <a:ext cx="4027170" cy="2386471"/>
+                    </a:xfrm>
+                    <a:prstGeom prst="rect">
+                      <a:avLst/>
+                    </a:prstGeom>
+                    <a:noFill/>
+                    <a:ln w="9525">
+                      <a:noFill/>
+                      <a:headEnd/>
+                      <a:tailEnd/>
+                    </a:ln>
+                  </pic:spPr>
+                </pic:pic>
+              </a:graphicData>
+            </a:graphic>
+          </wp:inline>
+        </w:drawing>
+      </w:r>
+    </w:p>
+    <w:p>
+      <w:pPr>
+        <w:pStyle w:val="ImageCaption"/>
+      </w:pPr>
+      <w:r>
+        <w:rPr>
+          <w:bCs/>
+          <w:b/>
+        </w:rPr>
+        <w:t xml:space="preserve">Figure 3.15</w:t>
+      </w:r>
+      <w:r>
+        <w:t xml:space="preserve"> – Étape dbt terminée, contrôles passés (23,28 s)</w:t>
+      </w:r>
+    </w:p>
+    <w:p>
+      <w:pPr>
+        <w:pStyle w:val="CaptionedFigure"/>
+      </w:pPr>
+      <w:r>
+        <w:drawing>
+          <wp:inline>
+            <wp:extent cx="4027170" cy="2384370"/>
+            <wp:effectExtent b="0" l="0" r="0" t="0"/>
+            <wp:docPr descr="Run complet du job pipeline_complet sur Snowflake" title="" id="90" name="Picture"/>
+            <a:graphic>
+              <a:graphicData uri="http://schemas.openxmlformats.org/drawingml/2006/picture">
+                <pic:pic>
+                  <pic:nvPicPr>
+                    <pic:cNvPr descr="../../captures/Capture16.png" id="91" name="Picture"/>
+                    <pic:cNvPicPr>
+                      <a:picLocks noChangeArrowheads="1" noChangeAspect="1"/>
+                    </pic:cNvPicPr>
+                  </pic:nvPicPr>
+                  <pic:blipFill>
+                    <a:blip r:embed="rId89"/>
+                    <a:stretch>
+                      <a:fillRect/>
+                    </a:stretch>
+                  </pic:blipFill>
+                  <pic:spPr bwMode="auto">
+                    <a:xfrm>
+                      <a:off x="0" y="0"/>
+                      <a:ext cx="4027170" cy="2384370"/>
+                    </a:xfrm>
+                    <a:prstGeom prst="rect">
+                      <a:avLst/>
+                    </a:prstGeom>
+                    <a:noFill/>
+                    <a:ln w="9525">
+                      <a:noFill/>
+                      <a:headEnd/>
+                      <a:tailEnd/>
+                    </a:ln>
+                  </pic:spPr>
+                </pic:pic>
+              </a:graphicData>
+            </a:graphic>
+          </wp:inline>
+        </w:drawing>
+      </w:r>
+    </w:p>
+    <w:p>
+      <w:pPr>
+        <w:pStyle w:val="ImageCaption"/>
+      </w:pPr>
+      <w:r>
+        <w:rPr>
+          <w:bCs/>
+          <w:b/>
+        </w:rPr>
+        <w:t xml:space="preserve">Figure 3.16</w:t>
+      </w:r>
+      <w:r>
+        <w:t xml:space="preserve"> – Run complet du job</w:t>
+      </w:r>
+      <w:r>
+        <w:t xml:space="preserve"> </w:t>
+      </w:r>
+      <w:r>
+        <w:rPr>
+          <w:rStyle w:val="VerbatimChar"/>
+        </w:rPr>
+        <w:t xml:space="preserve">pipeline_complet</w:t>
+      </w:r>
+      <w:r>
+        <w:t xml:space="preserve"> </w:t>
+      </w:r>
+      <w:r>
+        <w:t xml:space="preserve">sur Snowflake</w:t>
+      </w:r>
+    </w:p>
+    <w:bookmarkEnd w:id="92"/>
+    <w:bookmarkStart w:id="105" w:name="passage-à-snowflake"/>
+    <w:p>
+      <w:pPr>
+        <w:pStyle w:val="Heading2"/>
+      </w:pPr>
+      <w:r>
+        <w:rPr>
+          <w:rStyle w:val="SectionNumber"/>
+        </w:rPr>
+        <w:t xml:space="preserve">3.4</w:t>
+      </w:r>
+      <w:r>
+        <w:tab/>
+      </w:r>
+      <w:r>
+        <w:t xml:space="preserve">Passage à Snowflake</w:t>
+      </w:r>
+    </w:p>
+    <w:p>
+      <w:pPr>
+        <w:pStyle w:val="FirstParagraph"/>
+      </w:pPr>
+      <w:r>
+        <w:t xml:space="preserve">Côté code, il a suffi de changer</w:t>
+      </w:r>
+      <w:r>
+        <w:t xml:space="preserve"> </w:t>
+      </w:r>
+      <w:r>
+        <w:rPr>
+          <w:rStyle w:val="VerbatimChar"/>
+        </w:rPr>
+        <w:t xml:space="preserve">DLT_DESTINATION</w:t>
+      </w:r>
+      <w:r>
+        <w:t xml:space="preserve"> </w:t>
+      </w:r>
+      <w:r>
+        <w:t xml:space="preserve">et</w:t>
+      </w:r>
+      <w:r>
+        <w:t xml:space="preserve"> </w:t>
+      </w:r>
+      <w:r>
+        <w:rPr>
+          <w:rStyle w:val="VerbatimChar"/>
+        </w:rPr>
+        <w:t xml:space="preserve">DBT_TARGET</w:t>
+      </w:r>
+      <w:r>
+        <w:t xml:space="preserve"> </w:t>
+      </w:r>
+      <w:r>
+        <w:t xml:space="preserve">et de renseigner les identifiants Snowflake dans des variables d’environnement.</w:t>
+      </w:r>
+      <w:r>
+        <w:t xml:space="preserve"> </w:t>
+      </w:r>
+      <w:r>
+        <w:rPr>
+          <w:rStyle w:val="VerbatimChar"/>
+        </w:rPr>
+        <w:t xml:space="preserve">dbt debug</w:t>
+      </w:r>
+      <w:r>
+        <w:t xml:space="preserve"> </w:t>
+      </w:r>
+      <w:r>
+        <w:t xml:space="preserve">a confirmé la connexion (figure 3.17). Nous avons créé un rôle</w:t>
+      </w:r>
+      <w:r>
+        <w:t xml:space="preserve"> </w:t>
+      </w:r>
+      <w:r>
+        <w:rPr>
+          <w:rStyle w:val="VerbatimChar"/>
+        </w:rPr>
+        <w:t xml:space="preserve">PFPB_ROLE</w:t>
+      </w:r>
+      <w:r>
+        <w:t xml:space="preserve"> </w:t>
+      </w:r>
+      <w:r>
+        <w:t xml:space="preserve">avec l’usage de la base</w:t>
+      </w:r>
+      <w:r>
+        <w:t xml:space="preserve"> </w:t>
+      </w:r>
+      <w:r>
+        <w:rPr>
+          <w:rStyle w:val="VerbatimChar"/>
+        </w:rPr>
+        <w:t xml:space="preserve">PROJET_FINAL_PRATIQUE_BI</w:t>
+      </w:r>
+      <w:r>
+        <w:t xml:space="preserve"> </w:t>
+      </w:r>
+      <w:r>
+        <w:t xml:space="preserve">et du warehouse</w:t>
+      </w:r>
+      <w:r>
+        <w:t xml:space="preserve"> </w:t>
+      </w:r>
+      <w:r>
+        <w:rPr>
+          <w:rStyle w:val="VerbatimChar"/>
+        </w:rPr>
+        <w:t xml:space="preserve">COMPUTE_WH</w:t>
+      </w:r>
+      <w:r>
+        <w:t xml:space="preserve"> </w:t>
+      </w:r>
+      <w:r>
+        <w:t xml:space="preserve">(taille XSMALL, suspendu après 60 s d’inactivité).</w:t>
+      </w:r>
+    </w:p>
+    <w:p>
+      <w:pPr>
+        <w:pStyle w:val="CaptionedFigure"/>
+      </w:pPr>
+      <w:r>
+        <w:drawing>
+          <wp:inline>
+            <wp:extent cx="4027170" cy="2304541"/>
+            <wp:effectExtent b="0" l="0" r="0" t="0"/>
+            <wp:docPr descr="Connexion à Snowflake vérifiée avec dbt debug" title="" id="94" name="Picture"/>
+            <a:graphic>
+              <a:graphicData uri="http://schemas.openxmlformats.org/drawingml/2006/picture">
+                <pic:pic>
+                  <pic:nvPicPr>
+                    <pic:cNvPr descr="../../captures/Capture8.png" id="95" name="Picture"/>
+                    <pic:cNvPicPr>
+                      <a:picLocks noChangeArrowheads="1" noChangeAspect="1"/>
+                    </pic:cNvPicPr>
+                  </pic:nvPicPr>
+                  <pic:blipFill>
+                    <a:blip r:embed="rId93"/>
+                    <a:stretch>
+                      <a:fillRect/>
+                    </a:stretch>
+                  </pic:blipFill>
+                  <pic:spPr bwMode="auto">
+                    <a:xfrm>
+                      <a:off x="0" y="0"/>
+                      <a:ext cx="4027170" cy="2304541"/>
+                    </a:xfrm>
+                    <a:prstGeom prst="rect">
+                      <a:avLst/>
+                    </a:prstGeom>
+                    <a:noFill/>
+                    <a:ln w="9525">
+                      <a:noFill/>
+                      <a:headEnd/>
+                      <a:tailEnd/>
+                    </a:ln>
+                  </pic:spPr>
+                </pic:pic>
+              </a:graphicData>
+            </a:graphic>
+          </wp:inline>
+        </w:drawing>
+      </w:r>
+    </w:p>
+    <w:p>
+      <w:pPr>
+        <w:pStyle w:val="ImageCaption"/>
+      </w:pPr>
+      <w:r>
+        <w:rPr>
+          <w:bCs/>
+          <w:b/>
+        </w:rPr>
+        <w:t xml:space="preserve">Figure 3.17</w:t>
+      </w:r>
+      <w:r>
+        <w:t xml:space="preserve"> – Connexion à Snowflake vérifiée avec</w:t>
+      </w:r>
+      <w:r>
+        <w:t xml:space="preserve"> </w:t>
+      </w:r>
+      <w:r>
+        <w:rPr>
+          <w:rStyle w:val="VerbatimChar"/>
+        </w:rPr>
+        <w:t xml:space="preserve">dbt debug</w:t>
+      </w:r>
+    </w:p>
+    <w:p>
+      <w:pPr>
+        <w:pStyle w:val="BodyText"/>
+      </w:pPr>
+      <w:r>
+        <w:t xml:space="preserve">Le vrai problème a été les droits. Nous avions créé les schémas avec</w:t>
+      </w:r>
+      <w:r>
+        <w:t xml:space="preserve"> </w:t>
+      </w:r>
+      <w:r>
+        <w:rPr>
+          <w:rStyle w:val="VerbatimChar"/>
+        </w:rPr>
+        <w:t xml:space="preserve">ACCOUNTADMIN</w:t>
+      </w:r>
+      <w:r>
+        <w:t xml:space="preserve">, et DLT comme dbt échouaient avec</w:t>
+      </w:r>
+      <w:r>
+        <w:t xml:space="preserve"> </w:t>
+      </w:r>
+      <w:r>
+        <w:rPr>
+          <w:iCs/>
+          <w:i/>
+        </w:rPr>
+        <w:t xml:space="preserve">Insufficient privileges to operate on schema</w:t>
+      </w:r>
+      <w:r>
+        <w:t xml:space="preserve">, même après plusieurs</w:t>
+      </w:r>
+      <w:r>
+        <w:t xml:space="preserve"> </w:t>
+      </w:r>
+      <w:r>
+        <w:rPr>
+          <w:rStyle w:val="VerbatimChar"/>
+        </w:rPr>
+        <w:t xml:space="preserve">GRANT</w:t>
+      </w:r>
+      <w:r>
+        <w:t xml:space="preserve">. Dans Snowflake, c’est le propriétaire du schéma qui peut y créer et remplacer des tables. La solution a été de transférer la propriété des schémas à</w:t>
+      </w:r>
+      <w:r>
+        <w:t xml:space="preserve"> </w:t>
+      </w:r>
+      <w:r>
+        <w:rPr>
+          <w:rStyle w:val="VerbatimChar"/>
+        </w:rPr>
+        <w:t xml:space="preserve">PFPB_ROLE</w:t>
+      </w:r>
+      <w:r>
+        <w:t xml:space="preserve"> </w:t>
+      </w:r>
+      <w:r>
+        <w:t xml:space="preserve">(</w:t>
+      </w:r>
+      <w:r>
+        <w:rPr>
+          <w:rStyle w:val="VerbatimChar"/>
+        </w:rPr>
+        <w:t xml:space="preserve">GRANT OWNERSHIP ON SCHEMA … COPY CURRENT GRANTS</w:t>
+      </w:r>
+      <w:r>
+        <w:t xml:space="preserve">), ou de les recréer avec ce rôle.</w:t>
+      </w:r>
+    </w:p>
+    <w:p>
+      <w:pPr>
+        <w:pStyle w:val="BodyText"/>
+      </w:pPr>
+      <w:r>
+        <w:t xml:space="preserve">Après le run, nous avons compté les lignes de chaque table dans Snowsight (figure 3.18) et vérifié le schéma</w:t>
+      </w:r>
+      <w:r>
+        <w:t xml:space="preserve"> </w:t>
+      </w:r>
+      <w:r>
+        <w:rPr>
+          <w:rStyle w:val="VerbatimChar"/>
+        </w:rPr>
+        <w:t xml:space="preserve">GOLD</w:t>
+      </w:r>
+      <w:r>
+        <w:t xml:space="preserve"> </w:t>
+      </w:r>
+      <w:r>
+        <w:t xml:space="preserve">(figures 3.19 et 3.20).</w:t>
+      </w:r>
+    </w:p>
+    <w:p>
+      <w:pPr>
+        <w:pStyle w:val="CaptionedFigure"/>
+      </w:pPr>
+      <w:r>
+        <w:drawing>
+          <wp:inline>
+            <wp:extent cx="4027170" cy="2157487"/>
+            <wp:effectExtent b="0" l="0" r="0" t="0"/>
+            <wp:docPr descr="Nombre de lignes par table dans Snowflake" title="" id="97" name="Picture"/>
+            <a:graphic>
+              <a:graphicData uri="http://schemas.openxmlformats.org/drawingml/2006/picture">
+                <pic:pic>
+                  <pic:nvPicPr>
+                    <pic:cNvPr descr="../../captures/Capture17.png" id="98" name="Picture"/>
+                    <pic:cNvPicPr>
+                      <a:picLocks noChangeArrowheads="1" noChangeAspect="1"/>
+                    </pic:cNvPicPr>
+                  </pic:nvPicPr>
+                  <pic:blipFill>
+                    <a:blip r:embed="rId96"/>
+                    <a:stretch>
+                      <a:fillRect/>
+                    </a:stretch>
+                  </pic:blipFill>
+                  <pic:spPr bwMode="auto">
+                    <a:xfrm>
+                      <a:off x="0" y="0"/>
+                      <a:ext cx="4027170" cy="2157487"/>
+                    </a:xfrm>
+                    <a:prstGeom prst="rect">
+                      <a:avLst/>
+                    </a:prstGeom>
+                    <a:noFill/>
+                    <a:ln w="9525">
+                      <a:noFill/>
+                      <a:headEnd/>
+                      <a:tailEnd/>
+                    </a:ln>
+                  </pic:spPr>
+                </pic:pic>
+              </a:graphicData>
+            </a:graphic>
+          </wp:inline>
+        </w:drawing>
+      </w:r>
+    </w:p>
+    <w:p>
+      <w:pPr>
+        <w:pStyle w:val="ImageCaption"/>
+      </w:pPr>
+      <w:r>
+        <w:rPr>
+          <w:bCs/>
+          <w:b/>
+        </w:rPr>
+        <w:t xml:space="preserve">Figure 3.18</w:t>
+      </w:r>
+      <w:r>
+        <w:t xml:space="preserve"> – Nombre de lignes par table dans Snowflake</w:t>
+      </w:r>
+    </w:p>
+    <w:p>
+      <w:pPr>
+        <w:pStyle w:val="CaptionedFigure"/>
+      </w:pPr>
+      <w:r>
+        <w:drawing>
+          <wp:inline>
+            <wp:extent cx="4027170" cy="2165890"/>
+            <wp:effectExtent b="0" l="0" r="0" t="0"/>
+            <wp:docPr descr="Schéma GOLD dans Snowsight, avec PFPB_ROLE comme propriétaire" title="" id="100" name="Picture"/>
+            <a:graphic>
+              <a:graphicData uri="http://schemas.openxmlformats.org/drawingml/2006/picture">
+                <pic:pic>
+                  <pic:nvPicPr>
+                    <pic:cNvPr descr="../../captures/Capture18.png" id="101" name="Picture"/>
+                    <pic:cNvPicPr>
+                      <a:picLocks noChangeArrowheads="1" noChangeAspect="1"/>
+                    </pic:cNvPicPr>
+                  </pic:nvPicPr>
+                  <pic:blipFill>
+                    <a:blip r:embed="rId99"/>
+                    <a:stretch>
+                      <a:fillRect/>
+                    </a:stretch>
+                  </pic:blipFill>
+                  <pic:spPr bwMode="auto">
+                    <a:xfrm>
+                      <a:off x="0" y="0"/>
+                      <a:ext cx="4027170" cy="2165890"/>
+                    </a:xfrm>
+                    <a:prstGeom prst="rect">
+                      <a:avLst/>
+                    </a:prstGeom>
+                    <a:noFill/>
+                    <a:ln w="9525">
+                      <a:noFill/>
+                      <a:headEnd/>
+                      <a:tailEnd/>
+                    </a:ln>
+                  </pic:spPr>
+                </pic:pic>
+              </a:graphicData>
+            </a:graphic>
+          </wp:inline>
+        </w:drawing>
+      </w:r>
+    </w:p>
+    <w:p>
+      <w:pPr>
+        <w:pStyle w:val="ImageCaption"/>
+      </w:pPr>
+      <w:r>
+        <w:rPr>
+          <w:bCs/>
+          <w:b/>
+        </w:rPr>
+        <w:t xml:space="preserve">Figure 3.19</w:t>
+      </w:r>
+      <w:r>
+        <w:t xml:space="preserve"> – Schéma</w:t>
+      </w:r>
+      <w:r>
+        <w:t xml:space="preserve"> </w:t>
+      </w:r>
+      <w:r>
+        <w:rPr>
+          <w:rStyle w:val="VerbatimChar"/>
+        </w:rPr>
+        <w:t xml:space="preserve">GOLD</w:t>
+      </w:r>
+      <w:r>
+        <w:t xml:space="preserve"> </w:t>
+      </w:r>
+      <w:r>
+        <w:t xml:space="preserve">dans Snowsight, avec</w:t>
+      </w:r>
+      <w:r>
+        <w:t xml:space="preserve"> </w:t>
+      </w:r>
+      <w:r>
+        <w:rPr>
+          <w:rStyle w:val="VerbatimChar"/>
+        </w:rPr>
+        <w:t xml:space="preserve">PFPB_ROLE</w:t>
+      </w:r>
+      <w:r>
+        <w:t xml:space="preserve"> </w:t>
+      </w:r>
+      <w:r>
+        <w:t xml:space="preserve">comme propriétaire</w:t>
+      </w:r>
+    </w:p>
+    <w:p>
+      <w:pPr>
+        <w:pStyle w:val="CaptionedFigure"/>
+      </w:pPr>
+      <w:r>
+        <w:drawing>
+          <wp:inline>
+            <wp:extent cx="4027170" cy="2157487"/>
+            <wp:effectExtent b="0" l="0" r="0" t="0"/>
+            <wp:docPr descr="Aperçu de la table FCT_SALES" title="" id="103" name="Picture"/>
+            <a:graphic>
+              <a:graphicData uri="http://schemas.openxmlformats.org/drawingml/2006/picture">
+                <pic:pic>
+                  <pic:nvPicPr>
+                    <pic:cNvPr descr="figures/snowsight_fct_sales.png" id="104" name="Picture"/>
+                    <pic:cNvPicPr>
+                      <a:picLocks noChangeArrowheads="1" noChangeAspect="1"/>
+                    </pic:cNvPicPr>
+                  </pic:nvPicPr>
+                  <pic:blipFill>
+                    <a:blip r:embed="rId102"/>
+                    <a:stretch>
+                      <a:fillRect/>
+                    </a:stretch>
+                  </pic:blipFill>
+                  <pic:spPr bwMode="auto">
+                    <a:xfrm>
+                      <a:off x="0" y="0"/>
+                      <a:ext cx="4027170" cy="2157487"/>
+                    </a:xfrm>
+                    <a:prstGeom prst="rect">
+                      <a:avLst/>
+                    </a:prstGeom>
+                    <a:noFill/>
+                    <a:ln w="9525">
+                      <a:noFill/>
+                      <a:headEnd/>
+                      <a:tailEnd/>
+                    </a:ln>
+                  </pic:spPr>
+                </pic:pic>
+              </a:graphicData>
+            </a:graphic>
+          </wp:inline>
+        </w:drawing>
+      </w:r>
+    </w:p>
+    <w:p>
+      <w:pPr>
+        <w:pStyle w:val="ImageCaption"/>
+      </w:pPr>
+      <w:r>
+        <w:rPr>
+          <w:bCs/>
+          <w:b/>
+        </w:rPr>
+        <w:t xml:space="preserve">Figure 3.20</w:t>
+      </w:r>
+      <w:r>
+        <w:t xml:space="preserve"> – Aperçu de la table</w:t>
+      </w:r>
+      <w:r>
+        <w:t xml:space="preserve"> </w:t>
+      </w:r>
+      <w:r>
+        <w:rPr>
+          <w:rStyle w:val="VerbatimChar"/>
+        </w:rPr>
+        <w:t xml:space="preserve">FCT_SALES</w:t>
+      </w:r>
+    </w:p>
+    <w:bookmarkEnd w:id="105"/>
+    <w:bookmarkStart w:id="126" w:name="application-wwi-insight"/>
+    <w:p>
+      <w:pPr>
+        <w:pStyle w:val="Heading2"/>
+      </w:pPr>
+      <w:r>
+        <w:rPr>
+          <w:rStyle w:val="SectionNumber"/>
+        </w:rPr>
+        <w:t xml:space="preserve">3.5</w:t>
+      </w:r>
+      <w:r>
+        <w:tab/>
+      </w:r>
+      <w:r>
+        <w:t xml:space="preserve">Application WWI Insight</w:t>
+      </w:r>
+    </w:p>
+    <w:p>
+      <w:pPr>
+        <w:pStyle w:val="FirstParagraph"/>
+      </w:pPr>
+      <w:r>
+        <w:t xml:space="preserve">L’application est en Streamlit et se lance avec</w:t>
+      </w:r>
+      <w:r>
+        <w:t xml:space="preserve"> </w:t>
+      </w:r>
+      <w:r>
+        <w:rPr>
+          <w:rStyle w:val="VerbatimChar"/>
+        </w:rPr>
+        <w:t xml:space="preserve">streamlit run presentation_app/app.py</w:t>
+      </w:r>
+      <w:r>
+        <w:t xml:space="preserve"> </w:t>
+      </w:r>
+      <w:r>
+        <w:t xml:space="preserve">(figure 3.21). Elle a une page d’accueil avec quelques chiffres calculés sur la couche Gold (figure 3.22), une connexion avec inscription, et un espace où l’utilisateur range ses questions dans des dossiers. Les comptes et les analyses sont stockés dans une petite base SQLite, avec des mots de passe hachés en bcrypt. Pour ne pas être déconnecté quand on recharge la page, un jeton de session valable sept jours est gardé dans l’adresse.</w:t>
+      </w:r>
+    </w:p>
+    <w:p>
+      <w:pPr>
+        <w:pStyle w:val="CaptionedFigure"/>
+      </w:pPr>
+      <w:r>
+        <w:drawing>
+          <wp:inline>
+            <wp:extent cx="3164205" cy="899523"/>
+            <wp:effectExtent b="0" l="0" r="0" t="0"/>
+            <wp:docPr descr="Lancement de l’application" title="" id="107" name="Picture"/>
+            <a:graphic>
+              <a:graphicData uri="http://schemas.openxmlformats.org/drawingml/2006/picture">
+                <pic:pic>
+                  <pic:nvPicPr>
+                    <pic:cNvPr descr="../../captures/Capture19.png" id="108" name="Picture"/>
+                    <pic:cNvPicPr>
+                      <a:picLocks noChangeArrowheads="1" noChangeAspect="1"/>
+                    </pic:cNvPicPr>
+                  </pic:nvPicPr>
+                  <pic:blipFill>
+                    <a:blip r:embed="rId106"/>
+                    <a:stretch>
+                      <a:fillRect/>
+                    </a:stretch>
+                  </pic:blipFill>
+                  <pic:spPr bwMode="auto">
+                    <a:xfrm>
+                      <a:off x="0" y="0"/>
+                      <a:ext cx="3164205" cy="899523"/>
+                    </a:xfrm>
+                    <a:prstGeom prst="rect">
+                      <a:avLst/>
+                    </a:prstGeom>
+                    <a:noFill/>
+                    <a:ln w="9525">
+                      <a:noFill/>
+                      <a:headEnd/>
+                      <a:tailEnd/>
+                    </a:ln>
+                  </pic:spPr>
+                </pic:pic>
+              </a:graphicData>
+            </a:graphic>
+          </wp:inline>
+        </w:drawing>
+      </w:r>
+    </w:p>
+    <w:p>
+      <w:pPr>
+        <w:pStyle w:val="ImageCaption"/>
+      </w:pPr>
+      <w:r>
+        <w:rPr>
+          <w:bCs/>
+          <w:b/>
+        </w:rPr>
+        <w:t xml:space="preserve">Figure 3.21</w:t>
+      </w:r>
+      <w:r>
+        <w:t xml:space="preserve"> – Lancement de l’application</w:t>
+      </w:r>
+    </w:p>
+    <w:p>
+      <w:pPr>
+        <w:pStyle w:val="CaptionedFigure"/>
+      </w:pPr>
+      <w:r>
+        <w:drawing>
+          <wp:inline>
+            <wp:extent cx="4027170" cy="2394874"/>
+            <wp:effectExtent b="0" l="0" r="0" t="0"/>
+            <wp:docPr descr="Page d’accueil connectée à Snowflake" title="" id="110" name="Picture"/>
+            <a:graphic>
+              <a:graphicData uri="http://schemas.openxmlformats.org/drawingml/2006/picture">
+                <pic:pic>
+                  <pic:nvPicPr>
+                    <pic:cNvPr descr="../../captures/Capture20.png" id="111" name="Picture"/>
+                    <pic:cNvPicPr>
+                      <a:picLocks noChangeArrowheads="1" noChangeAspect="1"/>
+                    </pic:cNvPicPr>
+                  </pic:nvPicPr>
+                  <pic:blipFill>
+                    <a:blip r:embed="rId109"/>
+                    <a:stretch>
+                      <a:fillRect/>
+                    </a:stretch>
+                  </pic:blipFill>
+                  <pic:spPr bwMode="auto">
+                    <a:xfrm>
+                      <a:off x="0" y="0"/>
+                      <a:ext cx="4027170" cy="2394874"/>
+                    </a:xfrm>
+                    <a:prstGeom prst="rect">
+                      <a:avLst/>
+                    </a:prstGeom>
+                    <a:noFill/>
+                    <a:ln w="9525">
+                      <a:noFill/>
+                      <a:headEnd/>
+                      <a:tailEnd/>
+                    </a:ln>
+                  </pic:spPr>
+                </pic:pic>
+              </a:graphicData>
+            </a:graphic>
+          </wp:inline>
+        </w:drawing>
+      </w:r>
+    </w:p>
+    <w:p>
+      <w:pPr>
+        <w:pStyle w:val="ImageCaption"/>
+      </w:pPr>
+      <w:r>
+        <w:rPr>
+          <w:bCs/>
+          <w:b/>
+        </w:rPr>
+        <w:t xml:space="preserve">Figure 3.22</w:t>
+      </w:r>
+      <w:r>
+        <w:t xml:space="preserve"> – Page d’accueil connectée à Snowflake</w:t>
+      </w:r>
+    </w:p>
+    <w:p>
+      <w:pPr>
+        <w:pStyle w:val="BodyText"/>
+      </w:pPr>
+      <w:r>
+        <w:t xml:space="preserve">La page « À propos » rappelle le cadre du projet (figure 3.23).</w:t>
+      </w:r>
+    </w:p>
+    <w:p>
+      <w:pPr>
+        <w:pStyle w:val="CaptionedFigure"/>
+      </w:pPr>
+      <w:r>
+        <w:drawing>
+          <wp:inline>
+            <wp:extent cx="4027170" cy="2167991"/>
+            <wp:effectExtent b="0" l="0" r="0" t="0"/>
+            <wp:docPr descr="Page « À propos »" title="" id="113" name="Picture"/>
+            <a:graphic>
+              <a:graphicData uri="http://schemas.openxmlformats.org/drawingml/2006/picture">
+                <pic:pic>
+                  <pic:nvPicPr>
+                    <pic:cNvPr descr="../../captures/Capture21.png" id="114" name="Picture"/>
+                    <pic:cNvPicPr>
+                      <a:picLocks noChangeArrowheads="1" noChangeAspect="1"/>
+                    </pic:cNvPicPr>
+                  </pic:nvPicPr>
+                  <pic:blipFill>
+                    <a:blip r:embed="rId112"/>
+                    <a:stretch>
+                      <a:fillRect/>
+                    </a:stretch>
+                  </pic:blipFill>
+                  <pic:spPr bwMode="auto">
+                    <a:xfrm>
+                      <a:off x="0" y="0"/>
+                      <a:ext cx="4027170" cy="2167991"/>
+                    </a:xfrm>
+                    <a:prstGeom prst="rect">
+                      <a:avLst/>
+                    </a:prstGeom>
+                    <a:noFill/>
+                    <a:ln w="9525">
+                      <a:noFill/>
+                      <a:headEnd/>
+                      <a:tailEnd/>
+                    </a:ln>
+                  </pic:spPr>
+                </pic:pic>
+              </a:graphicData>
+            </a:graphic>
+          </wp:inline>
+        </w:drawing>
+      </w:r>
+    </w:p>
+    <w:p>
+      <w:pPr>
+        <w:pStyle w:val="ImageCaption"/>
+      </w:pPr>
+      <w:r>
+        <w:rPr>
+          <w:bCs/>
+          <w:b/>
+        </w:rPr>
+        <w:t xml:space="preserve">Figure 3.23</w:t>
+      </w:r>
+      <w:r>
+        <w:t xml:space="preserve"> – Page « À propos »</w:t>
+      </w:r>
+    </w:p>
+    <w:bookmarkStart w:id="116" w:name="génération-du-sql"/>
+    <w:p>
+      <w:pPr>
+        <w:pStyle w:val="Heading3"/>
+      </w:pPr>
+      <w:r>
+        <w:rPr>
+          <w:rStyle w:val="SectionNumber"/>
+        </w:rPr>
+        <w:t xml:space="preserve">3.5.1</w:t>
+      </w:r>
+      <w:r>
+        <w:tab/>
+      </w:r>
+      <w:r>
+        <w:t xml:space="preserve">Génération du SQL</w:t>
+      </w:r>
+    </w:p>
+    <w:p>
+      <w:pPr>
+        <w:pStyle w:val="FirstParagraph"/>
+      </w:pPr>
+      <w:r>
+        <w:t xml:space="preserve">Au démarrage, l’application teste Cortex. Sur notre compte d’essai, l’appel à</w:t>
+      </w:r>
+      <w:r>
+        <w:t xml:space="preserve"> </w:t>
+      </w:r>
+      <w:r>
+        <w:rPr>
+          <w:rStyle w:val="VerbatimChar"/>
+        </w:rPr>
+        <w:t xml:space="preserve">SNOWFLAKE.CORTEX.COMPLETE</w:t>
+      </w:r>
+      <w:r>
+        <w:t xml:space="preserve"> </w:t>
+      </w:r>
+      <w:r>
+        <w:t xml:space="preserve">est refusé, elle passe donc sur Ollama avec le modèle</w:t>
+      </w:r>
+      <w:r>
+        <w:t xml:space="preserve"> </w:t>
+      </w:r>
+      <w:r>
+        <w:rPr>
+          <w:rStyle w:val="VerbatimChar"/>
+        </w:rPr>
+        <w:t xml:space="preserve">qwen2.5-coder:7b</w:t>
+      </w:r>
+      <w:r>
+        <w:t xml:space="preserve">, installé sur la machine. Si aucun des deux ne répond, seules les questions d’exemple restent utilisables. La consigne envoyée au modèle est volontairement courte :</w:t>
+      </w:r>
+    </w:p>
+    <w:p>
+      <w:pPr>
+        <w:pStyle w:val="BodyText"/>
+      </w:pPr>
+      <w:r>
+        <w:rPr>
+          <w:bCs/>
+          <w:b/>
+        </w:rPr>
+        <w:t xml:space="preserve">Code 3.5</w:t>
+      </w:r>
+      <w:r>
+        <w:t xml:space="preserve"> – Consigne envoyée au modèle (presentation_app/warehouse.py)</w:t>
+      </w:r>
+    </w:p>
+    <w:bookmarkStart w:id="115" w:name="code:prompt"/>
+    <w:p>
+      <w:pPr>
+        <w:pStyle w:val="SourceCode"/>
+      </w:pPr>
+      <w:r>
+        <w:rPr>
+          <w:rStyle w:val="NormalTok"/>
+        </w:rPr>
+        <w:t xml:space="preserve"> </w:t>
+      </w:r>
+      <w:r>
+        <w:rPr>
+          <w:rStyle w:val="DecValTok"/>
+        </w:rPr>
+        <w:t xml:space="preserve">1</w:t>
+      </w:r>
+      <w:r>
+        <w:rPr>
+          <w:rStyle w:val="NormalTok"/>
+        </w:rPr>
+        <w:t xml:space="preserve">  PROMPT </w:t>
+      </w:r>
+      <w:r>
+        <w:rPr>
+          <w:rStyle w:val="OperatorTok"/>
+        </w:rPr>
+        <w:t xml:space="preserve">=</w:t>
+      </w:r>
+      <w:r>
+        <w:rPr>
+          <w:rStyle w:val="NormalTok"/>
+        </w:rPr>
+        <w:t xml:space="preserve"> </w:t>
+      </w:r>
+      <w:r>
+        <w:rPr>
+          <w:rStyle w:val="StringTok"/>
+        </w:rPr>
+        <w:t xml:space="preserve">"""Tu es un expert SQL </w:t>
+      </w:r>
+      <w:r>
+        <w:rPr>
+          <w:rStyle w:val="SpecialCharTok"/>
+        </w:rPr>
+        <w:t xml:space="preserve">{dialect}</w:t>
+      </w:r>
+      <w:r>
+        <w:rPr>
+          <w:rStyle w:val="StringTok"/>
+        </w:rPr>
+        <w:t xml:space="preserve">. Tu réponds aux questions sur l'entreprise</w:t>
+      </w:r>
+      <w:r>
+        <w:br/>
+      </w:r>
+      <w:r>
+        <w:rPr>
+          <w:rStyle w:val="StringTok"/>
+        </w:rPr>
+        <w:t xml:space="preserve"> 2  Wide World Importers à partir de ce schéma (couche GOLD) :</w:t>
+      </w:r>
+      <w:r>
+        <w:br/>
+      </w:r>
+      <w:r>
+        <w:rPr>
+          <w:rStyle w:val="StringTok"/>
+        </w:rPr>
+        <w:t xml:space="preserve"> 3  </w:t>
+      </w:r>
+      <w:r>
+        <w:br/>
+      </w:r>
+      <w:r>
+        <w:rPr>
+          <w:rStyle w:val="StringTok"/>
+        </w:rPr>
+        <w:t xml:space="preserve"> 4  </w:t>
+      </w:r>
+      <w:r>
+        <w:rPr>
+          <w:rStyle w:val="SpecialCharTok"/>
+        </w:rPr>
+        <w:t xml:space="preserve">{schema}</w:t>
+      </w:r>
+      <w:r>
+        <w:br/>
+      </w:r>
+      <w:r>
+        <w:rPr>
+          <w:rStyle w:val="StringTok"/>
+        </w:rPr>
+        <w:t xml:space="preserve"> 5  </w:t>
+      </w:r>
+      <w:r>
+        <w:br/>
+      </w:r>
+      <w:r>
+        <w:rPr>
+          <w:rStyle w:val="StringTok"/>
+        </w:rPr>
+        <w:t xml:space="preserve"> 6  Règles :</w:t>
+      </w:r>
+      <w:r>
+        <w:br/>
+      </w:r>
+      <w:r>
+        <w:rPr>
+          <w:rStyle w:val="StringTok"/>
+        </w:rPr>
+        <w:t xml:space="preserve"> 7  - une seule requête SELECT, uniquement sur les tables gold ci-dessus ;</w:t>
+      </w:r>
+      <w:r>
+        <w:br/>
+      </w:r>
+      <w:r>
+        <w:rPr>
+          <w:rStyle w:val="StringTok"/>
+        </w:rPr>
+        <w:t xml:space="preserve"> 8  - chiffre d'affaires = sum(sales_amount_excl_tax) de gold.fct_sales ;</w:t>
+      </w:r>
+      <w:r>
+        <w:br/>
+      </w:r>
+      <w:r>
+        <w:rPr>
+          <w:rStyle w:val="StringTok"/>
+        </w:rPr>
+        <w:t xml:space="preserve"> 9  - bénéfice = sum(line_profit) de gold.fct_invoice_lines ;</w:t>
+      </w:r>
+      <w:r>
+        <w:br/>
+      </w:r>
+      <w:r>
+        <w:rPr>
+          <w:rStyle w:val="StringTok"/>
+        </w:rPr>
+        <w:t xml:space="preserve">10  - noms de colonnes de résultat en français et en snake_case ;</w:t>
+      </w:r>
+      <w:r>
+        <w:br/>
+      </w:r>
+      <w:r>
+        <w:rPr>
+          <w:rStyle w:val="StringTok"/>
+        </w:rPr>
+        <w:t xml:space="preserve">11  - </w:t>
+      </w:r>
+      <w:r>
+        <w:rPr>
+          <w:rStyle w:val="SpecialCharTok"/>
+        </w:rPr>
+        <w:t xml:space="preserve">{max_rows}</w:t>
+      </w:r>
+      <w:r>
+        <w:rPr>
+          <w:rStyle w:val="StringTok"/>
+        </w:rPr>
+        <w:t xml:space="preserve"> lignes maximum.</w:t>
+      </w:r>
+      <w:r>
+        <w:br/>
+      </w:r>
+      <w:r>
+        <w:rPr>
+          <w:rStyle w:val="StringTok"/>
+        </w:rPr>
+        <w:t xml:space="preserve">12  Réponds uniquement avec le SQL, sans explication ni balise.</w:t>
+      </w:r>
+      <w:r>
+        <w:br/>
+      </w:r>
+      <w:r>
+        <w:rPr>
+          <w:rStyle w:val="StringTok"/>
+        </w:rPr>
+        <w:t xml:space="preserve">13  </w:t>
+      </w:r>
+      <w:r>
+        <w:br/>
+      </w:r>
+      <w:r>
+        <w:rPr>
+          <w:rStyle w:val="StringTok"/>
+        </w:rPr>
+        <w:t xml:space="preserve">14  Question : </w:t>
+      </w:r>
+      <w:r>
+        <w:rPr>
+          <w:rStyle w:val="SpecialCharTok"/>
+        </w:rPr>
+        <w:t xml:space="preserve">{question}</w:t>
+      </w:r>
+      <w:r>
+        <w:rPr>
+          <w:rStyle w:val="StringTok"/>
+        </w:rPr>
+        <w:t xml:space="preserve">"""</w:t>
+      </w:r>
+    </w:p>
+    <w:bookmarkEnd w:id="115"/>
+    <w:p>
+      <w:pPr>
+        <w:pStyle w:val="FirstParagraph"/>
+      </w:pPr>
+      <w:r>
+        <w:t xml:space="preserve">Le schéma n’est pas écrit à la main : il est lu dans</w:t>
+      </w:r>
+      <w:r>
+        <w:t xml:space="preserve"> </w:t>
+      </w:r>
+      <w:r>
+        <w:rPr>
+          <w:rStyle w:val="VerbatimChar"/>
+        </w:rPr>
+        <w:t xml:space="preserve">information_schema.columns</w:t>
+      </w:r>
+      <w:r>
+        <w:t xml:space="preserve"> </w:t>
+      </w:r>
+      <w:r>
+        <w:t xml:space="preserve">et réduit à une ligne par table, ce qui raccourcit la consigne pour le modèle local. Les deux règles des lignes 8 et 9 servent à ce que le modèle prenne la bonne table de faits, puisque le bénéfice ne se trouve que dans</w:t>
+      </w:r>
+      <w:r>
+        <w:t xml:space="preserve"> </w:t>
+      </w:r>
+      <w:r>
+        <w:rPr>
+          <w:rStyle w:val="VerbatimChar"/>
+        </w:rPr>
+        <w:t xml:space="preserve">fct_invoice_lines</w:t>
+      </w:r>
+      <w:r>
+        <w:t xml:space="preserve">.</w:t>
+      </w:r>
+    </w:p>
+    <w:bookmarkEnd w:id="116"/>
+    <w:bookmarkStart w:id="118" w:name="contrôle-des-requêtes"/>
+    <w:p>
+      <w:pPr>
+        <w:pStyle w:val="Heading3"/>
+      </w:pPr>
+      <w:r>
+        <w:rPr>
+          <w:rStyle w:val="SectionNumber"/>
+        </w:rPr>
+        <w:t xml:space="preserve">3.5.2</w:t>
+      </w:r>
+      <w:r>
+        <w:tab/>
+      </w:r>
+      <w:r>
+        <w:t xml:space="preserve">Contrôle des requêtes</w:t>
+      </w:r>
+    </w:p>
+    <w:p>
+      <w:pPr>
+        <w:pStyle w:val="FirstParagraph"/>
+      </w:pPr>
+      <w:r>
+        <w:t xml:space="preserve">Avant d’être exécutée, la requête passe par</w:t>
+      </w:r>
+      <w:r>
+        <w:t xml:space="preserve"> </w:t>
+      </w:r>
+      <w:r>
+        <w:rPr>
+          <w:rStyle w:val="VerbatimChar"/>
+        </w:rPr>
+        <w:t xml:space="preserve">clean_sql</w:t>
+      </w:r>
+      <w:r>
+        <w:t xml:space="preserve"> </w:t>
+      </w:r>
+      <w:r>
+        <w:t xml:space="preserve">:</w:t>
+      </w:r>
+    </w:p>
+    <w:p>
+      <w:pPr>
+        <w:pStyle w:val="BodyText"/>
+      </w:pPr>
+      <w:r>
+        <w:rPr>
+          <w:bCs/>
+          <w:b/>
+        </w:rPr>
+        <w:t xml:space="preserve">Code 3.6</w:t>
+      </w:r>
+      <w:r>
+        <w:t xml:space="preserve"> – Contrôle de la requête (presentation_app/warehouse.py)</w:t>
+      </w:r>
+    </w:p>
+    <w:bookmarkStart w:id="117" w:name="code:clean"/>
+    <w:p>
+      <w:pPr>
+        <w:pStyle w:val="SourceCode"/>
+      </w:pPr>
+      <w:r>
+        <w:rPr>
+          <w:rStyle w:val="NormalTok"/>
+        </w:rPr>
+        <w:t xml:space="preserve"> </w:t>
+      </w:r>
+      <w:r>
+        <w:rPr>
+          <w:rStyle w:val="DecValTok"/>
+        </w:rPr>
+        <w:t xml:space="preserve">1</w:t>
+      </w:r>
+      <w:r>
+        <w:rPr>
+          <w:rStyle w:val="NormalTok"/>
+        </w:rPr>
+        <w:t xml:space="preserve">  </w:t>
+      </w:r>
+      <w:r>
+        <w:rPr>
+          <w:rStyle w:val="KeywordTok"/>
+        </w:rPr>
+        <w:t xml:space="preserve">def</w:t>
+      </w:r>
+      <w:r>
+        <w:rPr>
+          <w:rStyle w:val="NormalTok"/>
+        </w:rPr>
+        <w:t xml:space="preserve"> clean_sql(sql: </w:t>
+      </w:r>
+      <w:r>
+        <w:rPr>
+          <w:rStyle w:val="BuiltInTok"/>
+        </w:rPr>
+        <w:t xml:space="preserve">str</w:t>
+      </w:r>
+      <w:r>
+        <w:rPr>
+          <w:rStyle w:val="NormalTok"/>
+        </w:rPr>
+        <w:t xml:space="preserve">) </w:t>
+      </w:r>
+      <w:r>
+        <w:rPr>
+          <w:rStyle w:val="OperatorTok"/>
+        </w:rPr>
+        <w:t xml:space="preserve">-&gt;</w:t>
+      </w:r>
+      <w:r>
+        <w:rPr>
+          <w:rStyle w:val="NormalTok"/>
+        </w:rPr>
+        <w:t xml:space="preserve"> </w:t>
+      </w:r>
+      <w:r>
+        <w:rPr>
+          <w:rStyle w:val="BuiltInTok"/>
+        </w:rPr>
+        <w:t xml:space="preserve">str</w:t>
+      </w:r>
+      <w:r>
+        <w:rPr>
+          <w:rStyle w:val="NormalTok"/>
+        </w:rPr>
+        <w:t xml:space="preserve">:</w:t>
+      </w:r>
+      <w:r>
+        <w:br/>
+      </w:r>
+      <w:r>
+        <w:rPr>
+          <w:rStyle w:val="NormalTok"/>
+        </w:rPr>
+        <w:t xml:space="preserve"> </w:t>
+      </w:r>
+      <w:r>
+        <w:rPr>
+          <w:rStyle w:val="DecValTok"/>
+        </w:rPr>
+        <w:t xml:space="preserve">2</w:t>
+      </w:r>
+      <w:r>
+        <w:rPr>
+          <w:rStyle w:val="NormalTok"/>
+        </w:rPr>
+        <w:t xml:space="preserve">      sql </w:t>
+      </w:r>
+      <w:r>
+        <w:rPr>
+          <w:rStyle w:val="OperatorTok"/>
+        </w:rPr>
+        <w:t xml:space="preserve">=</w:t>
+      </w:r>
+      <w:r>
+        <w:rPr>
+          <w:rStyle w:val="NormalTok"/>
+        </w:rPr>
+        <w:t xml:space="preserve"> re.sub(</w:t>
+      </w:r>
+      <w:r>
+        <w:rPr>
+          <w:rStyle w:val="VerbatimStringTok"/>
+        </w:rPr>
+        <w:t xml:space="preserve">r"```(?:sql)?"</w:t>
+      </w:r>
+      <w:r>
+        <w:rPr>
+          <w:rStyle w:val="NormalTok"/>
+        </w:rPr>
+        <w:t xml:space="preserve">, </w:t>
+      </w:r>
+      <w:r>
+        <w:rPr>
+          <w:rStyle w:val="StringTok"/>
+        </w:rPr>
+        <w:t xml:space="preserve">""</w:t>
+      </w:r>
+      <w:r>
+        <w:rPr>
+          <w:rStyle w:val="NormalTok"/>
+        </w:rPr>
+        <w:t xml:space="preserve">, sql, flags</w:t>
+      </w:r>
+      <w:r>
+        <w:rPr>
+          <w:rStyle w:val="OperatorTok"/>
+        </w:rPr>
+        <w:t xml:space="preserve">=</w:t>
+      </w:r>
+      <w:r>
+        <w:rPr>
+          <w:rStyle w:val="NormalTok"/>
+        </w:rPr>
+        <w:t xml:space="preserve">re.IGNORECASE).strip().rstrip(</w:t>
+      </w:r>
+      <w:r>
+        <w:rPr>
+          <w:rStyle w:val="StringTok"/>
+        </w:rPr>
+        <w:t xml:space="preserve">";"</w:t>
+      </w:r>
+      <w:r>
+        <w:rPr>
+          <w:rStyle w:val="NormalTok"/>
+        </w:rPr>
+        <w:t xml:space="preserve">).strip()</w:t>
+      </w:r>
+      <w:r>
+        <w:br/>
+      </w:r>
+      <w:r>
+        <w:rPr>
+          <w:rStyle w:val="NormalTok"/>
+        </w:rPr>
+        <w:t xml:space="preserve"> </w:t>
+      </w:r>
+      <w:r>
+        <w:rPr>
+          <w:rStyle w:val="DecValTok"/>
+        </w:rPr>
+        <w:t xml:space="preserve">3</w:t>
+      </w:r>
+      <w:r>
+        <w:rPr>
+          <w:rStyle w:val="NormalTok"/>
+        </w:rPr>
+        <w:t xml:space="preserve">      </w:t>
+      </w:r>
+      <w:r>
+        <w:rPr>
+          <w:rStyle w:val="ControlFlowTok"/>
+        </w:rPr>
+        <w:t xml:space="preserve">if</w:t>
+      </w:r>
+      <w:r>
+        <w:rPr>
+          <w:rStyle w:val="NormalTok"/>
+        </w:rPr>
+        <w:t xml:space="preserve"> </w:t>
+      </w:r>
+      <w:r>
+        <w:rPr>
+          <w:rStyle w:val="KeywordTok"/>
+        </w:rPr>
+        <w:t xml:space="preserve">not</w:t>
+      </w:r>
+      <w:r>
+        <w:rPr>
+          <w:rStyle w:val="NormalTok"/>
+        </w:rPr>
+        <w:t xml:space="preserve"> re.match(</w:t>
+      </w:r>
+      <w:r>
+        <w:rPr>
+          <w:rStyle w:val="VerbatimStringTok"/>
+        </w:rPr>
+        <w:t xml:space="preserve">r"^(select|with)\b"</w:t>
+      </w:r>
+      <w:r>
+        <w:rPr>
+          <w:rStyle w:val="NormalTok"/>
+        </w:rPr>
+        <w:t xml:space="preserve">, sql, re.IGNORECASE):</w:t>
+      </w:r>
+      <w:r>
+        <w:br/>
+      </w:r>
+      <w:r>
+        <w:rPr>
+          <w:rStyle w:val="NormalTok"/>
+        </w:rPr>
+        <w:t xml:space="preserve"> </w:t>
+      </w:r>
+      <w:r>
+        <w:rPr>
+          <w:rStyle w:val="DecValTok"/>
+        </w:rPr>
+        <w:t xml:space="preserve">4</w:t>
+      </w:r>
+      <w:r>
+        <w:rPr>
+          <w:rStyle w:val="NormalTok"/>
+        </w:rPr>
+        <w:t xml:space="preserve">          </w:t>
+      </w:r>
+      <w:r>
+        <w:rPr>
+          <w:rStyle w:val="ControlFlowTok"/>
+        </w:rPr>
+        <w:t xml:space="preserve">raise</w:t>
+      </w:r>
+      <w:r>
+        <w:rPr>
+          <w:rStyle w:val="NormalTok"/>
+        </w:rPr>
+        <w:t xml:space="preserve"> QueryError(</w:t>
+      </w:r>
+      <w:r>
+        <w:rPr>
+          <w:rStyle w:val="StringTok"/>
+        </w:rPr>
+        <w:t xml:space="preserve">"Requête refusée : seules les requêtes SELECT sont autorisées."</w:t>
+      </w:r>
+      <w:r>
+        <w:rPr>
+          <w:rStyle w:val="NormalTok"/>
+        </w:rPr>
+        <w:t xml:space="preserve">)</w:t>
+      </w:r>
+      <w:r>
+        <w:br/>
+      </w:r>
+      <w:r>
+        <w:rPr>
+          <w:rStyle w:val="NormalTok"/>
+        </w:rPr>
+        <w:t xml:space="preserve"> </w:t>
+      </w:r>
+      <w:r>
+        <w:rPr>
+          <w:rStyle w:val="DecValTok"/>
+        </w:rPr>
+        <w:t xml:space="preserve">5</w:t>
+      </w:r>
+      <w:r>
+        <w:rPr>
+          <w:rStyle w:val="NormalTok"/>
+        </w:rPr>
+        <w:t xml:space="preserve">      </w:t>
+      </w:r>
+      <w:r>
+        <w:rPr>
+          <w:rStyle w:val="ControlFlowTok"/>
+        </w:rPr>
+        <w:t xml:space="preserve">if</w:t>
+      </w:r>
+      <w:r>
+        <w:rPr>
+          <w:rStyle w:val="NormalTok"/>
+        </w:rPr>
+        <w:t xml:space="preserve"> </w:t>
+      </w:r>
+      <w:r>
+        <w:rPr>
+          <w:rStyle w:val="StringTok"/>
+        </w:rPr>
+        <w:t xml:space="preserve">";"</w:t>
+      </w:r>
+      <w:r>
+        <w:rPr>
+          <w:rStyle w:val="NormalTok"/>
+        </w:rPr>
+        <w:t xml:space="preserve"> </w:t>
+      </w:r>
+      <w:r>
+        <w:rPr>
+          <w:rStyle w:val="KeywordTok"/>
+        </w:rPr>
+        <w:t xml:space="preserve">in</w:t>
+      </w:r>
+      <w:r>
+        <w:rPr>
+          <w:rStyle w:val="NormalTok"/>
+        </w:rPr>
+        <w:t xml:space="preserve"> sql:</w:t>
+      </w:r>
+      <w:r>
+        <w:br/>
+      </w:r>
+      <w:r>
+        <w:rPr>
+          <w:rStyle w:val="NormalTok"/>
+        </w:rPr>
+        <w:t xml:space="preserve"> </w:t>
+      </w:r>
+      <w:r>
+        <w:rPr>
+          <w:rStyle w:val="DecValTok"/>
+        </w:rPr>
+        <w:t xml:space="preserve">6</w:t>
+      </w:r>
+      <w:r>
+        <w:rPr>
+          <w:rStyle w:val="NormalTok"/>
+        </w:rPr>
+        <w:t xml:space="preserve">          </w:t>
+      </w:r>
+      <w:r>
+        <w:rPr>
+          <w:rStyle w:val="ControlFlowTok"/>
+        </w:rPr>
+        <w:t xml:space="preserve">raise</w:t>
+      </w:r>
+      <w:r>
+        <w:rPr>
+          <w:rStyle w:val="NormalTok"/>
+        </w:rPr>
+        <w:t xml:space="preserve"> QueryError(</w:t>
+      </w:r>
+      <w:r>
+        <w:rPr>
+          <w:rStyle w:val="StringTok"/>
+        </w:rPr>
+        <w:t xml:space="preserve">"Requête refusée : une seule instruction est autorisée."</w:t>
+      </w:r>
+      <w:r>
+        <w:rPr>
+          <w:rStyle w:val="NormalTok"/>
+        </w:rPr>
+        <w:t xml:space="preserve">)</w:t>
+      </w:r>
+      <w:r>
+        <w:br/>
+      </w:r>
+      <w:r>
+        <w:rPr>
+          <w:rStyle w:val="NormalTok"/>
+        </w:rPr>
+        <w:t xml:space="preserve"> </w:t>
+      </w:r>
+      <w:r>
+        <w:rPr>
+          <w:rStyle w:val="DecValTok"/>
+        </w:rPr>
+        <w:t xml:space="preserve">7</w:t>
+      </w:r>
+      <w:r>
+        <w:rPr>
+          <w:rStyle w:val="NormalTok"/>
+        </w:rPr>
+        <w:t xml:space="preserve">      </w:t>
+      </w:r>
+      <w:r>
+        <w:rPr>
+          <w:rStyle w:val="ControlFlowTok"/>
+        </w:rPr>
+        <w:t xml:space="preserve">if</w:t>
+      </w:r>
+      <w:r>
+        <w:rPr>
+          <w:rStyle w:val="NormalTok"/>
+        </w:rPr>
+        <w:t xml:space="preserve"> FORBIDDEN.search(re.sub(</w:t>
+      </w:r>
+      <w:r>
+        <w:rPr>
+          <w:rStyle w:val="VerbatimStringTok"/>
+        </w:rPr>
+        <w:t xml:space="preserve">r"'[^']*'"</w:t>
+      </w:r>
+      <w:r>
+        <w:rPr>
+          <w:rStyle w:val="NormalTok"/>
+        </w:rPr>
+        <w:t xml:space="preserve">, </w:t>
+      </w:r>
+      <w:r>
+        <w:rPr>
+          <w:rStyle w:val="StringTok"/>
+        </w:rPr>
+        <w:t xml:space="preserve">"''"</w:t>
+      </w:r>
+      <w:r>
+        <w:rPr>
+          <w:rStyle w:val="NormalTok"/>
+        </w:rPr>
+        <w:t xml:space="preserve">, sql)):</w:t>
+      </w:r>
+      <w:r>
+        <w:br/>
+      </w:r>
+      <w:r>
+        <w:rPr>
+          <w:rStyle w:val="NormalTok"/>
+        </w:rPr>
+        <w:t xml:space="preserve"> </w:t>
+      </w:r>
+      <w:r>
+        <w:rPr>
+          <w:rStyle w:val="DecValTok"/>
+        </w:rPr>
+        <w:t xml:space="preserve">8</w:t>
+      </w:r>
+      <w:r>
+        <w:rPr>
+          <w:rStyle w:val="NormalTok"/>
+        </w:rPr>
+        <w:t xml:space="preserve">          </w:t>
+      </w:r>
+      <w:r>
+        <w:rPr>
+          <w:rStyle w:val="ControlFlowTok"/>
+        </w:rPr>
+        <w:t xml:space="preserve">raise</w:t>
+      </w:r>
+      <w:r>
+        <w:rPr>
+          <w:rStyle w:val="NormalTok"/>
+        </w:rPr>
+        <w:t xml:space="preserve"> QueryError(</w:t>
+      </w:r>
+      <w:r>
+        <w:rPr>
+          <w:rStyle w:val="StringTok"/>
+        </w:rPr>
+        <w:t xml:space="preserve">"Requête refusée : elle contient une instruction d'écriture."</w:t>
+      </w:r>
+      <w:r>
+        <w:rPr>
+          <w:rStyle w:val="NormalTok"/>
+        </w:rPr>
+        <w:t xml:space="preserve">)</w:t>
+      </w:r>
+      <w:r>
+        <w:br/>
+      </w:r>
+      <w:r>
+        <w:rPr>
+          <w:rStyle w:val="NormalTok"/>
+        </w:rPr>
+        <w:t xml:space="preserve"> </w:t>
+      </w:r>
+      <w:r>
+        <w:rPr>
+          <w:rStyle w:val="DecValTok"/>
+        </w:rPr>
+        <w:t xml:space="preserve">9</w:t>
+      </w:r>
+      <w:r>
+        <w:rPr>
+          <w:rStyle w:val="NormalTok"/>
+        </w:rPr>
+        <w:t xml:space="preserve">      </w:t>
+      </w:r>
+      <w:r>
+        <w:rPr>
+          <w:rStyle w:val="ControlFlowTok"/>
+        </w:rPr>
+        <w:t xml:space="preserve">if</w:t>
+      </w:r>
+      <w:r>
+        <w:rPr>
+          <w:rStyle w:val="NormalTok"/>
+        </w:rPr>
+        <w:t xml:space="preserve"> </w:t>
+      </w:r>
+      <w:r>
+        <w:rPr>
+          <w:rStyle w:val="KeywordTok"/>
+        </w:rPr>
+        <w:t xml:space="preserve">not</w:t>
+      </w:r>
+      <w:r>
+        <w:rPr>
+          <w:rStyle w:val="NormalTok"/>
+        </w:rPr>
+        <w:t xml:space="preserve"> re.search(</w:t>
+      </w:r>
+      <w:r>
+        <w:rPr>
+          <w:rStyle w:val="VerbatimStringTok"/>
+        </w:rPr>
+        <w:t xml:space="preserve">r"\blimit\s+\d+\s*$"</w:t>
+      </w:r>
+      <w:r>
+        <w:rPr>
+          <w:rStyle w:val="NormalTok"/>
+        </w:rPr>
+        <w:t xml:space="preserve">, sql, re.IGNORECASE):</w:t>
+      </w:r>
+      <w:r>
+        <w:br/>
+      </w:r>
+      <w:r>
+        <w:rPr>
+          <w:rStyle w:val="DecValTok"/>
+        </w:rPr>
+        <w:t xml:space="preserve">10</w:t>
+      </w:r>
+      <w:r>
+        <w:rPr>
+          <w:rStyle w:val="NormalTok"/>
+        </w:rPr>
+        <w:t xml:space="preserve">          sql </w:t>
+      </w:r>
+      <w:r>
+        <w:rPr>
+          <w:rStyle w:val="OperatorTok"/>
+        </w:rPr>
+        <w:t xml:space="preserve">=</w:t>
+      </w:r>
+      <w:r>
+        <w:rPr>
+          <w:rStyle w:val="NormalTok"/>
+        </w:rPr>
+        <w:t xml:space="preserve"> </w:t>
+      </w:r>
+      <w:r>
+        <w:rPr>
+          <w:rStyle w:val="SpecialStringTok"/>
+        </w:rPr>
+        <w:t xml:space="preserve">f"</w:t>
+      </w:r>
+      <w:r>
+        <w:rPr>
+          <w:rStyle w:val="SpecialCharTok"/>
+        </w:rPr>
+        <w:t xml:space="preserve">{</w:t>
+      </w:r>
+      <w:r>
+        <w:rPr>
+          <w:rStyle w:val="NormalTok"/>
+        </w:rPr>
+        <w:t xml:space="preserve">sql</w:t>
+      </w:r>
+      <w:r>
+        <w:rPr>
+          <w:rStyle w:val="SpecialCharTok"/>
+        </w:rPr>
+        <w:t xml:space="preserve">}</w:t>
+      </w:r>
+      <w:r>
+        <w:rPr>
+          <w:rStyle w:val="CharTok"/>
+        </w:rPr>
+        <w:t xml:space="preserve">\n</w:t>
+      </w:r>
+      <w:r>
+        <w:rPr>
+          <w:rStyle w:val="SpecialStringTok"/>
+        </w:rPr>
+        <w:t xml:space="preserve">limit </w:t>
+      </w:r>
+      <w:r>
+        <w:rPr>
+          <w:rStyle w:val="SpecialCharTok"/>
+        </w:rPr>
+        <w:t xml:space="preserve">{</w:t>
+      </w:r>
+      <w:r>
+        <w:rPr>
+          <w:rStyle w:val="NormalTok"/>
+        </w:rPr>
+        <w:t xml:space="preserve">MAX_ROWS</w:t>
+      </w:r>
+      <w:r>
+        <w:rPr>
+          <w:rStyle w:val="SpecialCharTok"/>
+        </w:rPr>
+        <w:t xml:space="preserve">}</w:t>
+      </w:r>
+      <w:r>
+        <w:rPr>
+          <w:rStyle w:val="SpecialStringTok"/>
+        </w:rPr>
+        <w:t xml:space="preserve">"</w:t>
+      </w:r>
+      <w:r>
+        <w:br/>
+      </w:r>
+      <w:r>
+        <w:rPr>
+          <w:rStyle w:val="DecValTok"/>
+        </w:rPr>
+        <w:t xml:space="preserve">11</w:t>
+      </w:r>
+      <w:r>
+        <w:rPr>
+          <w:rStyle w:val="NormalTok"/>
+        </w:rPr>
+        <w:t xml:space="preserve">      </w:t>
+      </w:r>
+      <w:r>
+        <w:rPr>
+          <w:rStyle w:val="ControlFlowTok"/>
+        </w:rPr>
+        <w:t xml:space="preserve">return</w:t>
+      </w:r>
+      <w:r>
+        <w:rPr>
+          <w:rStyle w:val="NormalTok"/>
+        </w:rPr>
+        <w:t xml:space="preserve"> sql</w:t>
+      </w:r>
+    </w:p>
+    <w:bookmarkEnd w:id="117"/>
+    <w:p>
+      <w:pPr>
+        <w:pStyle w:val="FirstParagraph"/>
+      </w:pPr>
+      <w:r>
+        <w:t xml:space="preserve">On enlève d’abord les balises Markdown que le modèle ajoute parfois. La requête doit ensuite commencer par</w:t>
+      </w:r>
+      <w:r>
+        <w:t xml:space="preserve"> </w:t>
+      </w:r>
+      <w:r>
+        <w:rPr>
+          <w:rStyle w:val="VerbatimChar"/>
+        </w:rPr>
+        <w:t xml:space="preserve">SELECT</w:t>
+      </w:r>
+      <w:r>
+        <w:t xml:space="preserve"> </w:t>
+      </w:r>
+      <w:r>
+        <w:t xml:space="preserve">ou</w:t>
+      </w:r>
+      <w:r>
+        <w:t xml:space="preserve"> </w:t>
+      </w:r>
+      <w:r>
+        <w:rPr>
+          <w:rStyle w:val="VerbatimChar"/>
+        </w:rPr>
+        <w:t xml:space="preserve">WITH</w:t>
+      </w:r>
+      <w:r>
+        <w:t xml:space="preserve">, ne contenir qu’une instruction et aucun mot-clé d’écriture (</w:t>
+      </w:r>
+      <w:r>
+        <w:rPr>
+          <w:rStyle w:val="VerbatimChar"/>
+        </w:rPr>
+        <w:t xml:space="preserve">insert</w:t>
+      </w:r>
+      <w:r>
+        <w:t xml:space="preserve">,</w:t>
+      </w:r>
+      <w:r>
+        <w:t xml:space="preserve"> </w:t>
+      </w:r>
+      <w:r>
+        <w:rPr>
+          <w:rStyle w:val="VerbatimChar"/>
+        </w:rPr>
+        <w:t xml:space="preserve">drop</w:t>
+      </w:r>
+      <w:r>
+        <w:t xml:space="preserve">,</w:t>
+      </w:r>
+      <w:r>
+        <w:t xml:space="preserve"> </w:t>
+      </w:r>
+      <w:r>
+        <w:rPr>
+          <w:rStyle w:val="VerbatimChar"/>
+        </w:rPr>
+        <w:t xml:space="preserve">grant</w:t>
+      </w:r>
+      <w:r>
+        <w:t xml:space="preserve">…). Le contenu des chaînes est vidé avant cette recherche, pour qu’un filtre comme</w:t>
+      </w:r>
+      <w:r>
+        <w:t xml:space="preserve"> </w:t>
+      </w:r>
+      <w:r>
+        <w:rPr>
+          <w:rStyle w:val="VerbatimChar"/>
+        </w:rPr>
+        <w:t xml:space="preserve">'drop shipping'</w:t>
+      </w:r>
+      <w:r>
+        <w:t xml:space="preserve"> </w:t>
+      </w:r>
+      <w:r>
+        <w:t xml:space="preserve">ne soit pas refusé à tort. Enfin, un</w:t>
+      </w:r>
+      <w:r>
+        <w:t xml:space="preserve"> </w:t>
+      </w:r>
+      <w:r>
+        <w:rPr>
+          <w:rStyle w:val="VerbatimChar"/>
+        </w:rPr>
+        <w:t xml:space="preserve">LIMIT 1000</w:t>
+      </w:r>
+      <w:r>
+        <w:t xml:space="preserve"> </w:t>
+      </w:r>
+      <w:r>
+        <w:t xml:space="preserve">est ajouté s’il manque.</w:t>
+      </w:r>
+    </w:p>
+    <w:bookmarkEnd w:id="118"/>
+    <w:bookmarkStart w:id="125" w:name="exemple"/>
+    <w:p>
+      <w:pPr>
+        <w:pStyle w:val="Heading3"/>
+      </w:pPr>
+      <w:r>
+        <w:rPr>
+          <w:rStyle w:val="SectionNumber"/>
+        </w:rPr>
+        <w:t xml:space="preserve">3.5.3</w:t>
+      </w:r>
+      <w:r>
+        <w:tab/>
+      </w:r>
+      <w:r>
+        <w:t xml:space="preserve">Exemple</w:t>
+      </w:r>
+    </w:p>
+    <w:p>
+      <w:pPr>
+        <w:pStyle w:val="FirstParagraph"/>
+      </w:pPr>
+      <w:r>
+        <w:t xml:space="preserve">La figure 3.24 montre une question libre posée sur Snowflake : « Les 10 produits les plus vendus ? ». Ollama a mis 36,5 s pour écrire le SQL. L’onglet SQL (figure 3.25) montre une requête correcte : somme de</w:t>
+      </w:r>
+      <w:r>
+        <w:t xml:space="preserve"> </w:t>
+      </w:r>
+      <w:r>
+        <w:rPr>
+          <w:rStyle w:val="VerbatimChar"/>
+        </w:rPr>
+        <w:t xml:space="preserve">quantity</w:t>
+      </w:r>
+      <w:r>
+        <w:t xml:space="preserve"> </w:t>
+      </w:r>
+      <w:r>
+        <w:t xml:space="preserve">dans</w:t>
+      </w:r>
+      <w:r>
+        <w:t xml:space="preserve"> </w:t>
+      </w:r>
+      <w:r>
+        <w:rPr>
+          <w:rStyle w:val="VerbatimChar"/>
+        </w:rPr>
+        <w:t xml:space="preserve">fct_sales</w:t>
+      </w:r>
+      <w:r>
+        <w:t xml:space="preserve">, jointure avec</w:t>
+      </w:r>
+      <w:r>
+        <w:t xml:space="preserve"> </w:t>
+      </w:r>
+      <w:r>
+        <w:rPr>
+          <w:rStyle w:val="VerbatimChar"/>
+        </w:rPr>
+        <w:t xml:space="preserve">dim_products</w:t>
+      </w:r>
+      <w:r>
+        <w:t xml:space="preserve">, tri décroissant. Le premier produit (</w:t>
+      </w:r>
+      <w:r>
+        <w:rPr>
+          <w:iCs/>
+          <w:i/>
+        </w:rPr>
+        <w:t xml:space="preserve">Black and orange fragile despatch tape 48mmx75m</w:t>
+      </w:r>
+      <w:r>
+        <w:t xml:space="preserve">, 207 324 unités) est le même que celui obtenu avec une requête écrite à la main.</w:t>
+      </w:r>
+    </w:p>
+    <w:p>
+      <w:pPr>
+        <w:pStyle w:val="CaptionedFigure"/>
+      </w:pPr>
+      <w:r>
+        <w:drawing>
+          <wp:inline>
+            <wp:extent cx="4314825" cy="2554682"/>
+            <wp:effectExtent b="0" l="0" r="0" t="0"/>
+            <wp:docPr descr="Réponse à une question libre, SQL généré par Ollama" title="" id="120" name="Picture"/>
+            <a:graphic>
+              <a:graphicData uri="http://schemas.openxmlformats.org/drawingml/2006/picture">
+                <pic:pic>
+                  <pic:nvPicPr>
+                    <pic:cNvPr descr="../../captures/capture22.png" id="121" name="Picture"/>
+                    <pic:cNvPicPr>
+                      <a:picLocks noChangeArrowheads="1" noChangeAspect="1"/>
+                    </pic:cNvPicPr>
+                  </pic:nvPicPr>
+                  <pic:blipFill>
+                    <a:blip r:embed="rId119"/>
+                    <a:stretch>
+                      <a:fillRect/>
+                    </a:stretch>
+                  </pic:blipFill>
+                  <pic:spPr bwMode="auto">
+                    <a:xfrm>
+                      <a:off x="0" y="0"/>
+                      <a:ext cx="4314825" cy="2554682"/>
+                    </a:xfrm>
+                    <a:prstGeom prst="rect">
+                      <a:avLst/>
+                    </a:prstGeom>
+                    <a:noFill/>
+                    <a:ln w="9525">
+                      <a:noFill/>
+                      <a:headEnd/>
+                      <a:tailEnd/>
+                    </a:ln>
+                  </pic:spPr>
+                </pic:pic>
+              </a:graphicData>
+            </a:graphic>
+          </wp:inline>
+        </w:drawing>
+      </w:r>
+    </w:p>
+    <w:p>
+      <w:pPr>
+        <w:pStyle w:val="ImageCaption"/>
+      </w:pPr>
+      <w:r>
+        <w:rPr>
+          <w:bCs/>
+          <w:b/>
+        </w:rPr>
+        <w:t xml:space="preserve">Figure 3.24</w:t>
+      </w:r>
+      <w:r>
+        <w:t xml:space="preserve"> – Réponse à une question libre, SQL généré par Ollama</w:t>
+      </w:r>
+    </w:p>
+    <w:p>
+      <w:pPr>
+        <w:pStyle w:val="CaptionedFigure"/>
+      </w:pPr>
+      <w:r>
+        <w:drawing>
+          <wp:inline>
+            <wp:extent cx="4027170" cy="2394874"/>
+            <wp:effectExtent b="0" l="0" r="0" t="0"/>
+            <wp:docPr descr="Requête générée, onglet SQL" title="" id="123" name="Picture"/>
+            <a:graphic>
+              <a:graphicData uri="http://schemas.openxmlformats.org/drawingml/2006/picture">
+                <pic:pic>
+                  <pic:nvPicPr>
+                    <pic:cNvPr descr="../../captures/Capture23.png" id="124" name="Picture"/>
+                    <pic:cNvPicPr>
+                      <a:picLocks noChangeArrowheads="1" noChangeAspect="1"/>
+                    </pic:cNvPicPr>
+                  </pic:nvPicPr>
+                  <pic:blipFill>
+                    <a:blip r:embed="rId122"/>
+                    <a:stretch>
+                      <a:fillRect/>
+                    </a:stretch>
+                  </pic:blipFill>
+                  <pic:spPr bwMode="auto">
+                    <a:xfrm>
+                      <a:off x="0" y="0"/>
+                      <a:ext cx="4027170" cy="2394874"/>
+                    </a:xfrm>
+                    <a:prstGeom prst="rect">
+                      <a:avLst/>
+                    </a:prstGeom>
+                    <a:noFill/>
+                    <a:ln w="9525">
+                      <a:noFill/>
+                      <a:headEnd/>
+                      <a:tailEnd/>
+                    </a:ln>
+                  </pic:spPr>
+                </pic:pic>
+              </a:graphicData>
+            </a:graphic>
+          </wp:inline>
+        </w:drawing>
+      </w:r>
+    </w:p>
+    <w:p>
+      <w:pPr>
+        <w:pStyle w:val="ImageCaption"/>
+      </w:pPr>
+      <w:r>
+        <w:rPr>
+          <w:bCs/>
+          <w:b/>
+        </w:rPr>
+        <w:t xml:space="preserve">Figure 3.25</w:t>
+      </w:r>
+      <w:r>
         <w:t xml:space="preserve"> – Requête générée, onglet SQL</w:t>
       </w:r>
     </w:p>
-    <w:bookmarkEnd w:id="71"/>
-    <w:bookmarkEnd w:id="72"/>
-    <w:bookmarkEnd w:id="73"/>
-    <w:bookmarkStart w:id="79" w:name="résultats-et-limites"/>
+    <w:bookmarkEnd w:id="125"/>
+    <w:bookmarkEnd w:id="126"/>
+    <w:bookmarkEnd w:id="127"/>
+    <w:bookmarkStart w:id="133" w:name="résultats-et-limites"/>
     <w:p>
       <w:pPr>
         <w:pStyle w:val="Heading1"/>
@@ -5510,7 +6777,7 @@
         <w:t xml:space="preserve">Résultats et limites</w:t>
       </w:r>
     </w:p>
-    <w:bookmarkStart w:id="75" w:name="résultats"/>
+    <w:bookmarkStart w:id="129" w:name="résultats"/>
     <w:p>
       <w:pPr>
         <w:pStyle w:val="Heading2"/>
@@ -5536,7 +6803,7 @@
         <w:t xml:space="preserve">Le run complet passe sur Snowflake et les dix-huit tests réussissent. Les tables de faits ont le même nombre de lignes que les tables Bronze d’origine (231 412 lignes de commande et 228 265 lignes de facture), donc les jointures n’ont ni perdu ni dupliqué de lignes.</w:t>
       </w:r>
     </w:p>
-    <w:bookmarkStart w:id="74" w:name="tab:volumes"/>
+    <w:bookmarkStart w:id="128" w:name="tab:volumes"/>
     <w:p>
       <w:pPr>
         <w:pStyle w:val="TableCaption"/>
@@ -5976,7 +7243,7 @@
         </w:tc>
       </w:tr>
     </w:tbl>
-    <w:bookmarkEnd w:id="74"/>
+    <w:bookmarkEnd w:id="128"/>
     <w:p>
       <w:pPr>
         <w:pStyle w:val="BodyText"/>
@@ -6083,8 +7350,8 @@
         <w:t xml:space="preserve">Nous n’avons testé qu’un petit nombre de questions libres. Celles que nous avons posées ont donné un SQL correct, mais c’est trop peu pour annoncer un taux de réussite.</w:t>
       </w:r>
     </w:p>
-    <w:bookmarkEnd w:id="75"/>
-    <w:bookmarkStart w:id="77" w:name="difficultés-rencontrées"/>
+    <w:bookmarkEnd w:id="129"/>
+    <w:bookmarkStart w:id="131" w:name="difficultés-rencontrées"/>
     <w:p>
       <w:pPr>
         <w:pStyle w:val="Heading2"/>
@@ -6102,7 +7369,7 @@
         <w:t xml:space="preserve">Difficultés rencontrées</w:t>
       </w:r>
     </w:p>
-    <w:bookmarkStart w:id="76" w:name="tab:difficultes"/>
+    <w:bookmarkStart w:id="130" w:name="tab:difficultes"/>
     <w:p>
       <w:pPr>
         <w:pStyle w:val="TableCaption"/>
@@ -6393,9 +7660,9 @@
         </w:tc>
       </w:tr>
     </w:tbl>
-    <w:bookmarkEnd w:id="76"/>
-    <w:bookmarkEnd w:id="77"/>
-    <w:bookmarkStart w:id="78" w:name="limites"/>
+    <w:bookmarkEnd w:id="130"/>
+    <w:bookmarkEnd w:id="131"/>
+    <w:bookmarkStart w:id="132" w:name="limites"/>
     <w:p>
       <w:pPr>
         <w:pStyle w:val="Heading2"/>
@@ -6460,9 +7727,9 @@
         <w:t xml:space="preserve">. Le jeton de session dans l’adresse n’est pas idéal non plus, car il peut être partagé par erreur avec un lien. Enfin, les dimensions ne gardent pas l’historique (si un client change de ville, l’ancienne valeur est perdue).</w:t>
       </w:r>
     </w:p>
-    <w:bookmarkEnd w:id="78"/>
-    <w:bookmarkEnd w:id="79"/>
-    <w:bookmarkStart w:id="80" w:name="conclusion"/>
+    <w:bookmarkEnd w:id="132"/>
+    <w:bookmarkEnd w:id="133"/>
+    <w:bookmarkStart w:id="134" w:name="conclusion"/>
     <w:p>
       <w:pPr>
         <w:pStyle w:val="Heading1"/>
@@ -6495,286 +7762,7 @@
         <w:t xml:space="preserve">Pour la suite, il faudrait tester Cortex sur un compte payant, préparer un vrai jeu de questions pour évaluer le Text-to-SQL, créer un rôle en lecture seule pour l’application et ajouter les achats et les stocks au modèle.</w:t>
       </w:r>
     </w:p>
-    <w:bookmarkEnd w:id="80"/>
-    <w:bookmarkStart w:id="81" w:name="annexe-commandes-principales"/>
-    <w:p>
-      <w:pPr>
-        <w:pStyle w:val="Heading1"/>
-      </w:pPr>
-      <w:r>
-        <w:t xml:space="preserve">Annexe : commandes principales</w:t>
-      </w:r>
-    </w:p>
-    <w:p>
-      <w:pPr>
-        <w:pStyle w:val="SourceCode"/>
-      </w:pPr>
-      <w:r>
-        <w:rPr>
-          <w:rStyle w:val="ExtensionTok"/>
-        </w:rPr>
-        <w:t xml:space="preserve">uv</w:t>
-      </w:r>
-      <w:r>
-        <w:rPr>
-          <w:rStyle w:val="NormalTok"/>
-        </w:rPr>
-        <w:t xml:space="preserve"> sync </w:t>
-      </w:r>
-      <w:r>
-        <w:rPr>
-          <w:rStyle w:val="KeywordTok"/>
-        </w:rPr>
-        <w:t xml:space="preserve">&amp;&amp;</w:t>
-      </w:r>
-      <w:r>
-        <w:rPr>
-          <w:rStyle w:val="NormalTok"/>
-        </w:rPr>
-        <w:t xml:space="preserve"> </w:t>
-      </w:r>
-      <w:r>
-        <w:rPr>
-          <w:rStyle w:val="BuiltInTok"/>
-        </w:rPr>
-        <w:t xml:space="preserve">source</w:t>
-      </w:r>
-      <w:r>
-        <w:rPr>
-          <w:rStyle w:val="NormalTok"/>
-        </w:rPr>
-        <w:t xml:space="preserve"> .venv/bin/activate</w:t>
-      </w:r>
-      <w:r>
-        <w:br/>
-      </w:r>
-      <w:r>
-        <w:br/>
-      </w:r>
-      <w:r>
-        <w:rPr>
-          <w:rStyle w:val="CommentTok"/>
-        </w:rPr>
-        <w:t xml:space="preserve"># Pipeline sur Snowflake</w:t>
-      </w:r>
-      <w:r>
-        <w:br/>
-      </w:r>
-      <w:r>
-        <w:rPr>
-          <w:rStyle w:val="BuiltInTok"/>
-        </w:rPr>
-        <w:t xml:space="preserve">export</w:t>
-      </w:r>
-      <w:r>
-        <w:rPr>
-          <w:rStyle w:val="NormalTok"/>
-        </w:rPr>
-        <w:t xml:space="preserve"> </w:t>
-      </w:r>
-      <w:r>
-        <w:rPr>
-          <w:rStyle w:val="VariableTok"/>
-        </w:rPr>
-        <w:t xml:space="preserve">DLT_DESTINATION</w:t>
-      </w:r>
-      <w:r>
-        <w:rPr>
-          <w:rStyle w:val="OperatorTok"/>
-        </w:rPr>
-        <w:t xml:space="preserve">=</w:t>
-      </w:r>
-      <w:r>
-        <w:rPr>
-          <w:rStyle w:val="NormalTok"/>
-        </w:rPr>
-        <w:t xml:space="preserve">snowflake </w:t>
-      </w:r>
-      <w:r>
-        <w:rPr>
-          <w:rStyle w:val="VariableTok"/>
-        </w:rPr>
-        <w:t xml:space="preserve">DBT_TARGET</w:t>
-      </w:r>
-      <w:r>
-        <w:rPr>
-          <w:rStyle w:val="OperatorTok"/>
-        </w:rPr>
-        <w:t xml:space="preserve">=</w:t>
-      </w:r>
-      <w:r>
-        <w:rPr>
-          <w:rStyle w:val="NormalTok"/>
-        </w:rPr>
-        <w:t xml:space="preserve">prod</w:t>
-      </w:r>
-      <w:r>
-        <w:br/>
-      </w:r>
-      <w:r>
-        <w:rPr>
-          <w:rStyle w:val="BuiltInTok"/>
-        </w:rPr>
-        <w:t xml:space="preserve">export</w:t>
-      </w:r>
-      <w:r>
-        <w:rPr>
-          <w:rStyle w:val="NormalTok"/>
-        </w:rPr>
-        <w:t xml:space="preserve"> </w:t>
-      </w:r>
-      <w:r>
-        <w:rPr>
-          <w:rStyle w:val="VariableTok"/>
-        </w:rPr>
-        <w:t xml:space="preserve">SF_ACCOUNT</w:t>
-      </w:r>
-      <w:r>
-        <w:rPr>
-          <w:rStyle w:val="OperatorTok"/>
-        </w:rPr>
-        <w:t xml:space="preserve">=&lt;</w:t>
-      </w:r>
-      <w:r>
-        <w:rPr>
-          <w:rStyle w:val="NormalTok"/>
-        </w:rPr>
-        <w:t xml:space="preserve">compte</w:t>
-      </w:r>
-      <w:r>
-        <w:rPr>
-          <w:rStyle w:val="OperatorTok"/>
-        </w:rPr>
-        <w:t xml:space="preserve">&gt;</w:t>
-      </w:r>
-      <w:r>
-        <w:rPr>
-          <w:rStyle w:val="NormalTok"/>
-        </w:rPr>
-        <w:t xml:space="preserve"> SF_USER=</w:t>
-      </w:r>
-      <w:r>
-        <w:rPr>
-          <w:rStyle w:val="OperatorTok"/>
-        </w:rPr>
-        <w:t xml:space="preserve">&lt;</w:t>
-      </w:r>
-      <w:r>
-        <w:rPr>
-          <w:rStyle w:val="NormalTok"/>
-        </w:rPr>
-        <w:t xml:space="preserve">utilisateur</w:t>
-      </w:r>
-      <w:r>
-        <w:rPr>
-          <w:rStyle w:val="OperatorTok"/>
-        </w:rPr>
-        <w:t xml:space="preserve">&gt;</w:t>
-      </w:r>
-      <w:r>
-        <w:rPr>
-          <w:rStyle w:val="NormalTok"/>
-        </w:rPr>
-        <w:t xml:space="preserve"> SF_PASSWORD=</w:t>
-      </w:r>
-      <w:r>
-        <w:rPr>
-          <w:rStyle w:val="StringTok"/>
-        </w:rPr>
-        <w:t xml:space="preserve">'&lt;mot_de_passe&gt;'</w:t>
-      </w:r>
-      <w:r>
-        <w:br/>
-      </w:r>
-      <w:r>
-        <w:rPr>
-          <w:rStyle w:val="ExtensionTok"/>
-        </w:rPr>
-        <w:t xml:space="preserve">dg</w:t>
-      </w:r>
-      <w:r>
-        <w:rPr>
-          <w:rStyle w:val="NormalTok"/>
-        </w:rPr>
-        <w:t xml:space="preserve"> list defs          </w:t>
-      </w:r>
-      <w:r>
-        <w:rPr>
-          <w:rStyle w:val="CommentTok"/>
-        </w:rPr>
-        <w:t xml:space="preserve"># vérifier les actifs chargés</w:t>
-      </w:r>
-      <w:r>
-        <w:br/>
-      </w:r>
-      <w:r>
-        <w:rPr>
-          <w:rStyle w:val="ExtensionTok"/>
-        </w:rPr>
-        <w:t xml:space="preserve">dg</w:t>
-      </w:r>
-      <w:r>
-        <w:rPr>
-          <w:rStyle w:val="NormalTok"/>
-        </w:rPr>
-        <w:t xml:space="preserve"> dev                </w:t>
-      </w:r>
-      <w:r>
-        <w:rPr>
-          <w:rStyle w:val="CommentTok"/>
-        </w:rPr>
-        <w:t xml:space="preserve"># http://localhost:3000, puis « Materialize all »</w:t>
-      </w:r>
-      <w:r>
-        <w:br/>
-      </w:r>
-      <w:r>
-        <w:br/>
-      </w:r>
-      <w:r>
-        <w:rPr>
-          <w:rStyle w:val="CommentTok"/>
-        </w:rPr>
-        <w:t xml:space="preserve"># Application</w:t>
-      </w:r>
-      <w:r>
-        <w:br/>
-      </w:r>
-      <w:r>
-        <w:rPr>
-          <w:rStyle w:val="ExtensionTok"/>
-        </w:rPr>
-        <w:t xml:space="preserve">ollama</w:t>
-      </w:r>
-      <w:r>
-        <w:rPr>
-          <w:rStyle w:val="NormalTok"/>
-        </w:rPr>
-        <w:t xml:space="preserve"> pull qwen2.5-coder:7b</w:t>
-      </w:r>
-      <w:r>
-        <w:br/>
-      </w:r>
-      <w:r>
-        <w:rPr>
-          <w:rStyle w:val="ExtensionTok"/>
-        </w:rPr>
-        <w:t xml:space="preserve">streamlit</w:t>
-      </w:r>
-      <w:r>
-        <w:rPr>
-          <w:rStyle w:val="NormalTok"/>
-        </w:rPr>
-        <w:t xml:space="preserve"> run presentation_app/app.py      </w:t>
-      </w:r>
-      <w:r>
-        <w:rPr>
-          <w:rStyle w:val="CommentTok"/>
-        </w:rPr>
-        <w:t xml:space="preserve"># http://localhost:8501</w:t>
-      </w:r>
-    </w:p>
-    <w:bookmarkEnd w:id="81"/>
+    <w:bookmarkEnd w:id="134"/>
     <w:sectPr>
       <w:pgSz w:h="16838" w:w="11906"/>
       <w:pgMar w:bottom="1417" w:left="1417" w:right="1417" w:top="1417"/>

--- a/docs/rapport/rapport.docx
+++ b/docs/rapport/rapport.docx
@@ -11,7 +11,7 @@
         <w:drawing>
           <wp:inline>
             <wp:extent cx="756000" cy="756000"/>
-            <wp:docPr id="125" name="Picture 125"/>
+            <wp:docPr id="127" name="Picture 127"/>
             <wp:cNvGraphicFramePr>
               <a:graphicFrameLocks noChangeAspect="1"/>
             </wp:cNvGraphicFramePr>
@@ -483,7 +483,7 @@
         <w:pStyle w:val="BodyText"/>
       </w:pPr>
       <w:r>
-        <w:t xml:space="preserve">Nous avons d’abord fait fonctionner toute la chaîne en local avec DuckDB, pour ne pas consommer de crédits pendant les essais, puis nous l’avons basculée sur Snowflake. Le chapitre 1 présente rapidement les notions et les outils utilisés. Le chapitre 2 décrit les données et l’architecture. Le chapitre 3 détaille la mise en œuvre avec quelques extraits de code, et le chapitre 4 présente les résultats, les problèmes rencontrés et les limites.</w:t>
+        <w:t xml:space="preserve">Toute la chaîne tourne sur Snowflake. Le chapitre 1 présente rapidement les notions et les outils utilisés. Le chapitre 2 décrit les données et l’architecture. Le chapitre 3 détaille la mise en œuvre avec quelques extraits de code, et le chapitre 4 présente les résultats, les problèmes rencontrés et les limites.</w:t>
       </w:r>
     </w:p>
     <w:bookmarkEnd w:id="21"/>
@@ -528,7 +528,7 @@
         <w:pStyle w:val="FirstParagraph"/>
       </w:pPr>
       <w:r>
-        <w:t xml:space="preserve">Dans un entrepôt classique (ETL), les données sont transformées avant d’être chargées. Avec les entrepôts cloud comme Snowflake, le stockage coûte peu et la puissance de calcul se loue à la demande. On charge donc d’abord les données brutes, puis on les transforme directement dans l’entrepôt en SQL : c’est l’approche ELT. Une Modern Data Platform regroupe autour de l’entrepôt plusieurs outils spécialisés, un par étape, que l’on peut remplacer séparément. C’est d’ailleurs ce qui nous a permis de passer de DuckDB à Snowflake sans réécrire le projet.</w:t>
+        <w:t xml:space="preserve">Dans un entrepôt classique (ETL), les données sont transformées avant d’être chargées. Avec les entrepôts cloud comme Snowflake, le stockage coûte peu et la puissance de calcul se loue à la demande. On charge donc d’abord les données brutes, puis on les transforme directement dans l’entrepôt en SQL : c’est l’approche ELT. Une Modern Data Platform regroupe autour de l’entrepôt plusieurs outils spécialisés, un par étape, que l’on peut remplacer séparément.</w:t>
       </w:r>
     </w:p>
     <w:bookmarkEnd w:id="22"/>
@@ -1472,10 +1472,7 @@
         <w:pStyle w:val="BodyText"/>
       </w:pPr>
       <w:r>
-        <w:t xml:space="preserve">Le choix entre DuckDB (développement) et Snowflake (production) se fait seulement par variables d’environnement :</w:t>
-      </w:r>
-      <w:r>
-        <w:t xml:space="preserve"> </w:t>
+        <w:t xml:space="preserve">La destination est choisie par variables d’environnement (</w:t>
       </w:r>
       <w:r>
         <w:rPr>
@@ -1487,7 +1484,7 @@
         <w:t xml:space="preserve"> </w:t>
       </w:r>
       <w:r>
-        <w:t xml:space="preserve">pour DLT et</w:t>
+        <w:t xml:space="preserve">pour DLT,</w:t>
       </w:r>
       <w:r>
         <w:t xml:space="preserve"> </w:t>
@@ -1502,12 +1499,12 @@
         <w:t xml:space="preserve"> </w:t>
       </w:r>
       <w:r>
-        <w:t xml:space="preserve">pour dbt.</w:t>
+        <w:t xml:space="preserve">pour dbt). Le code peut aussi écrire dans un fichier DuckDB pour des tests locaux, mais tout ce qui est présenté dans ce rapport a été exécuté sur Snowflake.</w:t>
       </w:r>
     </w:p>
     <w:bookmarkEnd w:id="36"/>
     <w:bookmarkEnd w:id="37"/>
-    <w:bookmarkStart w:id="127" w:name="mise-en-œuvre"/>
+    <w:bookmarkStart w:id="129" w:name="mise-en-œuvre"/>
     <w:p>
       <w:pPr>
         <w:pStyle w:val="Heading1"/>
@@ -1530,6 +1527,32 @@
         <w:pStyle w:val="FirstParagraph"/>
       </w:pPr>
       <w:r>
+        <w:t xml:space="preserve">Les étapes ci-dessous suivent l’ordre dans lequel nous avons travaillé, et donc l’ordre des captures. Toutes les exécutions présentées ont été faites avec Snowflake comme destination.</w:t>
+      </w:r>
+    </w:p>
+    <w:bookmarkStart w:id="50" w:name="initialisation-du-projet"/>
+    <w:p>
+      <w:pPr>
+        <w:pStyle w:val="Heading2"/>
+      </w:pPr>
+      <w:r>
+        <w:rPr>
+          <w:rStyle w:val="SectionNumber"/>
+        </w:rPr>
+        <w:t xml:space="preserve">3.1</w:t>
+      </w:r>
+      <w:r>
+        <w:tab/>
+      </w:r>
+      <w:r>
+        <w:t xml:space="preserve">Initialisation du projet</w:t>
+      </w:r>
+    </w:p>
+    <w:p>
+      <w:pPr>
+        <w:pStyle w:val="FirstParagraph"/>
+      </w:pPr>
+      <w:r>
         <w:t xml:space="preserve">Le projet a été créé avec</w:t>
       </w:r>
       <w:r>
@@ -1545,7 +1568,7 @@
         <w:t xml:space="preserve"> </w:t>
       </w:r>
       <w:r>
-        <w:t xml:space="preserve">(figures 3.1 et 3.2), puis les dépendances ont été ajoutées avec</w:t>
+        <w:t xml:space="preserve">(figures 3.1 et 3.2). Nous avons ensuite ajouté les dépendances avec</w:t>
       </w:r>
       <w:r>
         <w:t xml:space="preserve"> </w:t>
@@ -1560,7 +1583,7 @@
         <w:t xml:space="preserve"> </w:t>
       </w:r>
       <w:r>
-        <w:t xml:space="preserve">(DLT, dagster-dlt, dagster-dbt, dbt-snowflake, Streamlit…). Le composant d’ingestion a été généré avec</w:t>
+        <w:t xml:space="preserve">et généré le composant d’ingestion avec</w:t>
       </w:r>
       <w:r>
         <w:t xml:space="preserve"> </w:t>
@@ -1572,10 +1595,7 @@
         <w:t xml:space="preserve">dg scaffold defs dagster_dlt.DltLoadCollectionComponent mssql_ingestion</w:t>
       </w:r>
       <w:r>
-        <w:t xml:space="preserve"> </w:t>
-      </w:r>
-      <w:r>
-        <w:t xml:space="preserve">(figure 3.3), et le projet dbt est placé dans</w:t>
+        <w:t xml:space="preserve">, en indiquant SQL Server comme source et Snowflake comme destination (figure 3.3). Le projet dbt est placé dans</w:t>
       </w:r>
       <w:r>
         <w:t xml:space="preserve"> </w:t>
@@ -1597,7 +1617,7 @@
       <w:r>
         <w:drawing>
           <wp:inline>
-            <wp:extent cx="4314825" cy="1550997"/>
+            <wp:extent cx="5465445" cy="1964597"/>
             <wp:effectExtent b="0" l="0" r="0" t="0"/>
             <wp:docPr descr="Lancement de create-dagster" title="" id="39" name="Picture"/>
             <a:graphic>
@@ -1618,7 +1638,7 @@
                   <pic:spPr bwMode="auto">
                     <a:xfrm>
                       <a:off x="0" y="0"/>
-                      <a:ext cx="4314825" cy="1550997"/>
+                      <a:ext cx="5465445" cy="1964597"/>
                     </a:xfrm>
                     <a:prstGeom prst="rect">
                       <a:avLst/>
@@ -1668,7 +1688,7 @@
       <w:r>
         <w:drawing>
           <wp:inline>
-            <wp:extent cx="4027170" cy="2381885"/>
+            <wp:extent cx="5177790" cy="3062423"/>
             <wp:effectExtent b="0" l="0" r="0" t="0"/>
             <wp:docPr descr="Projet Dagster créé" title="" id="42" name="Picture"/>
             <a:graphic>
@@ -1689,7 +1709,7 @@
                   <pic:spPr bwMode="auto">
                     <a:xfrm>
                       <a:off x="0" y="0"/>
-                      <a:ext cx="4027170" cy="2381885"/>
+                      <a:ext cx="5177790" cy="3062423"/>
                     </a:xfrm>
                     <a:prstGeom prst="rect">
                       <a:avLst/>
@@ -1730,9 +1750,9 @@
       <w:r>
         <w:drawing>
           <wp:inline>
-            <wp:extent cx="4314825" cy="1721781"/>
+            <wp:extent cx="5465445" cy="2180922"/>
             <wp:effectExtent b="0" l="0" r="0" t="0"/>
-            <wp:docPr descr="Ajout des dépendances et génération du composant DLT" title="" id="45" name="Picture"/>
+            <wp:docPr descr="Ajout des dépendances et génération du composant DLT vers Snowflake" title="" id="45" name="Picture"/>
             <a:graphic>
               <a:graphicData uri="http://schemas.openxmlformats.org/drawingml/2006/picture">
                 <pic:pic>
@@ -1751,7 +1771,7 @@
                   <pic:spPr bwMode="auto">
                     <a:xfrm>
                       <a:off x="0" y="0"/>
-                      <a:ext cx="4314825" cy="1721781"/>
+                      <a:ext cx="5465445" cy="2180922"/>
                     </a:xfrm>
                     <a:prstGeom prst="rect">
                       <a:avLst/>
@@ -1782,7 +1802,7 @@
         <w:t xml:space="preserve">Figure 3.3</w:t>
       </w:r>
       <w:r>
-        <w:t xml:space="preserve"> – Ajout des dépendances et génération du composant DLT</w:t>
+        <w:t xml:space="preserve"> – Ajout des dépendances et génération du composant DLT vers Snowflake</w:t>
       </w:r>
     </w:p>
     <w:p>
@@ -1847,7 +1867,8 @@
         <w:t xml:space="preserve"> – Arborescence du projet</w:t>
       </w:r>
     </w:p>
-    <w:bookmarkStart w:id="60" w:name="ingestion-avec-dlt"/>
+    <w:bookmarkEnd w:id="50"/>
+    <w:bookmarkStart w:id="51" w:name="préparation-de-snowflake"/>
     <w:p>
       <w:pPr>
         <w:pStyle w:val="Heading2"/>
@@ -1856,12 +1877,213 @@
         <w:rPr>
           <w:rStyle w:val="SectionNumber"/>
         </w:rPr>
-        <w:t xml:space="preserve">3.1</w:t>
+        <w:t xml:space="preserve">3.2</w:t>
       </w:r>
       <w:r>
         <w:tab/>
       </w:r>
       <w:r>
+        <w:t xml:space="preserve">Préparation de Snowflake</w:t>
+      </w:r>
+    </w:p>
+    <w:p>
+      <w:pPr>
+        <w:pStyle w:val="FirstParagraph"/>
+      </w:pPr>
+      <w:r>
+        <w:t xml:space="preserve">Avant le premier chargement, nous avons préparé le compte Snowflake : un rôle</w:t>
+      </w:r>
+      <w:r>
+        <w:t xml:space="preserve"> </w:t>
+      </w:r>
+      <w:r>
+        <w:rPr>
+          <w:rStyle w:val="VerbatimChar"/>
+        </w:rPr>
+        <w:t xml:space="preserve">PFPB_ROLE</w:t>
+      </w:r>
+      <w:r>
+        <w:t xml:space="preserve">, la base</w:t>
+      </w:r>
+      <w:r>
+        <w:t xml:space="preserve"> </w:t>
+      </w:r>
+      <w:r>
+        <w:rPr>
+          <w:rStyle w:val="VerbatimChar"/>
+        </w:rPr>
+        <w:t xml:space="preserve">PROJET_FINAL_PRATIQUE_BI</w:t>
+      </w:r>
+      <w:r>
+        <w:t xml:space="preserve">, le warehouse</w:t>
+      </w:r>
+      <w:r>
+        <w:t xml:space="preserve"> </w:t>
+      </w:r>
+      <w:r>
+        <w:rPr>
+          <w:rStyle w:val="VerbatimChar"/>
+        </w:rPr>
+        <w:t xml:space="preserve">COMPUTE_WH</w:t>
+      </w:r>
+      <w:r>
+        <w:t xml:space="preserve"> </w:t>
+      </w:r>
+      <w:r>
+        <w:t xml:space="preserve">(taille XSMALL, suspendu après 60 s d’inactivité) et les trois schémas</w:t>
+      </w:r>
+      <w:r>
+        <w:t xml:space="preserve"> </w:t>
+      </w:r>
+      <w:r>
+        <w:rPr>
+          <w:rStyle w:val="VerbatimChar"/>
+        </w:rPr>
+        <w:t xml:space="preserve">BRONZE</w:t>
+      </w:r>
+      <w:r>
+        <w:t xml:space="preserve">,</w:t>
+      </w:r>
+      <w:r>
+        <w:t xml:space="preserve"> </w:t>
+      </w:r>
+      <w:r>
+        <w:rPr>
+          <w:rStyle w:val="VerbatimChar"/>
+        </w:rPr>
+        <w:t xml:space="preserve">SILVER</w:t>
+      </w:r>
+      <w:r>
+        <w:t xml:space="preserve"> </w:t>
+      </w:r>
+      <w:r>
+        <w:t xml:space="preserve">et</w:t>
+      </w:r>
+      <w:r>
+        <w:t xml:space="preserve"> </w:t>
+      </w:r>
+      <w:r>
+        <w:rPr>
+          <w:rStyle w:val="VerbatimChar"/>
+        </w:rPr>
+        <w:t xml:space="preserve">GOLD</w:t>
+      </w:r>
+      <w:r>
+        <w:t xml:space="preserve">.</w:t>
+      </w:r>
+    </w:p>
+    <w:p>
+      <w:pPr>
+        <w:pStyle w:val="BodyText"/>
+      </w:pPr>
+      <w:r>
+        <w:t xml:space="preserve">C’est là que nous avons eu le plus de problèmes. Les schémas avaient d’abord été créés avec</w:t>
+      </w:r>
+      <w:r>
+        <w:t xml:space="preserve"> </w:t>
+      </w:r>
+      <w:r>
+        <w:rPr>
+          <w:rStyle w:val="VerbatimChar"/>
+        </w:rPr>
+        <w:t xml:space="preserve">ACCOUNTADMIN</w:t>
+      </w:r>
+      <w:r>
+        <w:t xml:space="preserve">, et DLT comme dbt échouaient avec</w:t>
+      </w:r>
+      <w:r>
+        <w:t xml:space="preserve"> </w:t>
+      </w:r>
+      <w:r>
+        <w:rPr>
+          <w:iCs/>
+          <w:i/>
+        </w:rPr>
+        <w:t xml:space="preserve">Insufficient privileges to operate on schema</w:t>
+      </w:r>
+      <w:r>
+        <w:t xml:space="preserve">, même après plusieurs</w:t>
+      </w:r>
+      <w:r>
+        <w:t xml:space="preserve"> </w:t>
+      </w:r>
+      <w:r>
+        <w:rPr>
+          <w:rStyle w:val="VerbatimChar"/>
+        </w:rPr>
+        <w:t xml:space="preserve">GRANT</w:t>
+      </w:r>
+      <w:r>
+        <w:t xml:space="preserve">. Dans Snowflake, c’est le propriétaire du schéma qui peut y créer et remplacer des tables. Nous avons donc transféré la propriété des schémas à</w:t>
+      </w:r>
+      <w:r>
+        <w:t xml:space="preserve"> </w:t>
+      </w:r>
+      <w:r>
+        <w:rPr>
+          <w:rStyle w:val="VerbatimChar"/>
+        </w:rPr>
+        <w:t xml:space="preserve">PFPB_ROLE</w:t>
+      </w:r>
+      <w:r>
+        <w:t xml:space="preserve"> </w:t>
+      </w:r>
+      <w:r>
+        <w:t xml:space="preserve">(</w:t>
+      </w:r>
+      <w:r>
+        <w:rPr>
+          <w:rStyle w:val="VerbatimChar"/>
+        </w:rPr>
+        <w:t xml:space="preserve">GRANT OWNERSHIP ON SCHEMA … COPY CURRENT GRANTS</w:t>
+      </w:r>
+      <w:r>
+        <w:t xml:space="preserve">) ; on peut aussi les recréer directement avec ce rôle. Les identifiants Snowflake sont passés par des variables d’environnement, avec</w:t>
+      </w:r>
+      <w:r>
+        <w:t xml:space="preserve"> </w:t>
+      </w:r>
+      <w:r>
+        <w:rPr>
+          <w:rStyle w:val="VerbatimChar"/>
+        </w:rPr>
+        <w:t xml:space="preserve">DLT_DESTINATION=snowflake</w:t>
+      </w:r>
+      <w:r>
+        <w:t xml:space="preserve"> </w:t>
+      </w:r>
+      <w:r>
+        <w:t xml:space="preserve">et</w:t>
+      </w:r>
+      <w:r>
+        <w:t xml:space="preserve"> </w:t>
+      </w:r>
+      <w:r>
+        <w:rPr>
+          <w:rStyle w:val="VerbatimChar"/>
+        </w:rPr>
+        <w:t xml:space="preserve">DBT_TARGET=prod</w:t>
+      </w:r>
+      <w:r>
+        <w:t xml:space="preserve">.</w:t>
+      </w:r>
+    </w:p>
+    <w:bookmarkEnd w:id="51"/>
+    <w:bookmarkStart w:id="59" w:name="ingestion-avec-dlt"/>
+    <w:p>
+      <w:pPr>
+        <w:pStyle w:val="Heading2"/>
+      </w:pPr>
+      <w:r>
+        <w:rPr>
+          <w:rStyle w:val="SectionNumber"/>
+        </w:rPr>
+        <w:t xml:space="preserve">3.3</w:t>
+      </w:r>
+      <w:r>
+        <w:tab/>
+      </w:r>
+      <w:r>
         <w:t xml:space="preserve">Ingestion avec DLT</w:t>
       </w:r>
     </w:p>
@@ -1870,7 +2092,19 @@
         <w:pStyle w:val="FirstParagraph"/>
       </w:pPr>
       <w:r>
-        <w:t xml:space="preserve">Chaque table est déclarée dans</w:t>
+        <w:t xml:space="preserve">Les identifiants de SQL Server et de Snowflake sont dans</w:t>
+      </w:r>
+      <w:r>
+        <w:t xml:space="preserve"> </w:t>
+      </w:r>
+      <w:r>
+        <w:rPr>
+          <w:rStyle w:val="VerbatimChar"/>
+        </w:rPr>
+        <w:t xml:space="preserve">.dlt/secrets.toml</w:t>
+      </w:r>
+      <w:r>
+        <w:t xml:space="preserve">, qui n’est pas versionné (figure 3.5). Chaque table est déclarée dans</w:t>
       </w:r>
       <w:r>
         <w:t xml:space="preserve"> </w:t>
@@ -1898,609 +2132,6 @@
       </w:r>
       <w:r>
         <w:t xml:space="preserve">. Voici les deux premières, les autres suivent le même modèle :</w:t>
-      </w:r>
-    </w:p>
-    <w:p>
-      <w:pPr>
-        <w:pStyle w:val="BodyText"/>
-      </w:pPr>
-      <w:r>
-        <w:rPr>
-          <w:bCs/>
-          <w:b/>
-        </w:rPr>
-        <w:t xml:space="preserve">Code 3.1</w:t>
-      </w:r>
-      <w:r>
-        <w:t xml:space="preserve"> – Source DLT (defs/mssql_ingestion/loads.py)</w:t>
-      </w:r>
-    </w:p>
-    <w:bookmarkStart w:id="50" w:name="code:dlt"/>
-    <w:p>
-      <w:pPr>
-        <w:pStyle w:val="SourceCode"/>
-      </w:pPr>
-      <w:r>
-        <w:rPr>
-          <w:rStyle w:val="NormalTok"/>
-        </w:rPr>
-        <w:t xml:space="preserve"> </w:t>
-      </w:r>
-      <w:r>
-        <w:rPr>
-          <w:rStyle w:val="DecValTok"/>
-        </w:rPr>
-        <w:t xml:space="preserve">1</w:t>
-      </w:r>
-      <w:r>
-        <w:rPr>
-          <w:rStyle w:val="NormalTok"/>
-        </w:rPr>
-        <w:t xml:space="preserve">  </w:t>
-      </w:r>
-      <w:r>
-        <w:rPr>
-          <w:rStyle w:val="OperatorTok"/>
-        </w:rPr>
-        <w:t xml:space="preserve">@</w:t>
-      </w:r>
-      <w:r>
-        <w:rPr>
-          <w:rStyle w:val="NormalTok"/>
-        </w:rPr>
-        <w:t xml:space="preserve">dlt.source(name</w:t>
-      </w:r>
-      <w:r>
-        <w:rPr>
-          <w:rStyle w:val="OperatorTok"/>
-        </w:rPr>
-        <w:t xml:space="preserve">=</w:t>
-      </w:r>
-      <w:r>
-        <w:rPr>
-          <w:rStyle w:val="StringTok"/>
-        </w:rPr>
-        <w:t xml:space="preserve">"wwi"</w:t>
-      </w:r>
-      <w:r>
-        <w:rPr>
-          <w:rStyle w:val="NormalTok"/>
-        </w:rPr>
-        <w:t xml:space="preserve">)</w:t>
-      </w:r>
-      <w:r>
-        <w:br/>
-      </w:r>
-      <w:r>
-        <w:rPr>
-          <w:rStyle w:val="NormalTok"/>
-        </w:rPr>
-        <w:t xml:space="preserve"> </w:t>
-      </w:r>
-      <w:r>
-        <w:rPr>
-          <w:rStyle w:val="DecValTok"/>
-        </w:rPr>
-        <w:t xml:space="preserve">2</w:t>
-      </w:r>
-      <w:r>
-        <w:rPr>
-          <w:rStyle w:val="NormalTok"/>
-        </w:rPr>
-        <w:t xml:space="preserve">  </w:t>
-      </w:r>
-      <w:r>
-        <w:rPr>
-          <w:rStyle w:val="KeywordTok"/>
-        </w:rPr>
-        <w:t xml:space="preserve">def</w:t>
-      </w:r>
-      <w:r>
-        <w:rPr>
-          <w:rStyle w:val="NormalTok"/>
-        </w:rPr>
-        <w:t xml:space="preserve"> wwi_source():</w:t>
-      </w:r>
-      <w:r>
-        <w:br/>
-      </w:r>
-      <w:r>
-        <w:rPr>
-          <w:rStyle w:val="NormalTok"/>
-        </w:rPr>
-        <w:t xml:space="preserve"> </w:t>
-      </w:r>
-      <w:r>
-        <w:rPr>
-          <w:rStyle w:val="DecValTok"/>
-        </w:rPr>
-        <w:t xml:space="preserve">3</w:t>
-      </w:r>
-      <w:r>
-        <w:rPr>
-          <w:rStyle w:val="NormalTok"/>
-        </w:rPr>
-        <w:t xml:space="preserve">      </w:t>
-      </w:r>
-      <w:r>
-        <w:rPr>
-          <w:rStyle w:val="ControlFlowTok"/>
-        </w:rPr>
-        <w:t xml:space="preserve">yield</w:t>
-      </w:r>
-      <w:r>
-        <w:rPr>
-          <w:rStyle w:val="NormalTok"/>
-        </w:rPr>
-        <w:t xml:space="preserve"> sql_table(</w:t>
-      </w:r>
-      <w:r>
-        <w:br/>
-      </w:r>
-      <w:r>
-        <w:rPr>
-          <w:rStyle w:val="NormalTok"/>
-        </w:rPr>
-        <w:t xml:space="preserve"> </w:t>
-      </w:r>
-      <w:r>
-        <w:rPr>
-          <w:rStyle w:val="DecValTok"/>
-        </w:rPr>
-        <w:t xml:space="preserve">4</w:t>
-      </w:r>
-      <w:r>
-        <w:rPr>
-          <w:rStyle w:val="NormalTok"/>
-        </w:rPr>
-        <w:t xml:space="preserve">          credentials</w:t>
-      </w:r>
-      <w:r>
-        <w:rPr>
-          <w:rStyle w:val="OperatorTok"/>
-        </w:rPr>
-        <w:t xml:space="preserve">=</w:t>
-      </w:r>
-      <w:r>
-        <w:rPr>
-          <w:rStyle w:val="NormalTok"/>
-        </w:rPr>
-        <w:t xml:space="preserve">credentials, schema</w:t>
-      </w:r>
-      <w:r>
-        <w:rPr>
-          <w:rStyle w:val="OperatorTok"/>
-        </w:rPr>
-        <w:t xml:space="preserve">=</w:t>
-      </w:r>
-      <w:r>
-        <w:rPr>
-          <w:rStyle w:val="StringTok"/>
-        </w:rPr>
-        <w:t xml:space="preserve">"Sales"</w:t>
-      </w:r>
-      <w:r>
-        <w:rPr>
-          <w:rStyle w:val="NormalTok"/>
-        </w:rPr>
-        <w:t xml:space="preserve">, table</w:t>
-      </w:r>
-      <w:r>
-        <w:rPr>
-          <w:rStyle w:val="OperatorTok"/>
-        </w:rPr>
-        <w:t xml:space="preserve">=</w:t>
-      </w:r>
-      <w:r>
-        <w:rPr>
-          <w:rStyle w:val="StringTok"/>
-        </w:rPr>
-        <w:t xml:space="preserve">"Customers"</w:t>
-      </w:r>
-      <w:r>
-        <w:rPr>
-          <w:rStyle w:val="NormalTok"/>
-        </w:rPr>
-        <w:t xml:space="preserve">,</w:t>
-      </w:r>
-      <w:r>
-        <w:br/>
-      </w:r>
-      <w:r>
-        <w:rPr>
-          <w:rStyle w:val="NormalTok"/>
-        </w:rPr>
-        <w:t xml:space="preserve"> </w:t>
-      </w:r>
-      <w:r>
-        <w:rPr>
-          <w:rStyle w:val="DecValTok"/>
-        </w:rPr>
-        <w:t xml:space="preserve">5</w:t>
-      </w:r>
-      <w:r>
-        <w:rPr>
-          <w:rStyle w:val="NormalTok"/>
-        </w:rPr>
-        <w:t xml:space="preserve">          write_disposition</w:t>
-      </w:r>
-      <w:r>
-        <w:rPr>
-          <w:rStyle w:val="OperatorTok"/>
-        </w:rPr>
-        <w:t xml:space="preserve">=</w:t>
-      </w:r>
-      <w:r>
-        <w:rPr>
-          <w:rStyle w:val="StringTok"/>
-        </w:rPr>
-        <w:t xml:space="preserve">"replace"</w:t>
-      </w:r>
-      <w:r>
-        <w:rPr>
-          <w:rStyle w:val="NormalTok"/>
-        </w:rPr>
-        <w:t xml:space="preserve">,</w:t>
-      </w:r>
-      <w:r>
-        <w:br/>
-      </w:r>
-      <w:r>
-        <w:rPr>
-          <w:rStyle w:val="NormalTok"/>
-        </w:rPr>
-        <w:t xml:space="preserve"> </w:t>
-      </w:r>
-      <w:r>
-        <w:rPr>
-          <w:rStyle w:val="DecValTok"/>
-        </w:rPr>
-        <w:t xml:space="preserve">6</w:t>
-      </w:r>
-      <w:r>
-        <w:rPr>
-          <w:rStyle w:val="NormalTok"/>
-        </w:rPr>
-        <w:t xml:space="preserve">          excluded_columns</w:t>
-      </w:r>
-      <w:r>
-        <w:rPr>
-          <w:rStyle w:val="OperatorTok"/>
-        </w:rPr>
-        <w:t xml:space="preserve">=</w:t>
-      </w:r>
-      <w:r>
-        <w:rPr>
-          <w:rStyle w:val="NormalTok"/>
-        </w:rPr>
-        <w:t xml:space="preserve">[</w:t>
-      </w:r>
-      <w:r>
-        <w:rPr>
-          <w:rStyle w:val="StringTok"/>
-        </w:rPr>
-        <w:t xml:space="preserve">"DeliveryLocation"</w:t>
-      </w:r>
-      <w:r>
-        <w:rPr>
-          <w:rStyle w:val="NormalTok"/>
-        </w:rPr>
-        <w:t xml:space="preserve">],</w:t>
-      </w:r>
-      <w:r>
-        <w:br/>
-      </w:r>
-      <w:r>
-        <w:rPr>
-          <w:rStyle w:val="NormalTok"/>
-        </w:rPr>
-        <w:t xml:space="preserve"> </w:t>
-      </w:r>
-      <w:r>
-        <w:rPr>
-          <w:rStyle w:val="DecValTok"/>
-        </w:rPr>
-        <w:t xml:space="preserve">7</w:t>
-      </w:r>
-      <w:r>
-        <w:rPr>
-          <w:rStyle w:val="NormalTok"/>
-        </w:rPr>
-        <w:t xml:space="preserve">      )</w:t>
-      </w:r>
-      <w:r>
-        <w:br/>
-      </w:r>
-      <w:r>
-        <w:rPr>
-          <w:rStyle w:val="NormalTok"/>
-        </w:rPr>
-        <w:t xml:space="preserve"> </w:t>
-      </w:r>
-      <w:r>
-        <w:rPr>
-          <w:rStyle w:val="DecValTok"/>
-        </w:rPr>
-        <w:t xml:space="preserve">8</w:t>
-      </w:r>
-      <w:r>
-        <w:rPr>
-          <w:rStyle w:val="NormalTok"/>
-        </w:rPr>
-        <w:t xml:space="preserve">      </w:t>
-      </w:r>
-      <w:r>
-        <w:rPr>
-          <w:rStyle w:val="ControlFlowTok"/>
-        </w:rPr>
-        <w:t xml:space="preserve">yield</w:t>
-      </w:r>
-      <w:r>
-        <w:rPr>
-          <w:rStyle w:val="NormalTok"/>
-        </w:rPr>
-        <w:t xml:space="preserve"> sql_table(</w:t>
-      </w:r>
-      <w:r>
-        <w:br/>
-      </w:r>
-      <w:r>
-        <w:rPr>
-          <w:rStyle w:val="NormalTok"/>
-        </w:rPr>
-        <w:t xml:space="preserve"> </w:t>
-      </w:r>
-      <w:r>
-        <w:rPr>
-          <w:rStyle w:val="DecValTok"/>
-        </w:rPr>
-        <w:t xml:space="preserve">9</w:t>
-      </w:r>
-      <w:r>
-        <w:rPr>
-          <w:rStyle w:val="NormalTok"/>
-        </w:rPr>
-        <w:t xml:space="preserve">          credentials</w:t>
-      </w:r>
-      <w:r>
-        <w:rPr>
-          <w:rStyle w:val="OperatorTok"/>
-        </w:rPr>
-        <w:t xml:space="preserve">=</w:t>
-      </w:r>
-      <w:r>
-        <w:rPr>
-          <w:rStyle w:val="NormalTok"/>
-        </w:rPr>
-        <w:t xml:space="preserve">credentials, schema</w:t>
-      </w:r>
-      <w:r>
-        <w:rPr>
-          <w:rStyle w:val="OperatorTok"/>
-        </w:rPr>
-        <w:t xml:space="preserve">=</w:t>
-      </w:r>
-      <w:r>
-        <w:rPr>
-          <w:rStyle w:val="StringTok"/>
-        </w:rPr>
-        <w:t xml:space="preserve">"Sales"</w:t>
-      </w:r>
-      <w:r>
-        <w:rPr>
-          <w:rStyle w:val="NormalTok"/>
-        </w:rPr>
-        <w:t xml:space="preserve">, table</w:t>
-      </w:r>
-      <w:r>
-        <w:rPr>
-          <w:rStyle w:val="OperatorTok"/>
-        </w:rPr>
-        <w:t xml:space="preserve">=</w:t>
-      </w:r>
-      <w:r>
-        <w:rPr>
-          <w:rStyle w:val="StringTok"/>
-        </w:rPr>
-        <w:t xml:space="preserve">"Orders"</w:t>
-      </w:r>
-      <w:r>
-        <w:rPr>
-          <w:rStyle w:val="NormalTok"/>
-        </w:rPr>
-        <w:t xml:space="preserve">,</w:t>
-      </w:r>
-      <w:r>
-        <w:br/>
-      </w:r>
-      <w:r>
-        <w:rPr>
-          <w:rStyle w:val="DecValTok"/>
-        </w:rPr>
-        <w:t xml:space="preserve">10</w:t>
-      </w:r>
-      <w:r>
-        <w:rPr>
-          <w:rStyle w:val="NormalTok"/>
-        </w:rPr>
-        <w:t xml:space="preserve">          write_disposition</w:t>
-      </w:r>
-      <w:r>
-        <w:rPr>
-          <w:rStyle w:val="OperatorTok"/>
-        </w:rPr>
-        <w:t xml:space="preserve">=</w:t>
-      </w:r>
-      <w:r>
-        <w:rPr>
-          <w:rStyle w:val="StringTok"/>
-        </w:rPr>
-        <w:t xml:space="preserve">"merge"</w:t>
-      </w:r>
-      <w:r>
-        <w:rPr>
-          <w:rStyle w:val="NormalTok"/>
-        </w:rPr>
-        <w:t xml:space="preserve">, primary_key</w:t>
-      </w:r>
-      <w:r>
-        <w:rPr>
-          <w:rStyle w:val="OperatorTok"/>
-        </w:rPr>
-        <w:t xml:space="preserve">=</w:t>
-      </w:r>
-      <w:r>
-        <w:rPr>
-          <w:rStyle w:val="StringTok"/>
-        </w:rPr>
-        <w:t xml:space="preserve">"OrderID"</w:t>
-      </w:r>
-      <w:r>
-        <w:rPr>
-          <w:rStyle w:val="NormalTok"/>
-        </w:rPr>
-        <w:t xml:space="preserve">,</w:t>
-      </w:r>
-      <w:r>
-        <w:br/>
-      </w:r>
-      <w:r>
-        <w:rPr>
-          <w:rStyle w:val="DecValTok"/>
-        </w:rPr>
-        <w:t xml:space="preserve">11</w:t>
-      </w:r>
-      <w:r>
-        <w:rPr>
-          <w:rStyle w:val="NormalTok"/>
-        </w:rPr>
-        <w:t xml:space="preserve">          incremental</w:t>
-      </w:r>
-      <w:r>
-        <w:rPr>
-          <w:rStyle w:val="OperatorTok"/>
-        </w:rPr>
-        <w:t xml:space="preserve">=</w:t>
-      </w:r>
-      <w:r>
-        <w:rPr>
-          <w:rStyle w:val="NormalTok"/>
-        </w:rPr>
-        <w:t xml:space="preserve">dlt.sources.incremental(</w:t>
-      </w:r>
-      <w:r>
-        <w:rPr>
-          <w:rStyle w:val="StringTok"/>
-        </w:rPr>
-        <w:t xml:space="preserve">"LastEditedWhen"</w:t>
-      </w:r>
-      <w:r>
-        <w:rPr>
-          <w:rStyle w:val="NormalTok"/>
-        </w:rPr>
-        <w:t xml:space="preserve">),</w:t>
-      </w:r>
-      <w:r>
-        <w:br/>
-      </w:r>
-      <w:r>
-        <w:rPr>
-          <w:rStyle w:val="DecValTok"/>
-        </w:rPr>
-        <w:t xml:space="preserve">12</w:t>
-      </w:r>
-      <w:r>
-        <w:rPr>
-          <w:rStyle w:val="NormalTok"/>
-        </w:rPr>
-        <w:t xml:space="preserve">      )</w:t>
-      </w:r>
-    </w:p>
-    <w:bookmarkEnd w:id="50"/>
-    <w:p>
-      <w:pPr>
-        <w:pStyle w:val="FirstParagraph"/>
-      </w:pPr>
-      <w:r>
-        <w:t xml:space="preserve">Les petites tables de référence sont rechargées entièrement (</w:t>
-      </w:r>
-      <w:r>
-        <w:rPr>
-          <w:rStyle w:val="VerbatimChar"/>
-        </w:rPr>
-        <w:t xml:space="preserve">replace</w:t>
-      </w:r>
-      <w:r>
-        <w:t xml:space="preserve">). Pour les commandes, les factures et leurs lignes, le chargement est incrémental : DLT retient la dernière valeur de</w:t>
-      </w:r>
-      <w:r>
-        <w:t xml:space="preserve"> </w:t>
-      </w:r>
-      <w:r>
-        <w:rPr>
-          <w:rStyle w:val="VerbatimChar"/>
-        </w:rPr>
-        <w:t xml:space="preserve">LastEditedWhen</w:t>
-      </w:r>
-      <w:r>
-        <w:t xml:space="preserve"> </w:t>
-      </w:r>
-      <w:r>
-        <w:t xml:space="preserve">et ne relit ensuite que les lignes modifiées, et</w:t>
-      </w:r>
-      <w:r>
-        <w:t xml:space="preserve"> </w:t>
-      </w:r>
-      <w:r>
-        <w:rPr>
-          <w:rStyle w:val="VerbatimChar"/>
-        </w:rPr>
-        <w:t xml:space="preserve">merge</w:t>
-      </w:r>
-      <w:r>
-        <w:t xml:space="preserve"> </w:t>
-      </w:r>
-      <w:r>
-        <w:t xml:space="preserve">évite les doublons grâce à la clé primaire. Les colonnes de type</w:t>
-      </w:r>
-      <w:r>
-        <w:t xml:space="preserve"> </w:t>
-      </w:r>
-      <w:r>
-        <w:rPr>
-          <w:rStyle w:val="VerbatimChar"/>
-        </w:rPr>
-        <w:t xml:space="preserve">geography</w:t>
-      </w:r>
-      <w:r>
-        <w:t xml:space="preserve"> </w:t>
-      </w:r>
-      <w:r>
-        <w:t xml:space="preserve">(comme</w:t>
-      </w:r>
-      <w:r>
-        <w:t xml:space="preserve"> </w:t>
-      </w:r>
-      <w:r>
-        <w:rPr>
-          <w:rStyle w:val="VerbatimChar"/>
-        </w:rPr>
-        <w:t xml:space="preserve">DeliveryLocation</w:t>
-      </w:r>
-      <w:r>
-        <w:t xml:space="preserve">) sont exclues parce que DLT ne sait pas les convertir ; au début elles provoquaient des avertissements à chaque chargement. Les identifiants SQL Server sont dans</w:t>
-      </w:r>
-      <w:r>
-        <w:t xml:space="preserve"> </w:t>
-      </w:r>
-      <w:r>
-        <w:rPr>
-          <w:rStyle w:val="VerbatimChar"/>
-        </w:rPr>
-        <w:t xml:space="preserve">.dlt/secrets.toml</w:t>
-      </w:r>
-      <w:r>
-        <w:t xml:space="preserve">, qui n’est pas versionné (figure 3.5). La figure 3.6 montre les avertissements du premier chargement.</w:t>
       </w:r>
     </w:p>
     <w:p>
@@ -2510,20 +2141,20 @@
       <w:r>
         <w:drawing>
           <wp:inline>
-            <wp:extent cx="3739515" cy="1267015"/>
+            <wp:extent cx="4890135" cy="1656866"/>
             <wp:effectExtent b="0" l="0" r="0" t="0"/>
-            <wp:docPr descr="Fichier .dlt/secrets.toml (valeurs masquées)" title="" id="52" name="Picture"/>
+            <wp:docPr descr="Fichier .dlt/secrets.toml (valeurs masquées)" title="" id="53" name="Picture"/>
             <a:graphic>
               <a:graphicData uri="http://schemas.openxmlformats.org/drawingml/2006/picture">
                 <pic:pic>
                   <pic:nvPicPr>
-                    <pic:cNvPr descr="../../captures/Capture5.png" id="53" name="Picture"/>
+                    <pic:cNvPr descr="../../captures/Capture5.png" id="54" name="Picture"/>
                     <pic:cNvPicPr>
                       <a:picLocks noChangeArrowheads="1" noChangeAspect="1"/>
                     </pic:cNvPicPr>
                   </pic:nvPicPr>
                   <pic:blipFill>
-                    <a:blip r:embed="rId51"/>
+                    <a:blip r:embed="rId52"/>
                     <a:stretch>
                       <a:fillRect/>
                     </a:stretch>
@@ -2531,7 +2162,7 @@
                   <pic:spPr bwMode="auto">
                     <a:xfrm>
                       <a:off x="0" y="0"/>
-                      <a:ext cx="3739515" cy="1267015"/>
+                      <a:ext cx="4890135" cy="1656866"/>
                     </a:xfrm>
                     <a:prstGeom prst="rect">
                       <a:avLst/>
@@ -2582,25 +2213,616 @@
     </w:p>
     <w:p>
       <w:pPr>
+        <w:pStyle w:val="BodyText"/>
+      </w:pPr>
+      <w:r>
+        <w:rPr>
+          <w:bCs/>
+          <w:b/>
+        </w:rPr>
+        <w:t xml:space="preserve">Code 3.1</w:t>
+      </w:r>
+      <w:r>
+        <w:t xml:space="preserve"> – Source DLT (defs/mssql_ingestion/loads.py)</w:t>
+      </w:r>
+    </w:p>
+    <w:bookmarkStart w:id="55" w:name="code:dlt"/>
+    <w:p>
+      <w:pPr>
+        <w:pStyle w:val="SourceCode"/>
+      </w:pPr>
+      <w:r>
+        <w:rPr>
+          <w:rStyle w:val="NormalTok"/>
+        </w:rPr>
+        <w:t xml:space="preserve"> </w:t>
+      </w:r>
+      <w:r>
+        <w:rPr>
+          <w:rStyle w:val="DecValTok"/>
+        </w:rPr>
+        <w:t xml:space="preserve">1</w:t>
+      </w:r>
+      <w:r>
+        <w:rPr>
+          <w:rStyle w:val="NormalTok"/>
+        </w:rPr>
+        <w:t xml:space="preserve">  </w:t>
+      </w:r>
+      <w:r>
+        <w:rPr>
+          <w:rStyle w:val="OperatorTok"/>
+        </w:rPr>
+        <w:t xml:space="preserve">@</w:t>
+      </w:r>
+      <w:r>
+        <w:rPr>
+          <w:rStyle w:val="NormalTok"/>
+        </w:rPr>
+        <w:t xml:space="preserve">dlt.source(name</w:t>
+      </w:r>
+      <w:r>
+        <w:rPr>
+          <w:rStyle w:val="OperatorTok"/>
+        </w:rPr>
+        <w:t xml:space="preserve">=</w:t>
+      </w:r>
+      <w:r>
+        <w:rPr>
+          <w:rStyle w:val="StringTok"/>
+        </w:rPr>
+        <w:t xml:space="preserve">"wwi"</w:t>
+      </w:r>
+      <w:r>
+        <w:rPr>
+          <w:rStyle w:val="NormalTok"/>
+        </w:rPr>
+        <w:t xml:space="preserve">)</w:t>
+      </w:r>
+      <w:r>
+        <w:br/>
+      </w:r>
+      <w:r>
+        <w:rPr>
+          <w:rStyle w:val="NormalTok"/>
+        </w:rPr>
+        <w:t xml:space="preserve"> </w:t>
+      </w:r>
+      <w:r>
+        <w:rPr>
+          <w:rStyle w:val="DecValTok"/>
+        </w:rPr>
+        <w:t xml:space="preserve">2</w:t>
+      </w:r>
+      <w:r>
+        <w:rPr>
+          <w:rStyle w:val="NormalTok"/>
+        </w:rPr>
+        <w:t xml:space="preserve">  </w:t>
+      </w:r>
+      <w:r>
+        <w:rPr>
+          <w:rStyle w:val="KeywordTok"/>
+        </w:rPr>
+        <w:t xml:space="preserve">def</w:t>
+      </w:r>
+      <w:r>
+        <w:rPr>
+          <w:rStyle w:val="NormalTok"/>
+        </w:rPr>
+        <w:t xml:space="preserve"> wwi_source():</w:t>
+      </w:r>
+      <w:r>
+        <w:br/>
+      </w:r>
+      <w:r>
+        <w:rPr>
+          <w:rStyle w:val="NormalTok"/>
+        </w:rPr>
+        <w:t xml:space="preserve"> </w:t>
+      </w:r>
+      <w:r>
+        <w:rPr>
+          <w:rStyle w:val="DecValTok"/>
+        </w:rPr>
+        <w:t xml:space="preserve">3</w:t>
+      </w:r>
+      <w:r>
+        <w:rPr>
+          <w:rStyle w:val="NormalTok"/>
+        </w:rPr>
+        <w:t xml:space="preserve">      </w:t>
+      </w:r>
+      <w:r>
+        <w:rPr>
+          <w:rStyle w:val="ControlFlowTok"/>
+        </w:rPr>
+        <w:t xml:space="preserve">yield</w:t>
+      </w:r>
+      <w:r>
+        <w:rPr>
+          <w:rStyle w:val="NormalTok"/>
+        </w:rPr>
+        <w:t xml:space="preserve"> sql_table(</w:t>
+      </w:r>
+      <w:r>
+        <w:br/>
+      </w:r>
+      <w:r>
+        <w:rPr>
+          <w:rStyle w:val="NormalTok"/>
+        </w:rPr>
+        <w:t xml:space="preserve"> </w:t>
+      </w:r>
+      <w:r>
+        <w:rPr>
+          <w:rStyle w:val="DecValTok"/>
+        </w:rPr>
+        <w:t xml:space="preserve">4</w:t>
+      </w:r>
+      <w:r>
+        <w:rPr>
+          <w:rStyle w:val="NormalTok"/>
+        </w:rPr>
+        <w:t xml:space="preserve">          credentials</w:t>
+      </w:r>
+      <w:r>
+        <w:rPr>
+          <w:rStyle w:val="OperatorTok"/>
+        </w:rPr>
+        <w:t xml:space="preserve">=</w:t>
+      </w:r>
+      <w:r>
+        <w:rPr>
+          <w:rStyle w:val="NormalTok"/>
+        </w:rPr>
+        <w:t xml:space="preserve">credentials, schema</w:t>
+      </w:r>
+      <w:r>
+        <w:rPr>
+          <w:rStyle w:val="OperatorTok"/>
+        </w:rPr>
+        <w:t xml:space="preserve">=</w:t>
+      </w:r>
+      <w:r>
+        <w:rPr>
+          <w:rStyle w:val="StringTok"/>
+        </w:rPr>
+        <w:t xml:space="preserve">"Sales"</w:t>
+      </w:r>
+      <w:r>
+        <w:rPr>
+          <w:rStyle w:val="NormalTok"/>
+        </w:rPr>
+        <w:t xml:space="preserve">, table</w:t>
+      </w:r>
+      <w:r>
+        <w:rPr>
+          <w:rStyle w:val="OperatorTok"/>
+        </w:rPr>
+        <w:t xml:space="preserve">=</w:t>
+      </w:r>
+      <w:r>
+        <w:rPr>
+          <w:rStyle w:val="StringTok"/>
+        </w:rPr>
+        <w:t xml:space="preserve">"Customers"</w:t>
+      </w:r>
+      <w:r>
+        <w:rPr>
+          <w:rStyle w:val="NormalTok"/>
+        </w:rPr>
+        <w:t xml:space="preserve">,</w:t>
+      </w:r>
+      <w:r>
+        <w:br/>
+      </w:r>
+      <w:r>
+        <w:rPr>
+          <w:rStyle w:val="NormalTok"/>
+        </w:rPr>
+        <w:t xml:space="preserve"> </w:t>
+      </w:r>
+      <w:r>
+        <w:rPr>
+          <w:rStyle w:val="DecValTok"/>
+        </w:rPr>
+        <w:t xml:space="preserve">5</w:t>
+      </w:r>
+      <w:r>
+        <w:rPr>
+          <w:rStyle w:val="NormalTok"/>
+        </w:rPr>
+        <w:t xml:space="preserve">          write_disposition</w:t>
+      </w:r>
+      <w:r>
+        <w:rPr>
+          <w:rStyle w:val="OperatorTok"/>
+        </w:rPr>
+        <w:t xml:space="preserve">=</w:t>
+      </w:r>
+      <w:r>
+        <w:rPr>
+          <w:rStyle w:val="StringTok"/>
+        </w:rPr>
+        <w:t xml:space="preserve">"replace"</w:t>
+      </w:r>
+      <w:r>
+        <w:rPr>
+          <w:rStyle w:val="NormalTok"/>
+        </w:rPr>
+        <w:t xml:space="preserve">,</w:t>
+      </w:r>
+      <w:r>
+        <w:br/>
+      </w:r>
+      <w:r>
+        <w:rPr>
+          <w:rStyle w:val="NormalTok"/>
+        </w:rPr>
+        <w:t xml:space="preserve"> </w:t>
+      </w:r>
+      <w:r>
+        <w:rPr>
+          <w:rStyle w:val="DecValTok"/>
+        </w:rPr>
+        <w:t xml:space="preserve">6</w:t>
+      </w:r>
+      <w:r>
+        <w:rPr>
+          <w:rStyle w:val="NormalTok"/>
+        </w:rPr>
+        <w:t xml:space="preserve">          excluded_columns</w:t>
+      </w:r>
+      <w:r>
+        <w:rPr>
+          <w:rStyle w:val="OperatorTok"/>
+        </w:rPr>
+        <w:t xml:space="preserve">=</w:t>
+      </w:r>
+      <w:r>
+        <w:rPr>
+          <w:rStyle w:val="NormalTok"/>
+        </w:rPr>
+        <w:t xml:space="preserve">[</w:t>
+      </w:r>
+      <w:r>
+        <w:rPr>
+          <w:rStyle w:val="StringTok"/>
+        </w:rPr>
+        <w:t xml:space="preserve">"DeliveryLocation"</w:t>
+      </w:r>
+      <w:r>
+        <w:rPr>
+          <w:rStyle w:val="NormalTok"/>
+        </w:rPr>
+        <w:t xml:space="preserve">],</w:t>
+      </w:r>
+      <w:r>
+        <w:br/>
+      </w:r>
+      <w:r>
+        <w:rPr>
+          <w:rStyle w:val="NormalTok"/>
+        </w:rPr>
+        <w:t xml:space="preserve"> </w:t>
+      </w:r>
+      <w:r>
+        <w:rPr>
+          <w:rStyle w:val="DecValTok"/>
+        </w:rPr>
+        <w:t xml:space="preserve">7</w:t>
+      </w:r>
+      <w:r>
+        <w:rPr>
+          <w:rStyle w:val="NormalTok"/>
+        </w:rPr>
+        <w:t xml:space="preserve">      )</w:t>
+      </w:r>
+      <w:r>
+        <w:br/>
+      </w:r>
+      <w:r>
+        <w:rPr>
+          <w:rStyle w:val="NormalTok"/>
+        </w:rPr>
+        <w:t xml:space="preserve"> </w:t>
+      </w:r>
+      <w:r>
+        <w:rPr>
+          <w:rStyle w:val="DecValTok"/>
+        </w:rPr>
+        <w:t xml:space="preserve">8</w:t>
+      </w:r>
+      <w:r>
+        <w:rPr>
+          <w:rStyle w:val="NormalTok"/>
+        </w:rPr>
+        <w:t xml:space="preserve">      </w:t>
+      </w:r>
+      <w:r>
+        <w:rPr>
+          <w:rStyle w:val="ControlFlowTok"/>
+        </w:rPr>
+        <w:t xml:space="preserve">yield</w:t>
+      </w:r>
+      <w:r>
+        <w:rPr>
+          <w:rStyle w:val="NormalTok"/>
+        </w:rPr>
+        <w:t xml:space="preserve"> sql_table(</w:t>
+      </w:r>
+      <w:r>
+        <w:br/>
+      </w:r>
+      <w:r>
+        <w:rPr>
+          <w:rStyle w:val="NormalTok"/>
+        </w:rPr>
+        <w:t xml:space="preserve"> </w:t>
+      </w:r>
+      <w:r>
+        <w:rPr>
+          <w:rStyle w:val="DecValTok"/>
+        </w:rPr>
+        <w:t xml:space="preserve">9</w:t>
+      </w:r>
+      <w:r>
+        <w:rPr>
+          <w:rStyle w:val="NormalTok"/>
+        </w:rPr>
+        <w:t xml:space="preserve">          credentials</w:t>
+      </w:r>
+      <w:r>
+        <w:rPr>
+          <w:rStyle w:val="OperatorTok"/>
+        </w:rPr>
+        <w:t xml:space="preserve">=</w:t>
+      </w:r>
+      <w:r>
+        <w:rPr>
+          <w:rStyle w:val="NormalTok"/>
+        </w:rPr>
+        <w:t xml:space="preserve">credentials, schema</w:t>
+      </w:r>
+      <w:r>
+        <w:rPr>
+          <w:rStyle w:val="OperatorTok"/>
+        </w:rPr>
+        <w:t xml:space="preserve">=</w:t>
+      </w:r>
+      <w:r>
+        <w:rPr>
+          <w:rStyle w:val="StringTok"/>
+        </w:rPr>
+        <w:t xml:space="preserve">"Sales"</w:t>
+      </w:r>
+      <w:r>
+        <w:rPr>
+          <w:rStyle w:val="NormalTok"/>
+        </w:rPr>
+        <w:t xml:space="preserve">, table</w:t>
+      </w:r>
+      <w:r>
+        <w:rPr>
+          <w:rStyle w:val="OperatorTok"/>
+        </w:rPr>
+        <w:t xml:space="preserve">=</w:t>
+      </w:r>
+      <w:r>
+        <w:rPr>
+          <w:rStyle w:val="StringTok"/>
+        </w:rPr>
+        <w:t xml:space="preserve">"Orders"</w:t>
+      </w:r>
+      <w:r>
+        <w:rPr>
+          <w:rStyle w:val="NormalTok"/>
+        </w:rPr>
+        <w:t xml:space="preserve">,</w:t>
+      </w:r>
+      <w:r>
+        <w:br/>
+      </w:r>
+      <w:r>
+        <w:rPr>
+          <w:rStyle w:val="DecValTok"/>
+        </w:rPr>
+        <w:t xml:space="preserve">10</w:t>
+      </w:r>
+      <w:r>
+        <w:rPr>
+          <w:rStyle w:val="NormalTok"/>
+        </w:rPr>
+        <w:t xml:space="preserve">          write_disposition</w:t>
+      </w:r>
+      <w:r>
+        <w:rPr>
+          <w:rStyle w:val="OperatorTok"/>
+        </w:rPr>
+        <w:t xml:space="preserve">=</w:t>
+      </w:r>
+      <w:r>
+        <w:rPr>
+          <w:rStyle w:val="StringTok"/>
+        </w:rPr>
+        <w:t xml:space="preserve">"merge"</w:t>
+      </w:r>
+      <w:r>
+        <w:rPr>
+          <w:rStyle w:val="NormalTok"/>
+        </w:rPr>
+        <w:t xml:space="preserve">, primary_key</w:t>
+      </w:r>
+      <w:r>
+        <w:rPr>
+          <w:rStyle w:val="OperatorTok"/>
+        </w:rPr>
+        <w:t xml:space="preserve">=</w:t>
+      </w:r>
+      <w:r>
+        <w:rPr>
+          <w:rStyle w:val="StringTok"/>
+        </w:rPr>
+        <w:t xml:space="preserve">"OrderID"</w:t>
+      </w:r>
+      <w:r>
+        <w:rPr>
+          <w:rStyle w:val="NormalTok"/>
+        </w:rPr>
+        <w:t xml:space="preserve">,</w:t>
+      </w:r>
+      <w:r>
+        <w:br/>
+      </w:r>
+      <w:r>
+        <w:rPr>
+          <w:rStyle w:val="DecValTok"/>
+        </w:rPr>
+        <w:t xml:space="preserve">11</w:t>
+      </w:r>
+      <w:r>
+        <w:rPr>
+          <w:rStyle w:val="NormalTok"/>
+        </w:rPr>
+        <w:t xml:space="preserve">          incremental</w:t>
+      </w:r>
+      <w:r>
+        <w:rPr>
+          <w:rStyle w:val="OperatorTok"/>
+        </w:rPr>
+        <w:t xml:space="preserve">=</w:t>
+      </w:r>
+      <w:r>
+        <w:rPr>
+          <w:rStyle w:val="NormalTok"/>
+        </w:rPr>
+        <w:t xml:space="preserve">dlt.sources.incremental(</w:t>
+      </w:r>
+      <w:r>
+        <w:rPr>
+          <w:rStyle w:val="StringTok"/>
+        </w:rPr>
+        <w:t xml:space="preserve">"LastEditedWhen"</w:t>
+      </w:r>
+      <w:r>
+        <w:rPr>
+          <w:rStyle w:val="NormalTok"/>
+        </w:rPr>
+        <w:t xml:space="preserve">),</w:t>
+      </w:r>
+      <w:r>
+        <w:br/>
+      </w:r>
+      <w:r>
+        <w:rPr>
+          <w:rStyle w:val="DecValTok"/>
+        </w:rPr>
+        <w:t xml:space="preserve">12</w:t>
+      </w:r>
+      <w:r>
+        <w:rPr>
+          <w:rStyle w:val="NormalTok"/>
+        </w:rPr>
+        <w:t xml:space="preserve">      )</w:t>
+      </w:r>
+    </w:p>
+    <w:bookmarkEnd w:id="55"/>
+    <w:p>
+      <w:pPr>
+        <w:pStyle w:val="FirstParagraph"/>
+      </w:pPr>
+      <w:r>
+        <w:t xml:space="preserve">Les petites tables de référence sont rechargées entièrement (</w:t>
+      </w:r>
+      <w:r>
+        <w:rPr>
+          <w:rStyle w:val="VerbatimChar"/>
+        </w:rPr>
+        <w:t xml:space="preserve">replace</w:t>
+      </w:r>
+      <w:r>
+        <w:t xml:space="preserve">). Pour les commandes, les factures et leurs lignes, le chargement est incrémental : DLT retient la dernière valeur de</w:t>
+      </w:r>
+      <w:r>
+        <w:t xml:space="preserve"> </w:t>
+      </w:r>
+      <w:r>
+        <w:rPr>
+          <w:rStyle w:val="VerbatimChar"/>
+        </w:rPr>
+        <w:t xml:space="preserve">LastEditedWhen</w:t>
+      </w:r>
+      <w:r>
+        <w:t xml:space="preserve"> </w:t>
+      </w:r>
+      <w:r>
+        <w:t xml:space="preserve">et ne relit ensuite que les lignes modifiées, et</w:t>
+      </w:r>
+      <w:r>
+        <w:t xml:space="preserve"> </w:t>
+      </w:r>
+      <w:r>
+        <w:rPr>
+          <w:rStyle w:val="VerbatimChar"/>
+        </w:rPr>
+        <w:t xml:space="preserve">merge</w:t>
+      </w:r>
+      <w:r>
+        <w:t xml:space="preserve"> </w:t>
+      </w:r>
+      <w:r>
+        <w:t xml:space="preserve">évite les doublons grâce à la clé primaire. Les colonnes de type</w:t>
+      </w:r>
+      <w:r>
+        <w:t xml:space="preserve"> </w:t>
+      </w:r>
+      <w:r>
+        <w:rPr>
+          <w:rStyle w:val="VerbatimChar"/>
+        </w:rPr>
+        <w:t xml:space="preserve">geography</w:t>
+      </w:r>
+      <w:r>
+        <w:t xml:space="preserve"> </w:t>
+      </w:r>
+      <w:r>
+        <w:t xml:space="preserve">(comme</w:t>
+      </w:r>
+      <w:r>
+        <w:t xml:space="preserve"> </w:t>
+      </w:r>
+      <w:r>
+        <w:rPr>
+          <w:rStyle w:val="VerbatimChar"/>
+        </w:rPr>
+        <w:t xml:space="preserve">DeliveryLocation</w:t>
+      </w:r>
+      <w:r>
+        <w:t xml:space="preserve">) sont exclues parce que DLT ne sait pas les convertir. Lors du premier chargement vers Snowflake, elles provoquaient les avertissements de la figure 3.6.</w:t>
+      </w:r>
+    </w:p>
+    <w:p>
+      <w:pPr>
         <w:pStyle w:val="CaptionedFigure"/>
       </w:pPr>
       <w:r>
         <w:drawing>
           <wp:inline>
-            <wp:extent cx="3739515" cy="1095851"/>
+            <wp:extent cx="4890135" cy="1433036"/>
             <wp:effectExtent b="0" l="0" r="0" t="0"/>
-            <wp:docPr descr="Avertissements DLT sur les colonnes geography" title="" id="55" name="Picture"/>
+            <wp:docPr descr="Avertissements DLT sur les colonnes geography au premier chargement" title="" id="57" name="Picture"/>
             <a:graphic>
               <a:graphicData uri="http://schemas.openxmlformats.org/drawingml/2006/picture">
                 <pic:pic>
                   <pic:nvPicPr>
-                    <pic:cNvPr descr="../../captures/Capture6.png" id="56" name="Picture"/>
+                    <pic:cNvPr descr="../../captures/Capture6.png" id="58" name="Picture"/>
                     <pic:cNvPicPr>
                       <a:picLocks noChangeArrowheads="1" noChangeAspect="1"/>
                     </pic:cNvPicPr>
                   </pic:nvPicPr>
                   <pic:blipFill>
-                    <a:blip r:embed="rId54"/>
+                    <a:blip r:embed="rId56"/>
                     <a:stretch>
                       <a:fillRect/>
                     </a:stretch>
@@ -2608,7 +2830,7 @@
                   <pic:spPr bwMode="auto">
                     <a:xfrm>
                       <a:off x="0" y="0"/>
-                      <a:ext cx="3739515" cy="1095851"/>
+                      <a:ext cx="4890135" cy="1433036"/>
                     </a:xfrm>
                     <a:prstGeom prst="rect">
                       <a:avLst/>
@@ -2650,6 +2872,12 @@
         </w:rPr>
         <w:t xml:space="preserve">geography</w:t>
       </w:r>
+      <w:r>
+        <w:t xml:space="preserve"> </w:t>
+      </w:r>
+      <w:r>
+        <w:t xml:space="preserve">au premier chargement</w:t>
+      </w:r>
     </w:p>
     <w:p>
       <w:pPr>
@@ -2720,6 +2948,1027 @@
       </w:r>
       <w:r>
         <w:t xml:space="preserve">. Cela permet aussi à Dagster de relier automatiquement les actifs DLT aux modèles dbt.</w:t>
+      </w:r>
+    </w:p>
+    <w:bookmarkEnd w:id="59"/>
+    <w:bookmarkStart w:id="65" w:name="transformations-avec-dbt"/>
+    <w:p>
+      <w:pPr>
+        <w:pStyle w:val="Heading2"/>
+      </w:pPr>
+      <w:r>
+        <w:rPr>
+          <w:rStyle w:val="SectionNumber"/>
+        </w:rPr>
+        <w:t xml:space="preserve">3.4</w:t>
+      </w:r>
+      <w:r>
+        <w:tab/>
+      </w:r>
+      <w:r>
+        <w:t xml:space="preserve">Transformations avec dbt</w:t>
+      </w:r>
+    </w:p>
+    <w:p>
+      <w:pPr>
+        <w:pStyle w:val="FirstParagraph"/>
+      </w:pPr>
+      <w:r>
+        <w:t xml:space="preserve">La couche Silver contient sept vues</w:t>
+      </w:r>
+      <w:r>
+        <w:t xml:space="preserve"> </w:t>
+      </w:r>
+      <w:r>
+        <w:rPr>
+          <w:rStyle w:val="VerbatimChar"/>
+        </w:rPr>
+        <w:t xml:space="preserve">stg_*</w:t>
+      </w:r>
+      <w:r>
+        <w:t xml:space="preserve"> </w:t>
+      </w:r>
+      <w:r>
+        <w:t xml:space="preserve">qui renomment et typent les colonnes. Par exemple,</w:t>
+      </w:r>
+      <w:r>
+        <w:t xml:space="preserve"> </w:t>
+      </w:r>
+      <w:r>
+        <w:rPr>
+          <w:rStyle w:val="VerbatimChar"/>
+        </w:rPr>
+        <w:t xml:space="preserve">stg_invoice_lines</w:t>
+      </w:r>
+      <w:r>
+        <w:t xml:space="preserve"> </w:t>
+      </w:r>
+      <w:r>
+        <w:t xml:space="preserve">joint les lignes de facture à leur en-tête pour récupérer la date et le client. La couche Gold contient les quatre dimensions et les deux tables de faits. Les dossiers</w:t>
+      </w:r>
+      <w:r>
+        <w:t xml:space="preserve"> </w:t>
+      </w:r>
+      <w:r>
+        <w:rPr>
+          <w:rStyle w:val="VerbatimChar"/>
+        </w:rPr>
+        <w:t xml:space="preserve">staging</w:t>
+      </w:r>
+      <w:r>
+        <w:t xml:space="preserve"> </w:t>
+      </w:r>
+      <w:r>
+        <w:t xml:space="preserve">et</w:t>
+      </w:r>
+      <w:r>
+        <w:t xml:space="preserve"> </w:t>
+      </w:r>
+      <w:r>
+        <w:rPr>
+          <w:rStyle w:val="VerbatimChar"/>
+        </w:rPr>
+        <w:t xml:space="preserve">marts</w:t>
+      </w:r>
+      <w:r>
+        <w:t xml:space="preserve"> </w:t>
+      </w:r>
+      <w:r>
+        <w:t xml:space="preserve">sont envoyés dans les schémas</w:t>
+      </w:r>
+      <w:r>
+        <w:t xml:space="preserve"> </w:t>
+      </w:r>
+      <w:r>
+        <w:rPr>
+          <w:rStyle w:val="VerbatimChar"/>
+        </w:rPr>
+        <w:t xml:space="preserve">silver</w:t>
+      </w:r>
+      <w:r>
+        <w:t xml:space="preserve"> </w:t>
+      </w:r>
+      <w:r>
+        <w:t xml:space="preserve">et</w:t>
+      </w:r>
+      <w:r>
+        <w:t xml:space="preserve"> </w:t>
+      </w:r>
+      <w:r>
+        <w:rPr>
+          <w:rStyle w:val="VerbatimChar"/>
+        </w:rPr>
+        <w:t xml:space="preserve">gold</w:t>
+      </w:r>
+      <w:r>
+        <w:t xml:space="preserve"> </w:t>
+      </w:r>
+      <w:r>
+        <w:t xml:space="preserve">; il a fallu surcharger la macro</w:t>
+      </w:r>
+      <w:r>
+        <w:t xml:space="preserve"> </w:t>
+      </w:r>
+      <w:r>
+        <w:rPr>
+          <w:rStyle w:val="VerbatimChar"/>
+        </w:rPr>
+        <w:t xml:space="preserve">generate_schema_name</w:t>
+      </w:r>
+      <w:r>
+        <w:t xml:space="preserve">, sinon dbt crée des schémas nommés</w:t>
+      </w:r>
+      <w:r>
+        <w:t xml:space="preserve"> </w:t>
+      </w:r>
+      <w:r>
+        <w:rPr>
+          <w:rStyle w:val="VerbatimChar"/>
+        </w:rPr>
+        <w:t xml:space="preserve">SILVER_SILVER</w:t>
+      </w:r>
+      <w:r>
+        <w:t xml:space="preserve"> </w:t>
+      </w:r>
+      <w:r>
+        <w:t xml:space="preserve">et</w:t>
+      </w:r>
+      <w:r>
+        <w:t xml:space="preserve"> </w:t>
+      </w:r>
+      <w:r>
+        <w:rPr>
+          <w:rStyle w:val="VerbatimChar"/>
+        </w:rPr>
+        <w:t xml:space="preserve">SILVER_GOLD</w:t>
+      </w:r>
+      <w:r>
+        <w:t xml:space="preserve">.</w:t>
+      </w:r>
+    </w:p>
+    <w:p>
+      <w:pPr>
+        <w:pStyle w:val="BodyText"/>
+      </w:pPr>
+      <w:r>
+        <w:rPr>
+          <w:bCs/>
+          <w:b/>
+        </w:rPr>
+        <w:t xml:space="preserve">Code 3.2</w:t>
+      </w:r>
+      <w:r>
+        <w:t xml:space="preserve"> – Table de faits des ventes (models/marts/fct_sales.sql)</w:t>
+      </w:r>
+    </w:p>
+    <w:bookmarkStart w:id="60" w:name="code:fct"/>
+    <w:p>
+      <w:pPr>
+        <w:pStyle w:val="SourceCode"/>
+      </w:pPr>
+      <w:r>
+        <w:rPr>
+          <w:rStyle w:val="NormalTok"/>
+        </w:rPr>
+        <w:t xml:space="preserve"> </w:t>
+      </w:r>
+      <w:r>
+        <w:rPr>
+          <w:rStyle w:val="DecValTok"/>
+        </w:rPr>
+        <w:t xml:space="preserve">1</w:t>
+      </w:r>
+      <w:r>
+        <w:rPr>
+          <w:rStyle w:val="NormalTok"/>
+        </w:rPr>
+        <w:t xml:space="preserve">  </w:t>
+      </w:r>
+      <w:r>
+        <w:rPr>
+          <w:rStyle w:val="KeywordTok"/>
+        </w:rPr>
+        <w:t xml:space="preserve">select</w:t>
+      </w:r>
+      <w:r>
+        <w:br/>
+      </w:r>
+      <w:r>
+        <w:rPr>
+          <w:rStyle w:val="NormalTok"/>
+        </w:rPr>
+        <w:t xml:space="preserve"> </w:t>
+      </w:r>
+      <w:r>
+        <w:rPr>
+          <w:rStyle w:val="DecValTok"/>
+        </w:rPr>
+        <w:t xml:space="preserve">2</w:t>
+      </w:r>
+      <w:r>
+        <w:rPr>
+          <w:rStyle w:val="NormalTok"/>
+        </w:rPr>
+        <w:t xml:space="preserve">      ol.order_line_id,</w:t>
+      </w:r>
+      <w:r>
+        <w:br/>
+      </w:r>
+      <w:r>
+        <w:rPr>
+          <w:rStyle w:val="NormalTok"/>
+        </w:rPr>
+        <w:t xml:space="preserve"> </w:t>
+      </w:r>
+      <w:r>
+        <w:rPr>
+          <w:rStyle w:val="DecValTok"/>
+        </w:rPr>
+        <w:t xml:space="preserve">3</w:t>
+      </w:r>
+      <w:r>
+        <w:rPr>
+          <w:rStyle w:val="NormalTok"/>
+        </w:rPr>
+        <w:t xml:space="preserve">      o.order_id,</w:t>
+      </w:r>
+      <w:r>
+        <w:br/>
+      </w:r>
+      <w:r>
+        <w:rPr>
+          <w:rStyle w:val="NormalTok"/>
+        </w:rPr>
+        <w:t xml:space="preserve"> </w:t>
+      </w:r>
+      <w:r>
+        <w:rPr>
+          <w:rStyle w:val="DecValTok"/>
+        </w:rPr>
+        <w:t xml:space="preserve">4</w:t>
+      </w:r>
+      <w:r>
+        <w:rPr>
+          <w:rStyle w:val="NormalTok"/>
+        </w:rPr>
+        <w:t xml:space="preserve">      o.order_date,</w:t>
+      </w:r>
+      <w:r>
+        <w:br/>
+      </w:r>
+      <w:r>
+        <w:rPr>
+          <w:rStyle w:val="NormalTok"/>
+        </w:rPr>
+        <w:t xml:space="preserve"> </w:t>
+      </w:r>
+      <w:r>
+        <w:rPr>
+          <w:rStyle w:val="DecValTok"/>
+        </w:rPr>
+        <w:t xml:space="preserve">5</w:t>
+      </w:r>
+      <w:r>
+        <w:rPr>
+          <w:rStyle w:val="NormalTok"/>
+        </w:rPr>
+        <w:t xml:space="preserve">      o.customer_id,</w:t>
+      </w:r>
+      <w:r>
+        <w:br/>
+      </w:r>
+      <w:r>
+        <w:rPr>
+          <w:rStyle w:val="NormalTok"/>
+        </w:rPr>
+        <w:t xml:space="preserve"> </w:t>
+      </w:r>
+      <w:r>
+        <w:rPr>
+          <w:rStyle w:val="DecValTok"/>
+        </w:rPr>
+        <w:t xml:space="preserve">6</w:t>
+      </w:r>
+      <w:r>
+        <w:rPr>
+          <w:rStyle w:val="NormalTok"/>
+        </w:rPr>
+        <w:t xml:space="preserve">      o.salesperson_person_id     </w:t>
+      </w:r>
+      <w:r>
+        <w:rPr>
+          <w:rStyle w:val="KeywordTok"/>
+        </w:rPr>
+        <w:t xml:space="preserve">as</w:t>
+      </w:r>
+      <w:r>
+        <w:rPr>
+          <w:rStyle w:val="NormalTok"/>
+        </w:rPr>
+        <w:t xml:space="preserve"> salesperson_id,</w:t>
+      </w:r>
+      <w:r>
+        <w:br/>
+      </w:r>
+      <w:r>
+        <w:rPr>
+          <w:rStyle w:val="NormalTok"/>
+        </w:rPr>
+        <w:t xml:space="preserve"> </w:t>
+      </w:r>
+      <w:r>
+        <w:rPr>
+          <w:rStyle w:val="DecValTok"/>
+        </w:rPr>
+        <w:t xml:space="preserve">7</w:t>
+      </w:r>
+      <w:r>
+        <w:rPr>
+          <w:rStyle w:val="NormalTok"/>
+        </w:rPr>
+        <w:t xml:space="preserve">      ol.stock_item_id            </w:t>
+      </w:r>
+      <w:r>
+        <w:rPr>
+          <w:rStyle w:val="KeywordTok"/>
+        </w:rPr>
+        <w:t xml:space="preserve">as</w:t>
+      </w:r>
+      <w:r>
+        <w:rPr>
+          <w:rStyle w:val="NormalTok"/>
+        </w:rPr>
+        <w:t xml:space="preserve"> product_id,</w:t>
+      </w:r>
+      <w:r>
+        <w:br/>
+      </w:r>
+      <w:r>
+        <w:rPr>
+          <w:rStyle w:val="NormalTok"/>
+        </w:rPr>
+        <w:t xml:space="preserve"> </w:t>
+      </w:r>
+      <w:r>
+        <w:rPr>
+          <w:rStyle w:val="DecValTok"/>
+        </w:rPr>
+        <w:t xml:space="preserve">8</w:t>
+      </w:r>
+      <w:r>
+        <w:rPr>
+          <w:rStyle w:val="NormalTok"/>
+        </w:rPr>
+        <w:t xml:space="preserve">      ol.quantity,</w:t>
+      </w:r>
+      <w:r>
+        <w:br/>
+      </w:r>
+      <w:r>
+        <w:rPr>
+          <w:rStyle w:val="NormalTok"/>
+        </w:rPr>
+        <w:t xml:space="preserve"> </w:t>
+      </w:r>
+      <w:r>
+        <w:rPr>
+          <w:rStyle w:val="DecValTok"/>
+        </w:rPr>
+        <w:t xml:space="preserve">9</w:t>
+      </w:r>
+      <w:r>
+        <w:rPr>
+          <w:rStyle w:val="NormalTok"/>
+        </w:rPr>
+        <w:t xml:space="preserve">      ol.unit_price,</w:t>
+      </w:r>
+      <w:r>
+        <w:br/>
+      </w:r>
+      <w:r>
+        <w:rPr>
+          <w:rStyle w:val="DecValTok"/>
+        </w:rPr>
+        <w:t xml:space="preserve">10</w:t>
+      </w:r>
+      <w:r>
+        <w:rPr>
+          <w:rStyle w:val="NormalTok"/>
+        </w:rPr>
+        <w:t xml:space="preserve">      ol.quantity </w:t>
+      </w:r>
+      <w:r>
+        <w:rPr>
+          <w:rStyle w:val="OperatorTok"/>
+        </w:rPr>
+        <w:t xml:space="preserve">*</w:t>
+      </w:r>
+      <w:r>
+        <w:rPr>
+          <w:rStyle w:val="NormalTok"/>
+        </w:rPr>
+        <w:t xml:space="preserve"> ol.unit_price </w:t>
+      </w:r>
+      <w:r>
+        <w:rPr>
+          <w:rStyle w:val="KeywordTok"/>
+        </w:rPr>
+        <w:t xml:space="preserve">as</w:t>
+      </w:r>
+      <w:r>
+        <w:rPr>
+          <w:rStyle w:val="NormalTok"/>
+        </w:rPr>
+        <w:t xml:space="preserve"> sales_amount_excl_tax,</w:t>
+      </w:r>
+      <w:r>
+        <w:br/>
+      </w:r>
+      <w:r>
+        <w:rPr>
+          <w:rStyle w:val="DecValTok"/>
+        </w:rPr>
+        <w:t xml:space="preserve">11</w:t>
+      </w:r>
+      <w:r>
+        <w:rPr>
+          <w:rStyle w:val="NormalTok"/>
+        </w:rPr>
+        <w:t xml:space="preserve">      ol.quantity </w:t>
+      </w:r>
+      <w:r>
+        <w:rPr>
+          <w:rStyle w:val="OperatorTok"/>
+        </w:rPr>
+        <w:t xml:space="preserve">*</w:t>
+      </w:r>
+      <w:r>
+        <w:rPr>
+          <w:rStyle w:val="NormalTok"/>
+        </w:rPr>
+        <w:t xml:space="preserve"> ol.unit_price </w:t>
+      </w:r>
+      <w:r>
+        <w:rPr>
+          <w:rStyle w:val="OperatorTok"/>
+        </w:rPr>
+        <w:t xml:space="preserve">*</w:t>
+      </w:r>
+      <w:r>
+        <w:rPr>
+          <w:rStyle w:val="NormalTok"/>
+        </w:rPr>
+        <w:t xml:space="preserve"> (</w:t>
+      </w:r>
+      <w:r>
+        <w:rPr>
+          <w:rStyle w:val="DecValTok"/>
+        </w:rPr>
+        <w:t xml:space="preserve">1</w:t>
+      </w:r>
+      <w:r>
+        <w:rPr>
+          <w:rStyle w:val="NormalTok"/>
+        </w:rPr>
+        <w:t xml:space="preserve"> </w:t>
+      </w:r>
+      <w:r>
+        <w:rPr>
+          <w:rStyle w:val="OperatorTok"/>
+        </w:rPr>
+        <w:t xml:space="preserve">+</w:t>
+      </w:r>
+      <w:r>
+        <w:rPr>
+          <w:rStyle w:val="NormalTok"/>
+        </w:rPr>
+        <w:t xml:space="preserve"> ol.tax_rate </w:t>
+      </w:r>
+      <w:r>
+        <w:rPr>
+          <w:rStyle w:val="OperatorTok"/>
+        </w:rPr>
+        <w:t xml:space="preserve">/</w:t>
+      </w:r>
+      <w:r>
+        <w:rPr>
+          <w:rStyle w:val="NormalTok"/>
+        </w:rPr>
+        <w:t xml:space="preserve"> </w:t>
+      </w:r>
+      <w:r>
+        <w:rPr>
+          <w:rStyle w:val="DecValTok"/>
+        </w:rPr>
+        <w:t xml:space="preserve">100</w:t>
+      </w:r>
+      <w:r>
+        <w:rPr>
+          <w:rStyle w:val="NormalTok"/>
+        </w:rPr>
+        <w:t xml:space="preserve">) </w:t>
+      </w:r>
+      <w:r>
+        <w:rPr>
+          <w:rStyle w:val="KeywordTok"/>
+        </w:rPr>
+        <w:t xml:space="preserve">as</w:t>
+      </w:r>
+      <w:r>
+        <w:rPr>
+          <w:rStyle w:val="NormalTok"/>
+        </w:rPr>
+        <w:t xml:space="preserve"> sales_amount_incl_tax</w:t>
+      </w:r>
+      <w:r>
+        <w:br/>
+      </w:r>
+      <w:r>
+        <w:rPr>
+          <w:rStyle w:val="DecValTok"/>
+        </w:rPr>
+        <w:t xml:space="preserve">12</w:t>
+      </w:r>
+      <w:r>
+        <w:rPr>
+          <w:rStyle w:val="NormalTok"/>
+        </w:rPr>
+        <w:t xml:space="preserve">  </w:t>
+      </w:r>
+      <w:r>
+        <w:rPr>
+          <w:rStyle w:val="KeywordTok"/>
+        </w:rPr>
+        <w:t xml:space="preserve">from</w:t>
+      </w:r>
+      <w:r>
+        <w:rPr>
+          <w:rStyle w:val="NormalTok"/>
+        </w:rPr>
+        <w:t xml:space="preserve"> {{ </w:t>
+      </w:r>
+      <w:r>
+        <w:rPr>
+          <w:rStyle w:val="FunctionTok"/>
+        </w:rPr>
+        <w:t xml:space="preserve">ref</w:t>
+      </w:r>
+      <w:r>
+        <w:rPr>
+          <w:rStyle w:val="NormalTok"/>
+        </w:rPr>
+        <w:t xml:space="preserve">(</w:t>
+      </w:r>
+      <w:r>
+        <w:rPr>
+          <w:rStyle w:val="StringTok"/>
+        </w:rPr>
+        <w:t xml:space="preserve">'stg_order_lines'</w:t>
+      </w:r>
+      <w:r>
+        <w:rPr>
+          <w:rStyle w:val="NormalTok"/>
+        </w:rPr>
+        <w:t xml:space="preserve">) }} ol</w:t>
+      </w:r>
+      <w:r>
+        <w:br/>
+      </w:r>
+      <w:r>
+        <w:rPr>
+          <w:rStyle w:val="DecValTok"/>
+        </w:rPr>
+        <w:t xml:space="preserve">13</w:t>
+      </w:r>
+      <w:r>
+        <w:rPr>
+          <w:rStyle w:val="NormalTok"/>
+        </w:rPr>
+        <w:t xml:space="preserve">  </w:t>
+      </w:r>
+      <w:r>
+        <w:rPr>
+          <w:rStyle w:val="KeywordTok"/>
+        </w:rPr>
+        <w:t xml:space="preserve">join</w:t>
+      </w:r>
+      <w:r>
+        <w:rPr>
+          <w:rStyle w:val="NormalTok"/>
+        </w:rPr>
+        <w:t xml:space="preserve"> {{ </w:t>
+      </w:r>
+      <w:r>
+        <w:rPr>
+          <w:rStyle w:val="FunctionTok"/>
+        </w:rPr>
+        <w:t xml:space="preserve">ref</w:t>
+      </w:r>
+      <w:r>
+        <w:rPr>
+          <w:rStyle w:val="NormalTok"/>
+        </w:rPr>
+        <w:t xml:space="preserve">(</w:t>
+      </w:r>
+      <w:r>
+        <w:rPr>
+          <w:rStyle w:val="StringTok"/>
+        </w:rPr>
+        <w:t xml:space="preserve">'stg_orders'</w:t>
+      </w:r>
+      <w:r>
+        <w:rPr>
+          <w:rStyle w:val="NormalTok"/>
+        </w:rPr>
+        <w:t xml:space="preserve">) }} o </w:t>
+      </w:r>
+      <w:r>
+        <w:rPr>
+          <w:rStyle w:val="KeywordTok"/>
+        </w:rPr>
+        <w:t xml:space="preserve">on</w:t>
+      </w:r>
+      <w:r>
+        <w:rPr>
+          <w:rStyle w:val="NormalTok"/>
+        </w:rPr>
+        <w:t xml:space="preserve"> ol.order_id </w:t>
+      </w:r>
+      <w:r>
+        <w:rPr>
+          <w:rStyle w:val="OperatorTok"/>
+        </w:rPr>
+        <w:t xml:space="preserve">=</w:t>
+      </w:r>
+      <w:r>
+        <w:rPr>
+          <w:rStyle w:val="NormalTok"/>
+        </w:rPr>
+        <w:t xml:space="preserve"> o.order_id</w:t>
+      </w:r>
+    </w:p>
+    <w:bookmarkEnd w:id="60"/>
+    <w:p>
+      <w:pPr>
+        <w:pStyle w:val="FirstParagraph"/>
+      </w:pPr>
+      <w:r>
+        <w:t xml:space="preserve">Le chiffre d’affaires HT et TTC est calculé une seule fois ici (lignes 10 et 11), donc aucune requête de l’application n’a à le recalculer. Les clés sont renommées (</w:t>
+      </w:r>
+      <w:r>
+        <w:rPr>
+          <w:rStyle w:val="VerbatimChar"/>
+        </w:rPr>
+        <w:t xml:space="preserve">product_id</w:t>
+      </w:r>
+      <w:r>
+        <w:t xml:space="preserve">,</w:t>
+      </w:r>
+      <w:r>
+        <w:t xml:space="preserve"> </w:t>
+      </w:r>
+      <w:r>
+        <w:rPr>
+          <w:rStyle w:val="VerbatimChar"/>
+        </w:rPr>
+        <w:t xml:space="preserve">salesperson_id</w:t>
+      </w:r>
+      <w:r>
+        <w:t xml:space="preserve">) pour avoir le même nom que dans les dimensions, ce qui simplifie les jointures que le modèle de langage doit écrire.</w:t>
+      </w:r>
+    </w:p>
+    <w:p>
+      <w:pPr>
+        <w:pStyle w:val="BodyText"/>
+      </w:pPr>
+      <w:r>
+        <w:t xml:space="preserve">Les tests sont déclarés dans les fichiers YAML de documentation :</w:t>
+      </w:r>
+    </w:p>
+    <w:p>
+      <w:pPr>
+        <w:pStyle w:val="BodyText"/>
+      </w:pPr>
+      <w:r>
+        <w:rPr>
+          <w:bCs/>
+          <w:b/>
+        </w:rPr>
+        <w:t xml:space="preserve">Code 3.3</w:t>
+      </w:r>
+      <w:r>
+        <w:t xml:space="preserve"> – Extrait des tests de fct_sales (models/marts/_marts.yml)</w:t>
+      </w:r>
+    </w:p>
+    <w:bookmarkStart w:id="61" w:name="code:tests"/>
+    <w:p>
+      <w:pPr>
+        <w:pStyle w:val="SourceCode"/>
+      </w:pPr>
+      <w:r>
+        <w:rPr>
+          <w:rStyle w:val="FunctionTok"/>
+        </w:rPr>
+        <w:t xml:space="preserve">1    - name</w:t>
+      </w:r>
+      <w:r>
+        <w:rPr>
+          <w:rStyle w:val="KeywordTok"/>
+        </w:rPr>
+        <w:t xml:space="preserve">:</w:t>
+      </w:r>
+      <w:r>
+        <w:rPr>
+          <w:rStyle w:val="AttributeTok"/>
+        </w:rPr>
+        <w:t xml:space="preserve"> fct_sales</w:t>
+      </w:r>
+      <w:r>
+        <w:br/>
+      </w:r>
+      <w:r>
+        <w:rPr>
+          <w:rStyle w:val="FunctionTok"/>
+        </w:rPr>
+        <w:t xml:space="preserve">2      columns</w:t>
+      </w:r>
+      <w:r>
+        <w:rPr>
+          <w:rStyle w:val="KeywordTok"/>
+        </w:rPr>
+        <w:t xml:space="preserve">:</w:t>
+      </w:r>
+      <w:r>
+        <w:br/>
+      </w:r>
+      <w:r>
+        <w:rPr>
+          <w:rStyle w:val="FunctionTok"/>
+        </w:rPr>
+        <w:t xml:space="preserve">3        - name</w:t>
+      </w:r>
+      <w:r>
+        <w:rPr>
+          <w:rStyle w:val="KeywordTok"/>
+        </w:rPr>
+        <w:t xml:space="preserve">:</w:t>
+      </w:r>
+      <w:r>
+        <w:rPr>
+          <w:rStyle w:val="AttributeTok"/>
+        </w:rPr>
+        <w:t xml:space="preserve"> order_line_id</w:t>
+      </w:r>
+      <w:r>
+        <w:br/>
+      </w:r>
+      <w:r>
+        <w:rPr>
+          <w:rStyle w:val="FunctionTok"/>
+        </w:rPr>
+        <w:t xml:space="preserve">4          data_tests</w:t>
+      </w:r>
+      <w:r>
+        <w:rPr>
+          <w:rStyle w:val="KeywordTok"/>
+        </w:rPr>
+        <w:t xml:space="preserve">:</w:t>
+      </w:r>
+      <w:r>
+        <w:rPr>
+          <w:rStyle w:val="AttributeTok"/>
+        </w:rPr>
+        <w:t xml:space="preserve"> </w:t>
+      </w:r>
+      <w:r>
+        <w:rPr>
+          <w:rStyle w:val="KeywordTok"/>
+        </w:rPr>
+        <w:t xml:space="preserve">[</w:t>
+      </w:r>
+      <w:r>
+        <w:rPr>
+          <w:rStyle w:val="AttributeTok"/>
+        </w:rPr>
+        <w:t xml:space="preserve">unique</w:t>
+      </w:r>
+      <w:r>
+        <w:rPr>
+          <w:rStyle w:val="KeywordTok"/>
+        </w:rPr>
+        <w:t xml:space="preserve">,</w:t>
+      </w:r>
+      <w:r>
+        <w:rPr>
+          <w:rStyle w:val="AttributeTok"/>
+        </w:rPr>
+        <w:t xml:space="preserve"> not_</w:t>
+      </w:r>
+      <w:r>
+        <w:rPr>
+          <w:rStyle w:val="CharTok"/>
+        </w:rPr>
+        <w:t xml:space="preserve">null</w:t>
+      </w:r>
+      <w:r>
+        <w:rPr>
+          <w:rStyle w:val="KeywordTok"/>
+        </w:rPr>
+        <w:t xml:space="preserve">]</w:t>
+      </w:r>
+      <w:r>
+        <w:br/>
+      </w:r>
+      <w:r>
+        <w:rPr>
+          <w:rStyle w:val="FunctionTok"/>
+        </w:rPr>
+        <w:t xml:space="preserve">5        - name</w:t>
+      </w:r>
+      <w:r>
+        <w:rPr>
+          <w:rStyle w:val="KeywordTok"/>
+        </w:rPr>
+        <w:t xml:space="preserve">:</w:t>
+      </w:r>
+      <w:r>
+        <w:rPr>
+          <w:rStyle w:val="AttributeTok"/>
+        </w:rPr>
+        <w:t xml:space="preserve"> product_id</w:t>
+      </w:r>
+      <w:r>
+        <w:br/>
+      </w:r>
+      <w:r>
+        <w:rPr>
+          <w:rStyle w:val="FunctionTok"/>
+        </w:rPr>
+        <w:t xml:space="preserve">6          data_tests</w:t>
+      </w:r>
+      <w:r>
+        <w:rPr>
+          <w:rStyle w:val="KeywordTok"/>
+        </w:rPr>
+        <w:t xml:space="preserve">:</w:t>
+      </w:r>
+      <w:r>
+        <w:br/>
+      </w:r>
+      <w:r>
+        <w:rPr>
+          <w:rStyle w:val="FunctionTok"/>
+        </w:rPr>
+        <w:t xml:space="preserve">7            - relationships</w:t>
+      </w:r>
+      <w:r>
+        <w:rPr>
+          <w:rStyle w:val="KeywordTok"/>
+        </w:rPr>
+        <w:t xml:space="preserve">:</w:t>
+      </w:r>
+      <w:r>
+        <w:br/>
+      </w:r>
+      <w:r>
+        <w:rPr>
+          <w:rStyle w:val="FunctionTok"/>
+        </w:rPr>
+        <w:t xml:space="preserve">8                arguments</w:t>
+      </w:r>
+      <w:r>
+        <w:rPr>
+          <w:rStyle w:val="KeywordTok"/>
+        </w:rPr>
+        <w:t xml:space="preserve">:</w:t>
+      </w:r>
+      <w:r>
+        <w:rPr>
+          <w:rStyle w:val="AttributeTok"/>
+        </w:rPr>
+        <w:t xml:space="preserve"> </w:t>
+      </w:r>
+      <w:r>
+        <w:rPr>
+          <w:rStyle w:val="KeywordTok"/>
+        </w:rPr>
+        <w:t xml:space="preserve">{</w:t>
+      </w:r>
+      <w:r>
+        <w:rPr>
+          <w:rStyle w:val="FunctionTok"/>
+        </w:rPr>
+        <w:t xml:space="preserve">to</w:t>
+      </w:r>
+      <w:r>
+        <w:rPr>
+          <w:rStyle w:val="KeywordTok"/>
+        </w:rPr>
+        <w:t xml:space="preserve">:</w:t>
+      </w:r>
+      <w:r>
+        <w:rPr>
+          <w:rStyle w:val="AttributeTok"/>
+        </w:rPr>
+        <w:t xml:space="preserve"> ref('dim_products')</w:t>
+      </w:r>
+      <w:r>
+        <w:rPr>
+          <w:rStyle w:val="KeywordTok"/>
+        </w:rPr>
+        <w:t xml:space="preserve">,</w:t>
+      </w:r>
+      <w:r>
+        <w:rPr>
+          <w:rStyle w:val="AttributeTok"/>
+        </w:rPr>
+        <w:t xml:space="preserve"> </w:t>
+      </w:r>
+      <w:r>
+        <w:rPr>
+          <w:rStyle w:val="FunctionTok"/>
+        </w:rPr>
+        <w:t xml:space="preserve">field</w:t>
+      </w:r>
+      <w:r>
+        <w:rPr>
+          <w:rStyle w:val="KeywordTok"/>
+        </w:rPr>
+        <w:t xml:space="preserve">:</w:t>
+      </w:r>
+      <w:r>
+        <w:rPr>
+          <w:rStyle w:val="AttributeTok"/>
+        </w:rPr>
+        <w:t xml:space="preserve"> product_id</w:t>
+      </w:r>
+      <w:r>
+        <w:rPr>
+          <w:rStyle w:val="KeywordTok"/>
+        </w:rPr>
+        <w:t xml:space="preserve">}</w:t>
+      </w:r>
+    </w:p>
+    <w:bookmarkEnd w:id="61"/>
+    <w:p>
+      <w:pPr>
+        <w:pStyle w:val="FirstParagraph"/>
+      </w:pPr>
+      <w:r>
+        <w:t xml:space="preserve">Le test</w:t>
+      </w:r>
+      <w:r>
+        <w:t xml:space="preserve"> </w:t>
+      </w:r>
+      <w:r>
+        <w:rPr>
+          <w:rStyle w:val="VerbatimChar"/>
+        </w:rPr>
+        <w:t xml:space="preserve">unique</w:t>
+      </w:r>
+      <w:r>
+        <w:t xml:space="preserve"> </w:t>
+      </w:r>
+      <w:r>
+        <w:t xml:space="preserve">sur la clé vérifie qu’aucune jointure n’a dupliqué de lignes, et</w:t>
+      </w:r>
+      <w:r>
+        <w:t xml:space="preserve"> </w:t>
+      </w:r>
+      <w:r>
+        <w:rPr>
+          <w:rStyle w:val="VerbatimChar"/>
+        </w:rPr>
+        <w:t xml:space="preserve">relationships</w:t>
+      </w:r>
+      <w:r>
+        <w:t xml:space="preserve"> </w:t>
+      </w:r>
+      <w:r>
+        <w:t xml:space="preserve">vérifie que chaque vente pointe vers un produit qui existe. Il y a dix-huit tests au total, et</w:t>
+      </w:r>
+      <w:r>
+        <w:t xml:space="preserve"> </w:t>
+      </w:r>
+      <w:r>
+        <w:rPr>
+          <w:rStyle w:val="VerbatimChar"/>
+        </w:rPr>
+        <w:t xml:space="preserve">dbt build</w:t>
+      </w:r>
+      <w:r>
+        <w:t xml:space="preserve"> </w:t>
+      </w:r>
+      <w:r>
+        <w:t xml:space="preserve">exécute les 13 modèles et les tests dans l’ordre (31 nœuds).</w:t>
+      </w:r>
+    </w:p>
+    <w:p>
+      <w:pPr>
+        <w:pStyle w:val="BodyText"/>
+      </w:pPr>
+      <w:r>
+        <w:t xml:space="preserve">La figure 3.7 montre le lignage des modèles.</w:t>
       </w:r>
     </w:p>
     <w:p>
@@ -2729,20 +3978,20 @@
       <w:r>
         <w:drawing>
           <wp:inline>
-            <wp:extent cx="4027170" cy="2394874"/>
+            <wp:extent cx="5753100" cy="3595687"/>
             <wp:effectExtent b="0" l="0" r="0" t="0"/>
-            <wp:docPr descr="Étape DLT dans Dagster lors du run sur Snowflake (4 min 33 s)" title="" id="58" name="Picture"/>
+            <wp:docPr descr="Lignage dbt, des sources Bronze aux tables Gold" title="" id="63" name="Picture"/>
             <a:graphic>
               <a:graphicData uri="http://schemas.openxmlformats.org/drawingml/2006/picture">
                 <pic:pic>
                   <pic:nvPicPr>
-                    <pic:cNvPr descr="../../captures/Capture14.png" id="59" name="Picture"/>
+                    <pic:cNvPr descr="figures/dbt_lineage.png" id="64" name="Picture"/>
                     <pic:cNvPicPr>
                       <a:picLocks noChangeArrowheads="1" noChangeAspect="1"/>
                     </pic:cNvPicPr>
                   </pic:nvPicPr>
                   <pic:blipFill>
-                    <a:blip r:embed="rId57"/>
+                    <a:blip r:embed="rId62"/>
                     <a:stretch>
                       <a:fillRect/>
                     </a:stretch>
@@ -2750,7 +3999,7 @@
                   <pic:spPr bwMode="auto">
                     <a:xfrm>
                       <a:off x="0" y="0"/>
-                      <a:ext cx="4027170" cy="2394874"/>
+                      <a:ext cx="5753100" cy="3595687"/>
                     </a:xfrm>
                     <a:prstGeom prst="rect">
                       <a:avLst/>
@@ -2781,11 +4030,11 @@
         <w:t xml:space="preserve">Figure 3.7</w:t>
       </w:r>
       <w:r>
-        <w:t xml:space="preserve"> – Étape DLT dans Dagster lors du run sur Snowflake (4 min 33 s)</w:t>
-      </w:r>
-    </w:p>
-    <w:bookmarkEnd w:id="60"/>
-    <w:bookmarkStart w:id="66" w:name="transformations-avec-dbt"/>
+        <w:t xml:space="preserve"> – Lignage dbt, des sources Bronze aux tables Gold</w:t>
+      </w:r>
+    </w:p>
+    <w:bookmarkEnd w:id="65"/>
+    <w:bookmarkStart w:id="97" w:name="orchestration-avec-dagster"/>
     <w:p>
       <w:pPr>
         <w:pStyle w:val="Heading2"/>
@@ -2794,13 +4043,13 @@
         <w:rPr>
           <w:rStyle w:val="SectionNumber"/>
         </w:rPr>
-        <w:t xml:space="preserve">3.2</w:t>
+        <w:t xml:space="preserve">3.5</w:t>
       </w:r>
       <w:r>
         <w:tab/>
       </w:r>
       <w:r>
-        <w:t xml:space="preserve">Transformations avec dbt</w:t>
+        <w:t xml:space="preserve">Orchestration avec Dagster</w:t>
       </w:r>
     </w:p>
     <w:p>
@@ -2808,993 +4057,61 @@
         <w:pStyle w:val="FirstParagraph"/>
       </w:pPr>
       <w:r>
-        <w:t xml:space="preserve">La couche Silver contient sept vues</w:t>
-      </w:r>
-      <w:r>
-        <w:t xml:space="preserve"> </w:t>
-      </w:r>
-      <w:r>
-        <w:rPr>
-          <w:rStyle w:val="VerbatimChar"/>
-        </w:rPr>
-        <w:t xml:space="preserve">stg_*</w:t>
-      </w:r>
-      <w:r>
-        <w:t xml:space="preserve"> </w:t>
-      </w:r>
-      <w:r>
-        <w:t xml:space="preserve">qui renomment et typent les colonnes. Par exemple,</w:t>
-      </w:r>
-      <w:r>
-        <w:t xml:space="preserve"> </w:t>
-      </w:r>
-      <w:r>
-        <w:rPr>
-          <w:rStyle w:val="VerbatimChar"/>
-        </w:rPr>
-        <w:t xml:space="preserve">stg_invoice_lines</w:t>
-      </w:r>
-      <w:r>
-        <w:t xml:space="preserve"> </w:t>
-      </w:r>
-      <w:r>
-        <w:t xml:space="preserve">joint les lignes de facture à leur en-tête pour récupérer la date et le client. La couche Gold contient les quatre dimensions et les deux tables de faits. Les dossiers</w:t>
-      </w:r>
-      <w:r>
-        <w:t xml:space="preserve"> </w:t>
-      </w:r>
-      <w:r>
-        <w:rPr>
-          <w:rStyle w:val="VerbatimChar"/>
-        </w:rPr>
-        <w:t xml:space="preserve">staging</w:t>
-      </w:r>
-      <w:r>
-        <w:t xml:space="preserve"> </w:t>
-      </w:r>
-      <w:r>
-        <w:t xml:space="preserve">et</w:t>
-      </w:r>
-      <w:r>
-        <w:t xml:space="preserve"> </w:t>
-      </w:r>
-      <w:r>
-        <w:rPr>
-          <w:rStyle w:val="VerbatimChar"/>
-        </w:rPr>
-        <w:t xml:space="preserve">marts</w:t>
-      </w:r>
-      <w:r>
-        <w:t xml:space="preserve"> </w:t>
-      </w:r>
-      <w:r>
-        <w:t xml:space="preserve">sont envoyés dans les schémas</w:t>
-      </w:r>
-      <w:r>
-        <w:t xml:space="preserve"> </w:t>
-      </w:r>
-      <w:r>
-        <w:rPr>
-          <w:rStyle w:val="VerbatimChar"/>
-        </w:rPr>
-        <w:t xml:space="preserve">silver</w:t>
-      </w:r>
-      <w:r>
-        <w:t xml:space="preserve"> </w:t>
-      </w:r>
-      <w:r>
-        <w:t xml:space="preserve">et</w:t>
-      </w:r>
-      <w:r>
-        <w:t xml:space="preserve"> </w:t>
-      </w:r>
-      <w:r>
-        <w:rPr>
-          <w:rStyle w:val="VerbatimChar"/>
-        </w:rPr>
-        <w:t xml:space="preserve">gold</w:t>
-      </w:r>
-      <w:r>
-        <w:t xml:space="preserve"> </w:t>
-      </w:r>
-      <w:r>
-        <w:t xml:space="preserve">; il a fallu surcharger la macro</w:t>
-      </w:r>
-      <w:r>
-        <w:t xml:space="preserve"> </w:t>
-      </w:r>
-      <w:r>
-        <w:rPr>
-          <w:rStyle w:val="VerbatimChar"/>
-        </w:rPr>
-        <w:t xml:space="preserve">generate_schema_name</w:t>
-      </w:r>
-      <w:r>
-        <w:t xml:space="preserve">, sinon dbt crée des schémas nommés</w:t>
-      </w:r>
-      <w:r>
-        <w:t xml:space="preserve"> </w:t>
-      </w:r>
-      <w:r>
-        <w:rPr>
-          <w:rStyle w:val="VerbatimChar"/>
-        </w:rPr>
-        <w:t xml:space="preserve">SILVER_SILVER</w:t>
-      </w:r>
-      <w:r>
-        <w:t xml:space="preserve"> </w:t>
-      </w:r>
-      <w:r>
-        <w:t xml:space="preserve">et</w:t>
-      </w:r>
-      <w:r>
-        <w:t xml:space="preserve"> </w:t>
-      </w:r>
-      <w:r>
-        <w:rPr>
-          <w:rStyle w:val="VerbatimChar"/>
-        </w:rPr>
-        <w:t xml:space="preserve">SILVER_GOLD</w:t>
-      </w:r>
-      <w:r>
-        <w:t xml:space="preserve">.</w:t>
-      </w:r>
-    </w:p>
-    <w:p>
-      <w:pPr>
-        <w:pStyle w:val="BodyText"/>
-      </w:pPr>
-      <w:r>
-        <w:rPr>
-          <w:bCs/>
-          <w:b/>
-        </w:rPr>
-        <w:t xml:space="preserve">Code 3.2</w:t>
-      </w:r>
-      <w:r>
-        <w:t xml:space="preserve"> – Table de faits des ventes (models/marts/fct_sales.sql)</w:t>
-      </w:r>
-    </w:p>
-    <w:bookmarkStart w:id="61" w:name="code:fct"/>
-    <w:p>
-      <w:pPr>
-        <w:pStyle w:val="SourceCode"/>
-      </w:pPr>
-      <w:r>
-        <w:rPr>
-          <w:rStyle w:val="NormalTok"/>
-        </w:rPr>
-        <w:t xml:space="preserve"> </w:t>
-      </w:r>
-      <w:r>
-        <w:rPr>
-          <w:rStyle w:val="DecValTok"/>
-        </w:rPr>
-        <w:t xml:space="preserve">1</w:t>
-      </w:r>
-      <w:r>
-        <w:rPr>
-          <w:rStyle w:val="NormalTok"/>
-        </w:rPr>
-        <w:t xml:space="preserve">  </w:t>
-      </w:r>
-      <w:r>
-        <w:rPr>
-          <w:rStyle w:val="KeywordTok"/>
-        </w:rPr>
-        <w:t xml:space="preserve">select</w:t>
-      </w:r>
-      <w:r>
-        <w:br/>
-      </w:r>
-      <w:r>
-        <w:rPr>
-          <w:rStyle w:val="NormalTok"/>
-        </w:rPr>
-        <w:t xml:space="preserve"> </w:t>
-      </w:r>
-      <w:r>
-        <w:rPr>
-          <w:rStyle w:val="DecValTok"/>
-        </w:rPr>
-        <w:t xml:space="preserve">2</w:t>
-      </w:r>
-      <w:r>
-        <w:rPr>
-          <w:rStyle w:val="NormalTok"/>
-        </w:rPr>
-        <w:t xml:space="preserve">      ol.order_line_id,</w:t>
-      </w:r>
-      <w:r>
-        <w:br/>
-      </w:r>
-      <w:r>
-        <w:rPr>
-          <w:rStyle w:val="NormalTok"/>
-        </w:rPr>
-        <w:t xml:space="preserve"> </w:t>
-      </w:r>
-      <w:r>
-        <w:rPr>
-          <w:rStyle w:val="DecValTok"/>
-        </w:rPr>
-        <w:t xml:space="preserve">3</w:t>
-      </w:r>
-      <w:r>
-        <w:rPr>
-          <w:rStyle w:val="NormalTok"/>
-        </w:rPr>
-        <w:t xml:space="preserve">      o.order_id,</w:t>
-      </w:r>
-      <w:r>
-        <w:br/>
-      </w:r>
-      <w:r>
-        <w:rPr>
-          <w:rStyle w:val="NormalTok"/>
-        </w:rPr>
-        <w:t xml:space="preserve"> </w:t>
-      </w:r>
-      <w:r>
-        <w:rPr>
-          <w:rStyle w:val="DecValTok"/>
-        </w:rPr>
-        <w:t xml:space="preserve">4</w:t>
-      </w:r>
-      <w:r>
-        <w:rPr>
-          <w:rStyle w:val="NormalTok"/>
-        </w:rPr>
-        <w:t xml:space="preserve">      o.order_date,</w:t>
-      </w:r>
-      <w:r>
-        <w:br/>
-      </w:r>
-      <w:r>
-        <w:rPr>
-          <w:rStyle w:val="NormalTok"/>
-        </w:rPr>
-        <w:t xml:space="preserve"> </w:t>
-      </w:r>
-      <w:r>
-        <w:rPr>
-          <w:rStyle w:val="DecValTok"/>
-        </w:rPr>
-        <w:t xml:space="preserve">5</w:t>
-      </w:r>
-      <w:r>
-        <w:rPr>
-          <w:rStyle w:val="NormalTok"/>
-        </w:rPr>
-        <w:t xml:space="preserve">      o.customer_id,</w:t>
-      </w:r>
-      <w:r>
-        <w:br/>
-      </w:r>
-      <w:r>
-        <w:rPr>
-          <w:rStyle w:val="NormalTok"/>
-        </w:rPr>
-        <w:t xml:space="preserve"> </w:t>
-      </w:r>
-      <w:r>
-        <w:rPr>
-          <w:rStyle w:val="DecValTok"/>
-        </w:rPr>
-        <w:t xml:space="preserve">6</w:t>
-      </w:r>
-      <w:r>
-        <w:rPr>
-          <w:rStyle w:val="NormalTok"/>
-        </w:rPr>
-        <w:t xml:space="preserve">      o.salesperson_person_id     </w:t>
-      </w:r>
-      <w:r>
-        <w:rPr>
-          <w:rStyle w:val="KeywordTok"/>
-        </w:rPr>
-        <w:t xml:space="preserve">as</w:t>
-      </w:r>
-      <w:r>
-        <w:rPr>
-          <w:rStyle w:val="NormalTok"/>
-        </w:rPr>
-        <w:t xml:space="preserve"> salesperson_id,</w:t>
-      </w:r>
-      <w:r>
-        <w:br/>
-      </w:r>
-      <w:r>
-        <w:rPr>
-          <w:rStyle w:val="NormalTok"/>
-        </w:rPr>
-        <w:t xml:space="preserve"> </w:t>
-      </w:r>
-      <w:r>
-        <w:rPr>
-          <w:rStyle w:val="DecValTok"/>
-        </w:rPr>
-        <w:t xml:space="preserve">7</w:t>
-      </w:r>
-      <w:r>
-        <w:rPr>
-          <w:rStyle w:val="NormalTok"/>
-        </w:rPr>
-        <w:t xml:space="preserve">      ol.stock_item_id            </w:t>
-      </w:r>
-      <w:r>
-        <w:rPr>
-          <w:rStyle w:val="KeywordTok"/>
-        </w:rPr>
-        <w:t xml:space="preserve">as</w:t>
-      </w:r>
-      <w:r>
-        <w:rPr>
-          <w:rStyle w:val="NormalTok"/>
-        </w:rPr>
-        <w:t xml:space="preserve"> product_id,</w:t>
-      </w:r>
-      <w:r>
-        <w:br/>
-      </w:r>
-      <w:r>
-        <w:rPr>
-          <w:rStyle w:val="NormalTok"/>
-        </w:rPr>
-        <w:t xml:space="preserve"> </w:t>
-      </w:r>
-      <w:r>
-        <w:rPr>
-          <w:rStyle w:val="DecValTok"/>
-        </w:rPr>
-        <w:t xml:space="preserve">8</w:t>
-      </w:r>
-      <w:r>
-        <w:rPr>
-          <w:rStyle w:val="NormalTok"/>
-        </w:rPr>
-        <w:t xml:space="preserve">      ol.quantity,</w:t>
-      </w:r>
-      <w:r>
-        <w:br/>
-      </w:r>
-      <w:r>
-        <w:rPr>
-          <w:rStyle w:val="NormalTok"/>
-        </w:rPr>
-        <w:t xml:space="preserve"> </w:t>
-      </w:r>
-      <w:r>
-        <w:rPr>
-          <w:rStyle w:val="DecValTok"/>
-        </w:rPr>
-        <w:t xml:space="preserve">9</w:t>
-      </w:r>
-      <w:r>
-        <w:rPr>
-          <w:rStyle w:val="NormalTok"/>
-        </w:rPr>
-        <w:t xml:space="preserve">      ol.unit_price,</w:t>
-      </w:r>
-      <w:r>
-        <w:br/>
-      </w:r>
-      <w:r>
-        <w:rPr>
-          <w:rStyle w:val="DecValTok"/>
-        </w:rPr>
-        <w:t xml:space="preserve">10</w:t>
-      </w:r>
-      <w:r>
-        <w:rPr>
-          <w:rStyle w:val="NormalTok"/>
-        </w:rPr>
-        <w:t xml:space="preserve">      ol.quantity </w:t>
-      </w:r>
-      <w:r>
-        <w:rPr>
-          <w:rStyle w:val="OperatorTok"/>
-        </w:rPr>
-        <w:t xml:space="preserve">*</w:t>
-      </w:r>
-      <w:r>
-        <w:rPr>
-          <w:rStyle w:val="NormalTok"/>
-        </w:rPr>
-        <w:t xml:space="preserve"> ol.unit_price </w:t>
-      </w:r>
-      <w:r>
-        <w:rPr>
-          <w:rStyle w:val="KeywordTok"/>
-        </w:rPr>
-        <w:t xml:space="preserve">as</w:t>
-      </w:r>
-      <w:r>
-        <w:rPr>
-          <w:rStyle w:val="NormalTok"/>
-        </w:rPr>
-        <w:t xml:space="preserve"> sales_amount_excl_tax,</w:t>
-      </w:r>
-      <w:r>
-        <w:br/>
-      </w:r>
-      <w:r>
-        <w:rPr>
-          <w:rStyle w:val="DecValTok"/>
-        </w:rPr>
-        <w:t xml:space="preserve">11</w:t>
-      </w:r>
-      <w:r>
-        <w:rPr>
-          <w:rStyle w:val="NormalTok"/>
-        </w:rPr>
-        <w:t xml:space="preserve">      ol.quantity </w:t>
-      </w:r>
-      <w:r>
-        <w:rPr>
-          <w:rStyle w:val="OperatorTok"/>
-        </w:rPr>
-        <w:t xml:space="preserve">*</w:t>
-      </w:r>
-      <w:r>
-        <w:rPr>
-          <w:rStyle w:val="NormalTok"/>
-        </w:rPr>
-        <w:t xml:space="preserve"> ol.unit_price </w:t>
-      </w:r>
-      <w:r>
-        <w:rPr>
-          <w:rStyle w:val="OperatorTok"/>
-        </w:rPr>
-        <w:t xml:space="preserve">*</w:t>
-      </w:r>
-      <w:r>
-        <w:rPr>
-          <w:rStyle w:val="NormalTok"/>
-        </w:rPr>
-        <w:t xml:space="preserve"> (</w:t>
-      </w:r>
-      <w:r>
-        <w:rPr>
-          <w:rStyle w:val="DecValTok"/>
-        </w:rPr>
-        <w:t xml:space="preserve">1</w:t>
-      </w:r>
-      <w:r>
-        <w:rPr>
-          <w:rStyle w:val="NormalTok"/>
-        </w:rPr>
-        <w:t xml:space="preserve"> </w:t>
-      </w:r>
-      <w:r>
-        <w:rPr>
-          <w:rStyle w:val="OperatorTok"/>
-        </w:rPr>
-        <w:t xml:space="preserve">+</w:t>
-      </w:r>
-      <w:r>
-        <w:rPr>
-          <w:rStyle w:val="NormalTok"/>
-        </w:rPr>
-        <w:t xml:space="preserve"> ol.tax_rate </w:t>
-      </w:r>
-      <w:r>
-        <w:rPr>
-          <w:rStyle w:val="OperatorTok"/>
-        </w:rPr>
-        <w:t xml:space="preserve">/</w:t>
-      </w:r>
-      <w:r>
-        <w:rPr>
-          <w:rStyle w:val="NormalTok"/>
-        </w:rPr>
-        <w:t xml:space="preserve"> </w:t>
-      </w:r>
-      <w:r>
-        <w:rPr>
-          <w:rStyle w:val="DecValTok"/>
-        </w:rPr>
-        <w:t xml:space="preserve">100</w:t>
-      </w:r>
-      <w:r>
-        <w:rPr>
-          <w:rStyle w:val="NormalTok"/>
-        </w:rPr>
-        <w:t xml:space="preserve">) </w:t>
-      </w:r>
-      <w:r>
-        <w:rPr>
-          <w:rStyle w:val="KeywordTok"/>
-        </w:rPr>
-        <w:t xml:space="preserve">as</w:t>
-      </w:r>
-      <w:r>
-        <w:rPr>
-          <w:rStyle w:val="NormalTok"/>
-        </w:rPr>
-        <w:t xml:space="preserve"> sales_amount_incl_tax</w:t>
-      </w:r>
-      <w:r>
-        <w:br/>
-      </w:r>
-      <w:r>
-        <w:rPr>
-          <w:rStyle w:val="DecValTok"/>
-        </w:rPr>
-        <w:t xml:space="preserve">12</w:t>
-      </w:r>
-      <w:r>
-        <w:rPr>
-          <w:rStyle w:val="NormalTok"/>
-        </w:rPr>
-        <w:t xml:space="preserve">  </w:t>
-      </w:r>
-      <w:r>
-        <w:rPr>
-          <w:rStyle w:val="KeywordTok"/>
-        </w:rPr>
-        <w:t xml:space="preserve">from</w:t>
-      </w:r>
-      <w:r>
-        <w:rPr>
-          <w:rStyle w:val="NormalTok"/>
-        </w:rPr>
-        <w:t xml:space="preserve"> {{ </w:t>
-      </w:r>
-      <w:r>
-        <w:rPr>
-          <w:rStyle w:val="FunctionTok"/>
-        </w:rPr>
-        <w:t xml:space="preserve">ref</w:t>
-      </w:r>
-      <w:r>
-        <w:rPr>
-          <w:rStyle w:val="NormalTok"/>
-        </w:rPr>
-        <w:t xml:space="preserve">(</w:t>
-      </w:r>
-      <w:r>
-        <w:rPr>
-          <w:rStyle w:val="StringTok"/>
-        </w:rPr>
-        <w:t xml:space="preserve">'stg_order_lines'</w:t>
-      </w:r>
-      <w:r>
-        <w:rPr>
-          <w:rStyle w:val="NormalTok"/>
-        </w:rPr>
-        <w:t xml:space="preserve">) }} ol</w:t>
-      </w:r>
-      <w:r>
-        <w:br/>
-      </w:r>
-      <w:r>
-        <w:rPr>
-          <w:rStyle w:val="DecValTok"/>
-        </w:rPr>
-        <w:t xml:space="preserve">13</w:t>
-      </w:r>
-      <w:r>
-        <w:rPr>
-          <w:rStyle w:val="NormalTok"/>
-        </w:rPr>
-        <w:t xml:space="preserve">  </w:t>
-      </w:r>
-      <w:r>
-        <w:rPr>
-          <w:rStyle w:val="KeywordTok"/>
-        </w:rPr>
-        <w:t xml:space="preserve">join</w:t>
-      </w:r>
-      <w:r>
-        <w:rPr>
-          <w:rStyle w:val="NormalTok"/>
-        </w:rPr>
-        <w:t xml:space="preserve"> {{ </w:t>
-      </w:r>
-      <w:r>
-        <w:rPr>
-          <w:rStyle w:val="FunctionTok"/>
-        </w:rPr>
-        <w:t xml:space="preserve">ref</w:t>
-      </w:r>
-      <w:r>
-        <w:rPr>
-          <w:rStyle w:val="NormalTok"/>
-        </w:rPr>
-        <w:t xml:space="preserve">(</w:t>
-      </w:r>
-      <w:r>
-        <w:rPr>
-          <w:rStyle w:val="StringTok"/>
-        </w:rPr>
-        <w:t xml:space="preserve">'stg_orders'</w:t>
-      </w:r>
-      <w:r>
-        <w:rPr>
-          <w:rStyle w:val="NormalTok"/>
-        </w:rPr>
-        <w:t xml:space="preserve">) }} o </w:t>
-      </w:r>
-      <w:r>
-        <w:rPr>
-          <w:rStyle w:val="KeywordTok"/>
-        </w:rPr>
-        <w:t xml:space="preserve">on</w:t>
-      </w:r>
-      <w:r>
-        <w:rPr>
-          <w:rStyle w:val="NormalTok"/>
-        </w:rPr>
-        <w:t xml:space="preserve"> ol.order_id </w:t>
-      </w:r>
-      <w:r>
-        <w:rPr>
-          <w:rStyle w:val="OperatorTok"/>
-        </w:rPr>
-        <w:t xml:space="preserve">=</w:t>
-      </w:r>
-      <w:r>
-        <w:rPr>
-          <w:rStyle w:val="NormalTok"/>
-        </w:rPr>
-        <w:t xml:space="preserve"> o.order_id</w:t>
-      </w:r>
-    </w:p>
-    <w:bookmarkEnd w:id="61"/>
-    <w:p>
-      <w:pPr>
-        <w:pStyle w:val="FirstParagraph"/>
-      </w:pPr>
-      <w:r>
-        <w:t xml:space="preserve">Le chiffre d’affaires HT et TTC est calculé une seule fois ici (lignes 10 et 11), donc aucune requête de l’application n’a à le recalculer. Les clés sont renommées (</w:t>
-      </w:r>
-      <w:r>
-        <w:rPr>
-          <w:rStyle w:val="VerbatimChar"/>
-        </w:rPr>
-        <w:t xml:space="preserve">product_id</w:t>
-      </w:r>
-      <w:r>
-        <w:t xml:space="preserve">,</w:t>
-      </w:r>
-      <w:r>
-        <w:t xml:space="preserve"> </w:t>
-      </w:r>
-      <w:r>
-        <w:rPr>
-          <w:rStyle w:val="VerbatimChar"/>
-        </w:rPr>
-        <w:t xml:space="preserve">salesperson_id</w:t>
-      </w:r>
-      <w:r>
-        <w:t xml:space="preserve">) pour avoir le même nom que dans les dimensions, ce qui simplifie les jointures que le modèle de langage doit écrire.</w:t>
-      </w:r>
-    </w:p>
-    <w:p>
-      <w:pPr>
-        <w:pStyle w:val="BodyText"/>
-      </w:pPr>
-      <w:r>
-        <w:t xml:space="preserve">Les tests sont déclarés dans les fichiers YAML de documentation :</w:t>
-      </w:r>
-    </w:p>
-    <w:p>
-      <w:pPr>
-        <w:pStyle w:val="BodyText"/>
-      </w:pPr>
-      <w:r>
-        <w:rPr>
-          <w:bCs/>
-          <w:b/>
-        </w:rPr>
-        <w:t xml:space="preserve">Code 3.3</w:t>
-      </w:r>
-      <w:r>
-        <w:t xml:space="preserve"> – Extrait des tests de fct_sales (models/marts/_marts.yml)</w:t>
-      </w:r>
-    </w:p>
-    <w:bookmarkStart w:id="62" w:name="code:tests"/>
-    <w:p>
-      <w:pPr>
-        <w:pStyle w:val="SourceCode"/>
-      </w:pPr>
-      <w:r>
-        <w:rPr>
-          <w:rStyle w:val="FunctionTok"/>
-        </w:rPr>
-        <w:t xml:space="preserve">1    - name</w:t>
-      </w:r>
-      <w:r>
-        <w:rPr>
-          <w:rStyle w:val="KeywordTok"/>
-        </w:rPr>
-        <w:t xml:space="preserve">:</w:t>
-      </w:r>
-      <w:r>
-        <w:rPr>
-          <w:rStyle w:val="AttributeTok"/>
-        </w:rPr>
-        <w:t xml:space="preserve"> fct_sales</w:t>
-      </w:r>
-      <w:r>
-        <w:br/>
-      </w:r>
-      <w:r>
-        <w:rPr>
-          <w:rStyle w:val="FunctionTok"/>
-        </w:rPr>
-        <w:t xml:space="preserve">2      columns</w:t>
-      </w:r>
-      <w:r>
-        <w:rPr>
-          <w:rStyle w:val="KeywordTok"/>
-        </w:rPr>
-        <w:t xml:space="preserve">:</w:t>
-      </w:r>
-      <w:r>
-        <w:br/>
-      </w:r>
-      <w:r>
-        <w:rPr>
-          <w:rStyle w:val="FunctionTok"/>
-        </w:rPr>
-        <w:t xml:space="preserve">3        - name</w:t>
-      </w:r>
-      <w:r>
-        <w:rPr>
-          <w:rStyle w:val="KeywordTok"/>
-        </w:rPr>
-        <w:t xml:space="preserve">:</w:t>
-      </w:r>
-      <w:r>
-        <w:rPr>
-          <w:rStyle w:val="AttributeTok"/>
-        </w:rPr>
-        <w:t xml:space="preserve"> order_line_id</w:t>
-      </w:r>
-      <w:r>
-        <w:br/>
-      </w:r>
-      <w:r>
-        <w:rPr>
-          <w:rStyle w:val="FunctionTok"/>
-        </w:rPr>
-        <w:t xml:space="preserve">4          data_tests</w:t>
-      </w:r>
-      <w:r>
-        <w:rPr>
-          <w:rStyle w:val="KeywordTok"/>
-        </w:rPr>
-        <w:t xml:space="preserve">:</w:t>
-      </w:r>
-      <w:r>
-        <w:rPr>
-          <w:rStyle w:val="AttributeTok"/>
-        </w:rPr>
-        <w:t xml:space="preserve"> </w:t>
-      </w:r>
-      <w:r>
-        <w:rPr>
-          <w:rStyle w:val="KeywordTok"/>
-        </w:rPr>
-        <w:t xml:space="preserve">[</w:t>
-      </w:r>
-      <w:r>
-        <w:rPr>
-          <w:rStyle w:val="AttributeTok"/>
-        </w:rPr>
-        <w:t xml:space="preserve">unique</w:t>
-      </w:r>
-      <w:r>
-        <w:rPr>
-          <w:rStyle w:val="KeywordTok"/>
-        </w:rPr>
-        <w:t xml:space="preserve">,</w:t>
-      </w:r>
-      <w:r>
-        <w:rPr>
-          <w:rStyle w:val="AttributeTok"/>
-        </w:rPr>
-        <w:t xml:space="preserve"> not_</w:t>
-      </w:r>
-      <w:r>
-        <w:rPr>
-          <w:rStyle w:val="CharTok"/>
-        </w:rPr>
-        <w:t xml:space="preserve">null</w:t>
-      </w:r>
-      <w:r>
-        <w:rPr>
-          <w:rStyle w:val="KeywordTok"/>
-        </w:rPr>
-        <w:t xml:space="preserve">]</w:t>
-      </w:r>
-      <w:r>
-        <w:br/>
-      </w:r>
-      <w:r>
-        <w:rPr>
-          <w:rStyle w:val="FunctionTok"/>
-        </w:rPr>
-        <w:t xml:space="preserve">5        - name</w:t>
-      </w:r>
-      <w:r>
-        <w:rPr>
-          <w:rStyle w:val="KeywordTok"/>
-        </w:rPr>
-        <w:t xml:space="preserve">:</w:t>
-      </w:r>
-      <w:r>
-        <w:rPr>
-          <w:rStyle w:val="AttributeTok"/>
-        </w:rPr>
-        <w:t xml:space="preserve"> product_id</w:t>
-      </w:r>
-      <w:r>
-        <w:br/>
-      </w:r>
-      <w:r>
-        <w:rPr>
-          <w:rStyle w:val="FunctionTok"/>
-        </w:rPr>
-        <w:t xml:space="preserve">6          data_tests</w:t>
-      </w:r>
-      <w:r>
-        <w:rPr>
-          <w:rStyle w:val="KeywordTok"/>
-        </w:rPr>
-        <w:t xml:space="preserve">:</w:t>
-      </w:r>
-      <w:r>
-        <w:br/>
-      </w:r>
-      <w:r>
-        <w:rPr>
-          <w:rStyle w:val="FunctionTok"/>
-        </w:rPr>
-        <w:t xml:space="preserve">7            - relationships</w:t>
-      </w:r>
-      <w:r>
-        <w:rPr>
-          <w:rStyle w:val="KeywordTok"/>
-        </w:rPr>
-        <w:t xml:space="preserve">:</w:t>
-      </w:r>
-      <w:r>
-        <w:br/>
-      </w:r>
-      <w:r>
-        <w:rPr>
-          <w:rStyle w:val="FunctionTok"/>
-        </w:rPr>
-        <w:t xml:space="preserve">8                arguments</w:t>
-      </w:r>
-      <w:r>
-        <w:rPr>
-          <w:rStyle w:val="KeywordTok"/>
-        </w:rPr>
-        <w:t xml:space="preserve">:</w:t>
-      </w:r>
-      <w:r>
-        <w:rPr>
-          <w:rStyle w:val="AttributeTok"/>
-        </w:rPr>
-        <w:t xml:space="preserve"> </w:t>
-      </w:r>
-      <w:r>
-        <w:rPr>
-          <w:rStyle w:val="KeywordTok"/>
-        </w:rPr>
-        <w:t xml:space="preserve">{</w:t>
-      </w:r>
-      <w:r>
-        <w:rPr>
-          <w:rStyle w:val="FunctionTok"/>
-        </w:rPr>
-        <w:t xml:space="preserve">to</w:t>
-      </w:r>
-      <w:r>
-        <w:rPr>
-          <w:rStyle w:val="KeywordTok"/>
-        </w:rPr>
-        <w:t xml:space="preserve">:</w:t>
-      </w:r>
-      <w:r>
-        <w:rPr>
-          <w:rStyle w:val="AttributeTok"/>
-        </w:rPr>
-        <w:t xml:space="preserve"> ref('dim_products')</w:t>
-      </w:r>
-      <w:r>
-        <w:rPr>
-          <w:rStyle w:val="KeywordTok"/>
-        </w:rPr>
-        <w:t xml:space="preserve">,</w:t>
-      </w:r>
-      <w:r>
-        <w:rPr>
-          <w:rStyle w:val="AttributeTok"/>
-        </w:rPr>
-        <w:t xml:space="preserve"> </w:t>
-      </w:r>
-      <w:r>
-        <w:rPr>
-          <w:rStyle w:val="FunctionTok"/>
-        </w:rPr>
-        <w:t xml:space="preserve">field</w:t>
-      </w:r>
-      <w:r>
-        <w:rPr>
-          <w:rStyle w:val="KeywordTok"/>
-        </w:rPr>
-        <w:t xml:space="preserve">:</w:t>
-      </w:r>
-      <w:r>
-        <w:rPr>
-          <w:rStyle w:val="AttributeTok"/>
-        </w:rPr>
-        <w:t xml:space="preserve"> product_id</w:t>
-      </w:r>
-      <w:r>
-        <w:rPr>
-          <w:rStyle w:val="KeywordTok"/>
-        </w:rPr>
-        <w:t xml:space="preserve">}</w:t>
-      </w:r>
-    </w:p>
-    <w:bookmarkEnd w:id="62"/>
-    <w:p>
-      <w:pPr>
-        <w:pStyle w:val="FirstParagraph"/>
-      </w:pPr>
-      <w:r>
-        <w:t xml:space="preserve">Le test</w:t>
-      </w:r>
-      <w:r>
-        <w:t xml:space="preserve"> </w:t>
-      </w:r>
-      <w:r>
-        <w:rPr>
-          <w:rStyle w:val="VerbatimChar"/>
-        </w:rPr>
-        <w:t xml:space="preserve">unique</w:t>
-      </w:r>
-      <w:r>
-        <w:t xml:space="preserve"> </w:t>
-      </w:r>
-      <w:r>
-        <w:t xml:space="preserve">sur la clé vérifie qu’aucune jointure n’a dupliqué de lignes, et</w:t>
-      </w:r>
-      <w:r>
-        <w:t xml:space="preserve"> </w:t>
-      </w:r>
-      <w:r>
-        <w:rPr>
-          <w:rStyle w:val="VerbatimChar"/>
-        </w:rPr>
-        <w:t xml:space="preserve">relationships</w:t>
-      </w:r>
-      <w:r>
-        <w:t xml:space="preserve"> </w:t>
-      </w:r>
-      <w:r>
-        <w:t xml:space="preserve">vérifie que chaque vente pointe vers un produit qui existe. Il y a dix-huit tests au total.</w:t>
-      </w:r>
-      <w:r>
-        <w:t xml:space="preserve"> </w:t>
-      </w:r>
-      <w:r>
-        <w:rPr>
-          <w:rStyle w:val="VerbatimChar"/>
-        </w:rPr>
-        <w:t xml:space="preserve">dbt build</w:t>
-      </w:r>
-      <w:r>
-        <w:t xml:space="preserve"> </w:t>
-      </w:r>
-      <w:r>
-        <w:t xml:space="preserve">exécute les 13 modèles et les tests dans l’ordre (31 nœuds).</w:t>
+        <w:t xml:space="preserve">Les deux composants sont déclarés dans des fichiers</w:t>
+      </w:r>
+      <w:r>
+        <w:t xml:space="preserve"> </w:t>
+      </w:r>
+      <w:r>
+        <w:rPr>
+          <w:rStyle w:val="VerbatimChar"/>
+        </w:rPr>
+        <w:t xml:space="preserve">defs.yaml</w:t>
+      </w:r>
+      <w:r>
+        <w:t xml:space="preserve">. Pour dbt, il suffit d’indiquer le dossier du projet et la commande</w:t>
+      </w:r>
+      <w:r>
+        <w:t xml:space="preserve"> </w:t>
+      </w:r>
+      <w:r>
+        <w:rPr>
+          <w:rStyle w:val="VerbatimChar"/>
+        </w:rPr>
+        <w:t xml:space="preserve">build</w:t>
+      </w:r>
+      <w:r>
+        <w:t xml:space="preserve">. Au début, notre fichier s’appelait</w:t>
+      </w:r>
+      <w:r>
+        <w:t xml:space="preserve"> </w:t>
+      </w:r>
+      <w:r>
+        <w:rPr>
+          <w:rStyle w:val="VerbatimChar"/>
+        </w:rPr>
+        <w:t xml:space="preserve">defs.yml</w:t>
+      </w:r>
+      <w:r>
+        <w:t xml:space="preserve"> </w:t>
+      </w:r>
+      <w:r>
+        <w:t xml:space="preserve">: Dagster l’ignorait sans afficher d’erreur et l’étape dbt n’apparaissait pas. C’est</w:t>
+      </w:r>
+      <w:r>
+        <w:t xml:space="preserve"> </w:t>
+      </w:r>
+      <w:r>
+        <w:rPr>
+          <w:rStyle w:val="VerbatimChar"/>
+        </w:rPr>
+        <w:t xml:space="preserve">dg list defs</w:t>
+      </w:r>
+      <w:r>
+        <w:t xml:space="preserve"> </w:t>
+      </w:r>
+      <w:r>
+        <w:t xml:space="preserve">qui nous a permis de voir ce qui était vraiment chargé (figure 3.8).</w:t>
       </w:r>
     </w:p>
     <w:p>
@@ -3804,20 +4121,20 @@
       <w:r>
         <w:drawing>
           <wp:inline>
-            <wp:extent cx="4890135" cy="3056334"/>
+            <wp:extent cx="4314825" cy="3475532"/>
             <wp:effectExtent b="0" l="0" r="0" t="0"/>
-            <wp:docPr descr="Lignage dbt, des sources Bronze aux tables Gold" title="" id="64" name="Picture"/>
+            <wp:docPr descr="Définitions chargées, vues avec dg list defs" title="" id="67" name="Picture"/>
             <a:graphic>
               <a:graphicData uri="http://schemas.openxmlformats.org/drawingml/2006/picture">
                 <pic:pic>
                   <pic:nvPicPr>
-                    <pic:cNvPr descr="figures/dbt_lineage.png" id="65" name="Picture"/>
+                    <pic:cNvPr descr="../../captures/Capture7.png" id="68" name="Picture"/>
                     <pic:cNvPicPr>
                       <a:picLocks noChangeArrowheads="1" noChangeAspect="1"/>
                     </pic:cNvPicPr>
                   </pic:nvPicPr>
                   <pic:blipFill>
-                    <a:blip r:embed="rId63"/>
+                    <a:blip r:embed="rId66"/>
                     <a:stretch>
                       <a:fillRect/>
                     </a:stretch>
@@ -3825,7 +4142,7 @@
                   <pic:spPr bwMode="auto">
                     <a:xfrm>
                       <a:off x="0" y="0"/>
-                      <a:ext cx="4890135" cy="3056334"/>
+                      <a:ext cx="4314825" cy="3475532"/>
                     </a:xfrm>
                     <a:prstGeom prst="rect">
                       <a:avLst/>
@@ -3856,73 +4173,7 @@
         <w:t xml:space="preserve">Figure 3.8</w:t>
       </w:r>
       <w:r>
-        <w:t xml:space="preserve"> – Lignage dbt, des sources Bronze aux tables Gold</w:t>
-      </w:r>
-    </w:p>
-    <w:bookmarkEnd w:id="66"/>
-    <w:bookmarkStart w:id="92" w:name="orchestration-avec-dagster"/>
-    <w:p>
-      <w:pPr>
-        <w:pStyle w:val="Heading2"/>
-      </w:pPr>
-      <w:r>
-        <w:rPr>
-          <w:rStyle w:val="SectionNumber"/>
-        </w:rPr>
-        <w:t xml:space="preserve">3.3</w:t>
-      </w:r>
-      <w:r>
-        <w:tab/>
-      </w:r>
-      <w:r>
-        <w:t xml:space="preserve">Orchestration avec Dagster</w:t>
-      </w:r>
-    </w:p>
-    <w:p>
-      <w:pPr>
-        <w:pStyle w:val="FirstParagraph"/>
-      </w:pPr>
-      <w:r>
-        <w:t xml:space="preserve">Les deux composants sont déclarés dans des fichiers</w:t>
-      </w:r>
-      <w:r>
-        <w:t xml:space="preserve"> </w:t>
-      </w:r>
-      <w:r>
-        <w:rPr>
-          <w:rStyle w:val="VerbatimChar"/>
-        </w:rPr>
-        <w:t xml:space="preserve">defs.yaml</w:t>
-      </w:r>
-      <w:r>
-        <w:t xml:space="preserve">. Pour dbt, il suffit d’indiquer le dossier du projet et la commande</w:t>
-      </w:r>
-      <w:r>
-        <w:t xml:space="preserve"> </w:t>
-      </w:r>
-      <w:r>
-        <w:rPr>
-          <w:rStyle w:val="VerbatimChar"/>
-        </w:rPr>
-        <w:t xml:space="preserve">build</w:t>
-      </w:r>
-      <w:r>
-        <w:t xml:space="preserve">. Au début, notre fichier s’appelait</w:t>
-      </w:r>
-      <w:r>
-        <w:t xml:space="preserve"> </w:t>
-      </w:r>
-      <w:r>
-        <w:rPr>
-          <w:rStyle w:val="VerbatimChar"/>
-        </w:rPr>
-        <w:t xml:space="preserve">defs.yml</w:t>
-      </w:r>
-      <w:r>
-        <w:t xml:space="preserve"> </w:t>
-      </w:r>
-      <w:r>
-        <w:t xml:space="preserve">: Dagster l’ignorait sans afficher d’erreur et l’étape dbt n’apparaissait pas. C’est</w:t>
+        <w:t xml:space="preserve"> – Définitions chargées, vues avec</w:t>
       </w:r>
       <w:r>
         <w:t xml:space="preserve"> </w:t>
@@ -3933,11 +4184,55 @@
         </w:rPr>
         <w:t xml:space="preserve">dg list defs</w:t>
       </w:r>
-      <w:r>
-        <w:t xml:space="preserve"> </w:t>
-      </w:r>
-      <w:r>
-        <w:t xml:space="preserve">qui nous a permis de voir ce qui était vraiment chargé (figure 3.9).</w:t>
+    </w:p>
+    <w:p>
+      <w:pPr>
+        <w:pStyle w:val="BodyText"/>
+      </w:pPr>
+      <w:r>
+        <w:t xml:space="preserve">La cible</w:t>
+      </w:r>
+      <w:r>
+        <w:t xml:space="preserve"> </w:t>
+      </w:r>
+      <w:r>
+        <w:rPr>
+          <w:rStyle w:val="VerbatimChar"/>
+        </w:rPr>
+        <w:t xml:space="preserve">prod</w:t>
+      </w:r>
+      <w:r>
+        <w:t xml:space="preserve"> </w:t>
+      </w:r>
+      <w:r>
+        <w:t xml:space="preserve">du profil dbt pointe vers Snowflake avec le rôle</w:t>
+      </w:r>
+      <w:r>
+        <w:t xml:space="preserve"> </w:t>
+      </w:r>
+      <w:r>
+        <w:rPr>
+          <w:rStyle w:val="VerbatimChar"/>
+        </w:rPr>
+        <w:t xml:space="preserve">PFPB_ROLE</w:t>
+      </w:r>
+      <w:r>
+        <w:t xml:space="preserve">. Avant le premier run,</w:t>
+      </w:r>
+      <w:r>
+        <w:t xml:space="preserve"> </w:t>
+      </w:r>
+      <w:r>
+        <w:rPr>
+          <w:rStyle w:val="VerbatimChar"/>
+        </w:rPr>
+        <w:t xml:space="preserve">dbt debug</w:t>
+      </w:r>
+      <w:r>
+        <w:t xml:space="preserve"> </w:t>
+      </w:r>
+      <w:r>
+        <w:t xml:space="preserve">nous a permis de vérifier la connexion (figure 3.9).</w:t>
       </w:r>
     </w:p>
     <w:p>
@@ -3947,20 +4242,20 @@
       <w:r>
         <w:drawing>
           <wp:inline>
-            <wp:extent cx="3164205" cy="2548723"/>
+            <wp:extent cx="5177790" cy="2962981"/>
             <wp:effectExtent b="0" l="0" r="0" t="0"/>
-            <wp:docPr descr="Définitions chargées, vues avec dg list defs" title="" id="68" name="Picture"/>
+            <wp:docPr descr="Connexion à Snowflake vérifiée avec dbt debug" title="" id="70" name="Picture"/>
             <a:graphic>
               <a:graphicData uri="http://schemas.openxmlformats.org/drawingml/2006/picture">
                 <pic:pic>
                   <pic:nvPicPr>
-                    <pic:cNvPr descr="../../captures/Capture7.png" id="69" name="Picture"/>
+                    <pic:cNvPr descr="../../captures/Capture8.png" id="71" name="Picture"/>
                     <pic:cNvPicPr>
                       <a:picLocks noChangeArrowheads="1" noChangeAspect="1"/>
                     </pic:cNvPicPr>
                   </pic:nvPicPr>
                   <pic:blipFill>
-                    <a:blip r:embed="rId67"/>
+                    <a:blip r:embed="rId69"/>
                     <a:stretch>
                       <a:fillRect/>
                     </a:stretch>
@@ -3968,7 +4263,7 @@
                   <pic:spPr bwMode="auto">
                     <a:xfrm>
                       <a:off x="0" y="0"/>
-                      <a:ext cx="3164205" cy="2548723"/>
+                      <a:ext cx="5177790" cy="2962981"/>
                     </a:xfrm>
                     <a:prstGeom prst="rect">
                       <a:avLst/>
@@ -3999,16 +4294,16 @@
         <w:t xml:space="preserve">Figure 3.9</w:t>
       </w:r>
       <w:r>
-        <w:t xml:space="preserve"> – Définitions chargées, vues avec</w:t>
-      </w:r>
-      <w:r>
-        <w:t xml:space="preserve"> </w:t>
-      </w:r>
-      <w:r>
-        <w:rPr>
-          <w:rStyle w:val="VerbatimChar"/>
-        </w:rPr>
-        <w:t xml:space="preserve">dg list defs</w:t>
+        <w:t xml:space="preserve"> – Connexion à Snowflake vérifiée avec</w:t>
+      </w:r>
+      <w:r>
+        <w:t xml:space="preserve"> </w:t>
+      </w:r>
+      <w:r>
+        <w:rPr>
+          <w:rStyle w:val="VerbatimChar"/>
+        </w:rPr>
+        <w:t xml:space="preserve">dbt debug</w:t>
       </w:r>
     </w:p>
     <w:p>
@@ -4026,7 +4321,7 @@
         <w:t xml:space="preserve"> – Job et planification (defs/schedules.py)</w:t>
       </w:r>
     </w:p>
-    <w:bookmarkStart w:id="70" w:name="code:schedule"/>
+    <w:bookmarkStart w:id="72" w:name="code:schedule"/>
     <w:p>
       <w:pPr>
         <w:pStyle w:val="SourceCode"/>
@@ -4242,13 +4537,21 @@
         <w:t xml:space="preserve">  )</w:t>
       </w:r>
     </w:p>
-    <w:bookmarkEnd w:id="70"/>
+    <w:bookmarkEnd w:id="72"/>
     <w:p>
       <w:pPr>
         <w:pStyle w:val="FirstParagraph"/>
       </w:pPr>
       <w:r>
-        <w:t xml:space="preserve">Le job sélectionne tous les actifs, et Dagster les lance dans l’ordre du lignage : DLT d’abord, puis dbt. Il est planifié tous les jours à 2 h, heure de Dakar. Le graphe des actifs (figure 3.10) montre la chaîne complète, des tables DLT jusqu’aux tables Gold. L’interface se lance avec</w:t>
+        <w:t xml:space="preserve">Le job sélectionne tous les actifs, et Dagster les lance dans l’ordre du lignage : DLT d’abord, puis dbt. Il est planifié tous les jours à 2 h, heure de Dakar.</w:t>
+      </w:r>
+    </w:p>
+    <w:p>
+      <w:pPr>
+        <w:pStyle w:val="BodyText"/>
+      </w:pPr>
+      <w:r>
+        <w:t xml:space="preserve">L’interface se lance avec</w:t>
       </w:r>
       <w:r>
         <w:t xml:space="preserve"> </w:t>
@@ -4263,7 +4566,7 @@
         <w:t xml:space="preserve"> </w:t>
       </w:r>
       <w:r>
-        <w:t xml:space="preserve">(figure 3.11) et s’ouvre sur la page de suivi des runs (figure 3.12). Le run est ensuite lancé depuis l’interface (figures 3.13 et 3.14). L’étape dbt termine avec tous les contrôles passés (figure 3.15). Le run complet sur Snowflake a duré 7 min 28 s, dont 4 min 33 s pour DLT et 23 s pour dbt (figure 3.16).</w:t>
+        <w:t xml:space="preserve">(figure 3.10) et s’ouvre sur la page de suivi des runs (figure 3.11). Le graphe des actifs (figure 3.12) montre la chaîne complète, des tables DLT jusqu’aux tables Gold.</w:t>
       </w:r>
     </w:p>
     <w:p>
@@ -4273,20 +4576,20 @@
       <w:r>
         <w:drawing>
           <wp:inline>
-            <wp:extent cx="2301240" cy="4630046"/>
+            <wp:extent cx="5177790" cy="2973785"/>
             <wp:effectExtent b="0" l="0" r="0" t="0"/>
-            <wp:docPr descr="Lignage des actifs dans Dagster" title="" id="72" name="Picture"/>
+            <wp:docPr descr="Lancement de l’interface avec dg dev" title="" id="74" name="Picture"/>
             <a:graphic>
               <a:graphicData uri="http://schemas.openxmlformats.org/drawingml/2006/picture">
                 <pic:pic>
                   <pic:nvPicPr>
-                    <pic:cNvPr descr="figures/dagster_lineage.png" id="73" name="Picture"/>
+                    <pic:cNvPr descr="../../captures/Capture9.png" id="75" name="Picture"/>
                     <pic:cNvPicPr>
                       <a:picLocks noChangeArrowheads="1" noChangeAspect="1"/>
                     </pic:cNvPicPr>
                   </pic:nvPicPr>
                   <pic:blipFill>
-                    <a:blip r:embed="rId71"/>
+                    <a:blip r:embed="rId73"/>
                     <a:stretch>
                       <a:fillRect/>
                     </a:stretch>
@@ -4294,7 +4597,7 @@
                   <pic:spPr bwMode="auto">
                     <a:xfrm>
                       <a:off x="0" y="0"/>
-                      <a:ext cx="2301240" cy="4630046"/>
+                      <a:ext cx="5177790" cy="2973785"/>
                     </a:xfrm>
                     <a:prstGeom prst="rect">
                       <a:avLst/>
@@ -4325,7 +4628,16 @@
         <w:t xml:space="preserve">Figure 3.10</w:t>
       </w:r>
       <w:r>
-        <w:t xml:space="preserve"> – Lignage des actifs dans Dagster</w:t>
+        <w:t xml:space="preserve"> – Lancement de l’interface avec</w:t>
+      </w:r>
+      <w:r>
+        <w:t xml:space="preserve"> </w:t>
+      </w:r>
+      <w:r>
+        <w:rPr>
+          <w:rStyle w:val="VerbatimChar"/>
+        </w:rPr>
+        <w:t xml:space="preserve">dg dev</w:t>
       </w:r>
     </w:p>
     <w:p>
@@ -4335,20 +4647,20 @@
       <w:r>
         <w:drawing>
           <wp:inline>
-            <wp:extent cx="4027170" cy="2312944"/>
+            <wp:extent cx="5177790" cy="3068320"/>
             <wp:effectExtent b="0" l="0" r="0" t="0"/>
-            <wp:docPr descr="Lancement de l’interface avec dg dev" title="" id="75" name="Picture"/>
+            <wp:docPr descr="Page de suivi des runs dans Dagster" title="" id="77" name="Picture"/>
             <a:graphic>
               <a:graphicData uri="http://schemas.openxmlformats.org/drawingml/2006/picture">
                 <pic:pic>
                   <pic:nvPicPr>
-                    <pic:cNvPr descr="../../captures/Capture9.png" id="76" name="Picture"/>
+                    <pic:cNvPr descr="../../captures/Capture10.png" id="78" name="Picture"/>
                     <pic:cNvPicPr>
                       <a:picLocks noChangeArrowheads="1" noChangeAspect="1"/>
                     </pic:cNvPicPr>
                   </pic:nvPicPr>
                   <pic:blipFill>
-                    <a:blip r:embed="rId74"/>
+                    <a:blip r:embed="rId76"/>
                     <a:stretch>
                       <a:fillRect/>
                     </a:stretch>
@@ -4356,7 +4668,7 @@
                   <pic:spPr bwMode="auto">
                     <a:xfrm>
                       <a:off x="0" y="0"/>
-                      <a:ext cx="4027170" cy="2312944"/>
+                      <a:ext cx="5177790" cy="3068320"/>
                     </a:xfrm>
                     <a:prstGeom prst="rect">
                       <a:avLst/>
@@ -4387,16 +4699,7 @@
         <w:t xml:space="preserve">Figure 3.11</w:t>
       </w:r>
       <w:r>
-        <w:t xml:space="preserve"> – Lancement de l’interface avec</w:t>
-      </w:r>
-      <w:r>
-        <w:t xml:space="preserve"> </w:t>
-      </w:r>
-      <w:r>
-        <w:rPr>
-          <w:rStyle w:val="VerbatimChar"/>
-        </w:rPr>
-        <w:t xml:space="preserve">dg dev</w:t>
+        <w:t xml:space="preserve"> – Page de suivi des runs dans Dagster</w:t>
       </w:r>
     </w:p>
     <w:p>
@@ -4406,20 +4709,20 @@
       <w:r>
         <w:drawing>
           <wp:inline>
-            <wp:extent cx="4027170" cy="2386471"/>
+            <wp:extent cx="2588895" cy="5208802"/>
             <wp:effectExtent b="0" l="0" r="0" t="0"/>
-            <wp:docPr descr="Page de suivi des runs dans Dagster" title="" id="78" name="Picture"/>
+            <wp:docPr descr="Lignage des actifs dans Dagster" title="" id="80" name="Picture"/>
             <a:graphic>
               <a:graphicData uri="http://schemas.openxmlformats.org/drawingml/2006/picture">
                 <pic:pic>
                   <pic:nvPicPr>
-                    <pic:cNvPr descr="../../captures/Capture10.png" id="79" name="Picture"/>
+                    <pic:cNvPr descr="figures/dagster_lineage.png" id="81" name="Picture"/>
                     <pic:cNvPicPr>
                       <a:picLocks noChangeArrowheads="1" noChangeAspect="1"/>
                     </pic:cNvPicPr>
                   </pic:nvPicPr>
                   <pic:blipFill>
-                    <a:blip r:embed="rId77"/>
+                    <a:blip r:embed="rId79"/>
                     <a:stretch>
                       <a:fillRect/>
                     </a:stretch>
@@ -4427,7 +4730,7 @@
                   <pic:spPr bwMode="auto">
                     <a:xfrm>
                       <a:off x="0" y="0"/>
-                      <a:ext cx="4027170" cy="2386471"/>
+                      <a:ext cx="2588895" cy="5208802"/>
                     </a:xfrm>
                     <a:prstGeom prst="rect">
                       <a:avLst/>
@@ -4458,7 +4761,60 @@
         <w:t xml:space="preserve">Figure 3.12</w:t>
       </w:r>
       <w:r>
-        <w:t xml:space="preserve"> – Page de suivi des runs dans Dagster</w:t>
+        <w:t xml:space="preserve"> – Lignage des actifs dans Dagster</w:t>
+      </w:r>
+    </w:p>
+    <w:p>
+      <w:pPr>
+        <w:pStyle w:val="BodyText"/>
+      </w:pPr>
+      <w:r>
+        <w:t xml:space="preserve">Le run sur Snowflake a ensuite été lancé depuis l’interface (figures 3.13 et 3.14). L’étape DLT a chargé les dix tables dans</w:t>
+      </w:r>
+      <w:r>
+        <w:t xml:space="preserve"> </w:t>
+      </w:r>
+      <w:r>
+        <w:rPr>
+          <w:rStyle w:val="VerbatimChar"/>
+        </w:rPr>
+        <w:t xml:space="preserve">BRONZE</w:t>
+      </w:r>
+      <w:r>
+        <w:t xml:space="preserve"> </w:t>
+      </w:r>
+      <w:r>
+        <w:t xml:space="preserve">en 4 min 33 s (figure 3.15), puis l’étape dbt a construit</w:t>
+      </w:r>
+      <w:r>
+        <w:t xml:space="preserve"> </w:t>
+      </w:r>
+      <w:r>
+        <w:rPr>
+          <w:rStyle w:val="VerbatimChar"/>
+        </w:rPr>
+        <w:t xml:space="preserve">SILVER</w:t>
+      </w:r>
+      <w:r>
+        <w:t xml:space="preserve"> </w:t>
+      </w:r>
+      <w:r>
+        <w:t xml:space="preserve">et</w:t>
+      </w:r>
+      <w:r>
+        <w:t xml:space="preserve"> </w:t>
+      </w:r>
+      <w:r>
+        <w:rPr>
+          <w:rStyle w:val="VerbatimChar"/>
+        </w:rPr>
+        <w:t xml:space="preserve">GOLD</w:t>
+      </w:r>
+      <w:r>
+        <w:t xml:space="preserve"> </w:t>
+      </w:r>
+      <w:r>
+        <w:t xml:space="preserve">en 23,28 s avec tous les contrôles passés (figure 3.16). Le run complet a duré 7 min 28 s (figure 3.17).</w:t>
       </w:r>
     </w:p>
     <w:p>
@@ -4468,20 +4824,20 @@
       <w:r>
         <w:drawing>
           <wp:inline>
-            <wp:extent cx="4027170" cy="2384370"/>
+            <wp:extent cx="5177790" cy="3065619"/>
             <wp:effectExtent b="0" l="0" r="0" t="0"/>
-            <wp:docPr descr="Démarrage du run" title="" id="81" name="Picture"/>
+            <wp:docPr descr="Démarrage du run" title="" id="83" name="Picture"/>
             <a:graphic>
               <a:graphicData uri="http://schemas.openxmlformats.org/drawingml/2006/picture">
                 <pic:pic>
                   <pic:nvPicPr>
-                    <pic:cNvPr descr="../../captures/Capture12.png" id="82" name="Picture"/>
+                    <pic:cNvPr descr="../../captures/Capture12.png" id="84" name="Picture"/>
                     <pic:cNvPicPr>
                       <a:picLocks noChangeArrowheads="1" noChangeAspect="1"/>
                     </pic:cNvPicPr>
                   </pic:nvPicPr>
                   <pic:blipFill>
-                    <a:blip r:embed="rId80"/>
+                    <a:blip r:embed="rId82"/>
                     <a:stretch>
                       <a:fillRect/>
                     </a:stretch>
@@ -4489,7 +4845,7 @@
                   <pic:spPr bwMode="auto">
                     <a:xfrm>
                       <a:off x="0" y="0"/>
-                      <a:ext cx="4027170" cy="2384370"/>
+                      <a:ext cx="5177790" cy="3065619"/>
                     </a:xfrm>
                     <a:prstGeom prst="rect">
                       <a:avLst/>
@@ -4530,20 +4886,20 @@
       <w:r>
         <w:drawing>
           <wp:inline>
-            <wp:extent cx="4027170" cy="2384370"/>
+            <wp:extent cx="5177790" cy="3065619"/>
             <wp:effectExtent b="0" l="0" r="0" t="0"/>
-            <wp:docPr descr="Étapes du run" title="" id="84" name="Picture"/>
+            <wp:docPr descr="Étapes du run" title="" id="86" name="Picture"/>
             <a:graphic>
               <a:graphicData uri="http://schemas.openxmlformats.org/drawingml/2006/picture">
                 <pic:pic>
                   <pic:nvPicPr>
-                    <pic:cNvPr descr="../../captures/Capture13.png" id="85" name="Picture"/>
+                    <pic:cNvPr descr="../../captures/Capture13.png" id="87" name="Picture"/>
                     <pic:cNvPicPr>
                       <a:picLocks noChangeArrowheads="1" noChangeAspect="1"/>
                     </pic:cNvPicPr>
                   </pic:nvPicPr>
                   <pic:blipFill>
-                    <a:blip r:embed="rId83"/>
+                    <a:blip r:embed="rId85"/>
                     <a:stretch>
                       <a:fillRect/>
                     </a:stretch>
@@ -4551,7 +4907,7 @@
                   <pic:spPr bwMode="auto">
                     <a:xfrm>
                       <a:off x="0" y="0"/>
-                      <a:ext cx="4027170" cy="2384370"/>
+                      <a:ext cx="5177790" cy="3065619"/>
                     </a:xfrm>
                     <a:prstGeom prst="rect">
                       <a:avLst/>
@@ -4592,20 +4948,20 @@
       <w:r>
         <w:drawing>
           <wp:inline>
-            <wp:extent cx="4027170" cy="2386471"/>
+            <wp:extent cx="5177790" cy="3079123"/>
             <wp:effectExtent b="0" l="0" r="0" t="0"/>
-            <wp:docPr descr="Étape dbt terminée, contrôles passés (23,28 s)" title="" id="87" name="Picture"/>
+            <wp:docPr descr="Étape DLT terminée (4 min 33 s)" title="" id="89" name="Picture"/>
             <a:graphic>
               <a:graphicData uri="http://schemas.openxmlformats.org/drawingml/2006/picture">
                 <pic:pic>
                   <pic:nvPicPr>
-                    <pic:cNvPr descr="../../captures/Capture15.png" id="88" name="Picture"/>
+                    <pic:cNvPr descr="../../captures/Capture14.png" id="90" name="Picture"/>
                     <pic:cNvPicPr>
                       <a:picLocks noChangeArrowheads="1" noChangeAspect="1"/>
                     </pic:cNvPicPr>
                   </pic:nvPicPr>
                   <pic:blipFill>
-                    <a:blip r:embed="rId86"/>
+                    <a:blip r:embed="rId88"/>
                     <a:stretch>
                       <a:fillRect/>
                     </a:stretch>
@@ -4613,7 +4969,7 @@
                   <pic:spPr bwMode="auto">
                     <a:xfrm>
                       <a:off x="0" y="0"/>
-                      <a:ext cx="4027170" cy="2386471"/>
+                      <a:ext cx="5177790" cy="3079123"/>
                     </a:xfrm>
                     <a:prstGeom prst="rect">
                       <a:avLst/>
@@ -4644,7 +5000,7 @@
         <w:t xml:space="preserve">Figure 3.15</w:t>
       </w:r>
       <w:r>
-        <w:t xml:space="preserve"> – Étape dbt terminée, contrôles passés (23,28 s)</w:t>
+        <w:t xml:space="preserve"> – Étape DLT terminée (4 min 33 s)</w:t>
       </w:r>
     </w:p>
     <w:p>
@@ -4654,20 +5010,20 @@
       <w:r>
         <w:drawing>
           <wp:inline>
-            <wp:extent cx="4027170" cy="2384370"/>
+            <wp:extent cx="5177790" cy="3068320"/>
             <wp:effectExtent b="0" l="0" r="0" t="0"/>
-            <wp:docPr descr="Run complet du job pipeline_complet sur Snowflake" title="" id="90" name="Picture"/>
+            <wp:docPr descr="Étape dbt terminée, contrôles passés (23,28 s)" title="" id="92" name="Picture"/>
             <a:graphic>
               <a:graphicData uri="http://schemas.openxmlformats.org/drawingml/2006/picture">
                 <pic:pic>
                   <pic:nvPicPr>
-                    <pic:cNvPr descr="../../captures/Capture16.png" id="91" name="Picture"/>
+                    <pic:cNvPr descr="../../captures/Capture15.png" id="93" name="Picture"/>
                     <pic:cNvPicPr>
                       <a:picLocks noChangeArrowheads="1" noChangeAspect="1"/>
                     </pic:cNvPicPr>
                   </pic:nvPicPr>
                   <pic:blipFill>
-                    <a:blip r:embed="rId89"/>
+                    <a:blip r:embed="rId91"/>
                     <a:stretch>
                       <a:fillRect/>
                     </a:stretch>
@@ -4675,7 +5031,7 @@
                   <pic:spPr bwMode="auto">
                     <a:xfrm>
                       <a:off x="0" y="0"/>
-                      <a:ext cx="4027170" cy="2384370"/>
+                      <a:ext cx="5177790" cy="3068320"/>
                     </a:xfrm>
                     <a:prstGeom prst="rect">
                       <a:avLst/>
@@ -4706,139 +5062,7 @@
         <w:t xml:space="preserve">Figure 3.16</w:t>
       </w:r>
       <w:r>
-        <w:t xml:space="preserve"> – Run complet du job</w:t>
-      </w:r>
-      <w:r>
-        <w:t xml:space="preserve"> </w:t>
-      </w:r>
-      <w:r>
-        <w:rPr>
-          <w:rStyle w:val="VerbatimChar"/>
-        </w:rPr>
-        <w:t xml:space="preserve">pipeline_complet</w:t>
-      </w:r>
-      <w:r>
-        <w:t xml:space="preserve"> </w:t>
-      </w:r>
-      <w:r>
-        <w:t xml:space="preserve">sur Snowflake</w:t>
-      </w:r>
-    </w:p>
-    <w:bookmarkEnd w:id="92"/>
-    <w:bookmarkStart w:id="105" w:name="passage-à-snowflake"/>
-    <w:p>
-      <w:pPr>
-        <w:pStyle w:val="Heading2"/>
-      </w:pPr>
-      <w:r>
-        <w:rPr>
-          <w:rStyle w:val="SectionNumber"/>
-        </w:rPr>
-        <w:t xml:space="preserve">3.4</w:t>
-      </w:r>
-      <w:r>
-        <w:tab/>
-      </w:r>
-      <w:r>
-        <w:t xml:space="preserve">Passage à Snowflake</w:t>
-      </w:r>
-    </w:p>
-    <w:p>
-      <w:pPr>
-        <w:pStyle w:val="FirstParagraph"/>
-      </w:pPr>
-      <w:r>
-        <w:t xml:space="preserve">Côté code, il a suffi de changer</w:t>
-      </w:r>
-      <w:r>
-        <w:t xml:space="preserve"> </w:t>
-      </w:r>
-      <w:r>
-        <w:rPr>
-          <w:rStyle w:val="VerbatimChar"/>
-        </w:rPr>
-        <w:t xml:space="preserve">DLT_DESTINATION</w:t>
-      </w:r>
-      <w:r>
-        <w:t xml:space="preserve"> </w:t>
-      </w:r>
-      <w:r>
-        <w:t xml:space="preserve">et</w:t>
-      </w:r>
-      <w:r>
-        <w:t xml:space="preserve"> </w:t>
-      </w:r>
-      <w:r>
-        <w:rPr>
-          <w:rStyle w:val="VerbatimChar"/>
-        </w:rPr>
-        <w:t xml:space="preserve">DBT_TARGET</w:t>
-      </w:r>
-      <w:r>
-        <w:t xml:space="preserve"> </w:t>
-      </w:r>
-      <w:r>
-        <w:t xml:space="preserve">et de renseigner les identifiants Snowflake dans des variables d’environnement.</w:t>
-      </w:r>
-      <w:r>
-        <w:t xml:space="preserve"> </w:t>
-      </w:r>
-      <w:r>
-        <w:rPr>
-          <w:rStyle w:val="VerbatimChar"/>
-        </w:rPr>
-        <w:t xml:space="preserve">dbt debug</w:t>
-      </w:r>
-      <w:r>
-        <w:t xml:space="preserve"> </w:t>
-      </w:r>
-      <w:r>
-        <w:t xml:space="preserve">a confirmé la connexion (figure 3.17). Nous avons créé un rôle</w:t>
-      </w:r>
-      <w:r>
-        <w:t xml:space="preserve"> </w:t>
-      </w:r>
-      <w:r>
-        <w:rPr>
-          <w:rStyle w:val="VerbatimChar"/>
-        </w:rPr>
-        <w:t xml:space="preserve">PFPB_ROLE</w:t>
-      </w:r>
-      <w:r>
-        <w:t xml:space="preserve"> </w:t>
-      </w:r>
-      <w:r>
-        <w:t xml:space="preserve">avec l’usage de la base</w:t>
-      </w:r>
-      <w:r>
-        <w:t xml:space="preserve"> </w:t>
-      </w:r>
-      <w:r>
-        <w:rPr>
-          <w:rStyle w:val="VerbatimChar"/>
-        </w:rPr>
-        <w:t xml:space="preserve">PROJET_FINAL_PRATIQUE_BI</w:t>
-      </w:r>
-      <w:r>
-        <w:t xml:space="preserve"> </w:t>
-      </w:r>
-      <w:r>
-        <w:t xml:space="preserve">et du warehouse</w:t>
-      </w:r>
-      <w:r>
-        <w:t xml:space="preserve"> </w:t>
-      </w:r>
-      <w:r>
-        <w:rPr>
-          <w:rStyle w:val="VerbatimChar"/>
-        </w:rPr>
-        <w:t xml:space="preserve">COMPUTE_WH</w:t>
-      </w:r>
-      <w:r>
-        <w:t xml:space="preserve"> </w:t>
-      </w:r>
-      <w:r>
-        <w:t xml:space="preserve">(taille XSMALL, suspendu après 60 s d’inactivité).</w:t>
+        <w:t xml:space="preserve"> – Étape dbt terminée, contrôles passés (23,28 s)</w:t>
       </w:r>
     </w:p>
     <w:p>
@@ -4848,20 +5072,20 @@
       <w:r>
         <w:drawing>
           <wp:inline>
-            <wp:extent cx="4027170" cy="2304541"/>
+            <wp:extent cx="5177790" cy="3065619"/>
             <wp:effectExtent b="0" l="0" r="0" t="0"/>
-            <wp:docPr descr="Connexion à Snowflake vérifiée avec dbt debug" title="" id="94" name="Picture"/>
+            <wp:docPr descr="Run complet du job pipeline_complet" title="" id="95" name="Picture"/>
             <a:graphic>
               <a:graphicData uri="http://schemas.openxmlformats.org/drawingml/2006/picture">
                 <pic:pic>
                   <pic:nvPicPr>
-                    <pic:cNvPr descr="../../captures/Capture8.png" id="95" name="Picture"/>
+                    <pic:cNvPr descr="../../captures/Capture16.png" id="96" name="Picture"/>
                     <pic:cNvPicPr>
                       <a:picLocks noChangeArrowheads="1" noChangeAspect="1"/>
                     </pic:cNvPicPr>
                   </pic:nvPicPr>
                   <pic:blipFill>
-                    <a:blip r:embed="rId93"/>
+                    <a:blip r:embed="rId94"/>
                     <a:stretch>
                       <a:fillRect/>
                     </a:stretch>
@@ -4869,7 +5093,7 @@
                   <pic:spPr bwMode="auto">
                     <a:xfrm>
                       <a:off x="0" y="0"/>
-                      <a:ext cx="4027170" cy="2304541"/>
+                      <a:ext cx="5177790" cy="3065619"/>
                     </a:xfrm>
                     <a:prstGeom prst="rect">
                       <a:avLst/>
@@ -4900,61 +5124,55 @@
         <w:t xml:space="preserve">Figure 3.17</w:t>
       </w:r>
       <w:r>
-        <w:t xml:space="preserve"> – Connexion à Snowflake vérifiée avec</w:t>
-      </w:r>
-      <w:r>
-        <w:t xml:space="preserve"> </w:t>
-      </w:r>
-      <w:r>
-        <w:rPr>
-          <w:rStyle w:val="VerbatimChar"/>
-        </w:rPr>
-        <w:t xml:space="preserve">dbt debug</w:t>
-      </w:r>
-    </w:p>
-    <w:p>
-      <w:pPr>
-        <w:pStyle w:val="BodyText"/>
-      </w:pPr>
-      <w:r>
-        <w:t xml:space="preserve">Le vrai problème a été les droits. Nous avions créé les schémas avec</w:t>
-      </w:r>
-      <w:r>
-        <w:t xml:space="preserve"> </w:t>
-      </w:r>
-      <w:r>
-        <w:rPr>
-          <w:rStyle w:val="VerbatimChar"/>
-        </w:rPr>
-        <w:t xml:space="preserve">ACCOUNTADMIN</w:t>
-      </w:r>
-      <w:r>
-        <w:t xml:space="preserve">, et DLT comme dbt échouaient avec</w:t>
-      </w:r>
-      <w:r>
-        <w:t xml:space="preserve"> </w:t>
-      </w:r>
-      <w:r>
-        <w:rPr>
-          <w:iCs/>
-          <w:i/>
-        </w:rPr>
-        <w:t xml:space="preserve">Insufficient privileges to operate on schema</w:t>
-      </w:r>
-      <w:r>
-        <w:t xml:space="preserve">, même après plusieurs</w:t>
-      </w:r>
-      <w:r>
-        <w:t xml:space="preserve"> </w:t>
-      </w:r>
-      <w:r>
-        <w:rPr>
-          <w:rStyle w:val="VerbatimChar"/>
-        </w:rPr>
-        <w:t xml:space="preserve">GRANT</w:t>
-      </w:r>
-      <w:r>
-        <w:t xml:space="preserve">. Dans Snowflake, c’est le propriétaire du schéma qui peut y créer et remplacer des tables. La solution a été de transférer la propriété des schémas à</w:t>
+        <w:t xml:space="preserve"> – Run complet du job</w:t>
+      </w:r>
+      <w:r>
+        <w:t xml:space="preserve"> </w:t>
+      </w:r>
+      <w:r>
+        <w:rPr>
+          <w:rStyle w:val="VerbatimChar"/>
+        </w:rPr>
+        <w:t xml:space="preserve">pipeline_complet</w:t>
+      </w:r>
+    </w:p>
+    <w:bookmarkEnd w:id="97"/>
+    <w:bookmarkStart w:id="107" w:name="vérification-dans-snowflake"/>
+    <w:p>
+      <w:pPr>
+        <w:pStyle w:val="Heading2"/>
+      </w:pPr>
+      <w:r>
+        <w:rPr>
+          <w:rStyle w:val="SectionNumber"/>
+        </w:rPr>
+        <w:t xml:space="preserve">3.6</w:t>
+      </w:r>
+      <w:r>
+        <w:tab/>
+      </w:r>
+      <w:r>
+        <w:t xml:space="preserve">Vérification dans Snowflake</w:t>
+      </w:r>
+    </w:p>
+    <w:p>
+      <w:pPr>
+        <w:pStyle w:val="FirstParagraph"/>
+      </w:pPr>
+      <w:r>
+        <w:t xml:space="preserve">Après le run, nous avons compté les lignes de chaque table dans Snowsight (figure 3.18) et vérifié le schéma</w:t>
+      </w:r>
+      <w:r>
+        <w:t xml:space="preserve"> </w:t>
+      </w:r>
+      <w:r>
+        <w:rPr>
+          <w:rStyle w:val="VerbatimChar"/>
+        </w:rPr>
+        <w:t xml:space="preserve">GOLD</w:t>
+      </w:r>
+      <w:r>
+        <w:t xml:space="preserve">, qui appartient bien à</w:t>
       </w:r>
       <w:r>
         <w:t xml:space="preserve"> </w:t>
@@ -4964,38 +5182,6 @@
           <w:rStyle w:val="VerbatimChar"/>
         </w:rPr>
         <w:t xml:space="preserve">PFPB_ROLE</w:t>
-      </w:r>
-      <w:r>
-        <w:t xml:space="preserve"> </w:t>
-      </w:r>
-      <w:r>
-        <w:t xml:space="preserve">(</w:t>
-      </w:r>
-      <w:r>
-        <w:rPr>
-          <w:rStyle w:val="VerbatimChar"/>
-        </w:rPr>
-        <w:t xml:space="preserve">GRANT OWNERSHIP ON SCHEMA … COPY CURRENT GRANTS</w:t>
-      </w:r>
-      <w:r>
-        <w:t xml:space="preserve">), ou de les recréer avec ce rôle.</w:t>
-      </w:r>
-    </w:p>
-    <w:p>
-      <w:pPr>
-        <w:pStyle w:val="BodyText"/>
-      </w:pPr>
-      <w:r>
-        <w:t xml:space="preserve">Après le run, nous avons compté les lignes de chaque table dans Snowsight (figure 3.18) et vérifié le schéma</w:t>
-      </w:r>
-      <w:r>
-        <w:t xml:space="preserve"> </w:t>
-      </w:r>
-      <w:r>
-        <w:rPr>
-          <w:rStyle w:val="VerbatimChar"/>
-        </w:rPr>
-        <w:t xml:space="preserve">GOLD</w:t>
       </w:r>
       <w:r>
         <w:t xml:space="preserve"> </w:t>
@@ -5011,20 +5197,20 @@
       <w:r>
         <w:drawing>
           <wp:inline>
-            <wp:extent cx="4027170" cy="2157487"/>
+            <wp:extent cx="5177790" cy="2773912"/>
             <wp:effectExtent b="0" l="0" r="0" t="0"/>
-            <wp:docPr descr="Nombre de lignes par table dans Snowflake" title="" id="97" name="Picture"/>
+            <wp:docPr descr="Nombre de lignes par table dans Snowflake" title="" id="99" name="Picture"/>
             <a:graphic>
               <a:graphicData uri="http://schemas.openxmlformats.org/drawingml/2006/picture">
                 <pic:pic>
                   <pic:nvPicPr>
-                    <pic:cNvPr descr="../../captures/Capture17.png" id="98" name="Picture"/>
+                    <pic:cNvPr descr="../../captures/Capture17.png" id="100" name="Picture"/>
                     <pic:cNvPicPr>
                       <a:picLocks noChangeArrowheads="1" noChangeAspect="1"/>
                     </pic:cNvPicPr>
                   </pic:nvPicPr>
                   <pic:blipFill>
-                    <a:blip r:embed="rId96"/>
+                    <a:blip r:embed="rId98"/>
                     <a:stretch>
                       <a:fillRect/>
                     </a:stretch>
@@ -5032,7 +5218,7 @@
                   <pic:spPr bwMode="auto">
                     <a:xfrm>
                       <a:off x="0" y="0"/>
-                      <a:ext cx="4027170" cy="2157487"/>
+                      <a:ext cx="5177790" cy="2773912"/>
                     </a:xfrm>
                     <a:prstGeom prst="rect">
                       <a:avLst/>
@@ -5073,20 +5259,20 @@
       <w:r>
         <w:drawing>
           <wp:inline>
-            <wp:extent cx="4027170" cy="2165890"/>
+            <wp:extent cx="5177790" cy="2784716"/>
             <wp:effectExtent b="0" l="0" r="0" t="0"/>
-            <wp:docPr descr="Schéma GOLD dans Snowsight, avec PFPB_ROLE comme propriétaire" title="" id="100" name="Picture"/>
+            <wp:docPr descr="Schéma GOLD dans Snowsight, avec PFPB_ROLE comme propriétaire" title="" id="102" name="Picture"/>
             <a:graphic>
               <a:graphicData uri="http://schemas.openxmlformats.org/drawingml/2006/picture">
                 <pic:pic>
                   <pic:nvPicPr>
-                    <pic:cNvPr descr="../../captures/Capture18.png" id="101" name="Picture"/>
+                    <pic:cNvPr descr="../../captures/Capture18.png" id="103" name="Picture"/>
                     <pic:cNvPicPr>
                       <a:picLocks noChangeArrowheads="1" noChangeAspect="1"/>
                     </pic:cNvPicPr>
                   </pic:nvPicPr>
                   <pic:blipFill>
-                    <a:blip r:embed="rId99"/>
+                    <a:blip r:embed="rId101"/>
                     <a:stretch>
                       <a:fillRect/>
                     </a:stretch>
@@ -5094,7 +5280,7 @@
                   <pic:spPr bwMode="auto">
                     <a:xfrm>
                       <a:off x="0" y="0"/>
-                      <a:ext cx="4027170" cy="2165890"/>
+                      <a:ext cx="5177790" cy="2784716"/>
                     </a:xfrm>
                     <a:prstGeom prst="rect">
                       <a:avLst/>
@@ -5165,20 +5351,20 @@
       <w:r>
         <w:drawing>
           <wp:inline>
-            <wp:extent cx="4027170" cy="2157487"/>
+            <wp:extent cx="5177790" cy="2773912"/>
             <wp:effectExtent b="0" l="0" r="0" t="0"/>
-            <wp:docPr descr="Aperçu de la table FCT_SALES" title="" id="103" name="Picture"/>
+            <wp:docPr descr="Aperçu de la table FCT_SALES" title="" id="105" name="Picture"/>
             <a:graphic>
               <a:graphicData uri="http://schemas.openxmlformats.org/drawingml/2006/picture">
                 <pic:pic>
                   <pic:nvPicPr>
-                    <pic:cNvPr descr="figures/snowsight_fct_sales.png" id="104" name="Picture"/>
+                    <pic:cNvPr descr="figures/snowsight_fct_sales.png" id="106" name="Picture"/>
                     <pic:cNvPicPr>
                       <a:picLocks noChangeArrowheads="1" noChangeAspect="1"/>
                     </pic:cNvPicPr>
                   </pic:nvPicPr>
                   <pic:blipFill>
-                    <a:blip r:embed="rId102"/>
+                    <a:blip r:embed="rId104"/>
                     <a:stretch>
                       <a:fillRect/>
                     </a:stretch>
@@ -5186,7 +5372,7 @@
                   <pic:spPr bwMode="auto">
                     <a:xfrm>
                       <a:off x="0" y="0"/>
-                      <a:ext cx="4027170" cy="2157487"/>
+                      <a:ext cx="5177790" cy="2773912"/>
                     </a:xfrm>
                     <a:prstGeom prst="rect">
                       <a:avLst/>
@@ -5229,8 +5415,8 @@
         <w:t xml:space="preserve">FCT_SALES</w:t>
       </w:r>
     </w:p>
-    <w:bookmarkEnd w:id="105"/>
-    <w:bookmarkStart w:id="126" w:name="application-wwi-insight"/>
+    <w:bookmarkEnd w:id="107"/>
+    <w:bookmarkStart w:id="128" w:name="application-wwi-insight"/>
     <w:p>
       <w:pPr>
         <w:pStyle w:val="Heading2"/>
@@ -5239,7 +5425,7 @@
         <w:rPr>
           <w:rStyle w:val="SectionNumber"/>
         </w:rPr>
-        <w:t xml:space="preserve">3.5</w:t>
+        <w:t xml:space="preserve">3.7</w:t>
       </w:r>
       <w:r>
         <w:tab/>
@@ -5278,20 +5464,20 @@
       <w:r>
         <w:drawing>
           <wp:inline>
-            <wp:extent cx="3164205" cy="899523"/>
+            <wp:extent cx="4314825" cy="1226622"/>
             <wp:effectExtent b="0" l="0" r="0" t="0"/>
-            <wp:docPr descr="Lancement de l’application" title="" id="107" name="Picture"/>
+            <wp:docPr descr="Lancement de l’application" title="" id="109" name="Picture"/>
             <a:graphic>
               <a:graphicData uri="http://schemas.openxmlformats.org/drawingml/2006/picture">
                 <pic:pic>
                   <pic:nvPicPr>
-                    <pic:cNvPr descr="../../captures/Capture19.png" id="108" name="Picture"/>
+                    <pic:cNvPr descr="../../captures/Capture19.png" id="110" name="Picture"/>
                     <pic:cNvPicPr>
                       <a:picLocks noChangeArrowheads="1" noChangeAspect="1"/>
                     </pic:cNvPicPr>
                   </pic:nvPicPr>
                   <pic:blipFill>
-                    <a:blip r:embed="rId106"/>
+                    <a:blip r:embed="rId108"/>
                     <a:stretch>
                       <a:fillRect/>
                     </a:stretch>
@@ -5299,7 +5485,7 @@
                   <pic:spPr bwMode="auto">
                     <a:xfrm>
                       <a:off x="0" y="0"/>
-                      <a:ext cx="3164205" cy="899523"/>
+                      <a:ext cx="4314825" cy="1226622"/>
                     </a:xfrm>
                     <a:prstGeom prst="rect">
                       <a:avLst/>
@@ -5340,20 +5526,20 @@
       <w:r>
         <w:drawing>
           <wp:inline>
-            <wp:extent cx="4027170" cy="2394874"/>
+            <wp:extent cx="5177790" cy="3079123"/>
             <wp:effectExtent b="0" l="0" r="0" t="0"/>
-            <wp:docPr descr="Page d’accueil connectée à Snowflake" title="" id="110" name="Picture"/>
+            <wp:docPr descr="Page d’accueil connectée à Snowflake" title="" id="112" name="Picture"/>
             <a:graphic>
               <a:graphicData uri="http://schemas.openxmlformats.org/drawingml/2006/picture">
                 <pic:pic>
                   <pic:nvPicPr>
-                    <pic:cNvPr descr="../../captures/Capture20.png" id="111" name="Picture"/>
+                    <pic:cNvPr descr="../../captures/Capture20.png" id="113" name="Picture"/>
                     <pic:cNvPicPr>
                       <a:picLocks noChangeArrowheads="1" noChangeAspect="1"/>
                     </pic:cNvPicPr>
                   </pic:nvPicPr>
                   <pic:blipFill>
-                    <a:blip r:embed="rId109"/>
+                    <a:blip r:embed="rId111"/>
                     <a:stretch>
                       <a:fillRect/>
                     </a:stretch>
@@ -5361,7 +5547,7 @@
                   <pic:spPr bwMode="auto">
                     <a:xfrm>
                       <a:off x="0" y="0"/>
-                      <a:ext cx="4027170" cy="2394874"/>
+                      <a:ext cx="5177790" cy="3079123"/>
                     </a:xfrm>
                     <a:prstGeom prst="rect">
                       <a:avLst/>
@@ -5410,20 +5596,20 @@
       <w:r>
         <w:drawing>
           <wp:inline>
-            <wp:extent cx="4027170" cy="2167991"/>
+            <wp:extent cx="5177790" cy="2787417"/>
             <wp:effectExtent b="0" l="0" r="0" t="0"/>
-            <wp:docPr descr="Page « À propos »" title="" id="113" name="Picture"/>
+            <wp:docPr descr="Page « À propos »" title="" id="115" name="Picture"/>
             <a:graphic>
               <a:graphicData uri="http://schemas.openxmlformats.org/drawingml/2006/picture">
                 <pic:pic>
                   <pic:nvPicPr>
-                    <pic:cNvPr descr="../../captures/Capture21.png" id="114" name="Picture"/>
+                    <pic:cNvPr descr="../../captures/Capture21.png" id="116" name="Picture"/>
                     <pic:cNvPicPr>
                       <a:picLocks noChangeArrowheads="1" noChangeAspect="1"/>
                     </pic:cNvPicPr>
                   </pic:nvPicPr>
                   <pic:blipFill>
-                    <a:blip r:embed="rId112"/>
+                    <a:blip r:embed="rId114"/>
                     <a:stretch>
                       <a:fillRect/>
                     </a:stretch>
@@ -5431,7 +5617,7 @@
                   <pic:spPr bwMode="auto">
                     <a:xfrm>
                       <a:off x="0" y="0"/>
-                      <a:ext cx="4027170" cy="2167991"/>
+                      <a:ext cx="5177790" cy="2787417"/>
                     </a:xfrm>
                     <a:prstGeom prst="rect">
                       <a:avLst/>
@@ -5465,7 +5651,7 @@
         <w:t xml:space="preserve"> – Page « À propos »</w:t>
       </w:r>
     </w:p>
-    <w:bookmarkStart w:id="116" w:name="génération-du-sql"/>
+    <w:bookmarkStart w:id="118" w:name="génération-du-sql"/>
     <w:p>
       <w:pPr>
         <w:pStyle w:val="Heading3"/>
@@ -5474,7 +5660,7 @@
         <w:rPr>
           <w:rStyle w:val="SectionNumber"/>
         </w:rPr>
-        <w:t xml:space="preserve">3.5.1</w:t>
+        <w:t xml:space="preserve">3.7.1</w:t>
       </w:r>
       <w:r>
         <w:tab/>
@@ -5533,7 +5719,7 @@
         <w:t xml:space="preserve"> – Consigne envoyée au modèle (presentation_app/warehouse.py)</w:t>
       </w:r>
     </w:p>
-    <w:bookmarkStart w:id="115" w:name="code:prompt"/>
+    <w:bookmarkStart w:id="117" w:name="code:prompt"/>
     <w:p>
       <w:pPr>
         <w:pStyle w:val="SourceCode"/>
@@ -5734,7 +5920,7 @@
         <w:t xml:space="preserve">"""</w:t>
       </w:r>
     </w:p>
-    <w:bookmarkEnd w:id="115"/>
+    <w:bookmarkEnd w:id="117"/>
     <w:p>
       <w:pPr>
         <w:pStyle w:val="FirstParagraph"/>
@@ -5770,8 +5956,8 @@
         <w:t xml:space="preserve">.</w:t>
       </w:r>
     </w:p>
-    <w:bookmarkEnd w:id="116"/>
-    <w:bookmarkStart w:id="118" w:name="contrôle-des-requêtes"/>
+    <w:bookmarkEnd w:id="118"/>
+    <w:bookmarkStart w:id="120" w:name="contrôle-des-requêtes"/>
     <w:p>
       <w:pPr>
         <w:pStyle w:val="Heading3"/>
@@ -5780,7 +5966,7 @@
         <w:rPr>
           <w:rStyle w:val="SectionNumber"/>
         </w:rPr>
-        <w:t xml:space="preserve">3.5.2</w:t>
+        <w:t xml:space="preserve">3.7.2</w:t>
       </w:r>
       <w:r>
         <w:tab/>
@@ -5827,7 +6013,7 @@
         <w:t xml:space="preserve"> – Contrôle de la requête (presentation_app/warehouse.py)</w:t>
       </w:r>
     </w:p>
-    <w:bookmarkStart w:id="117" w:name="code:clean"/>
+    <w:bookmarkStart w:id="119" w:name="code:clean"/>
     <w:p>
       <w:pPr>
         <w:pStyle w:val="SourceCode"/>
@@ -6457,7 +6643,7 @@
         <w:t xml:space="preserve"> sql</w:t>
       </w:r>
     </w:p>
-    <w:bookmarkEnd w:id="117"/>
+    <w:bookmarkEnd w:id="119"/>
     <w:p>
       <w:pPr>
         <w:pStyle w:val="FirstParagraph"/>
@@ -6556,8 +6742,8 @@
         <w:t xml:space="preserve">est ajouté s’il manque.</w:t>
       </w:r>
     </w:p>
-    <w:bookmarkEnd w:id="118"/>
-    <w:bookmarkStart w:id="125" w:name="exemple"/>
+    <w:bookmarkEnd w:id="120"/>
+    <w:bookmarkStart w:id="127" w:name="exemple"/>
     <w:p>
       <w:pPr>
         <w:pStyle w:val="Heading3"/>
@@ -6566,7 +6752,7 @@
         <w:rPr>
           <w:rStyle w:val="SectionNumber"/>
         </w:rPr>
-        <w:t xml:space="preserve">3.5.3</w:t>
+        <w:t xml:space="preserve">3.7.3</w:t>
       </w:r>
       <w:r>
         <w:tab/>
@@ -6639,20 +6825,20 @@
       <w:r>
         <w:drawing>
           <wp:inline>
-            <wp:extent cx="4314825" cy="2554682"/>
+            <wp:extent cx="5465445" cy="3235931"/>
             <wp:effectExtent b="0" l="0" r="0" t="0"/>
-            <wp:docPr descr="Réponse à une question libre, SQL généré par Ollama" title="" id="120" name="Picture"/>
+            <wp:docPr descr="Réponse à une question libre, SQL généré par Ollama" title="" id="122" name="Picture"/>
             <a:graphic>
               <a:graphicData uri="http://schemas.openxmlformats.org/drawingml/2006/picture">
                 <pic:pic>
                   <pic:nvPicPr>
-                    <pic:cNvPr descr="../../captures/capture22.png" id="121" name="Picture"/>
+                    <pic:cNvPr descr="../../captures/capture22.png" id="123" name="Picture"/>
                     <pic:cNvPicPr>
                       <a:picLocks noChangeArrowheads="1" noChangeAspect="1"/>
                     </pic:cNvPicPr>
                   </pic:nvPicPr>
                   <pic:blipFill>
-                    <a:blip r:embed="rId119"/>
+                    <a:blip r:embed="rId121"/>
                     <a:stretch>
                       <a:fillRect/>
                     </a:stretch>
@@ -6660,7 +6846,7 @@
                   <pic:spPr bwMode="auto">
                     <a:xfrm>
                       <a:off x="0" y="0"/>
-                      <a:ext cx="4314825" cy="2554682"/>
+                      <a:ext cx="5465445" cy="3235931"/>
                     </a:xfrm>
                     <a:prstGeom prst="rect">
                       <a:avLst/>
@@ -6701,20 +6887,20 @@
       <w:r>
         <w:drawing>
           <wp:inline>
-            <wp:extent cx="4027170" cy="2394874"/>
+            <wp:extent cx="5177790" cy="3079123"/>
             <wp:effectExtent b="0" l="0" r="0" t="0"/>
-            <wp:docPr descr="Requête générée, onglet SQL" title="" id="123" name="Picture"/>
+            <wp:docPr descr="Requête générée, onglet SQL" title="" id="125" name="Picture"/>
             <a:graphic>
               <a:graphicData uri="http://schemas.openxmlformats.org/drawingml/2006/picture">
                 <pic:pic>
                   <pic:nvPicPr>
-                    <pic:cNvPr descr="../../captures/Capture23.png" id="124" name="Picture"/>
+                    <pic:cNvPr descr="../../captures/Capture23.png" id="126" name="Picture"/>
                     <pic:cNvPicPr>
                       <a:picLocks noChangeArrowheads="1" noChangeAspect="1"/>
                     </pic:cNvPicPr>
                   </pic:nvPicPr>
                   <pic:blipFill>
-                    <a:blip r:embed="rId122"/>
+                    <a:blip r:embed="rId124"/>
                     <a:stretch>
                       <a:fillRect/>
                     </a:stretch>
@@ -6722,7 +6908,7 @@
                   <pic:spPr bwMode="auto">
                     <a:xfrm>
                       <a:off x="0" y="0"/>
-                      <a:ext cx="4027170" cy="2394874"/>
+                      <a:ext cx="5177790" cy="3079123"/>
                     </a:xfrm>
                     <a:prstGeom prst="rect">
                       <a:avLst/>
@@ -6756,10 +6942,10 @@
         <w:t xml:space="preserve"> – Requête générée, onglet SQL</w:t>
       </w:r>
     </w:p>
-    <w:bookmarkEnd w:id="125"/>
-    <w:bookmarkEnd w:id="126"/>
     <w:bookmarkEnd w:id="127"/>
-    <w:bookmarkStart w:id="133" w:name="résultats-et-limites"/>
+    <w:bookmarkEnd w:id="128"/>
+    <w:bookmarkEnd w:id="129"/>
+    <w:bookmarkStart w:id="135" w:name="résultats-et-limites"/>
     <w:p>
       <w:pPr>
         <w:pStyle w:val="Heading1"/>
@@ -6777,7 +6963,7 @@
         <w:t xml:space="preserve">Résultats et limites</w:t>
       </w:r>
     </w:p>
-    <w:bookmarkStart w:id="129" w:name="résultats"/>
+    <w:bookmarkStart w:id="131" w:name="résultats"/>
     <w:p>
       <w:pPr>
         <w:pStyle w:val="Heading2"/>
@@ -6803,7 +6989,7 @@
         <w:t xml:space="preserve">Le run complet passe sur Snowflake et les dix-huit tests réussissent. Les tables de faits ont le même nombre de lignes que les tables Bronze d’origine (231 412 lignes de commande et 228 265 lignes de facture), donc les jointures n’ont ni perdu ni dupliqué de lignes.</w:t>
       </w:r>
     </w:p>
-    <w:bookmarkStart w:id="128" w:name="tab:volumes"/>
+    <w:bookmarkStart w:id="130" w:name="tab:volumes"/>
     <w:p>
       <w:pPr>
         <w:pStyle w:val="TableCaption"/>
@@ -7243,7 +7429,7 @@
         </w:tc>
       </w:tr>
     </w:tbl>
-    <w:bookmarkEnd w:id="128"/>
+    <w:bookmarkEnd w:id="130"/>
     <w:p>
       <w:pPr>
         <w:pStyle w:val="BodyText"/>
@@ -7350,8 +7536,8 @@
         <w:t xml:space="preserve">Nous n’avons testé qu’un petit nombre de questions libres. Celles que nous avons posées ont donné un SQL correct, mais c’est trop peu pour annoncer un taux de réussite.</w:t>
       </w:r>
     </w:p>
-    <w:bookmarkEnd w:id="129"/>
-    <w:bookmarkStart w:id="131" w:name="difficultés-rencontrées"/>
+    <w:bookmarkEnd w:id="131"/>
+    <w:bookmarkStart w:id="133" w:name="difficultés-rencontrées"/>
     <w:p>
       <w:pPr>
         <w:pStyle w:val="Heading2"/>
@@ -7369,7 +7555,7 @@
         <w:t xml:space="preserve">Difficultés rencontrées</w:t>
       </w:r>
     </w:p>
-    <w:bookmarkStart w:id="130" w:name="tab:difficultes"/>
+    <w:bookmarkStart w:id="132" w:name="tab:difficultes"/>
     <w:p>
       <w:pPr>
         <w:pStyle w:val="TableCaption"/>
@@ -7527,71 +7713,6 @@
             </w:pPr>
             <w:r>
               <w:rPr>
-                <w:rStyle w:val="VerbatimChar"/>
-              </w:rPr>
-              <w:t xml:space="preserve">$HOME</w:t>
-            </w:r>
-            <w:r>
-              <w:t xml:space="preserve"> </w:t>
-            </w:r>
-            <w:r>
-              <w:t xml:space="preserve">non remplacé dans le</w:t>
-            </w:r>
-            <w:r>
-              <w:t xml:space="preserve"> </w:t>
-            </w:r>
-            <w:r>
-              <w:t xml:space="preserve">chemin DuckDB (.env)</w:t>
-            </w:r>
-          </w:p>
-        </w:tc>
-        <w:tc>
-          <w:tcPr/>
-          <w:p>
-            <w:pPr>
-              <w:pStyle w:val="Compact"/>
-              <w:jc w:val="left"/>
-            </w:pPr>
-            <w:r>
-              <w:rPr>
-                <w:rStyle w:val="VerbatimChar"/>
-              </w:rPr>
-              <w:t xml:space="preserve">expandvars</w:t>
-            </w:r>
-            <w:r>
-              <w:t xml:space="preserve"> </w:t>
-            </w:r>
-            <w:r>
-              <w:t xml:space="preserve">dans le code,</w:t>
-            </w:r>
-            <w:r>
-              <w:t xml:space="preserve"> </w:t>
-            </w:r>
-            <w:r>
-              <w:rPr>
-                <w:rStyle w:val="VerbatimChar"/>
-              </w:rPr>
-              <w:t xml:space="preserve">replace</w:t>
-            </w:r>
-            <w:r>
-              <w:t xml:space="preserve"> </w:t>
-            </w:r>
-            <w:r>
-              <w:t xml:space="preserve">dans le profil dbt</w:t>
-            </w:r>
-          </w:p>
-        </w:tc>
-      </w:tr>
-      <w:tr>
-        <w:tc>
-          <w:tcPr/>
-          <w:p>
-            <w:pPr>
-              <w:pStyle w:val="Compact"/>
-              <w:jc w:val="left"/>
-            </w:pPr>
-            <w:r>
-              <w:rPr>
                 <w:iCs/>
                 <w:i/>
               </w:rPr>
@@ -7660,76 +7781,76 @@
         </w:tc>
       </w:tr>
     </w:tbl>
-    <w:bookmarkEnd w:id="130"/>
-    <w:bookmarkEnd w:id="131"/>
-    <w:bookmarkStart w:id="132" w:name="limites"/>
-    <w:p>
-      <w:pPr>
-        <w:pStyle w:val="Heading2"/>
-      </w:pPr>
-      <w:r>
-        <w:rPr>
-          <w:rStyle w:val="SectionNumber"/>
-        </w:rPr>
-        <w:t xml:space="preserve">4.3</w:t>
-      </w:r>
-      <w:r>
-        <w:tab/>
-      </w:r>
-      <w:r>
-        <w:t xml:space="preserve">Limites</w:t>
-      </w:r>
-    </w:p>
-    <w:p>
-      <w:pPr>
-        <w:pStyle w:val="FirstParagraph"/>
-      </w:pPr>
-      <w:r>
-        <w:t xml:space="preserve">La solution a plusieurs limites. Cortex n’a pas pu être testé, faute de compte payant. La génération avec Ollama est trop lente pour un usage réel ; il faudrait une carte graphique ou un modèle hébergé. L’application se connecte avec</w:t>
-      </w:r>
-      <w:r>
-        <w:t xml:space="preserve"> </w:t>
-      </w:r>
-      <w:r>
-        <w:rPr>
-          <w:rStyle w:val="VerbatimChar"/>
-        </w:rPr>
-        <w:t xml:space="preserve">PFPB_ROLE</w:t>
-      </w:r>
-      <w:r>
-        <w:t xml:space="preserve">, qui a les droits d’écriture :</w:t>
-      </w:r>
-      <w:r>
-        <w:t xml:space="preserve"> </w:t>
-      </w:r>
-      <w:r>
-        <w:rPr>
-          <w:rStyle w:val="VerbatimChar"/>
-        </w:rPr>
-        <w:t xml:space="preserve">clean_sql</w:t>
-      </w:r>
-      <w:r>
-        <w:t xml:space="preserve"> </w:t>
-      </w:r>
-      <w:r>
-        <w:t xml:space="preserve">bloque les requêtes dangereuses, mais il faudrait surtout un rôle en lecture seule sur</w:t>
-      </w:r>
-      <w:r>
-        <w:t xml:space="preserve"> </w:t>
-      </w:r>
-      <w:r>
-        <w:rPr>
-          <w:rStyle w:val="VerbatimChar"/>
-        </w:rPr>
-        <w:t xml:space="preserve">GOLD</w:t>
-      </w:r>
-      <w:r>
-        <w:t xml:space="preserve">. Le jeton de session dans l’adresse n’est pas idéal non plus, car il peut être partagé par erreur avec un lien. Enfin, les dimensions ne gardent pas l’historique (si un client change de ville, l’ancienne valeur est perdue).</w:t>
-      </w:r>
-    </w:p>
     <w:bookmarkEnd w:id="132"/>
     <w:bookmarkEnd w:id="133"/>
-    <w:bookmarkStart w:id="134" w:name="conclusion"/>
+    <w:bookmarkStart w:id="134" w:name="limites"/>
+    <w:p>
+      <w:pPr>
+        <w:pStyle w:val="Heading2"/>
+      </w:pPr>
+      <w:r>
+        <w:rPr>
+          <w:rStyle w:val="SectionNumber"/>
+        </w:rPr>
+        <w:t xml:space="preserve">4.3</w:t>
+      </w:r>
+      <w:r>
+        <w:tab/>
+      </w:r>
+      <w:r>
+        <w:t xml:space="preserve">Limites</w:t>
+      </w:r>
+    </w:p>
+    <w:p>
+      <w:pPr>
+        <w:pStyle w:val="FirstParagraph"/>
+      </w:pPr>
+      <w:r>
+        <w:t xml:space="preserve">La solution a plusieurs limites. Cortex n’a pas pu être testé, faute de compte payant. La génération avec Ollama est trop lente pour un usage réel ; il faudrait une carte graphique ou un modèle hébergé. L’application se connecte avec</w:t>
+      </w:r>
+      <w:r>
+        <w:t xml:space="preserve"> </w:t>
+      </w:r>
+      <w:r>
+        <w:rPr>
+          <w:rStyle w:val="VerbatimChar"/>
+        </w:rPr>
+        <w:t xml:space="preserve">PFPB_ROLE</w:t>
+      </w:r>
+      <w:r>
+        <w:t xml:space="preserve">, qui a les droits d’écriture :</w:t>
+      </w:r>
+      <w:r>
+        <w:t xml:space="preserve"> </w:t>
+      </w:r>
+      <w:r>
+        <w:rPr>
+          <w:rStyle w:val="VerbatimChar"/>
+        </w:rPr>
+        <w:t xml:space="preserve">clean_sql</w:t>
+      </w:r>
+      <w:r>
+        <w:t xml:space="preserve"> </w:t>
+      </w:r>
+      <w:r>
+        <w:t xml:space="preserve">bloque les requêtes dangereuses, mais il faudrait surtout un rôle en lecture seule sur</w:t>
+      </w:r>
+      <w:r>
+        <w:t xml:space="preserve"> </w:t>
+      </w:r>
+      <w:r>
+        <w:rPr>
+          <w:rStyle w:val="VerbatimChar"/>
+        </w:rPr>
+        <w:t xml:space="preserve">GOLD</w:t>
+      </w:r>
+      <w:r>
+        <w:t xml:space="preserve">. Le jeton de session dans l’adresse n’est pas idéal non plus, car il peut être partagé par erreur avec un lien. Enfin, les dimensions ne gardent pas l’historique (si un client change de ville, l’ancienne valeur est perdue).</w:t>
+      </w:r>
+    </w:p>
+    <w:bookmarkEnd w:id="134"/>
+    <w:bookmarkEnd w:id="135"/>
+    <w:bookmarkStart w:id="136" w:name="conclusion"/>
     <w:p>
       <w:pPr>
         <w:pStyle w:val="Heading1"/>
@@ -7751,7 +7872,7 @@
         <w:pStyle w:val="BodyText"/>
       </w:pPr>
       <w:r>
-        <w:t xml:space="preserve">Ce qui nous a pris le plus de temps, ce n’est pas l’écriture des modèles mais les petits problèmes entre les outils : noms renommés par DLT, extension de fichier ignorée par Dagster, propriété des schémas dans Snowflake. Commencer en local avec DuckDB a beaucoup aidé, parce que nous avons pu corriger ces erreurs sans consommer de crédits.</w:t>
+        <w:t xml:space="preserve">Ce qui nous a pris le plus de temps, ce n’est pas l’écriture des modèles mais les petits problèmes entre les outils : noms renommés par DLT, extension de fichier ignorée par Dagster, propriété des schémas dans Snowflake.</w:t>
       </w:r>
     </w:p>
     <w:p>
@@ -7762,7 +7883,7 @@
         <w:t xml:space="preserve">Pour la suite, il faudrait tester Cortex sur un compte payant, préparer un vrai jeu de questions pour évaluer le Text-to-SQL, créer un rôle en lecture seule pour l’application et ajouter les achats et les stocks au modèle.</w:t>
       </w:r>
     </w:p>
-    <w:bookmarkEnd w:id="134"/>
+    <w:bookmarkEnd w:id="136"/>
     <w:sectPr>
       <w:pgSz w:h="16838" w:w="11906"/>
       <w:pgMar w:bottom="1417" w:left="1417" w:right="1417" w:top="1417"/>
